--- a/docs/maintenance/AI开发项目_Bug记录模板.docx
+++ b/docs/maintenance/AI开发项目_Bug记录模板.docx
@@ -1521,6 +1521,159 @@
           <w:sz w:val="21"/>
         </w:rPr>
         <w:t>主要代码：app.js、ai-account.js。测试：锁屏、存储、音乐、账号隔离、任务权限、授权、旅行、安卓启动、电话音频、线下约会、AI 图片、社交保留等测试文件。发布时还需统一升级 HTML、Service Worker、入口与测试中的缓存版本。</w:t>
+      </w:r>
+    </w:p>
+    <w:p>
+      <w:pPr>
+        <w:pStyle w:val="Heading1"/>
+      </w:pPr>
+      <w:r>
+        <w:t>v790 回归问题复核（2026-08-05）</w:t>
+      </w:r>
+    </w:p>
+    <w:p>
+      <w:pPr>
+        <w:pStyle w:val="Heading2"/>
+      </w:pPr>
+      <w:r>
+        <w:t>20. 内部软件进出后屏保反复出现</w:t>
+      </w:r>
+    </w:p>
+    <w:p>
+      <w:r>
+        <w:t>根本原因：v789 的 lockPrepareAway 在所有 visibilitychange/pagehide 上立即设置 locked=true，没有区分短暂隐藏与真正退出后台。</w:t>
+      </w:r>
+    </w:p>
+    <w:p>
+      <w:r>
+        <w:t>影响范围：锁屏状态、页面可见性生命周期、离开时保存。</w:t>
+      </w:r>
+    </w:p>
+    <w:p>
+      <w:r>
+        <w:t>修改方案：隐藏时仅记录时间；恢复时离开达到 2.5 秒才锁屏；beforeunload 和完整冷启动保持立即锁屏。</w:t>
+      </w:r>
+    </w:p>
+    <w:p>
+      <w:r>
+        <w:t>回归风险：阈值过短会误伤瞬时隐藏，完全取消 visibility 锁屏又会导致后台恢复不锁；用短暂/持续两类行为测试固定边界。</w:t>
+      </w:r>
+    </w:p>
+    <w:p>
+      <w:r>
+        <w:t>当前状态：已修复，待手机端前后台切换实测。</w:t>
+      </w:r>
+    </w:p>
+    <w:p>
+      <w:pPr>
+        <w:pStyle w:val="Heading2"/>
+      </w:pPr>
+      <w:r>
+        <w:t>21. 来电与主动拨号仍像警报声</w:t>
+      </w:r>
+    </w:p>
+    <w:p>
+      <w:r>
+        <w:t>根本原因：上次只改波形和音量，来电仍循环 520/660Hz 的 0.5 秒双长音，电话拨号仍是 440/523/659Hz 上行音阶；旋律和持续节奏才是刺耳主因。</w:t>
+      </w:r>
+    </w:p>
+    <w:p>
+      <w:r>
+        <w:t>影响范围：角色来电、角色主动拨号、电话软件来电/拨号；不影响通话语音播放通道。</w:t>
+      </w:r>
+    </w:p>
+    <w:p>
+      <w:r>
+        <w:t>修改方案：改为接近消息提示的 880/1174Hz 短正弦衰减音，降低音量、增加静默间隔；保留 iOS HTMLAudio 路由。</w:t>
+      </w:r>
+    </w:p>
+    <w:p>
+      <w:r>
+        <w:t>测试结果：专项测试禁止旧 520/660 和 440 起始警报序列回归，并核对 decay、loop 和角色主动拨号路径。</w:t>
+      </w:r>
+    </w:p>
+    <w:p>
+      <w:r>
+        <w:t>当前状态：代码已修复，待真机听感确认。</w:t>
+      </w:r>
+    </w:p>
+    <w:p>
+      <w:pPr>
+        <w:pStyle w:val="Heading2"/>
+      </w:pPr>
+      <w:r>
+        <w:t>22. 打轴歌词不亮且滚动没有跟上时间点</w:t>
+      </w:r>
+    </w:p>
+    <w:p>
+      <w:r>
+        <w:t>根本原因：现有测试只直接调用 mLyricTick，未覆盖真实 Audio 生命周期；播放器 DOM 重建、媒体元数据就绪、开始播放和拖动后缺少统一强制同步，可能保留空白或旧句状态。</w:t>
+      </w:r>
+    </w:p>
+    <w:p>
+      <w:r>
+        <w:t>影响范围：音乐播放页歌词高亮与自动居中；不改变已保存的歌词文本和时间轴。</w:t>
+      </w:r>
+    </w:p>
+    <w:p>
+      <w:r>
+        <w:t>修改方案：继续以 Audio.currentTime 为唯一时间源，在 loadedmetadata、durationchange、play/playing、seeking/seeked 及音乐页 render 后刷新歌词并重新启动 80ms 高亮循环。</w:t>
+      </w:r>
+    </w:p>
+    <w:p>
+      <w:r>
+        <w:t>测试结果：精确时间边界测试保留，并增加播放器事件绑定和 DOM 重建后的同步断言。</w:t>
+      </w:r>
+    </w:p>
+    <w:p>
+      <w:r>
+        <w:t>当前状态：已修复，待用户原歌曲/原打轴数据实测。</w:t>
+      </w:r>
+    </w:p>
+    <w:p>
+      <w:pPr>
+        <w:pStyle w:val="Heading2"/>
+      </w:pPr>
+      <w:r>
+        <w:t>23. 进入小手机或角色消息打断后台音乐</w:t>
+      </w:r>
+    </w:p>
+    <w:p>
+      <w:r>
+        <w:t>根本原因：pageshow 与 visibility 恢复无条件调用 audioHardWake，内部会播放 UI 和通话两个静音 HTMLAudio 预热通道，手机系统仍会把它识别成新的媒体会话并暂停原音乐。</w:t>
+      </w:r>
+    </w:p>
+    <w:p>
+      <w:r>
+        <w:t>影响范围：页面进入/切回、后台音乐、电话麦克风首按修复。</w:t>
+      </w:r>
+    </w:p>
+    <w:p>
+      <w:r>
+        <w:t>修改方案：普通页面恢复和触摸只调用 audioUnlock；不再在 pageshow/visibility 可见时启动媒体预热。只有 data-call-mic 的明确手势进入 audioHardWake(true)，随后正常启动 SpeechRecognition。</w:t>
+      </w:r>
+    </w:p>
+    <w:p>
+      <w:r>
+        <w:t>回归风险：不能为保护音乐而删除电话专用硬唤醒，否则可能重新引入话筒第一下无字；专项测试同时固定两条路径。</w:t>
+      </w:r>
+    </w:p>
+    <w:p>
+      <w:r>
+        <w:t>当前状态：已修复，待 iOS 外部音乐与内置音乐两种场景真机验证。</w:t>
+      </w:r>
+    </w:p>
+    <w:p>
+      <w:pPr>
+        <w:pStyle w:val="Heading2"/>
+      </w:pPr>
+      <w:r>
+        <w:t>失败方案补充</w:t>
+      </w:r>
+    </w:p>
+    <w:p>
+      <w:r>
+        <w:t>v789 的三类处理未解决现场问题：只降低铃声音量但保留警报旋律；只验证歌词解析/repaint 而没有覆盖播放器生命周期；为修电话首按而在每次页面恢复都预热 HTMLAudio。以后遇到同类问题必须分别核对声音序列、真实媒体事件链和系统媒体会话占用，禁止再次重复这三种局部处理。</w:t>
       </w:r>
     </w:p>
     <w:sectPr>

--- a/docs/maintenance/AI开发项目_Bug记录模板.docx
+++ b/docs/maintenance/AI开发项目_Bug记录模板.docx
@@ -1674,6 +1674,57 @@
     <w:p>
       <w:r>
         <w:t>v789 的三类处理未解决现场问题：只降低铃声音量但保留警报旋律；只验证歌词解析/repaint 而没有覆盖播放器生命周期；为修电话首按而在每次页面恢复都预热 HTMLAudio。以后遇到同类问题必须分别核对声音序列、真实媒体事件链和系统媒体会话占用，禁止再次重复这三种局部处理。</w:t>
+      </w:r>
+    </w:p>
+    <w:p>
+      <w:pPr>
+        <w:pStyle w:val="Heading1"/>
+      </w:pPr>
+      <w:r>
+        <w:t>Bug记录补充（2026-08-05，v791）</w:t>
+      </w:r>
+    </w:p>
+    <w:p>
+      <w:pPr>
+        <w:pStyle w:val="Heading2"/>
+      </w:pPr>
+      <w:r>
+        <w:t>24. 分段总结后线上误判线下约会已经结束</w:t>
+      </w:r>
+    </w:p>
+    <w:p>
+      <w:r>
+        <w:t>当前表现：线下约会未结束时进入同一角色的线上聊天，线上能读取已经归档的分段总结，却不知道约会仍在进行；角色会把约会当成往事，并疑惑玩家为何长时间没有发消息。</w:t>
+      </w:r>
+    </w:p>
+    <w:p>
+      <w:r>
+        <w:t>根本原因：分段总结只负责持久化历史，线上 buildSystem 没有桥接 S.offline[角色ID].started；同时三处时间间隔提示会写入“没在聊/久未回复”的相反结论。</w:t>
+      </w:r>
+    </w:p>
+    <w:p>
+      <w:r>
+        <w:t>影响范围：同一角色的微信/线上角色回复与线下约会沉浸连续性；不影响其他角色、平行世界模式、约会总结内容和约会结束流程。</w:t>
+      </w:r>
+    </w:p>
+    <w:p>
+      <w:r>
+        <w:t>修改方案：增加默认开启且兼容旧存档的实时同步开关；仅在开关开启、角色ID一致且 started===true 时注入高优先级约会进行中提示，并在该条件下屏蔽互斥的久未回复提示。结束约会沿用现有 offlineDeactivate 将 started 置为 false，状态因此自动清除。</w:t>
+      </w:r>
+    </w:p>
+    <w:p>
+      <w:r>
+        <w:t>未采用方案：仅追加一条状态提示而继续保留原有久未回复提示。两组提示会同时出现并互相矛盾，模型仍可能采用错误结论，因此没有使用这种表面修补。</w:t>
+      </w:r>
+    </w:p>
+    <w:p>
+      <w:r>
+        <w:t>测试结果：新增状态函数行为测试，覆盖默认开启、同角色、不同角色、已结束、手动关闭和提示正文；缓存完整性、版本一致性、app.js 语法和全量 240/240 项自动测试通过。</w:t>
+      </w:r>
+    </w:p>
+    <w:p>
+      <w:r>
+        <w:t>当前状态：已修复；仍需在真实模型对话中确认不同人设的自然表达。</w:t>
       </w:r>
     </w:p>
     <w:sectPr>

--- a/docs/maintenance/AI开发项目_Bug记录模板.docx
+++ b/docs/maintenance/AI开发项目_Bug记录模板.docx
@@ -1594,7 +1594,7 @@
     </w:p>
     <w:p>
       <w:r>
-        <w:t>当前状态：代码已修复，待真机听感确认。</w:t>
+        <w:t>当前状态：v790 代码修改经现场验证失败，双音结构仍像警报；已在 v792 按单音消息提示重新修正，待真机听感确认。</w:t>
       </w:r>
     </w:p>
     <w:p>
@@ -1627,7 +1627,7 @@
     </w:p>
     <w:p>
       <w:r>
-        <w:t>当前状态：已修复，待用户原歌曲/原打轴数据实测。</w:t>
+        <w:t>当前状态：v790 事件补齐经现场验证失败，未覆盖重复切歌竞态；已在 v792 增加请求令牌与音频歌曲身份校验，待用户原歌曲实测。</w:t>
       </w:r>
     </w:p>
     <w:p>
@@ -1725,6 +1725,164 @@
     <w:p>
       <w:r>
         <w:t>当前状态：已修复；仍需在真实模型对话中确认不同人设的自然表达。</w:t>
+      </w:r>
+    </w:p>
+    <w:p>
+      <w:pPr>
+        <w:pStyle w:val="Heading1"/>
+      </w:pPr>
+      <w:r>
+        <w:t>v792 现场复核（2026-08-05）</w:t>
+      </w:r>
+    </w:p>
+    <w:p>
+      <w:pPr>
+        <w:pStyle w:val="Heading2"/>
+      </w:pPr>
+      <w:r>
+        <w:t>25. 来电与主动拨号仍为刺耳警报声</w:t>
+      </w:r>
+    </w:p>
+    <w:p>
+      <w:pPr/>
+      <w:r>
+        <w:t>当前表现：v790 后来电与主动拨号听感没有改善，仍像救护车。</w:t>
+      </w:r>
+    </w:p>
+    <w:p>
+      <w:pPr/>
+      <w:r>
+        <w:t>根本原因：上次只禁止已知的 520/660Hz 和 440Hz 起始音，却把铃声改成循环的 880→1174Hz 双音上行；频率数字变了，但警报式的音高运动和重复密度没有变。</w:t>
+      </w:r>
+    </w:p>
+    <w:p>
+      <w:pPr/>
+      <w:r>
+        <w:t>影响范围：角色来电、角色主动拨号、电话软件拨号；不影响角色通话 TTS、麦克风和听筒播放路线。</w:t>
+      </w:r>
+    </w:p>
+    <w:p>
+      <w:pPr/>
+      <w:r>
+        <w:t>修改方案：所有电话呼叫提示改成单个 880Hz、0.22 秒衰减音；来电循环加入 1.43 秒静默，备用 WebAudio 同样单音低密度重复；沿用 iOS HTMLAudio 路线并更换 v3 缓存键。</w:t>
+      </w:r>
+    </w:p>
+    <w:p>
+      <w:pPr/>
+      <w:r>
+        <w:t>失败方案：继续换一组双音频率、只降音量、只改 waveform，都会保留警报听感，因此禁止再次使用。</w:t>
+      </w:r>
+    </w:p>
+    <w:p>
+      <w:pPr/>
+      <w:r>
+        <w:t>测试结果：专项测试要求三条呼叫路径均为单音，禁止第二频率和旧频率，并固定衰减包络、来电循环与长静默；全量 240/240 通过。</w:t>
+      </w:r>
+    </w:p>
+    <w:p>
+      <w:pPr/>
+      <w:r>
+        <w:t>当前状态：代码已修正；声音属于感知结果，仍需真机确认。</w:t>
+      </w:r>
+    </w:p>
+    <w:p>
+      <w:pPr>
+        <w:pStyle w:val="Heading2"/>
+      </w:pPr>
+      <w:r>
+        <w:t>26. 重复切歌后歌词不亮、错歌滚动，点击歌词后才恢复</w:t>
+      </w:r>
+    </w:p>
+    <w:p>
+      <w:pPr/>
+      <w:r>
+        <w:t>当前表现：连续切换歌曲后，片头歌词常不滚动或按错误进度匀速滚动，当前句不放大；点击某句后歌曲跳到对应时间，随后才恢复正常。</w:t>
+      </w:r>
+    </w:p>
+    <w:p>
+      <w:pPr/>
+      <w:r>
+        <w:t>根本原因：musicPlay 在等待 IndexedDB 的 mGet 之前就改写当前歌曲；多个异步读取反序完成时，旧请求会覆盖新请求的 audio.src，并可能撤销新歌 Blob URL。界面歌词读取 _mCur，音频时间却属于另一首歌。点击歌词会重新设置 currentTime，所以表现为点击后暂时正常。</w:t>
+      </w:r>
+    </w:p>
+    <w:p>
+      <w:pPr/>
+      <w:r>
+        <w:t>影响范围：本地导入歌曲的快速下一首/上一首、歌词高亮、自动居中、进度条和打轴；在线直链也需要身份校验，但不经过 IndexedDB 竞态。</w:t>
+      </w:r>
+    </w:p>
+    <w:p>
+      <w:pPr/>
+      <w:r>
+        <w:t>修改方案：每次播放分配递增令牌，异步返回后必须仍为最新令牌才可提交；另保存音频所属歌曲 ID，歌词、进度、打轴和点击跳转均要求它与当前歌曲一致。旧请求不能撤销当前歌曲 URL。</w:t>
+      </w:r>
+    </w:p>
+    <w:p>
+      <w:pPr/>
+      <w:r>
+        <w:t>失败方案：继续增加 loadedmetadata/play/seeked repaint，或调整 CSS 高亮，均无法修复 audio.src 与当前歌曲错位，禁止重复。</w:t>
+      </w:r>
+    </w:p>
+    <w:p>
+      <w:pPr/>
+      <w:r>
+        <w:t>测试结果：新增两个本地歌曲反序完成场景，断言最终 audio.src、当前歌曲和音频所属 ID 都是最后点击的歌曲，且旧请求没有撤销新 URL；错配音频不得驱动歌词。全量 240/240 通过。</w:t>
+      </w:r>
+    </w:p>
+    <w:p>
+      <w:pPr/>
+      <w:r>
+        <w:t>当前状态：代码已修正，待原始歌曲和连续切歌实测。</w:t>
+      </w:r>
+    </w:p>
+    <w:p>
+      <w:pPr>
+        <w:pStyle w:val="Heading2"/>
+      </w:pPr>
+      <w:r>
+        <w:t>27. 主动拨号接通后首句等待明显变长</w:t>
+      </w:r>
+    </w:p>
+    <w:p>
+      <w:pPr/>
+      <w:r>
+        <w:t>当前表现：电话接通后角色很久才真正开口。</w:t>
+      </w:r>
+    </w:p>
+    <w:p>
+      <w:pPr/>
+      <w:r>
+        <w:t>根本原因：通话预取同时启动前两句 TTS，首句会与第二句竞争同一语音服务和网络；字幕又绑定到音频开始事件，等待期间没有角色字幕，延迟感被进一步放大。</w:t>
+      </w:r>
+    </w:p>
+    <w:p>
+      <w:pPr/>
+      <w:r>
+        <w:t>影响范围：开启角色通话语音且使用 TTS 的首句；不影响文字通话、语音识别、麦克风首按、通话音频媒体通道和 chatAPI 回复内容。</w:t>
+      </w:r>
+    </w:p>
+    <w:p>
+      <w:pPr/>
+      <w:r>
+        <w:t>修改方案：预取改为单个有序 worker，第一句准备完成后才处理后续句子；后续句仍可在第一句播放时预取，不取消现有播放兼容与失败回退。</w:t>
+      </w:r>
+    </w:p>
+    <w:p>
+      <w:pPr/>
+      <w:r>
+        <w:t>未采用方案：为追求表面响应直接改写 iOS HTMLAudio、AudioContext 或麦克风唤醒链路；这些属于高风险底层，与本次首句请求竞争无关。</w:t>
+      </w:r>
+    </w:p>
+    <w:p>
+      <w:pPr/>
+      <w:r>
+        <w:t>测试结果：并发计数测试从最多两条改为严格一条，验证第一句不会与后续 TTS 并行；电话音频韧性、粤语、iOS 播放、语音语气和全量测试通过。</w:t>
+      </w:r>
+    </w:p>
+    <w:p>
+      <w:pPr/>
+      <w:r>
+        <w:t>当前状态：代码已修正，真实速度受 chatAPI 与 TTS 网络耗时影响，待已授权手机实测。</w:t>
       </w:r>
     </w:p>
     <w:sectPr>

--- a/docs/maintenance/AI开发项目_Bug记录模板.docx
+++ b/docs/maintenance/AI开发项目_Bug记录模板.docx
@@ -1883,6 +1883,100 @@
       <w:pPr/>
       <w:r>
         <w:t>当前状态：代码已修正，真实速度受 chatAPI 与 TTS 网络耗时影响，待已授权手机实测。</w:t>
+      </w:r>
+    </w:p>
+    <w:p>
+      <w:pPr>
+        <w:pStyle w:val="Heading1"/>
+      </w:pPr>
+      <w:r>
+        <w:t>v793 现场复核（2026-08-05）</w:t>
+      </w:r>
+    </w:p>
+    <w:p>
+      <w:pPr>
+        <w:pStyle w:val="Heading2"/>
+      </w:pPr>
+      <w:r>
+        <w:t>28. 线下约会软件需要点击多次才能打开</w:t>
+      </w:r>
+    </w:p>
+    <w:p>
+      <w:r>
+        <w:t>当前表现：更新后从桌面点线下约会，弹窗有时一闪即关或像没有响应，需要重复点击。</w:t>
+      </w:r>
+    </w:p>
+    <w:p>
+      <w:r>
+        <w:t>根本原因：触屏桌面图标在 pointerup 直接调用 openApp('offline')，openOfflineMenu 同步挂载 modal；同一次触摸后续的兼容 click 可能重新命中新遮罩，而通用遮罩 click 会关闭弹窗。一次物理点按因此同时完成了打开和关闭。</w:t>
+      </w:r>
+    </w:p>
+    <w:p>
+      <w:r>
+        <w:t>影响范围：从桌面打开线下约会的首次点按；不影响角色选择、继续约会、约会消息、分段总结、结束约会或存档。</w:t>
+      </w:r>
+    </w:p>
+    <w:p>
+      <w:r>
+        <w:t>修改方案：仅把 offline 对应的 openOfflineMenu 延后到当前事件链结束后执行，保留桌面 pointerup 兼容启动和通用弹窗行为。</w:t>
+      </w:r>
+    </w:p>
+    <w:p>
+      <w:r>
+        <w:t>未采用方案：删除全局 pointerup 启动会重新引入部分安卓桌面图标点不动；修改锁屏或线下数据与本次事件竞态无关；扩大通用 modal 关闭规则会影响所有弹窗，因此均未采用。</w:t>
+      </w:r>
+    </w:p>
+    <w:p>
+      <w:r>
+        <w:t>测试结果：新增入口契约测试，固定线下弹窗必须异步挂载；桌面启动、锁屏、线下约会及全量 120/120 个测试文件通过。</w:t>
+      </w:r>
+    </w:p>
+    <w:p>
+      <w:r>
+        <w:t>当前状态：代码已修正，仍需在原问题手机上确认单次触摸弹窗保持打开。</w:t>
+      </w:r>
+    </w:p>
+    <w:p>
+      <w:pPr>
+        <w:pStyle w:val="Heading2"/>
+      </w:pPr>
+      <w:r>
+        <w:t>29. v792 后任意歌曲歌词仍不亮、不跟轴，点击某句后才恢复</w:t>
+      </w:r>
+    </w:p>
+    <w:p>
+      <w:r>
+        <w:t>当前表现：不论选择哪首歌，进入播放页后歌词几乎不滚动、高亮不放大，或只做与歌曲无关的纯滚动；切歌后仍然如此。点击一条带时间的歌词后，歌曲能跳到正确位置并开始正常高亮。</w:t>
+      </w:r>
+    </w:p>
+    <w:p>
+      <w:r>
+        <w:t>根本原因：v792 只解决了异步切歌反序覆盖，并在 mTick/mLyricTick 中加入 _mAudioSongId===_mCur 的保护，却遗漏播放器入口的恢复逻辑。musicOpenPlayer 在 _mCur 已等于所选歌曲时不会检查 _mAudioSongId，musicExpandPlayer 也只重绘；身份错位后刷新被安全保护持续拒绝。歌词点击路径恰好会检测错位并重新 musicPlay，因此成为唯一能恢复的入口。</w:t>
+      </w:r>
+    </w:p>
+    <w:p>
+      <w:r>
+        <w:t>影响范围：歌曲列表进入播放页、展开迷你播放器、重复切歌后的进度条、歌词高亮和自动居中；不改变歌词文本、打轴时间或纯文本歌词策略。</w:t>
+      </w:r>
+    </w:p>
+    <w:p>
+      <w:r>
+        <w:t>修改方案：播放器进入和展开时都核对 audio/src/_mAudioSongId；错位就重新绑定当前歌曲，正确绑定则只重绘且不重启。继续保留 v792 的切歌令牌、陈旧请求丢弃和 Blob URL 所有权保护。</w:t>
+      </w:r>
+    </w:p>
+    <w:p>
+      <w:r>
+        <w:t>失败方案：v790 只补媒体事件刷新，v792 只拦截陈旧异步结果并拒绝错位音频驱动歌词；两者都没有在所有用户入口提供错位恢复。以后不能只增加保护条件或监听器而不补恢复入口。</w:t>
+      </w:r>
+    </w:p>
+    <w:p>
+      <w:r>
+        <w:t>测试结果：新增状态错位场景，验证进入和展开都会调用当前歌曲 musicPlay；另验证已经正确绑定且播放中的歌曲不会重启。音乐歌词、快速切歌、页面缓存及全量 120/120 个测试文件通过。</w:t>
+      </w:r>
+    </w:p>
+    <w:p>
+      <w:r>
+        <w:t>当前状态：代码已修正，待用户原歌曲、连续上一首/下一首和片头时间点真机验证。</w:t>
       </w:r>
     </w:p>
     <w:sectPr>

--- a/docs/maintenance/AI开发项目_Bug记录模板.docx
+++ b/docs/maintenance/AI开发项目_Bug记录模板.docx
@@ -1977,6 +1977,166 @@
     <w:p>
       <w:r>
         <w:t>当前状态：代码已修正，待用户原歌曲、连续上一首/下一首和片头时间点真机验证。</w:t>
+      </w:r>
+    </w:p>
+    <w:p>
+      <w:pPr>
+        <w:pStyle w:val="Heading1"/>
+      </w:pPr>
+      <w:r>
+        <w:rPr>
+          <w:rFonts w:ascii="Microsoft YaHei" w:hAnsi="Microsoft YaHei" w:eastAsia="微软雅黑"/>
+          <w:b/>
+          <w:sz w:val="30"/>
+        </w:rPr>
+        <w:t>Bug 30：歌词连续三次修复失败，不能手动滑动且不按时间轴跟唱（v794，2026-08-05）</w:t>
+      </w:r>
+    </w:p>
+    <w:p>
+      <w:r>
+        <w:rPr>
+          <w:rFonts w:ascii="Microsoft YaHei" w:hAnsi="Microsoft YaHei" w:eastAsia="微软雅黑"/>
+          <w:sz w:val="21"/>
+        </w:rPr>
+        <w:t>现象：任意歌曲进入后歌词常不滚动或只做无关的匀速滚动，当前句不放大高亮；重复切歌仍相同，歌词区域也不能手动上下滑动。</w:t>
+      </w:r>
+    </w:p>
+    <w:p>
+      <w:pPr>
+        <w:pStyle w:val="Heading2"/>
+      </w:pPr>
+      <w:r>
+        <w:rPr>
+          <w:rFonts w:ascii="Microsoft YaHei" w:hAnsi="Microsoft YaHei" w:eastAsia="微软雅黑"/>
+          <w:sz w:val="21"/>
+        </w:rPr>
+        <w:t>失败方案复盘</w:t>
+      </w:r>
+    </w:p>
+    <w:p>
+      <w:pPr>
+        <w:pStyle w:val="ListBullet"/>
+      </w:pPr>
+      <w:r>
+        <w:rPr>
+          <w:rFonts w:ascii="Microsoft YaHei" w:hAnsi="Microsoft YaHei" w:eastAsia="微软雅黑"/>
+          <w:sz w:val="21"/>
+        </w:rPr>
+        <w:t>v790 补页面生命周期事件；v792 增加异步切歌令牌和音频/歌曲身份；v793 在进入播放页时修复身份错位。三次均未处理 CSS 禁止滚动和自动滚动反复抢占，因此用户端表现没有恢复。</w:t>
+      </w:r>
+    </w:p>
+    <w:p>
+      <w:pPr>
+        <w:pStyle w:val="ListBullet"/>
+      </w:pPr>
+      <w:r>
+        <w:rPr>
+          <w:rFonts w:ascii="Microsoft YaHei" w:hAnsi="Microsoft YaHei" w:eastAsia="微软雅黑"/>
+          <w:sz w:val="21"/>
+        </w:rPr>
+        <w:t>此前测试只证明解析、事件和歌曲绑定存在，没有模拟真实滚动容器、触摸浏览及 80ms 重复写 scrollTop，属于验收覆盖缺失。</w:t>
+      </w:r>
+    </w:p>
+    <w:p>
+      <w:pPr>
+        <w:pStyle w:val="Heading2"/>
+      </w:pPr>
+      <w:r>
+        <w:rPr>
+          <w:rFonts w:ascii="Microsoft YaHei" w:hAnsi="Microsoft YaHei" w:eastAsia="微软雅黑"/>
+          <w:sz w:val="21"/>
+        </w:rPr>
+        <w:t>本次根因</w:t>
+      </w:r>
+    </w:p>
+    <w:p>
+      <w:pPr>
+        <w:pStyle w:val="ListBullet"/>
+      </w:pPr>
+      <w:r>
+        <w:rPr>
+          <w:rFonts w:ascii="Microsoft YaHei" w:hAnsi="Microsoft YaHei" w:eastAsia="微软雅黑"/>
+          <w:sz w:val="21"/>
+        </w:rPr>
+        <w:t>小手机.html 的 .music-lyrics 使用 overflow:hidden，手动滑动必然失效。</w:t>
+      </w:r>
+    </w:p>
+    <w:p>
+      <w:pPr>
+        <w:pStyle w:val="ListBullet"/>
+      </w:pPr>
+      <w:r>
+        <w:rPr>
+          <w:rFonts w:ascii="Microsoft YaHei" w:hAnsi="Microsoft YaHei" w:eastAsia="微软雅黑"/>
+          <w:sz w:val="21"/>
+        </w:rPr>
+        <w:t>app.js 的 mLyricTick 在每次刷新都向同一目标写 scrollTop；与 scroll-behavior:smooth 叠加后，部分移动浏览器会不断重启动画，表现为停住、落后或错位。</w:t>
+      </w:r>
+    </w:p>
+    <w:p>
+      <w:pPr>
+        <w:pStyle w:val="Heading2"/>
+      </w:pPr>
+      <w:r>
+        <w:rPr>
+          <w:rFonts w:ascii="Microsoft YaHei" w:hAnsi="Microsoft YaHei" w:eastAsia="微软雅黑"/>
+          <w:sz w:val="21"/>
+        </w:rPr>
+        <w:t>修复</w:t>
+      </w:r>
+    </w:p>
+    <w:p>
+      <w:pPr>
+        <w:pStyle w:val="ListBullet"/>
+      </w:pPr>
+      <w:r>
+        <w:rPr>
+          <w:rFonts w:ascii="Microsoft YaHei" w:hAnsi="Microsoft YaHei" w:eastAsia="微软雅黑"/>
+          <w:sz w:val="21"/>
+        </w:rPr>
+        <w:t>开放 overflow-y:auto、touch-action:pan-y 和 iOS 惯性滚动。</w:t>
+      </w:r>
+    </w:p>
+    <w:p>
+      <w:pPr>
+        <w:pStyle w:val="ListBullet"/>
+      </w:pPr>
+      <w:r>
+        <w:rPr>
+          <w:rFonts w:ascii="Microsoft YaHei" w:hAnsi="Microsoft YaHei" w:eastAsia="微软雅黑"/>
+          <w:sz w:val="21"/>
+        </w:rPr>
+        <w:t>带轴歌词仅在当前句变化、强制定位或手动浏览结束时滚动一次；每个刷新周期仍更新高亮。</w:t>
+      </w:r>
+    </w:p>
+    <w:p>
+      <w:pPr>
+        <w:pStyle w:val="ListBullet"/>
+      </w:pPr>
+      <w:r>
+        <w:rPr>
+          <w:rFonts w:ascii="Microsoft YaHei" w:hAnsi="Microsoft YaHei" w:eastAsia="微软雅黑"/>
+          <w:sz w:val="21"/>
+        </w:rPr>
+        <w:t>建立 4 秒手动浏览窗口，期间禁止自动居中；点击歌词跳转会清除窗口并立即定位。</w:t>
+      </w:r>
+    </w:p>
+    <w:p>
+      <w:r>
+        <w:rPr>
+          <w:rFonts w:ascii="Microsoft YaHei" w:hAnsi="Microsoft YaHei" w:eastAsia="微软雅黑"/>
+          <w:sz w:val="21"/>
+        </w:rPr>
+        <w:t>影响文件：app.js、小手机.html、音乐歌词/视觉测试，以及 v794 版本入口文件。未修改导入、打轴、音频源、电话和后台播放。</w:t>
+      </w:r>
+    </w:p>
+    <w:p>
+      <w:r>
+        <w:rPr>
+          <w:rFonts w:ascii="Microsoft YaHei" w:hAnsi="Microsoft YaHei" w:eastAsia="微软雅黑"/>
+          <w:sz w:val="21"/>
+        </w:rPr>
+        <w:t>测试结果：音乐专项测试通过；全量 120 个测试文件通过。状态：代码验证完成，等待 v794 真机触摸与歌曲样本复验。</w:t>
       </w:r>
     </w:p>
     <w:sectPr>

--- a/docs/maintenance/AI开发项目_Bug记录模板.docx
+++ b/docs/maintenance/AI开发项目_Bug记录模板.docx
@@ -2137,6 +2137,111 @@
           <w:sz w:val="21"/>
         </w:rPr>
         <w:t>测试结果：音乐专项测试通过；全量 120 个测试文件通过。状态：代码验证完成，等待 v794 真机触摸与歌曲样本复验。</w:t>
+      </w:r>
+    </w:p>
+    <w:p>
+      <w:pPr>
+        <w:pStyle w:val="Heading1"/>
+      </w:pPr>
+      <w:r>
+        <w:rPr>
+          <w:rFonts w:ascii="Microsoft YaHei" w:hAnsi="Microsoft YaHei" w:eastAsia="微软雅黑"/>
+          <w:b/>
+          <w:sz w:val="30"/>
+        </w:rPr>
+        <w:t>Bug 31：v794 高亮正确但歌词窗口固定跳向下半段（v795，2026-08-05）</w:t>
+      </w:r>
+    </w:p>
+    <w:p>
+      <w:r>
+        <w:rPr>
+          <w:rFonts w:ascii="Microsoft YaHei" w:hAnsi="Microsoft YaHei" w:eastAsia="微软雅黑"/>
+          <w:sz w:val="21"/>
+        </w:rPr>
+        <w:t>现象：歌词可手动滑动，高亮句与歌曲完全对齐；但预览窗口不会跟随高亮句，自动跳到下半段。手动拨到正确位置后，约 4 秒又跳回错误位置。</w:t>
+      </w:r>
+    </w:p>
+    <w:p>
+      <w:pPr>
+        <w:pStyle w:val="Heading2"/>
+      </w:pPr>
+      <w:r>
+        <w:rPr>
+          <w:rFonts w:ascii="Microsoft YaHei" w:hAnsi="Microsoft YaHei" w:eastAsia="微软雅黑"/>
+          <w:b/>
+          <w:sz w:val="24"/>
+        </w:rPr>
+        <w:t>v794 结果复盘</w:t>
+      </w:r>
+    </w:p>
+    <w:p>
+      <w:pPr>
+        <w:pStyle w:val="ListBullet"/>
+      </w:pPr>
+      <w:r>
+        <w:rPr>
+          <w:rFonts w:ascii="Microsoft YaHei" w:hAnsi="Microsoft YaHei" w:eastAsia="微软雅黑"/>
+          <w:sz w:val="21"/>
+        </w:rPr>
+        <w:t>v794 对 CSS 可滚动性、重复 smooth scroll 和手动/自动控制权的修复有效，但中心位置测试把歌词框默认放在坐标零点，没有暴露父级偏移。</w:t>
+      </w:r>
+    </w:p>
+    <w:p>
+      <w:pPr>
+        <w:pStyle w:val="ListBullet"/>
+      </w:pPr>
+      <w:r>
+        <w:rPr>
+          <w:rFonts w:ascii="Microsoft YaHei" w:hAnsi="Microsoft YaHei" w:eastAsia="微软雅黑"/>
+          <w:sz w:val="21"/>
+        </w:rPr>
+        <w:t>4 秒后再次跳错不是另一套定时器或另一套 index；它是手动浏览窗口到期后，现有自动跟随使用错误坐标重新定位。</w:t>
+      </w:r>
+    </w:p>
+    <w:p>
+      <w:pPr>
+        <w:pStyle w:val="Heading2"/>
+      </w:pPr>
+      <w:r>
+        <w:rPr>
+          <w:rFonts w:ascii="Microsoft YaHei" w:hAnsi="Microsoft YaHei" w:eastAsia="微软雅黑"/>
+          <w:b/>
+          <w:sz w:val="24"/>
+        </w:rPr>
+        <w:t>根因与修复</w:t>
+      </w:r>
+    </w:p>
+    <w:p>
+      <w:pPr>
+        <w:pStyle w:val="ListBullet"/>
+      </w:pPr>
+      <w:r>
+        <w:rPr>
+          <w:rFonts w:ascii="Microsoft YaHei" w:hAnsi="Microsoft YaHei" w:eastAsia="微软雅黑"/>
+          <w:sz w:val="21"/>
+        </w:rPr>
+        <w:t>歌词行 offsetTop 相对于最近的定位祖先，而 scrollTop 需要歌词框内容坐标。由于 .music-lyrics 不是定位祖先，两者坐标系不同，固定的播放器上部高度被错误加到目标位置。</w:t>
+      </w:r>
+    </w:p>
+    <w:p>
+      <w:pPr>
+        <w:pStyle w:val="ListBullet"/>
+      </w:pPr>
+      <w:r>
+        <w:rPr>
+          <w:rFonts w:ascii="Microsoft YaHei" w:hAnsi="Microsoft YaHei" w:eastAsia="微软雅黑"/>
+          <w:sz w:val="21"/>
+        </w:rPr>
+        <w:t>改用：当前 scrollTop + 歌词行视口 top - 歌词框视口 top - 半个框高 + 半个行高。该计算不依赖 offsetParent，可在不同屏幕高度和播放器布局下得到同一框内位置。</w:t>
+      </w:r>
+    </w:p>
+    <w:p>
+      <w:r>
+        <w:rPr>
+          <w:rFonts w:ascii="Microsoft YaHei" w:hAnsi="Microsoft YaHei" w:eastAsia="微软雅黑"/>
+          <w:sz w:val="21"/>
+        </w:rPr>
+        <w:t>修改文件：app.js、tests/music-lyrics.test.mjs，以及 v795 版本入口文件。全量 120 个测试文件通过；状态：代码验证完成，等待 v795 真机复验。</w:t>
       </w:r>
     </w:p>
     <w:sectPr>

--- a/docs/maintenance/AI开发项目_Bug记录模板.docx
+++ b/docs/maintenance/AI开发项目_Bug记录模板.docx
@@ -2242,6 +2242,123 @@
           <w:sz w:val="21"/>
         </w:rPr>
         <w:t>修改文件：app.js、tests/music-lyrics.test.mjs，以及 v795 版本入口文件。全量 120 个测试文件通过；状态：代码验证完成，等待 v795 真机复验。</w:t>
+      </w:r>
+    </w:p>
+    <w:p>
+      <w:pPr>
+        <w:pStyle w:val="Heading1"/>
+      </w:pPr>
+      <w:r>
+        <w:t>Bug 32：歌词区域过小且唱片下方留白过大（v796）</w:t>
+      </w:r>
+    </w:p>
+    <w:p>
+      <w:r>
+        <w:t>状态：已修复并通过全量回归。</w:t>
+      </w:r>
+    </w:p>
+    <w:p>
+      <w:pPr>
+        <w:pStyle w:val="Heading2"/>
+      </w:pPr>
+      <w:r>
+        <w:t>现象</w:t>
+      </w:r>
+    </w:p>
+    <w:p>
+      <w:pPr>
+        <w:pStyle w:val="ListBullet"/>
+      </w:pPr>
+      <w:r>
+        <w:t>歌词高亮和歌曲时间已经能够对应，但播放页一次最多只能看到约三句歌词。</w:t>
+      </w:r>
+    </w:p>
+    <w:p>
+      <w:pPr>
+        <w:pStyle w:val="ListBullet"/>
+      </w:pPr>
+      <w:r>
+        <w:t>唱片与歌词之间存在大块空白，歌词整体位置偏下且字号偏小。</w:t>
+      </w:r>
+    </w:p>
+    <w:p>
+      <w:pPr>
+        <w:pStyle w:val="Heading2"/>
+      </w:pPr>
+      <w:r>
+        <w:t>根因</w:t>
+      </w:r>
+    </w:p>
+    <w:p>
+      <w:pPr>
+        <w:pStyle w:val="ListBullet"/>
+      </w:pPr>
+      <w:r>
+        <w:t>歌词框被固定为普通屏 64px、矮屏 48px，实际可见行数天然受限。</w:t>
+      </w:r>
+    </w:p>
+    <w:p>
+      <w:pPr>
+        <w:pStyle w:val="ListBullet"/>
+      </w:pPr>
+      <w:r>
+        <w:t>唱片舞台使用 flex:1，占满剩余空间后再把唱片垂直居中，导致装饰区挤占关键内容区。</w:t>
+      </w:r>
+    </w:p>
+    <w:p>
+      <w:pPr>
+        <w:pStyle w:val="Heading2"/>
+      </w:pPr>
+      <w:r>
+        <w:t>解决方案</w:t>
+      </w:r>
+    </w:p>
+    <w:p>
+      <w:pPr>
+        <w:pStyle w:val="ListBullet"/>
+      </w:pPr>
+      <w:r>
+        <w:t>用随视口高度变化且有上下限的 clamp 尺寸约束唱片舞台与唱片，不再让舞台无限伸展。</w:t>
+      </w:r>
+    </w:p>
+    <w:p>
+      <w:pPr>
+        <w:pStyle w:val="ListBullet"/>
+      </w:pPr>
+      <w:r>
+        <w:t>将歌词容器扩大到 92–120px，普通屏歌词提升为 13px，矮屏使用 12px，并缩小行距。</w:t>
+      </w:r>
+    </w:p>
+    <w:p>
+      <w:pPr>
+        <w:pStyle w:val="ListBullet"/>
+      </w:pPr>
+      <w:r>
+        <w:t>仅修改 CSS；不改歌词索引、自动跟随、手动滚动和音频事件，避免重复触碰已经修复的时间轴方案。</w:t>
+      </w:r>
+    </w:p>
+    <w:p>
+      <w:pPr>
+        <w:pStyle w:val="Heading2"/>
+      </w:pPr>
+      <w:r>
+        <w:t>测试结果</w:t>
+      </w:r>
+    </w:p>
+    <w:p>
+      <w:pPr>
+        <w:pStyle w:val="ListBullet"/>
+      </w:pPr>
+      <w:r>
+        <w:t>音乐视觉测试通过，覆盖普通屏与矮屏的响应式高度、字号和行高。</w:t>
+      </w:r>
+    </w:p>
+    <w:p>
+      <w:pPr>
+        <w:pStyle w:val="ListBullet"/>
+      </w:pPr>
+      <w:r>
+        <w:t>歌词专项测试通过，全量 120 个测试文件全部通过。</w:t>
       </w:r>
     </w:p>
     <w:sectPr>

--- a/docs/maintenance/AI开发项目_Bug记录模板.docx
+++ b/docs/maintenance/AI开发项目_Bug记录模板.docx
@@ -2359,6 +2359,115 @@
       </w:pPr>
       <w:r>
         <w:t>歌词专项测试通过，全量 120 个测试文件全部通过。</w:t>
+      </w:r>
+    </w:p>
+    <w:p>
+      <w:pPr>
+        <w:pStyle w:val="Heading1"/>
+      </w:pPr>
+      <w:r>
+        <w:t>Bug 33：v796 唱片贴近歌名且底部控制区未独立锚定（v797）</w:t>
+      </w:r>
+    </w:p>
+    <w:p>
+      <w:r>
+        <w:t>状态：已修复并通过全量回归。</w:t>
+      </w:r>
+    </w:p>
+    <w:p>
+      <w:pPr>
+        <w:pStyle w:val="Heading2"/>
+      </w:pPr>
+      <w:r>
+        <w:t>现象</w:t>
+      </w:r>
+    </w:p>
+    <w:p>
+      <w:pPr>
+        <w:pStyle w:val="ListBullet"/>
+      </w:pPr>
+      <w:r>
+        <w:t>唱片圆盘与歌曲标题贴得过近，歌曲信息、作词作曲和滚动歌词需要整体下移一行。</w:t>
+      </w:r>
+    </w:p>
+    <w:p>
+      <w:pPr>
+        <w:pStyle w:val="ListBullet"/>
+      </w:pPr>
+      <w:r>
+        <w:t>中部歌词模块调整时，进度条和播放按钮也可能跟随移动；聊天开关文字过小。</w:t>
+      </w:r>
+    </w:p>
+    <w:p>
+      <w:pPr>
+        <w:pStyle w:val="Heading2"/>
+      </w:pPr>
+      <w:r>
+        <w:t>根因</w:t>
+      </w:r>
+    </w:p>
+    <w:p>
+      <w:pPr>
+        <w:pStyle w:val="ListBullet"/>
+      </w:pPr>
+      <w:r>
+        <w:t>v796 取消装饰区大空白后没有补回唱片与歌曲信息之间的语义间距。</w:t>
+      </w:r>
+    </w:p>
+    <w:p>
+      <w:pPr>
+        <w:pStyle w:val="ListBullet"/>
+      </w:pPr>
+      <w:r>
+        <w:t>控制区仍作为普通顺序 flex item 排列，没有用剩余空间与中部内容解耦。</w:t>
+      </w:r>
+    </w:p>
+    <w:p>
+      <w:pPr>
+        <w:pStyle w:val="ListBullet"/>
+      </w:pPr>
+      <w:r>
+        <w:t>聊天开关保留旧 8px 字号，没有跟随歌词字号升级。</w:t>
+      </w:r>
+    </w:p>
+    <w:p>
+      <w:pPr>
+        <w:pStyle w:val="Heading2"/>
+      </w:pPr>
+      <w:r>
+        <w:t>解决与测试</w:t>
+      </w:r>
+    </w:p>
+    <w:p>
+      <w:pPr>
+        <w:pStyle w:val="ListBullet"/>
+      </w:pPr>
+      <w:r>
+        <w:t>为歌曲信息增加响应式顶部间距，使后续作词作曲及歌词共同下移。</w:t>
+      </w:r>
+    </w:p>
+    <w:p>
+      <w:pPr>
+        <w:pStyle w:val="ListBullet"/>
+      </w:pPr>
+      <w:r>
+        <w:t>控制区增加自动上边距并保留底部内边距；聊天开关字号与普通屏/矮屏歌词分别一致。</w:t>
+      </w:r>
+    </w:p>
+    <w:p>
+      <w:pPr>
+        <w:pStyle w:val="ListBullet"/>
+      </w:pPr>
+      <w:r>
+        <w:t>仅修改 CSS 和视觉断言，不触碰 v794–v795 的滚动、高亮与坐标修复。</w:t>
+      </w:r>
+    </w:p>
+    <w:p>
+      <w:pPr>
+        <w:pStyle w:val="ListBullet"/>
+      </w:pPr>
+      <w:r>
+        <w:t>音乐专项及全量 120 个测试文件全部通过。</w:t>
       </w:r>
     </w:p>
     <w:sectPr>

--- a/docs/maintenance/AI开发项目_Bug记录模板.docx
+++ b/docs/maintenance/AI开发项目_Bug记录模板.docx
@@ -2468,6 +2468,115 @@
       </w:pPr>
       <w:r>
         <w:t>音乐专项及全量 120 个测试文件全部通过。</w:t>
+      </w:r>
+    </w:p>
+    <w:p>
+      <w:pPr>
+        <w:pStyle w:val="Heading1"/>
+      </w:pPr>
+      <w:r>
+        <w:t>Bug 34：导出音乐文件时偶发退出小手机（v799）</w:t>
+      </w:r>
+    </w:p>
+    <w:p>
+      <w:r>
+        <w:t>状态：已修复并通过全量回归，待不同手机浏览器真机导出验证。</w:t>
+      </w:r>
+    </w:p>
+    <w:p>
+      <w:pPr>
+        <w:pStyle w:val="Heading2"/>
+      </w:pPr>
+      <w:r>
+        <w:t>现象</w:t>
+      </w:r>
+    </w:p>
+    <w:p>
+      <w:pPr>
+        <w:pStyle w:val="ListBullet"/>
+      </w:pPr>
+      <w:r>
+        <w:t>点击整包或分首导出后，部分情况下没有显示普通错误，而是小手机页面突然退出。</w:t>
+      </w:r>
+    </w:p>
+    <w:p>
+      <w:pPr>
+        <w:pStyle w:val="ListBullet"/>
+      </w:pPr>
+      <w:r>
+        <w:t>是否发生与歌单总体积、单曲体积、连续点击及浏览器下载实现有关。</w:t>
+      </w:r>
+    </w:p>
+    <w:p>
+      <w:pPr>
+        <w:pStyle w:val="Heading2"/>
+      </w:pPr>
+      <w:r>
+        <w:t>根因</w:t>
+      </w:r>
+    </w:p>
+    <w:p>
+      <w:pPr>
+        <w:pStyle w:val="ListBullet"/>
+      </w:pPr>
+      <w:r>
+        <w:t>Base64 pack 对象、完整 JSON 字符串和最终 Blob 在同一阶段共存，造成不可捕获的浏览器进程级内存终止。</w:t>
+      </w:r>
+    </w:p>
+    <w:p>
+      <w:pPr>
+        <w:pStyle w:val="ListBullet"/>
+      </w:pPr>
+      <w:r>
+        <w:t>异步打包结束后自动点击 Blob 链接，已经失去用户激活；移动 WebView 可能把它当成导航。</w:t>
+      </w:r>
+    </w:p>
+    <w:p>
+      <w:pPr>
+        <w:pStyle w:val="ListBullet"/>
+      </w:pPr>
+      <w:r>
+        <w:t>缺少忙碌锁，重复操作可以并行放大前两项风险。</w:t>
+      </w:r>
+    </w:p>
+    <w:p>
+      <w:pPr>
+        <w:pStyle w:val="Heading2"/>
+      </w:pPr>
+      <w:r>
+        <w:t>修复与测试</w:t>
+      </w:r>
+    </w:p>
+    <w:p>
+      <w:pPr>
+        <w:pStyle w:val="ListBullet"/>
+      </w:pPr>
+      <w:r>
+        <w:t>采用分片 JSON Blob、导出前体积拦截、单任务锁和“准备完成后再手动保存”的两阶段流程。</w:t>
+      </w:r>
+    </w:p>
+    <w:p>
+      <w:pPr>
+        <w:pStyle w:val="ListBullet"/>
+      </w:pPr>
+      <w:r>
+        <w:t>超大整包自动进入分首导出，不再冒险尝试；超大单曲在 Base64 前停止。</w:t>
+      </w:r>
+    </w:p>
+    <w:p>
+      <w:pPr>
+        <w:pStyle w:val="ListBullet"/>
+      </w:pPr>
+      <w:r>
+        <w:t>导入格式保持 ver:1 不变，功能测试验证新文件可以按旧结构解析。</w:t>
+      </w:r>
+    </w:p>
+    <w:p>
+      <w:pPr>
+        <w:pStyle w:val="ListBullet"/>
+      </w:pPr>
+      <w:r>
+        <w:t>全量 122 个测试文件全部通过。</w:t>
       </w:r>
     </w:p>
     <w:sectPr>

--- a/docs/maintenance/AI开发项目_Bug记录模板.docx
+++ b/docs/maintenance/AI开发项目_Bug记录模板.docx
@@ -2577,6 +2577,44 @@
       </w:pPr>
       <w:r>
         <w:t>全量 122 个测试文件全部通过。</w:t>
+      </w:r>
+    </w:p>
+    <w:p>
+      <w:r>
+        <w:br w:type="page"/>
+      </w:r>
+    </w:p>
+    <w:p>
+      <w:pPr>
+        <w:pStyle w:val="Heading1"/>
+      </w:pPr>
+      <w:r>
+        <w:t>Bug 34 · 角色页误把原型/内置状态当作真实 iPhone 数据（v800）</w:t>
+      </w:r>
+    </w:p>
+    <w:p>
+      <w:r>
+        <w:t>现象：角色页曾显示坐标而非具体地点，只同步少量示例 App，屏幕使用时长与 iPhone 系统数据不一致；页面虽然写着“外置”，实际数据链路仍是原型或内置状态。</w:t>
+      </w:r>
+    </w:p>
+    <w:p>
+      <w:r>
+        <w:t>根因：网页原型只有展示状态，没有真实设备快照的安全传输层；旧 phone_external_events 表允许宽松匿名访问，不适合承载屏幕使用时间和定位等敏感数据；内外 App 也缺少稳定 ID 的最终绑定。</w:t>
+      </w:r>
+    </w:p>
+    <w:p>
+      <w:r>
+        <w:t>修复：新增独立安全同步表和安全定义 RPC，分离 owner/device secret，使用十分钟一次性配对码；网页只映射外置快照，禁止读取内置 appUsage 作为外置结果；增加稳定 ID 手动绑定和设备命令回执。</w:t>
+      </w:r>
+    </w:p>
+    <w:p>
+      <w:r>
+        <w:t>验证：迁移在 Supabase 执行成功；匿名只读探针调用 phone_companion_pull_snapshot 返回 HTTP 200/null，证明函数已发布且错误秘密不能读取数据；伴生专项与缓存版本测试全部通过。</w:t>
+      </w:r>
+    </w:p>
+    <w:p>
+      <w:r>
+        <w:t>回归边界：仍需完成 iPhone 端上传和命令回执后，才可把角色页标记为已连接。未绑定时必须显示等待接入，不得自动生成模拟地点、App 或时长。</w:t>
       </w:r>
     </w:p>
     <w:sectPr>

--- a/docs/maintenance/AI开发项目_Bug记录模板.docx
+++ b/docs/maintenance/AI开发项目_Bug记录模板.docx
@@ -2615,6 +2615,51 @@
     <w:p>
       <w:r>
         <w:t>回归边界：仍需完成 iPhone 端上传和命令回执后，才可把角色页标记为已连接。未绑定时必须显示等待接入，不得自动生成模拟地点、App 或时长。</w:t>
+      </w:r>
+    </w:p>
+    <w:p>
+      <w:r>
+        <w:br w:type="page"/>
+      </w:r>
+    </w:p>
+    <w:p>
+      <w:pPr>
+        <w:pStyle w:val="Heading1"/>
+      </w:pPr>
+      <w:r>
+        <w:t>v801 Bug 记录 · 真实同步链路（2026-08-05）</w:t>
+      </w:r>
+    </w:p>
+    <w:p>
+      <w:pPr>
+        <w:pStyle w:val="ListBullet"/>
+      </w:pPr>
+      <w:r>
+        <w:t>现象：配对成功但屏幕时长为 0；立即同步无反馈；未绑定 App 无法控制；清空足迹后旧点复活；静止时产生多个足迹；App 仅显示编号。</w:t>
+      </w:r>
+    </w:p>
+    <w:p>
+      <w:pPr>
+        <w:pStyle w:val="ListBullet"/>
+      </w:pPr>
+      <w:r>
+        <w:t>根因：同步页没有触发 DeviceActivityReport 渲染；网页按钮只拉取不下发请求；外置控制被错误地强制依赖内置绑定；两个 LocationManager 实例存在旧内存；5 米/30 秒阈值过小；Apple 限制主 App 获取第三方 App 名称。</w:t>
+      </w:r>
+    </w:p>
+    <w:p>
+      <w:pPr>
+        <w:pStyle w:val="ListBullet"/>
+      </w:pPr>
+      <w:r>
+        <w:t>修复：新增报告触发、同步请求反馈、未绑定外置直控、持久化新鲜读取、动态足迹阈值与压缩、显示别名。</w:t>
+      </w:r>
+    </w:p>
+    <w:p>
+      <w:pPr>
+        <w:pStyle w:val="ListBullet"/>
+      </w:pPr>
+      <w:r>
+        <w:t>验证：网页 255 项自动化测试全部通过；苹果端需用替换后的 CompanionSyncView.swift 与 LocationManager.swift 在真机编译确认。</w:t>
       </w:r>
     </w:p>
     <w:sectPr>

--- a/docs/maintenance/AI开发项目_Bug记录模板.docx
+++ b/docs/maintenance/AI开发项目_Bug记录模板.docx
@@ -2660,6 +2660,26 @@
       </w:pPr>
       <w:r>
         <w:t>验证：网页 255 项自动化测试全部通过；苹果端需用替换后的 CompanionSyncView.swift 与 LocationManager.swift 在真机编译确认。</w:t>
+      </w:r>
+    </w:p>
+    <w:p>
+      <w:r>
+        <w:t>2026-08-05 · BUG：屏幕时长仍为 0、逐 App 时长未上传、外置锁定找不到 App</w:t>
+      </w:r>
+    </w:p>
+    <w:p>
+      <w:r>
+        <w:t>现象：总时长和逐 App 数据在角色端为 0；立即同步没有明确失败；外置锁定无法找到 stable ID 对应 App。根因：上次只展示 DeviceActivityReport，未把报告扩展写入的新鲜快照作为上传前置条件；命令执行只从当前选择临时重算 Token，缺少持久映射。</w:t>
+      </w:r>
+    </w:p>
+    <w:p>
+      <w:r>
+        <w:t>修复：报告扩展逐层汇总 segment、category、application，并将 totalSeconds 和 apps[] 写入 App Group；主 App 手动同步强制等待新快照，超时明确报错，不再上传假 0；为 externalAppID 持久保存 ApplicationToken，命令每 5 秒拉取并显示最近执行结果。回归：Web 伴生控制、缓存版本、三天记录清理测试通过；iOS 真机编译与 DeviceActivity 数据仍需用户安装后确认。</w:t>
+      </w:r>
+    </w:p>
+    <w:p>
+      <w:r>
+        <w:t>v802补充（2026-08-05）：角色端读取桥已统一为外置真实iPhone来源。角色查看定位、总屏幕时长和逐App时长时不再读取小手机内置数据；默认“内外同时”在外置未连接或稳定ID未绑定时整条拒绝，不再静默退化为仅内置。伴生端新增DeviceActivity报告可用标记，报告尚未生成时页面显示“待同步”，不得把0分钟当作真实结果。伴生设备操作记录仅保留三天。</w:t>
       </w:r>
     </w:p>
     <w:sectPr>

--- a/docs/maintenance/AI开发项目_Bug记录模板.docx
+++ b/docs/maintenance/AI开发项目_Bug记录模板.docx
@@ -2680,6 +2680,239 @@
     <w:p>
       <w:r>
         <w:t>v802补充（2026-08-05）：角色端读取桥已统一为外置真实iPhone来源。角色查看定位、总屏幕时长和逐App时长时不再读取小手机内置数据；默认“内外同时”在外置未连接或稳定ID未绑定时整条拒绝，不再静默退化为仅内置。伴生端新增DeviceActivity报告可用标记，报告尚未生成时页面显示“待同步”，不得把0分钟当作真实结果。伴生设备操作记录仅保留三天。</w:t>
+      </w:r>
+    </w:p>
+    <w:p/>
+    <w:p>
+      <w:pPr>
+        <w:pStyle w:val="Heading1"/>
+      </w:pPr>
+      <w:r>
+        <w:t>v802 第三次现场失败复盘（2026-08-05，尚未修复）</w:t>
+      </w:r>
+    </w:p>
+    <w:p>
+      <w:pPr>
+        <w:pStyle w:val="ListBullet"/>
+      </w:pPr>
+      <w:r>
+        <w:rPr>
+          <w:b/>
+        </w:rPr>
+        <w:t>现场证据：</w:t>
+      </w:r>
+      <w:r>
+        <w:t>iPhone 已授权且 DeviceActivityReport 能显示今日总时长 11h18m31s，但主 App 明确显示“尚未读取到真实逐 App 数据”；这证明权限和系统总时长读取正常，失败点位于报告扩展写入 App Group、主 App 读取 App Group 或实际安装版本不一致。</w:t>
+      </w:r>
+    </w:p>
+    <w:p>
+      <w:pPr>
+        <w:pStyle w:val="ListBullet"/>
+      </w:pPr>
+      <w:r>
+        <w:rPr>
+          <w:b/>
+        </w:rPr>
+        <w:t>现场证据：</w:t>
+      </w:r>
+      <w:r>
+        <w:t>小手机能显示外置最近同步时间、一个外置足迹点，角色也能读取真实位置；因此配对、owner/device secret、位置快照和服务器基本传输链路已经工作，不能再把问题归因于整体未连接。</w:t>
+      </w:r>
+    </w:p>
+    <w:p>
+      <w:pPr>
+        <w:pStyle w:val="ListBullet"/>
+      </w:pPr>
+      <w:r>
+        <w:rPr>
+          <w:b/>
+        </w:rPr>
+        <w:t>现场证据：</w:t>
+      </w:r>
+      <w:r>
+        <w:t>点击锁定后页面提示“已提交锁定；尚未绑定内置 App，本次仅控制真实 iPhone”，同时外置状态仍为“待 iPhone 端接入”、外置已锁定仍为 0；这表示命令只进入服务器队列，iPhone 没有执行并回执。</w:t>
+      </w:r>
+    </w:p>
+    <w:p>
+      <w:pPr>
+        <w:pStyle w:val="ListBullet"/>
+      </w:pPr>
+      <w:r>
+        <w:rPr>
+          <w:b/>
+        </w:rPr>
+        <w:t>共同根因 1：</w:t>
+      </w:r>
+      <w:r>
+        <w:t>PhoneCompanionReport.swift 曾被错误替换成 PhoneCompanionTestApp 的主程序入口，出现 Cannot find CompanionRootView in scope。该次构建没有包含可用的报告扩展，所以当时安装/观察到的仍是旧版本行为。以后禁止用相似文件名猜目标，必须逐个核对 Target 与 @main 类型。</w:t>
+      </w:r>
+    </w:p>
+    <w:p>
+      <w:pPr>
+        <w:pStyle w:val="ListBullet"/>
+      </w:pPr>
+      <w:r>
+        <w:rPr>
+          <w:b/>
+        </w:rPr>
+        <w:t>共同根因 2：</w:t>
+      </w:r>
+      <w:r>
+        <w:t>CompanionSyncService.synchronize(requireFreshReport: true) 在上传快照和拉取命令之前，先等待新的报告快照；一旦报告扩展未写入 App Group，它就直接抛错退出。因此一个逐 App 报告失败会连带阻断足迹上传、锁定命令拉取和执行回执，四个现象并非四条独立故障。</w:t>
+      </w:r>
+    </w:p>
+    <w:p>
+      <w:pPr>
+        <w:pStyle w:val="ListBullet"/>
+      </w:pPr>
+      <w:r>
+        <w:rPr>
+          <w:b/>
+        </w:rPr>
+        <w:t>共同根因 3：</w:t>
+      </w:r>
+      <w:r>
+        <w:t>外置命令依赖 CompanionSyncView 的 .task 定时轮询；当前没有 APNs/后台任务能够可靠唤醒 iPhone。网页“立即同步”只是新增队列命令，不能直接唤醒未停留在真实同步页面或已进入后台的伴生 App。</w:t>
+      </w:r>
+    </w:p>
+    <w:p>
+      <w:pPr>
+        <w:pStyle w:val="ListBullet"/>
+      </w:pPr>
+      <w:r>
+        <w:rPr>
+          <w:b/>
+        </w:rPr>
+        <w:t>足迹根因：</w:t>
+      </w:r>
+      <w:r>
+        <w:t>足迹当前以 iPhone UserDefaults 为来源单向上传服务器。后台删除服务器记录不会生成清除指令，iPhone 本地旧点会在下一次快照中重新上传。现场只显示一个点也说明静止合并阈值已生效；未实现的是双向删除/清除同步，而不是定位完全未上传。</w:t>
+      </w:r>
+    </w:p>
+    <w:p>
+      <w:pPr>
+        <w:pStyle w:val="ListBullet"/>
+      </w:pPr>
+      <w:r>
+        <w:rPr>
+          <w:b/>
+        </w:rPr>
+        <w:t>内外同时根因：</w:t>
+      </w:r>
+      <w:r>
+        <w:t>网页 companionOwnerAction 在外置 App 尚未绑定内置稳定 ID 时，仍绕过默认 both，调用 external-only 命令并提示“本次仅控制真实 iPhone”。这违反“内外同时不得静默降级”的产品规则，也会让用户误以为双端控制已经生成。</w:t>
+      </w:r>
+    </w:p>
+    <w:p>
+      <w:pPr>
+        <w:pStyle w:val="ListBullet"/>
+      </w:pPr>
+      <w:r>
+        <w:rPr>
+          <w:b/>
+        </w:rPr>
+        <w:t>逐 App 数据根因边界：</w:t>
+      </w:r>
+      <w:r>
+        <w:t>总时长可见不等于 App Group 快照成功。仍需在真机逐项确认：TotalActivityReport.swift 是否属于 PhoneCompanionReport Target；主 App 与报告扩展是否同时具有 group.com.qianyi.PhoneCompanionTest entitlement；运行中的安装包是否确实包含新报告代码。在拿到这些证据前，不得继续猜测为授权问题。</w:t>
+      </w:r>
+    </w:p>
+    <w:p>
+      <w:pPr>
+        <w:pStyle w:val="ListBullet"/>
+      </w:pPr>
+      <w:r>
+        <w:rPr>
+          <w:b/>
+        </w:rPr>
+        <w:t>失败方案 1：</w:t>
+      </w:r>
+      <w:r>
+        <w:t>把 DeviceActivityReport 页面能显示总时长当作逐 App 快照已经写入的证明。页面渲染与 App Group 跨进程落盘是两件事，后续必须分别验证。</w:t>
+      </w:r>
+    </w:p>
+    <w:p>
+      <w:pPr>
+        <w:pStyle w:val="ListBullet"/>
+      </w:pPr>
+      <w:r>
+        <w:rPr>
+          <w:b/>
+        </w:rPr>
+        <w:t>失败方案 2：</w:t>
+      </w:r>
+      <w:r>
+        <w:t>只改角色提示、网页显示和“外置优先”来源，未先证明 iPhone 已上传 screenTime.apps[]、命令已 acknowledged。网页自动测试只能验证映射逻辑，不能替代 Xcode 真机扩展、entitlement 和系统锁定验证。</w:t>
+      </w:r>
+    </w:p>
+    <w:p>
+      <w:pPr>
+        <w:pStyle w:val="ListBullet"/>
+      </w:pPr>
+      <w:r>
+        <w:rPr>
+          <w:b/>
+        </w:rPr>
+        <w:t>失败方案 3：</w:t>
+      </w:r>
+      <w:r>
+        <w:t>继续把屏幕报告设为整个同步函数的硬前置条件，并假定手动按钮或网页队列能够唤醒 iPhone。该结构会把一个报告故障扩大成足迹、命令和锁定同时失效，禁止原样重复。</w:t>
+      </w:r>
+    </w:p>
+    <w:p>
+      <w:pPr>
+        <w:pStyle w:val="ListBullet"/>
+      </w:pPr>
+      <w:r>
+        <w:rPr>
+          <w:b/>
+        </w:rPr>
+        <w:t>失败方案 4：</w:t>
+      </w:r>
+      <w:r>
+        <w:t>通过多次整段粘贴在相似文件名之间替换代码，且未在每次替换后先确认当前 Target、文件入口和零编译错误。这直接造成报告 Target 被主 App 入口覆盖。以后一次只替换一个明确文件，并先截取 Target/错误状态确认。</w:t>
+      </w:r>
+    </w:p>
+    <w:p>
+      <w:pPr>
+        <w:pStyle w:val="ListBullet"/>
+      </w:pPr>
+      <w:r>
+        <w:rPr>
+          <w:b/>
+        </w:rPr>
+        <w:t>影响文件/模块：</w:t>
+      </w:r>
+      <w:r>
+        <w:t>原生端：PhoneCompanionReport.swift、TotalActivityReport.swift、CompanionSyncView.swift、LocationManager.swift、三个 Target 的 Signing &amp; Capabilities。网页端：app.js 的命令派发、默认 both 拒绝降级、回执显示。服务器端：phone_companion_commands 队列与未来的足迹清除指令。</w:t>
+      </w:r>
+    </w:p>
+    <w:p>
+      <w:pPr>
+        <w:pStyle w:val="ListBullet"/>
+      </w:pPr>
+      <w:r>
+        <w:rPr>
+          <w:b/>
+        </w:rPr>
+        <w:t>已有功能影响评估：</w:t>
+      </w:r>
+      <w:r>
+        <w:t>当前不改代码。后续若仅恢复报告入口和 entitlement，授权、多个 App 选择、手动锁定、每日限额、定位地图等既有功能理论上不受影响；若增加后台命令或双向足迹删除，则属于新同步机制，必须单独设计、真机验证，不能与最小修复混在一次操作中。</w:t>
+      </w:r>
+    </w:p>
+    <w:p>
+      <w:pPr>
+        <w:pStyle w:val="ListBullet"/>
+      </w:pPr>
+      <w:r>
+        <w:rPr>
+          <w:b/>
+        </w:rPr>
+        <w:t>当前结论：</w:t>
+      </w:r>
+      <w:r>
+        <w:t>本轮只完成原因分析和记录，状态仍为未修复。下一次修改必须先验证报告 Target/App Group/实际安装版本，再把报告生成、基础快照上传和命令处理解耦；不得再次重复此前三次的整包替换和网页通过即视为真机成功。</w:t>
       </w:r>
     </w:p>
     <w:sectPr>

--- a/docs/maintenance/AI开发项目_Bug记录模板.docx
+++ b/docs/maintenance/AI开发项目_Bug记录模板.docx
@@ -2913,6 +2913,78 @@
       </w:r>
       <w:r>
         <w:t>本轮只完成原因分析和记录，状态仍为未修复。下一次修改必须先验证报告 Target/App Group/实际安装版本，再把报告生成、基础快照上传和命令处理解耦；不得再次重复此前三次的整包替换和网页通过即视为真机成功。</w:t>
+      </w:r>
+    </w:p>
+    <w:p>
+      <w:pPr>
+        <w:pStyle w:val="Heading1"/>
+      </w:pPr>
+      <w:r>
+        <w:t>Bug 35：线下约会旁白被写成角色台词（v803，2026-08-05）</w:t>
+      </w:r>
+    </w:p>
+    <w:p>
+      <w:pPr>
+        <w:pStyle w:val="Heading2"/>
+      </w:pPr>
+      <w:r>
+        <w:t>现象与根因</w:t>
+      </w:r>
+    </w:p>
+    <w:p>
+      <w:pPr>
+        <w:pStyle w:val="ListBullet"/>
+      </w:pPr>
+      <w:r>
+        <w:t>现象：线下约会中，部分本应以旁白样式显示的动作或场景文字被当成角色说话气泡发出，保存后的记录类型也是角色台词。</w:t>
+      </w:r>
+    </w:p>
+    <w:p>
+      <w:pPr>
+        <w:pStyle w:val="ListBullet"/>
+      </w:pPr>
+      <w:r>
+        <w:t>根因：最终落库逻辑只以完整【】/圆括号判断旁白；明确的“旁白：内容”与“[旁白|内容]”没有统一解析，会进入 who=ta。生成后校验也没有检查旁白结构。</w:t>
+      </w:r>
+    </w:p>
+    <w:p>
+      <w:pPr>
+        <w:pStyle w:val="ListBullet"/>
+      </w:pPr>
+      <w:r>
+        <w:t>影响范围：线下约会 AI 回复的拆分、类型写入、去重和界面样式；玩家手动添加旁白本来就是 who=旁白、source=me，不是本次根因。</w:t>
+      </w:r>
+    </w:p>
+    <w:p>
+      <w:pPr>
+        <w:pStyle w:val="Heading2"/>
+      </w:pPr>
+      <w:r>
+        <w:t>修复与测试</w:t>
+      </w:r>
+    </w:p>
+    <w:p>
+      <w:pPr>
+        <w:pStyle w:val="ListBullet"/>
+      </w:pPr>
+      <w:r>
+        <w:t>统一识别明确旁白标签和既有括号格式，入库前移除标签；旁白写为 who=旁白，角色台词继续写为 who=ta。</w:t>
+      </w:r>
+    </w:p>
+    <w:p>
+      <w:pPr>
+        <w:pStyle w:val="ListBullet"/>
+      </w:pPr>
+      <w:r>
+        <w:t>没有可识别旁白的模型回复触发重写；不使用第三人称词语启发式，避免把“他是谁？”等正常台词误判为旁白。</w:t>
+      </w:r>
+    </w:p>
+    <w:p>
+      <w:pPr>
+        <w:pStyle w:val="ListBullet"/>
+      </w:pPr>
+      <w:r>
+        <w:t>新增功能级解析测试，并完成 124/124 个测试文件回归。未改约会总结、存档和线上同步。</w:t>
       </w:r>
     </w:p>
     <w:sectPr>

--- a/docs/maintenance/AI开发项目_Bug记录模板.docx
+++ b/docs/maintenance/AI开发项目_Bug记录模板.docx
@@ -2985,6 +2985,78 @@
       </w:pPr>
       <w:r>
         <w:t>新增功能级解析测试，并完成 124/124 个测试文件回归。未改约会总结、存档和线上同步。</w:t>
+      </w:r>
+    </w:p>
+    <w:p>
+      <w:pPr>
+        <w:pStyle w:val="Heading1"/>
+      </w:pPr>
+      <w:r>
+        <w:t>Bug 36：音乐输入框退出后唱片和歌词整体上移（v804，2026-08-05）</w:t>
+      </w:r>
+    </w:p>
+    <w:p>
+      <w:pPr>
+        <w:pStyle w:val="Heading2"/>
+      </w:pPr>
+      <w:r>
+        <w:t>现象与根因</w:t>
+      </w:r>
+    </w:p>
+    <w:p>
+      <w:pPr>
+        <w:pStyle w:val="ListBullet"/>
+      </w:pPr>
+      <w:r>
+        <w:t>现象：点开音乐播放器底部聊天输入框，再退出键盘后，唱片、歌名、歌词和顶部一起听区域整体上移；截图中顶部头像被裁切，说明偏移发生在整个页面而不是单个歌词容器。</w:t>
+      </w:r>
+    </w:p>
+    <w:p>
+      <w:pPr>
+        <w:pStyle w:val="ListBullet"/>
+      </w:pPr>
+      <w:r>
+        <w:t>根因：移动浏览器聚焦底部 textarea 时自动上推文档以避开软键盘，键盘关闭后浏览器残留了文档 scrollTop/scrollLeft。此前 v796/v797 的唱片和歌词 CSS 是固定布局，不是本次根因。</w:t>
+      </w:r>
+    </w:p>
+    <w:p>
+      <w:pPr>
+        <w:pStyle w:val="ListBullet"/>
+      </w:pPr>
+      <w:r>
+        <w:t>影响范围：音乐播放器聊天输入框的 focus/blur、聊天收起、退出播放器以及键盘关闭后的窗口尺寸恢复；不影响歌词时间轴、切歌、音频、音乐导入导出或其他 App 页面。</w:t>
+      </w:r>
+    </w:p>
+    <w:p>
+      <w:pPr>
+        <w:pStyle w:val="Heading2"/>
+      </w:pPr>
+      <w:r>
+        <w:t>修复与测试</w:t>
+      </w:r>
+    </w:p>
+    <w:p>
+      <w:pPr>
+        <w:pStyle w:val="ListBullet"/>
+      </w:pPr>
+      <w:r>
+        <w:t>新增仅播放器可用的视口偏移恢复函数；输入框聚焦时记录基准高度，失焦或恢复到基准高度时把文档滚动归零，并用三次短延迟覆盖不同浏览器的键盘收起动画。收起聊天时先让输入框失焦再恢复。</w:t>
+      </w:r>
+    </w:p>
+    <w:p>
+      <w:pPr>
+        <w:pStyle w:val="ListBullet"/>
+      </w:pPr>
+      <w:r>
+        <w:t>失败方案规避：没有再次使用全局 --north-app-height、syncAppViewport 或 visualViewport resize/scroll 监听，这些历史方案会裁切、冻结整个小手机外壳。</w:t>
+      </w:r>
+    </w:p>
+    <w:p>
+      <w:pPr>
+        <w:pStyle w:val="ListBullet"/>
+      </w:pPr>
+      <w:r>
+        <w:t>新增功能级视口测试并完成完整回归：125/125 个测试文件、262/262 项断言通过；歌词原有时间轴和布局测试同步通过。</w:t>
       </w:r>
     </w:p>
     <w:sectPr>

--- a/docs/maintenance/AI开发项目_Bug记录模板.docx
+++ b/docs/maintenance/AI开发项目_Bug记录模板.docx
@@ -3057,6 +3057,166 @@
       </w:pPr>
       <w:r>
         <w:t>新增功能级视口测试并完成完整回归：125/125 个测试文件、262/262 项断言通过；歌词原有时间轴和布局测试同步通过。</w:t>
+      </w:r>
+    </w:p>
+    <w:p>
+      <w:pPr>
+        <w:pStyle w:val="Heading1"/>
+      </w:pPr>
+      <w:r>
+        <w:t>v802 现场追加确认：报告竞态与伪成功状态（2026-08-05 20:46，尚未修复）</w:t>
+      </w:r>
+    </w:p>
+    <w:p>
+      <w:pPr/>
+      <w:r>
+        <w:t>现场结论：PhoneCompanionReport Target 已成功勾选 group.com.qianyi.PhoneCompanionTest，provisioning 红色错误消失；TotalActivityReport.swift 的 Target Membership 也确认属于 PhoneCompanionReport。滚动到 DeviceActivityReport 卡片后能够显示真实总时长 13h13m52s，证明报告扩展已能执行、屏幕使用时间授权和总时长查询正常。</w:t>
+      </w:r>
+    </w:p>
+    <w:p>
+      <w:pPr/>
+      <w:r>
+        <w:t>新增现象：点击“立即上传真实数据”后先出现“报告扩展没有返回数据”的红色失败，几秒后又自动显示真实总时长或“真实数据已上传”；逐 App 状态仍为正在读取/未收到报告。页面刷新期间还会自动上下跳动。用户无法根据当前 UI 判断上传是否真实成功。</w:t>
+      </w:r>
+    </w:p>
+    <w:p>
+      <w:pPr/>
+      <w:r>
+        <w:t>确认根因 1（同步竞态）：CompanionSyncView.swift 的手动流程会重建 reportRefreshID，随后立即调用 synchronize(requireFreshReport: true) 等待新快照；同一页面的 .task 又每 5 秒执行 synchronize(quiet: true)。手动流程可能先超时显示失败，静默流程随后使用旧快照、空快照或逐 App 为 0 的快照上传，并覆盖成成功。因此“上传成功”目前只表示服务器接收了某个快照，不证明新鲜 screenTime.apps[] 已上传。</w:t>
+      </w:r>
+    </w:p>
+    <w:p>
+      <w:pPr/>
+      <w:r>
+        <w:t>确认根因 2（懒加载时序）：DeviceActivityReport 位于 Form 较下方，只有滚动到可见区域后才稳定渲染。手动同步在报告视图尚未创建/写入 App Group 前就开始 15 秒等待，容易误判超时。这解释了为何 Report App Groups 已修好后仍然先报同样错误。</w:t>
+      </w:r>
+    </w:p>
+    <w:p>
+      <w:pPr/>
+      <w:r>
+        <w:t>确认根因 3（页面跳动）：.id(reportRefreshID) 强制销毁并重建报告；ProgressView、失败文字、成功文字和报告卡片改变 Form 高度，叠加懒加载后导致滚动位置自动变化。</w:t>
+      </w:r>
+    </w:p>
+    <w:p>
+      <w:pPr/>
+      <w:r>
+        <w:t>确认根因 4（连带阻断）：手动 synchronize 在处理位置、足迹、远程命令之前强制等待报告，报告超时直接 throw，导致一个逐 App 报告故障连带阻断命令拉取、真实 iPhone 锁定执行和回执。</w:t>
+      </w:r>
+    </w:p>
+    <w:p>
+      <w:pPr/>
+      <w:r>
+        <w:t>失败操作复盘：在没有代码变化时再次点击“立即上传”只能复现竞态，不能验证修复；再次要求用户授权、重选 App、添加 Report App Groups 或仅滚动页面均属于重复操作。App Groups 已完成，授权和 6 个 App 选择也正常，后续禁止重复这些步骤。</w:t>
+      </w:r>
+    </w:p>
+    <w:p>
+      <w:pPr/>
+      <w:r>
+        <w:t>影响范围：原生端 CompanionSyncView.swift 的手动同步、5 秒静默同步、状态显示、DeviceActivityReport 挂载位置和命令处理；TotalActivityReport.swift 的快照结构及请求代次。LocationManager、本机授权、App 选择、本机锁定和每日限额不是本次最小修复对象。</w:t>
+      </w:r>
+    </w:p>
+    <w:p>
+      <w:pPr/>
+      <w:r>
+        <w:t>最小修改方案：建立单一同步协调器；报告刷新使用 requestID/代次，只接受对应新快照；报告始终挂载，不依赖用户滚动；静默同步不得覆盖手动结果，也不得把过期/空报告标为逐 App 成功；位置/足迹/命令与报告失败解耦；拆分报告生成、上传、命令执行三种状态；固定报告区域布局，禁止重复点击。优先只改 CompanionSyncView.swift 和 TotalActivityReport.swift。</w:t>
+      </w:r>
+    </w:p>
+    <w:p>
+      <w:pPr/>
+      <w:r>
+        <w:t>验证标准：打开真同步页且不滚动即可生成带 requestID 和 generatedAt 的报告；只点一次上传，不得先红后绿或页面跳动；服务器收到的新快照总时长正确，使用过的 App 至少有一项 usedSeconds &gt; 0；角色端读取外置逐 App 时长。只有这些同时通过，才能宣布逐 App 真实同步完成。</w:t>
+      </w:r>
+    </w:p>
+    <w:p>
+      <w:pPr/>
+      <w:r>
+        <w:t>风险评估：修改会影响真同步页的报告生成与上传编排，但不应影响授权、多个 App 选择、本机手动锁定、本机每日限额和定位原始功能。远程后台即时锁定仍需要 APNs/后台机制，不能把前台轮询成功宣传为后台即时控制。</w:t>
+      </w:r>
+    </w:p>
+    <w:p>
+      <w:pPr/>
+      <w:r>
+        <w:t>完整现场交接：C:\Users\pc\Documents\小手机\PhoneCompanion\苹果伴生App_新聊天现场交接_2026-08-05_2050.txt</w:t>
+      </w:r>
+    </w:p>
+    <w:p>
+      <w:pPr>
+        <w:pStyle w:val="Heading1"/>
+      </w:pPr>
+      <w:r>
+        <w:t>Bug 37：抖音入口、微信穿透与主屏 Dock 失去固定（v805，2026-08-05）</w:t>
+      </w:r>
+    </w:p>
+    <w:p>
+      <w:pPr>
+        <w:pStyle w:val="Heading2"/>
+      </w:pPr>
+      <w:r>
+        <w:t>现象与根因</w:t>
+      </w:r>
+    </w:p>
+    <w:p>
+      <w:pPr>
+        <w:pStyle w:val="ListBullet"/>
+      </w:pPr>
+      <w:r>
+        <w:t>抖音：部分触屏浏览器短按时发出 pointercancel；旧逻辑立即设置 _aNoClick，导致浏览器随后产生的兼容 click 也被拦截。抖音状态修复只跑一次，运行中恢复旧备份后无法自愈。</w:t>
+      </w:r>
+    </w:p>
+    <w:p>
+      <w:pPr>
+        <w:pStyle w:val="ListBullet"/>
+      </w:pPr>
+      <w:r>
+        <w:t>微信：桌面 pointerup 同步打开微信列表，尾随兼容 click 命中新 DOM 的会话行，因此看起来像点击微信后直接进入对话。</w:t>
+      </w:r>
+    </w:p>
+    <w:p>
+      <w:pPr>
+        <w:pStyle w:val="ListBullet"/>
+      </w:pPr>
+      <w:r>
+        <w:t>Dock：主屏本身承担纵向滚动，分页点和四图标 Dock 排在滚动内容之后；组件或应用行数增多时它们自然被推到屏幕下方。</w:t>
+      </w:r>
+    </w:p>
+    <w:p>
+      <w:pPr>
+        <w:pStyle w:val="ListBullet"/>
+      </w:pPr>
+      <w:r>
+        <w:t>影响范围：主屏 App 点按/拖拽边界、微信桌面入口、抖音入口初始化、主屏滚动层、偏好设置外观参数。微信聊天数据、抖音业务数据和其他 App 内部逻辑不在修改范围。</w:t>
+      </w:r>
+    </w:p>
+    <w:p>
+      <w:pPr>
+        <w:pStyle w:val="Heading2"/>
+      </w:pPr>
+      <w:r>
+        <w:t>修复与测试</w:t>
+      </w:r>
+    </w:p>
+    <w:p>
+      <w:pPr>
+        <w:pStyle w:val="ListBullet"/>
+      </w:pPr>
+      <w:r>
+        <w:t>所有 pointerup 桌面启动延迟到下一任务；只有真实拖拽的 pointercancel 才屏蔽 click。普通 onclick 路径不增加延迟。</w:t>
+      </w:r>
+    </w:p>
+    <w:p>
+      <w:pPr>
+        <w:pStyle w:val="ListBullet"/>
+      </w:pPr>
+      <w:r>
+        <w:t>抖音每次入口和渲染调用 dyInit；主屏改为内部内容滚动，分页点与四图标 Dock 独立留在底部。偏好设置增加图标明暗 45%-135%、名称文字 30%-100% 两个全局滑杆和一键复位。</w:t>
+      </w:r>
+    </w:p>
+    <w:p>
+      <w:pPr>
+        <w:pStyle w:val="ListBullet"/>
+      </w:pPr>
+      <w:r>
+        <w:t>新增专项测试并完成完整回归：126/126 个测试文件、267/267 项断言通过。仍需在原问题安卓/iPhone 上各实测一次抖音短按、微信首次入口、主屏上下滑和 Dock 固定。</w:t>
       </w:r>
     </w:p>
     <w:sectPr>

--- a/docs/maintenance/AI开发项目_Bug记录模板.docx
+++ b/docs/maintenance/AI开发项目_Bug记录模板.docx
@@ -3217,6 +3217,78 @@
       </w:pPr>
       <w:r>
         <w:t>新增专项测试并完成完整回归：126/126 个测试文件、267/267 项断言通过。仍需在原问题安卓/iPhone 上各实测一次抖音短按、微信首次入口、主屏上下滑和 Dock 固定。</w:t>
+      </w:r>
+    </w:p>
+    <w:p>
+      <w:pPr>
+        <w:pStyle w:val="Heading1"/>
+      </w:pPr>
+      <w:r>
+        <w:t>Bug 38：角色来电铃声每隔约一秒才响一次（v806，2026-08-05）</w:t>
+      </w:r>
+    </w:p>
+    <w:p>
+      <w:pPr>
+        <w:pStyle w:val="Heading2"/>
+      </w:pPr>
+      <w:r>
+        <w:t>现象与根因</w:t>
+      </w:r>
+    </w:p>
+    <w:p>
+      <w:pPr>
+        <w:pStyle w:val="ListBullet"/>
+      </w:pPr>
+      <w:r>
+        <w:t>现象：角色发起来电后，铃声表现为一个短音、静默约一秒、再响一个短音，不是持续性来电声。</w:t>
+      </w:r>
+    </w:p>
+    <w:p>
+      <w:pPr>
+        <w:pStyle w:val="ListBullet"/>
+      </w:pPr>
+      <w:r>
+        <w:t>确认根因：ringStart 明确使用 seq=[[880,.22]]、gap=1.43、repeat=1650。该节奏是 v792 为降低警报感主动加入的设计，并非定时器偶发抖动；长静默与用户当前要求冲突。</w:t>
+      </w:r>
+    </w:p>
+    <w:p>
+      <w:pPr>
+        <w:pStyle w:val="ListBullet"/>
+      </w:pPr>
+      <w:r>
+        <w:t>历史失败边界：v790 只换频率和音量，v792 又改成单音加长静默；前者仍像警报，后者又变成间歇提示音。此次不再更换双音频率，也不继续靠加大静默降低刺激。</w:t>
+      </w:r>
+    </w:p>
+    <w:p>
+      <w:pPr>
+        <w:pStyle w:val="ListBullet"/>
+      </w:pPr>
+      <w:r>
+        <w:t>影响范围：角色语音/视频来电的响铃开始与停止；不涉及主动拨号声、消息提示声、通话语音、语音识别、媒体路由或电话软件模拟来电。</w:t>
+      </w:r>
+    </w:p>
+    <w:p>
+      <w:pPr>
+        <w:pStyle w:val="Heading2"/>
+      </w:pPr>
+      <w:r>
+        <w:t>修复与测试</w:t>
+      </w:r>
+    </w:p>
+    <w:p>
+      <w:pPr>
+        <w:pStyle w:val="ListBullet"/>
+      </w:pPr>
+      <w:r>
+        <w:t>主路径使用 1.2 秒、880Hz、音量 0.07 的无长间隔循环持续音；备用 WebAudio 路径保持音量并以 1.16 秒周期重叠下一段，接听、拒接、未接及强制结束仍统一调用 ringStop。缓存键升级为 v4。</w:t>
+      </w:r>
+    </w:p>
+    <w:p>
+      <w:pPr>
+        <w:pStyle w:val="ListBullet"/>
+      </w:pPr>
+      <w:r>
+        <w:t>新增三个功能级断言，分别执行主/备用响铃参数、关闭声音不启动备用播放和 WebAudio sustain 包络；完整回归 127/127 个测试文件、270/270 项断言通过。状态：代码验证完成，待原问题手机确认连续性与实际音量。</w:t>
       </w:r>
     </w:p>
     <w:sectPr>

--- a/docs/maintenance/AI开发项目_Bug记录模板.docx
+++ b/docs/maintenance/AI开发项目_Bug记录模板.docx
@@ -3289,6 +3289,86 @@
       </w:pPr>
       <w:r>
         <w:t>新增三个功能级断言，分别执行主/备用响铃参数、关闭声音不启动备用播放和 WebAudio sustain 包络；完整回归 127/127 个测试文件、270/270 项断言通过。状态：代码验证完成，待原问题手机确认连续性与实际音量。</w:t>
+      </w:r>
+    </w:p>
+    <w:p>
+      <w:pPr>
+        <w:pStyle w:val="Heading1"/>
+      </w:pPr>
+      <w:r>
+        <w:t>Bug 39：角色无法真实锁定或限额外置 iPhone App（v807，2026-08-05）</w:t>
+      </w:r>
+    </w:p>
+    <w:p>
+      <w:pPr>
+        <w:pStyle w:val="Heading2"/>
+      </w:pPr>
+      <w:r>
+        <w:t>现象与根因</w:t>
+      </w:r>
+    </w:p>
+    <w:p>
+      <w:pPr>
+        <w:pStyle w:val="ListBullet"/>
+      </w:pPr>
+      <w:r>
+        <w:t>现象：真实逐 App 时长已经可见，用户手动点击锁定/解锁可以控制 iPhone，但角色口头说锁定或设置每日时长后没有生成真实外置控制。</w:t>
+      </w:r>
+    </w:p>
+    <w:p>
+      <w:pPr>
+        <w:pStyle w:val="ListBullet"/>
+      </w:pPr>
+      <w:r>
+        <w:t>确认根因 1：applyControlTags 和自然语言控制链在分发前用 S.couple.grant 过滤目标。该授权表只属于小手机内置 App，不能决定真实 iPhone 外置 App 是否允许控制。</w:t>
+      </w:r>
+    </w:p>
+    <w:p>
+      <w:pPr>
+        <w:pStyle w:val="ListBullet"/>
+      </w:pPr>
+      <w:r>
+        <w:t>确认根因 2：自然语言路径固定传入伴生设备 defaultScope。默认是“内外同时”，外置 App 没有内置授权或稳定绑定时，双端安全校验会正确拒绝整条命令；结果表现为角色无效，而手动外置路径正常。</w:t>
+      </w:r>
+    </w:p>
+    <w:p>
+      <w:pPr>
+        <w:pStyle w:val="ListBullet"/>
+      </w:pPr>
+      <w:r>
+        <w:t>历史失败边界：不能通过取消双端校验或静默退化为仅外置解决，否则会违反用户选择的“内外同时”；也不能要求用户重新授权、重选 App、重复添加 App Groups 或无代码变化地反复测试。</w:t>
+      </w:r>
+    </w:p>
+    <w:p>
+      <w:pPr>
+        <w:pStyle w:val="Heading2"/>
+      </w:pPr>
+      <w:r>
+        <w:t>修复与测试</w:t>
+      </w:r>
+    </w:p>
+    <w:p>
+      <w:pPr>
+        <w:pStyle w:val="ListBullet"/>
+      </w:pPr>
+      <w:r>
+        <w:t>新增 companionExternalTargetsByText、companionDispatchRoleExternal、companionRoleScopeForText。已同步但没有内置授权的 App 明确按仅外置稳定 ID 分发；已有内置授权的同名 App 仍遵守默认范围。显式标签与自然语言都进入统一分发器，角色权限关闭时不发送。</w:t>
+      </w:r>
+    </w:p>
+    <w:p>
+      <w:pPr>
+        <w:pStyle w:val="ListBullet"/>
+      </w:pPr>
+      <w:r>
+        <w:t>伴生设备页面新增高级暗色控制台和红色锁定卡片。actor 继续随服务器命令传输；iOS v807 把 actor 写入 App Group，Shield Configuration Extension 使用系统允许的定制项显示红色“App 已被角色名锁定”。最近执行角色为当前 v1 的共享显示值；如果以后要求多个同时锁定 App 各显示不同历史角色，必须增加按系统 Token 的扩展内映射，不能拿可改显示别名当稳定键。</w:t>
+      </w:r>
+    </w:p>
+    <w:p>
+      <w:pPr>
+        <w:pStyle w:val="ListBullet"/>
+      </w:pPr>
+      <w:r>
+        <w:t>专项测试 27/27、完整回归 275/275 通过。iOS Swift 源码和接入包已完成；因当前 Windows 环境没有 Xcode，新增扩展 target 的编译、签名和真实 iPhone 受限页仍标记为待真机验证，不得提前宣布完成。</w:t>
       </w:r>
     </w:p>
     <w:sectPr>

--- a/docs/maintenance/AI开发项目_Bug记录模板.docx
+++ b/docs/maintenance/AI开发项目_Bug记录模板.docx
@@ -3369,6 +3369,39 @@
       </w:pPr>
       <w:r>
         <w:t>专项测试 27/27、完整回归 275/275 通过。iOS Swift 源码和接入包已完成；因当前 Windows 环境没有 Xcode，新增扩展 target 的编译、签名和真实 iPhone 受限页仍标记为待真机验证，不得提前宣布完成。</w:t>
+      </w:r>
+    </w:p>
+    <w:p>
+      <w:pPr>
+        <w:pStyle w:val="Heading1"/>
+      </w:pPr>
+      <w:r>
+        <w:t>Bug：伴生设备页面左右摇晃、右侧操作按钮越界（v808，2026-08-06）</w:t>
+      </w:r>
+    </w:p>
+    <w:p>
+      <w:r>
+        <w:t>现象：真实 iPhone 上打开情侣空间 → 伴生设备，纵向滑动时页面可被左右拖动，底部出现横向滚动条，右侧锁定/解锁按钮有一部分超出可视区域。锁定、限额和同步功能本身均正常。</w:t>
+      </w:r>
+    </w:p>
+    <w:p>
+      <w:r>
+        <w:t>根因：v807 展示层给 #coupage3 设置了左右 -10px 负外边距，同时把 #cou_companion_apps 设为 overflow: visible；卡片继承 .bill 的横向布局后，网格右侧按钮共同把内容宽度撑出滚动容器。</w:t>
+      </w:r>
+    </w:p>
+    <w:p>
+      <w:r>
+        <w:t>修复：去除 #coupage3 的水平负外边距；对页面、分区和 App 卡片统一设置 box-sizing、width/max-width:100% 与 min-width:0；在伴生页范围内关闭横向溢出和横向 overscroll，触摸限定 pan-y；收紧右侧按钮与输入控件宽度。</w:t>
+      </w:r>
+    </w:p>
+    <w:p>
+      <w:r>
+        <w:t>稳定性控制：没有改动 JavaScript 命令分发、Supabase RPC、iOS Companion、Shield 扩展或 App Groups；已成功的角色锁定、限额、解锁和真实时长链路保持原样。</w:t>
+      </w:r>
+    </w:p>
+    <w:p>
+      <w:r>
+        <w:t>验证：新增“固定纵向滚动且操作按钮不裁切”回归；定向 23/23、全量 276/276 通过。一次 npm test 因项目没有 package.json 返回 ENOENT，这是测试入口选择错误，不是产品回归；随后使用仓库既有 Node 测试入口完成全量验证。</w:t>
       </w:r>
     </w:p>
     <w:sectPr>

--- a/docs/maintenance/AI开发项目_Bug记录模板.docx
+++ b/docs/maintenance/AI开发项目_Bug记录模板.docx
@@ -3402,6 +3402,78 @@
     <w:p>
       <w:r>
         <w:t>验证：新增“固定纵向滚动且操作按钮不裁切”回归；定向 23/23、全量 276/276 通过。一次 npm test 因项目没有 package.json 返回 ENOENT，这是测试入口选择错误，不是产品回归；随后使用仓库既有 Node 测试入口完成全量验证。</w:t>
+      </w:r>
+    </w:p>
+    <w:p>
+      <w:pPr>
+        <w:pStyle w:val="Heading1"/>
+      </w:pPr>
+      <w:r>
+        <w:t>Bug 39：连续纯音来电声比上一版更刺耳（v809 热修，2026-08-06）</w:t>
+      </w:r>
+    </w:p>
+    <w:p>
+      <w:pPr>
+        <w:pStyle w:val="Heading2"/>
+      </w:pPr>
+      <w:r>
+        <w:t>现象与根因</w:t>
+      </w:r>
+    </w:p>
+    <w:p>
+      <w:pPr>
+        <w:pStyle w:val="ListBullet"/>
+      </w:pPr>
+      <w:r>
+        <w:t>现象：v806 解决了短音每隔约一秒重复的问题，但现场听感反而更刺耳，用户明确要求重新制作独立、好听、舒缓的来电声音。</w:t>
+      </w:r>
+    </w:p>
+    <w:p>
+      <w:pPr>
+        <w:pStyle w:val="ListBullet"/>
+      </w:pPr>
+      <w:r>
+        <w:t>确认根因：v806 的 seq=[[880,1.2]]、sustain=true 会让 880Hz 正弦纯音长时间维持。连续性达标不等于听感舒缓；纯音缺少和声与旋律变化，手机扬声器还会突出中高频，因此比 v805/v792 的短音更难听。</w:t>
+      </w:r>
+    </w:p>
+    <w:p>
+      <w:pPr>
+        <w:pStyle w:val="ListBullet"/>
+      </w:pPr>
+      <w:r>
+        <w:t>失败方案记录：v788-v790 调波形、频率和音量仍像警报；v792 单音加长静默变成间歇提示；v806 取消静默又变成长持续纯音。禁止再次在这些合成参数之间来回切换。</w:t>
+      </w:r>
+    </w:p>
+    <w:p>
+      <w:pPr>
+        <w:pStyle w:val="ListBullet"/>
+      </w:pPr>
+      <w:r>
+        <w:t>影响范围：角色来电响铃与其 iOS 兼容回退。主动拨号、消息声、电话软件、通话语音、麦克风和听筒均不在修改范围。</w:t>
+      </w:r>
+    </w:p>
+    <w:p>
+      <w:pPr>
+        <w:pStyle w:val="Heading2"/>
+      </w:pPr>
+      <w:r>
+        <w:t>修复与测试</w:t>
+      </w:r>
+    </w:p>
+    <w:p>
+      <w:pPr>
+        <w:pStyle w:val="ListBullet"/>
+      </w:pPr>
+      <w:r>
+        <w:t>新增 8 秒独立舒缓 WAV，以低中频和弦加缓慢交叠音符形成连续音乐性铃声；使用独立 Audio 元素播放，失败时仍通过共享 iOS 元素播放同一文件，不再调用任何纯音生成器。</w:t>
+      </w:r>
+    </w:p>
+    <w:p>
+      <w:pPr>
+        <w:pStyle w:val="ListBullet"/>
+      </w:pPr>
+      <w:r>
+        <w:t>新增音频响度、静默窗口、循环接缝、独立通道、失败回退、关闭声音、停止清理、离线缓存和旧频率禁止测试；隔离完整回归 128/128 个测试文件、282/282 项断言通过。状态：代码和音频结构验证完成，待用户真机听感确认。</w:t>
       </w:r>
     </w:p>
     <w:sectPr>

--- a/docs/maintenance/AI开发项目_Bug记录模板.docx
+++ b/docs/maintenance/AI开发项目_Bug记录模板.docx
@@ -3474,6 +3474,39 @@
       </w:pPr>
       <w:r>
         <w:t>新增音频响度、静默窗口、循环接缝、独立通道、失败回退、关闭声音、停止清理、离线缓存和旧频率禁止测试；隔离完整回归 128/128 个测试文件、282/282 项断言通过。状态：代码和音频结构验证完成，待用户真机听感确认。</w:t>
+      </w:r>
+    </w:p>
+    <w:p>
+      <w:pPr>
+        <w:pStyle w:val="Heading1"/>
+      </w:pPr>
+      <w:r>
+        <w:t>2026-08-06 v814 外置 App 稳定编号与可选绑定</w:t>
+      </w:r>
+    </w:p>
+    <w:p>
+      <w:r>
+        <w:t>现象：一次选择多款真实 iPhone App 后，小手机端均显示为“外置”，用户无法判断每条记录对应哪款 App，并误以为不绑定小手机内置稳定 ID 就不能锁定。</w:t>
+      </w:r>
+    </w:p>
+    <w:p>
+      <w:r>
+        <w:t>根因：FamilyControls.ApplicationToken 是苹果隐私保护的不透明标识。系统 Label(token) 只能在 iPhone 本机渲染名称与图标，代码不能把真实 App 名称提取成普通字符串上传。旧界面又把可选的双端绑定呈现得像必填条件。</w:t>
+      </w:r>
+    </w:p>
+    <w:p>
+      <w:r>
+        <w:t>修复：按稳定外置 ID 排序生成“外置 01、外置 02……”编号，原生端在系统真实标签旁展示编号并上传；网页端按同一稳定顺序显示编号。绑定文案改为可选，未绑定外置 App 继续走现有真实 iPhone 直接锁定、解锁和限额链路。</w:t>
+      </w:r>
+    </w:p>
+    <w:p>
+      <w:r>
+        <w:t>风险控制：编号不依据使用时长或上传顺序，避免刷新后乱跳；不尝试绕过苹果隐私提取 App 名称；不修改授权、已选 App、App Groups、报告扩展、锁定或限额数据。</w:t>
+      </w:r>
+    </w:p>
+    <w:p>
+      <w:r>
+        <w:t>验证：外置编号、可选绑定、未绑定控制和缓存版本专项测试通过；完整网页回归 291/291 通过。Windows 无 Xcode，仅完成 Swift 静态核对，原生文件仍需 Mac 编译一次。</w:t>
       </w:r>
     </w:p>
     <w:sectPr>

--- a/docs/maintenance/AI开发项目_Bug记录模板.docx
+++ b/docs/maintenance/AI开发项目_Bug记录模板.docx
@@ -3507,6 +3507,34 @@
     <w:p>
       <w:r>
         <w:t>验证：外置编号、可选绑定、未绑定控制和缓存版本专项测试通过；完整网页回归 291/291 通过。Windows 无 Xcode，仅完成 Swift 静态核对，原生文件仍需 Mac 编译一次。</w:t>
+      </w:r>
+    </w:p>
+    <w:p>
+      <w:pPr>
+        <w:pStyle w:val="Heading1"/>
+      </w:pPr>
+      <w:r>
+        <w:t>2026-08-06 v814 Xcode 26 泛型推断热修</w:t>
+      </w:r>
+    </w:p>
+    <w:p>
+      <w:r>
+        <w:t>现象：覆盖 v814 CompanionSyncView.swift 后，Xcode 26 报 Generic parameter 'ElementOfResult' could not be inferred 与 Generic parameter 'Bound' could not be inferred。</w:t>
+      </w:r>
+    </w:p>
+    <w:p>
+      <w:r>
+        <w:t>根因：外置编号初版把 compactMap 元组、可空报告数组、Set 构造和 sorted 合并在复杂表达式内；Windows 静态检查未能暴露 Xcode 26 的中间泛型推断限制。</w:t>
+      </w:r>
+    </w:p>
+    <w:p>
+      <w:r>
+        <w:t>修复：selectedAppsForNaming 改用显式 [(id: String, token: ApplicationToken)] 和普通循环；快照编号改用 Set&lt;String&gt;、[String]、[String: String] 及普通循环。没有修改锁定、限额、授权、App Groups 或报告扩展。</w:t>
+      </w:r>
+    </w:p>
+    <w:p>
+      <w:r>
+        <w:t>验证状态：已完成源码静态复核并更新 v814 压缩包；最终编译结果等待用户在 Mac 再按一次 Command+B 确认。</w:t>
       </w:r>
     </w:p>
     <w:sectPr>

--- a/docs/maintenance/AI开发项目_Bug记录模板.docx
+++ b/docs/maintenance/AI开发项目_Bug记录模板.docx
@@ -3535,6 +3535,143 @@
     <w:p>
       <w:r>
         <w:t>验证状态：已完成源码静态复核并更新 v814 压缩包；最终编译结果等待用户在 Mac 再按一次 Command+B 确认。</w:t>
+      </w:r>
+    </w:p>
+    <w:p>
+      <w:r>
+        <w:br w:type="page"/>
+      </w:r>
+    </w:p>
+    <w:p>
+      <w:pPr>
+        <w:pStyle w:val="Heading1"/>
+      </w:pPr>
+      <w:r>
+        <w:rPr>
+          <w:rFonts w:ascii="Microsoft YaHei" w:hAnsi="Microsoft YaHei" w:eastAsia="Microsoft YaHei"/>
+        </w:rPr>
+        <w:t>v815 · 内外统一限额与绑定持久化（2026-08-06）</w:t>
+      </w:r>
+    </w:p>
+    <w:p>
+      <w:pPr>
+        <w:pStyle w:val="Heading2"/>
+      </w:pPr>
+      <w:r>
+        <w:rPr>
+          <w:rFonts w:ascii="Microsoft YaHei" w:hAnsi="Microsoft YaHei" w:eastAsia="Microsoft YaHei"/>
+        </w:rPr>
+        <w:t>用户现象</w:t>
+      </w:r>
+    </w:p>
+    <w:p>
+      <w:r>
+        <w:rPr>
+          <w:rFonts w:ascii="Microsoft YaHei" w:hAnsi="Microsoft YaHei" w:eastAsia="Microsoft YaHei"/>
+        </w:rPr>
+        <w:t>1. 外置真实 iPhone 与小手机内置 App 显示两套独立限额，用户无法判断哪一套真正触发锁定。</w:t>
+      </w:r>
+    </w:p>
+    <w:p>
+      <w:r>
+        <w:rPr>
+          <w:rFonts w:ascii="Microsoft YaHei" w:hAnsi="Microsoft YaHei" w:eastAsia="Microsoft YaHei"/>
+        </w:rPr>
+        <w:t>2. 在伴生设备页选择绑定后页面会闪动；离开页面再返回时，刚完成的绑定偶尔又显示为未绑定。</w:t>
+      </w:r>
+    </w:p>
+    <w:p>
+      <w:pPr>
+        <w:pStyle w:val="Heading2"/>
+      </w:pPr>
+      <w:r>
+        <w:rPr>
+          <w:rFonts w:ascii="Microsoft YaHei" w:hAnsi="Microsoft YaHei" w:eastAsia="Microsoft YaHei"/>
+        </w:rPr>
+        <w:t>根因</w:t>
+      </w:r>
+    </w:p>
+    <w:p>
+      <w:r>
+        <w:rPr>
+          <w:rFonts w:ascii="Microsoft YaHei" w:hAnsi="Microsoft YaHei" w:eastAsia="Microsoft YaHei"/>
+        </w:rPr>
+        <w:t>限额动作仍沿用了锁定/解锁的范围参数，因此能够形成仅内置或仅外置的限额；外置卡片也暴露了独立限额输入。绑定操作使用延迟保存并调用全局 render，导致当前页面整页重建、滚动位置变化；在用户快速返回或状态重新渲染时，延迟写入尚未完成，容易表现为绑定回退。</w:t>
+      </w:r>
+    </w:p>
+    <w:p>
+      <w:pPr>
+        <w:pStyle w:val="Heading2"/>
+      </w:pPr>
+      <w:r>
+        <w:rPr>
+          <w:rFonts w:ascii="Microsoft YaHei" w:hAnsi="Microsoft YaHei" w:eastAsia="Microsoft YaHei"/>
+        </w:rPr>
+        <w:t>解决方案</w:t>
+      </w:r>
+    </w:p>
+    <w:p>
+      <w:r>
+        <w:rPr>
+          <w:rFonts w:ascii="Microsoft YaHei" w:hAnsi="Microsoft YaHei" w:eastAsia="Microsoft YaHei"/>
+        </w:rPr>
+        <w:t>1. limit 动作统一强制 scope=both，只允许已绑定的内置/外置 App 对使用同一个分钟数；锁定和解锁仍保留仅内置、仅外置、内外同时三种范围。</w:t>
+      </w:r>
+    </w:p>
+    <w:p>
+      <w:r>
+        <w:t>2. 伴生设备卡片只在完成绑定后显示一个“内外统一每日限额”输入；未绑定外置 App 仍可单独锁定/解锁，但不能单独设置限额；没有已保存分钟数时显示“不限额”，不提供取消限额按钮。</w:t>
+      </w:r>
+    </w:p>
+    <w:p>
+      <w:r>
+        <w:rPr>
+          <w:rFonts w:ascii="Microsoft YaHei" w:hAnsi="Microsoft YaHei" w:eastAsia="Microsoft YaHei"/>
+        </w:rPr>
+        <w:t>3. 绑定后立即 saveNow，并只刷新伴生设备面板；刷新前后恢复 scrollTop，避免全局 render 引发闪屏和页面跳动。</w:t>
+      </w:r>
+    </w:p>
+    <w:p>
+      <w:r>
+        <w:rPr>
+          <w:rFonts w:ascii="Microsoft YaHei" w:hAnsi="Microsoft YaHei" w:eastAsia="Microsoft YaHei"/>
+        </w:rPr>
+        <w:t>4. 角色自然语言与显式标签的限额命令都必须先解析到已绑定的内置 ID，并强制双端下发；外置直达命令拒绝 limit。</w:t>
+      </w:r>
+    </w:p>
+    <w:p>
+      <w:pPr>
+        <w:pStyle w:val="Heading2"/>
+      </w:pPr>
+      <w:r>
+        <w:rPr>
+          <w:rFonts w:ascii="Microsoft YaHei" w:hAnsi="Microsoft YaHei" w:eastAsia="Microsoft YaHei"/>
+        </w:rPr>
+        <w:t>风险与边界</w:t>
+      </w:r>
+    </w:p>
+    <w:p>
+      <w:r>
+        <w:rPr>
+          <w:rFonts w:ascii="Microsoft YaHei" w:hAnsi="Microsoft YaHei" w:eastAsia="Microsoft YaHei"/>
+        </w:rPr>
+        <w:t>两端仍使用各自的真实使用时长计数，不把内外时长相加；相同阈值下，哪一端先达到自己的使用时长，哪一端先锁定。未绑定 App 没有统一限额能力。现有真实屏幕时长、健康、电量、定位、手动锁定/解锁链路未改。</w:t>
+      </w:r>
+    </w:p>
+    <w:p>
+      <w:pPr>
+        <w:pStyle w:val="Heading2"/>
+      </w:pPr>
+      <w:r>
+        <w:rPr>
+          <w:rFonts w:ascii="Microsoft YaHei" w:hAnsi="Microsoft YaHei" w:eastAsia="Microsoft YaHei"/>
+        </w:rPr>
+        <w:t>验证</w:t>
+      </w:r>
+    </w:p>
+    <w:p>
+      <w:r>
+        <w:t>定向回归覆盖：绑定稳定 ID、立即持久化、局部刷新、统一限额双端执行、未绑定限额拒绝、角色限额解析、缓存版本一致性。全量 Node 回归最终通过 293/293。</w:t>
       </w:r>
     </w:p>
     <w:sectPr>

--- a/docs/maintenance/AI开发项目_Bug记录模板.docx
+++ b/docs/maintenance/AI开发项目_Bug记录模板.docx
@@ -3672,6 +3672,99 @@
     <w:p>
       <w:r>
         <w:t>定向回归覆盖：绑定稳定 ID、立即持久化、局部刷新、统一限额双端执行、未绑定限额拒绝、角色限额解析、缓存版本一致性。全量 Node 回归最终通过 293/293。</w:t>
+      </w:r>
+    </w:p>
+    <w:p/>
+    <w:p>
+      <w:pPr>
+        <w:pStyle w:val="Heading1"/>
+      </w:pPr>
+      <w:r>
+        <w:t>Bug 40：电子宠物及微信新增功能在刷新 v815 后不可见（v816，2026-08-06）</w:t>
+      </w:r>
+    </w:p>
+    <w:p>
+      <w:pPr>
+        <w:pStyle w:val="Heading2"/>
+      </w:pPr>
+      <w:r>
+        <w:t>问题现象</w:t>
+      </w:r>
+    </w:p>
+    <w:p>
+      <w:pPr/>
+      <w:r>
+        <w:t>用户刷新后仍显示 v815，游戏大厅看不到电子宠物，偏好设置也看不到微信自主模式；重复查看已经发布的功能分支仍没有变化。</w:t>
+      </w:r>
+    </w:p>
+    <w:p>
+      <w:pPr>
+        <w:pStyle w:val="Heading2"/>
+      </w:pPr>
+      <w:r>
+        <w:t>根本原因</w:t>
+      </w:r>
+    </w:p>
+    <w:p>
+      <w:pPr/>
+      <w:r>
+        <w:t>电子宠物与微信自主模式只被推送到 codex/e-pet-preview 功能分支，该分支基于旧 v812；线上站点实际读取 origin/main 的 v815。功能分支已发布不等于线上 main 已部署，重复推送同一分支不会改变网站。</w:t>
+      </w:r>
+    </w:p>
+    <w:p>
+      <w:pPr>
+        <w:pStyle w:val="Heading2"/>
+      </w:pPr>
+      <w:r>
+        <w:t>影响范围</w:t>
+      </w:r>
+    </w:p>
+    <w:p>
+      <w:pPr/>
+      <w:r>
+        <w:t>影响游戏大厅入口、电子宠物资源、微信自然模式设置与 Service Worker 缓存版本。直接把旧分支覆盖 main 还会回退 v814-v815 的稳定编号、可选绑定、统一限额与绑定持久化修复。</w:t>
+      </w:r>
+    </w:p>
+    <w:p>
+      <w:pPr>
+        <w:pStyle w:val="Heading2"/>
+      </w:pPr>
+      <w:r>
+        <w:t>修改方案</w:t>
+      </w:r>
+    </w:p>
+    <w:p>
+      <w:pPr/>
+      <w:r>
+        <w:t>从当前 origin/main v815 建立 v816 集成分支，只移植电子宠物模块、资源、入口和微信自主模式相关逻辑；二进制维护文档保留 v815 最新历史后再追加本记录。统一把页面、脚本、Service Worker、修复入口及宠物资源缓存提升为 v816。</w:t>
+      </w:r>
+    </w:p>
+    <w:p>
+      <w:pPr>
+        <w:pStyle w:val="Heading2"/>
+      </w:pPr>
+      <w:r>
+        <w:t>测试结果</w:t>
+      </w:r>
+    </w:p>
+    <w:p>
+      <w:pPr/>
+      <w:r>
+        <w:t>电子宠物、微信自主模式、主动联系、怀疑特质、伴生设备统一限额、紧急恢复与缓存版本定向测试通过；完整 Node 回归 307/307 通过；git diff --check 与发布后远端 main 提交核对纳入上线前检查。</w:t>
+      </w:r>
+    </w:p>
+    <w:p>
+      <w:pPr>
+        <w:pStyle w:val="Heading2"/>
+      </w:pPr>
+      <w:r>
+        <w:t>失败方案记录</w:t>
+      </w:r>
+    </w:p>
+    <w:p>
+      <w:pPr/>
+      <w:r>
+        <w:t>失败方案是只推送旧功能分支并把“分支已发布”当成“线上已更新”。以后不得重复；也不得把基于旧版本的功能分支整包覆盖较新的 main，必须以当前 main 为基线做受控移植并重新跑完整回归。</w:t>
       </w:r>
     </w:p>
     <w:sectPr>

--- a/docs/maintenance/AI开发项目_Bug记录模板.docx
+++ b/docs/maintenance/AI开发项目_Bug记录模板.docx
@@ -3765,6 +3765,110 @@
       <w:pPr/>
       <w:r>
         <w:t>失败方案是只推送旧功能分支并把“分支已发布”当成“线上已更新”。以后不得重复；也不得把基于旧版本的功能分支整包覆盖较新的 main，必须以当前 main 为基线做受控移植并重新跑完整回归。</w:t>
+      </w:r>
+    </w:p>
+    <w:p>
+      <w:pPr>
+        <w:pStyle w:val="Heading2"/>
+      </w:pPr>
+      <w:r>
+        <w:t>Bug 41：手机点击电子宠物无反应且长按出现蓝色选框（v817，2026-08-06）</w:t>
+      </w:r>
+    </w:p>
+    <w:p>
+      <w:pPr>
+        <w:pStyle w:val="ListBullet"/>
+      </w:pPr>
+      <w:r>
+        <w:t>影响：手机端宠物轻点互动、叫声、切换当前宠物及长按视觉体验；电脑鼠标通常正常，因此只用电脑预览不容易复现。</w:t>
+      </w:r>
+    </w:p>
+    <w:p>
+      <w:pPr>
+        <w:pStyle w:val="ListBullet"/>
+      </w:pPr>
+      <w:r>
+        <w:t>根因：拖动层在 pointer 生命周期内 preventDefault，并在无拖动的 pointerup 后重绘 DOM，导致移动端延迟合成的 click 找不到原目标；音效又只挂在 click 回调中。</w:t>
+      </w:r>
+    </w:p>
+    <w:p>
+      <w:pPr>
+        <w:pStyle w:val="ListBullet"/>
+      </w:pPr>
+      <w:r>
+        <w:t>解决：把轻点判定收进 pointerup；只有达到移动阈值才按拖动处理；pointercancel 不触发互动；重绘前释放指针捕获；用时间窗屏蔽随后可能到达的重复 click。</w:t>
+      </w:r>
+    </w:p>
+    <w:p>
+      <w:pPr>
+        <w:pStyle w:val="ListBullet"/>
+      </w:pPr>
+      <w:r>
+        <w:t>长按修复：只对 .pet-world 增加 user-select、-webkit-touch-callout 和 tap-highlight 防护，并让宠物 SVG 子层不截获指针。</w:t>
+      </w:r>
+    </w:p>
+    <w:p>
+      <w:pPr>
+        <w:pStyle w:val="ListBullet"/>
+      </w:pPr>
+      <w:r>
+        <w:t>失败方案警示：不能继续只依赖移动端合成 click，也不能用全局 user-select:none 掩盖问题，否则会破坏其他软件的输入和复制。</w:t>
+      </w:r>
+    </w:p>
+    <w:p>
+      <w:pPr>
+        <w:pStyle w:val="ListBullet"/>
+      </w:pPr>
+      <w:r>
+        <w:t>验证：新增移动端 pointer 轻点回归；同时通过宠物、电话铃声、软件锁和全套 308 项测试。</w:t>
+      </w:r>
+    </w:p>
+    <w:p>
+      <w:pPr>
+        <w:pStyle w:val="Heading2"/>
+      </w:pPr>
+      <w:r>
+        <w:t>Bug 42：来电声固定、无法试听和选择（v817，2026-08-06）</w:t>
+      </w:r>
+    </w:p>
+    <w:p>
+      <w:pPr>
+        <w:pStyle w:val="ListBullet"/>
+      </w:pPr>
+      <w:r>
+        <w:t>现象：来电声虽然已改成独立柔和素材，但偏好设置只有“提示音”总开关，用户无法找到铃声入口，也不能比较不同声音。</w:t>
+      </w:r>
+    </w:p>
+    <w:p>
+      <w:pPr>
+        <w:pStyle w:val="ListBullet"/>
+      </w:pPr>
+      <w:r>
+        <w:t>根因：ringAssetStart 写死单一资源地址，状态中没有铃声选项，设置页也没有试听动作。</w:t>
+      </w:r>
+    </w:p>
+    <w:p>
+      <w:pPr>
+        <w:pStyle w:val="ListBullet"/>
+      </w:pPr>
+      <w:r>
+        <w:t>解决：增加受白名单约束的 incomingRing 设置；真实来电按已保存键解析本地资源；提供三种按钮式选择和 4.8 秒试听，重复试听与真实来电共用统一停止清理。</w:t>
+      </w:r>
+    </w:p>
+    <w:p>
+      <w:pPr>
+        <w:pStyle w:val="ListBullet"/>
+      </w:pPr>
+      <w:r>
+        <w:t>边界：没有改消息音和拨号音；真实来电仍受“提示音”开关控制；通话中禁止试听，避免抢占正在播放的通话音频。</w:t>
+      </w:r>
+    </w:p>
+    <w:p>
+      <w:pPr>
+        <w:pStyle w:val="ListBullet"/>
+      </w:pPr>
+      <w:r>
+        <w:t>验证：三份 WAV 的格式、时长、连续响度、离线缓存、选中资源、循环播放、失败回退、静音与 iOS 音频约束均有自动测试；全套 309/309 通过。</w:t>
       </w:r>
     </w:p>
     <w:sectPr>

--- a/docs/maintenance/AI开发项目_Bug记录模板.docx
+++ b/docs/maintenance/AI开发项目_Bug记录模板.docx
@@ -3869,6 +3869,62 @@
       </w:pPr>
       <w:r>
         <w:t>验证：三份 WAV 的格式、时长、连续响度、离线缓存、选中资源、循环播放、失败回退、静音与 iOS 音频约束均有自动测试；全套 309/309 通过。</w:t>
+      </w:r>
+    </w:p>
+    <w:p>
+      <w:pPr>
+        <w:pStyle w:val="Heading2"/>
+      </w:pPr>
+      <w:r>
+        <w:t>Bug 43：角色说“四个全锁”却误锁全部 App（v818，2026-08-06）</w:t>
+      </w:r>
+    </w:p>
+    <w:p>
+      <w:pPr>
+        <w:pStyle w:val="ListBullet"/>
+      </w:pPr>
+      <w:r>
+        <w:t>现象：对话中只列出四个 AI 软件，角色随后说“四个，全锁”，自然语言解析可能把“全锁”直接解释为所有已选 App，导致目标扩大。</w:t>
+      </w:r>
+    </w:p>
+    <w:p>
+      <w:pPr>
+        <w:pStyle w:val="ListBullet"/>
+      </w:pPr>
+      <w:r>
+        <w:t>根因：旧目标解析同时承担名称匹配和全量识别，“全锁/都锁”缺少最近对话对象集合；模型解析结果也可能把集合指代扩写成完整 App 列表。</w:t>
+      </w:r>
+    </w:p>
+    <w:p>
+      <w:pPr>
+        <w:pStyle w:val="ListBullet"/>
+      </w:pPr>
+      <w:r>
+        <w:t>解决：增加最近十二条对话的明确 App 集合解析，集合指代先绑定最近明确名称；只有显式全量短语才能进入全量分支。自然语言解析返回的集合对象还要经过同一确定性解析器复核。</w:t>
+      </w:r>
+    </w:p>
+    <w:p>
+      <w:pPr>
+        <w:pStyle w:val="ListBullet"/>
+      </w:pPr>
+      <w:r>
+        <w:t>精度保护：按显示名称长度降序匹配，QQ音乐优先于 QQ；按真实稳定 ID 去重；上下文不明确时失败关闭，不猜测、不扩大、不下发。</w:t>
+      </w:r>
+    </w:p>
+    <w:p>
+      <w:pPr>
+        <w:pStyle w:val="ListBullet"/>
+      </w:pPr>
+      <w:r>
+        <w:t>角色体验：仅向角色提供隐藏动作格式和准确对象规则，角色可继续按自身性格自然说话；动作标记在展示前清除，不向用户显示系统提示词。</w:t>
+      </w:r>
+    </w:p>
+    <w:p>
+      <w:pPr>
+        <w:pStyle w:val="ListBullet"/>
+      </w:pPr>
+      <w:r>
+        <w:t>验证：新增四 App 指代、显式全量、稳定 ID 精确下发、QQ/QQ音乐重名测试；完整回归 312/312 通过，v817 宠物与来电声测试保持通过。</w:t>
       </w:r>
     </w:p>
     <w:sectPr>

--- a/docs/maintenance/AI开发项目_Bug记录模板.docx
+++ b/docs/maintenance/AI开发项目_Bug记录模板.docx
@@ -3925,6 +3925,54 @@
       </w:pPr>
       <w:r>
         <w:t>验证：新增四 App 指代、显式全量、稳定 ID 精确下发、QQ/QQ音乐重名测试；完整回归 312/312 通过，v817 宠物与来电声测试保持通过。</w:t>
+      </w:r>
+    </w:p>
+    <w:p>
+      <w:pPr>
+        <w:pStyle w:val="Heading2"/>
+      </w:pPr>
+      <w:r>
+        <w:t>Bug 44：精准指代后只锁外置且点击页面闪烁（v819，2026-08-06）</w:t>
+      </w:r>
+    </w:p>
+    <w:p>
+      <w:pPr>
+        <w:pStyle w:val="ListBullet"/>
+      </w:pPr>
+      <w:r>
+        <w:t>现象：角色准确说出多个 App 并表示全锁后，真实 iPhone 可锁，但小手机内置 App 没有同步锁定；绑定或锁定按钮点击时页面会突然闪一下。</w:t>
+      </w:r>
+    </w:p>
+    <w:p>
+      <w:pPr>
+        <w:pStyle w:val="ListBullet"/>
+      </w:pPr>
+      <w:r>
+        <w:t>根因：精准目标解析把直接命中的目标范围固定成 external；局部操作随后调用整页 render，导致整台小手机 DOM 被重建。</w:t>
+      </w:r>
+    </w:p>
+    <w:p>
+      <w:pPr>
+        <w:pStyle w:val="ListBullet"/>
+      </w:pPr>
+      <w:r>
+        <w:t>修复：目标解析与执行范围分离。角色默认范围恢复为 both，稳定绑定走内外双端；未绑定仅走外置。绑定、单锁和批量操作使用 saveNow 加分区刷新。</w:t>
+      </w:r>
+    </w:p>
+    <w:p>
+      <w:pPr>
+        <w:pStyle w:val="ListBullet"/>
+      </w:pPr>
+      <w:r>
+        <w:t>风险控制：不根据显示名称自动建立绑定；明确的“仅内置/仅外置”仍受尊重；精确四个目标不会扩大成全部 App。</w:t>
+      </w:r>
+    </w:p>
+    <w:p>
+      <w:pPr>
+        <w:pStyle w:val="ListBullet"/>
+      </w:pPr>
+      <w:r>
+        <w:t>回归结果：已覆盖四个 AI 精确锁定、已绑定双端、未绑定外置、局部刷新、统一限额、缓存版本与全量功能测试，共 313 项全部通过。</w:t>
       </w:r>
     </w:p>
     <w:sectPr>

--- a/docs/maintenance/AI开发项目_Bug记录模板.docx
+++ b/docs/maintenance/AI开发项目_Bug记录模板.docx
@@ -3973,6 +3973,105 @@
       </w:pPr>
       <w:r>
         <w:t>回归结果：已覆盖四个 AI 精确锁定、已绑定双端、未绑定外置、局部刷新、统一限额、缓存版本与全量功能测试，共 313 项全部通过。</w:t>
+      </w:r>
+    </w:p>
+    <w:p>
+      <w:pPr>
+        <w:pStyle w:val="Heading2"/>
+      </w:pPr>
+      <w:r>
+        <w:t>Bug 45：外置 App 显示已锁但真实 iPhone 未锁（v820，2026-08-06）</w:t>
+      </w:r>
+    </w:p>
+    <w:p>
+      <w:pPr>
+        <w:pStyle w:val="Heading3"/>
+      </w:pPr>
+      <w:r>
+        <w:t>问题现象</w:t>
+      </w:r>
+    </w:p>
+    <w:p>
+      <w:r>
+        <w:t>伴生设备页把携程旅行等外置 App 卡片持续显示为红色“已锁定”，刷新和点击解锁后仍可能保持红色；但真实 iPhone 后台并没有出现系统屏蔽。角色口头锁定与页面手动锁定都可能只留下“已提交”的记录，没有真实设备执行结果。</w:t>
+      </w:r>
+    </w:p>
+    <w:p>
+      <w:pPr>
+        <w:pStyle w:val="Heading3"/>
+      </w:pPr>
+      <w:r>
+        <w:t>v807 成功条件</w:t>
+      </w:r>
+    </w:p>
+    <w:p>
+      <w:r>
+        <w:t>v807 使用外置 App 的稳定 ID 下发命令；当 iPhone Companion App 正在运行并成功拉取命令、写入 ManagedSettingsStore、回执命令且上传命令后的新快照时，真实锁定可以生效。v807 当时未完整区分“服务器已入队、设备已回执、回执后快照已确认”三种状态，因此成功场景可用，但失败场景可能被旧快照掩盖。</w:t>
+      </w:r>
+    </w:p>
+    <w:p>
+      <w:pPr>
+        <w:pStyle w:val="Heading3"/>
+      </w:pPr>
+      <w:r>
+        <w:t>根本原因</w:t>
+      </w:r>
+    </w:p>
+    <w:p>
+      <w:r>
+        <w:t>第一，v819 的限额关联允许外置 App 关联到不同名称的内置虚拟 App，锁定流程可能把真实目标错误替换成放映室等内置目标。第二，网页把服务器接受命令或旧快照中的 locked=true 当成当前真实成功，没有要求非空命令 ID、设备回执和回执后的新快照同时成立。第三，iOS 当前仍靠 Companion App 轮询命令；网页本身不能在 App 未运行时唤醒 iPhone，未回执命令不等于锁定成功。</w:t>
+      </w:r>
+    </w:p>
+    <w:p>
+      <w:pPr>
+        <w:pStyle w:val="Heading3"/>
+      </w:pPr>
+      <w:r>
+        <w:t>v820 修复</w:t>
+      </w:r>
+    </w:p>
+    <w:p>
+      <w:r>
+        <w:t>真实 iPhone 锁定/解锁始终按用户点名的外置 App 稳定 ID 精确下发；不同名称的内置关联只用于统一限额，不再参与锁定替换。服务器若返回空命令 ID 立即记为失败。命令提交后自动轮询回执；页面把等待入队、等待设备回执、等待回执后快照、回执与快照冲突分别显示，只有设备回执且更新后的快照与动作一致时才确认状态。角色也不得在此之前断言“已经锁上”。</w:t>
+      </w:r>
+    </w:p>
+    <w:p>
+      <w:pPr>
+        <w:pStyle w:val="Heading3"/>
+      </w:pPr>
+      <w:r>
+        <w:t>风险与边界</w:t>
+      </w:r>
+    </w:p>
+    <w:p>
+      <w:r>
+        <w:t>本修复消除伪成功和目标错锁，不会要求重新授权、重选 App 或重新添加 App Groups。若 Companion App 没有执行轮询，命令会如实停留在等待设备回执；要实现 App 完全不运行时的即时远程锁定，后续仍需独立的 APNs 后台唤醒方案及相应分发能力，不能由网页状态替代。</w:t>
+      </w:r>
+    </w:p>
+    <w:p>
+      <w:pPr>
+        <w:pStyle w:val="Heading3"/>
+      </w:pPr>
+      <w:r>
+        <w:t>验证结果</w:t>
+      </w:r>
+    </w:p>
+    <w:p>
+      <w:r>
+        <w:t>新增精确外置目标、不同名关联不得替换、空命令拒绝、等待回执、等待新快照、回执冲突及红色确认状态测试；JavaScript 语法检查通过，完整 Node 回归 315/315 通过。</w:t>
+      </w:r>
+    </w:p>
+    <w:p>
+      <w:pPr>
+        <w:pStyle w:val="Heading3"/>
+      </w:pPr>
+      <w:r>
+        <w:t>失败方案记录</w:t>
+      </w:r>
+    </w:p>
+    <w:p>
+      <w:r>
+        <w:t>禁止再次用“按钮变红、服务器已入队、旧快照 locked=true、角色说已经锁上”中的任何一项单独代表真实成功；也禁止因限额关联而拿不同名内置虚拟 App 代替外置目标。</w:t>
       </w:r>
     </w:p>
     <w:sectPr>

--- a/docs/maintenance/AI开发项目_Bug记录模板.docx
+++ b/docs/maintenance/AI开发项目_Bug记录模板.docx
@@ -4072,6 +4072,148 @@
     <w:p>
       <w:r>
         <w:t>禁止再次用“按钮变红、服务器已入队、旧快照 locked=true、角色说已经锁上”中的任何一项单独代表真实成功；也禁止因限额关联而拿不同名内置虚拟 App 代替外置目标。</w:t>
+      </w:r>
+    </w:p>
+    <w:p>
+      <w:r>
+        <w:rPr>
+          <w:b/>
+        </w:rPr>
+        <w:t>Bug 46：伴生命令已入队却长期显示真实锁定（v821/v822，2026-08-06）</w:t>
+      </w:r>
+    </w:p>
+    <w:p>
+      <w:r>
+        <w:t>根因：页面把旧快照或未完成命令当成当前事实，且回到前台后没有立即补拉；服务器的 pending 命令也缺少统一过期与同目标旧命令淘汰。</w:t>
+      </w:r>
+    </w:p>
+    <w:p>
+      <w:r>
+        <w:t>修复：增加命令生命周期清理、快照时效判断、回前台补拉及等待/过期/冲突状态；只有设备回执后的新快照一致时才显示确认锁定。</w:t>
+      </w:r>
+    </w:p>
+    <w:p>
+      <w:r>
+        <w:rPr>
+          <w:b/>
+        </w:rPr>
+        <w:t>Bug 47：已声称删除的内置图片仍在线上出现（v822，2026-08-06）</w:t>
+      </w:r>
+    </w:p>
+    <w:p>
+      <w:r>
+        <w:t>根因：历史下线提交 24a52a0 只存在于 codex/v811-ai-image-retirement 功能分支，从未成为 origin/main 的祖先。后续版本继续从另一条主线发布，因此 AI账户前端与 phone-ai 后台仍保留完整内置图片链路。这不是浏览器缓存问题。</w:t>
+      </w:r>
+    </w:p>
+    <w:p>
+      <w:r>
+        <w:t>修复：以当前 v820/main 为基线重新做最小删除，并与未发布的 v821 伴生命令恢复合并为 v822；移除 AI账户入口、套餐、说明、状态和生成函数，移除后台图片路线、能力、价格与计费分支，保留外置 AI真图及历史 pending 退款。</w:t>
+      </w:r>
+    </w:p>
+    <w:p>
+      <w:r>
+        <w:t>失败方案：不得再把‘功能分支已推送’当成线上已部署；发布后必须验证提交是 origin/main 的祖先、远端 main SHA、页面版本与线上功能标记。</w:t>
+      </w:r>
+    </w:p>
+    <w:p>
+      <w:r>
+        <w:br w:type="page"/>
+      </w:r>
+    </w:p>
+    <w:p>
+      <w:pPr>
+        <w:pStyle w:val="Heading1"/>
+      </w:pPr>
+      <w:r>
+        <w:t>Bug 记录：v822 · 伴生命令回执与前台恢复</w:t>
+      </w:r>
+    </w:p>
+    <w:p>
+      <w:r>
+        <w:rPr>
+          <w:b/>
+        </w:rPr>
+        <w:t>现象：</w:t>
+      </w:r>
+      <w:r>
+        <w:t>网页或角色发出真实 iPhone 锁定/解锁后，页面长时间显示等待回执；iPhone 伴生 App 再次回到前台时，旧命令才突然执行。解锁也会出现同样延迟。旧快照还可能让卡片长期保持红色，造成已执行的错觉。</w:t>
+      </w:r>
+    </w:p>
+    <w:p>
+      <w:r>
+        <w:rPr>
+          <w:b/>
+        </w:rPr>
+        <w:t>影响：</w:t>
+      </w:r>
+      <w:r>
+        <w:t>角色口头锁定、网页手动锁定和解锁都可能延迟；连续点锁定/解锁会在队列中留下互相矛盾的旧命令，伴生 App 恢复后可能按旧顺序补执行。</w:t>
+      </w:r>
+    </w:p>
+    <w:p>
+      <w:r>
+        <w:rPr>
+          <w:b/>
+        </w:rPr>
+        <w:t>成功基线：</w:t>
+      </w:r>
+      <w:r>
+        <w:t>v807 单个 App 锁定成功的必要条件，是服务器命令已入队、真实 iPhone 伴生 App 正在前台轮询或很快回到前台、目标稳定 ID 与已选 App 一致、ManagedSettings 写入成功。网页显示或角色口头说“锁了”本身不是成功证据。</w:t>
+      </w:r>
+    </w:p>
+    <w:p>
+      <w:r>
+        <w:rPr>
+          <w:b/>
+        </w:rPr>
+        <w:t>根因：</w:t>
+      </w:r>
+      <w:r>
+        <w:t>iOS 在 App 进入后台或被完全挂起后不会继续可靠运行 5 秒轮询；服务器旧实现保留全部 pending 命令；网页没有区分快照新鲜度，也没有在页面恢复可见时强制补拉。</w:t>
+      </w:r>
+    </w:p>
+    <w:p>
+      <w:r>
+        <w:rPr>
+          <w:b/>
+        </w:rPr>
+        <w:t>失败尝试：</w:t>
+      </w:r>
+      <w:r>
+        <w:t>仅修网页伪成功状态（v820）只能避免错误染红，不能唤醒被 iOS 挂起的伴生 App；仅缩短轮询间隔也不能突破 iOS 后台调度限制。</w:t>
+      </w:r>
+    </w:p>
+    <w:p>
+      <w:r>
+        <w:rPr>
+          <w:b/>
+        </w:rPr>
+        <w:t>解决：</w:t>
+      </w:r>
+      <w:r>
+        <w:t>同一真实 App 的锁定/解锁只保留最后一个期望状态；较旧 pending 命令标记 superseded；15 分钟未执行的命令标记 expired；快照超过 2 分钟只显示过期，不再作为红色已锁证据；网页恢复可见与伴生 App scenePhase 回到 active 时立即补拉。</w:t>
+      </w:r>
+    </w:p>
+    <w:p>
+      <w:r>
+        <w:rPr>
+          <w:b/>
+        </w:rPr>
+        <w:t>验证：</w:t>
+      </w:r>
+      <w:r>
+        <w:t>Node 语法检查通过；全量自动测试 318/318 通过；实机现象“很久后突然锁定成功”反向证明命令入队正常、延迟发生在 iPhone 被挂起后的拉取阶段。</w:t>
+      </w:r>
+    </w:p>
+    <w:p>
+      <w:r>
+        <w:rPr>
+          <w:b/>
+        </w:rPr>
+        <w:t>遗留边界：</w:t>
+      </w:r>
+      <w:r>
+        <w:t>iPhone 伴生 App 被系统完全挂起或用户强制划掉时，前台轮询不能实现关闭后即时执行。真正的即时唤醒需要 APNs 静默推送、Push Notifications 能力和服务器推送通道；不得用网页定时器或假后台状态冒充。</w:t>
       </w:r>
     </w:p>
     <w:sectPr>

--- a/docs/maintenance/AI开发项目_Bug记录模板.docx
+++ b/docs/maintenance/AI开发项目_Bug记录模板.docx
@@ -4214,6 +4214,62 @@
       </w:r>
       <w:r>
         <w:t>iPhone 伴生 App 被系统完全挂起或用户强制划掉时，前台轮询不能实现关闭后即时执行。真正的即时唤醒需要 APNs 静默推送、Push Notifications 能力和服务器推送通道；不得用网页定时器或假后台状态冒充。</w:t>
+      </w:r>
+    </w:p>
+    <w:p>
+      <w:pPr>
+        <w:pStyle w:val="Heading1"/>
+      </w:pPr>
+      <w:r>
+        <w:t>Bug 48：微信大号/小号长期记忆串号并漏记（v823，2026-08-06）</w:t>
+      </w:r>
+    </w:p>
+    <w:p>
+      <w:pPr/>
+      <w:r>
+        <w:t>现象：同一角色的大号聊天内容会出现在小号记忆里，导致角色在小号聊到大号经历；反过来，小号聊过较久后角色又可能说不记得。用户看到的小号聊天记录与角色实际长期记忆不一致。</w:t>
+      </w:r>
+    </w:p>
+    <w:p>
+      <w:pPr/>
+      <w:r>
+        <w:t>根因：可见消息早已通过 accountMessageKey 使用“角色ID#账号ID”隔离，但自动总结仍由所有账号共用 c.summaries、c._sumCount 和 c._summaryCursorV2。小号总结被写进大号仓库，任一账号推进共享游标后还会让另一账号跳过未总结消息；同时小号提示词禁止读取 c.summaries，因此出现‘污染大号、自己又失忆’的组合故障。电话结束总结也没有固定通话发起账号，存在切号后写错仓库的同类风险。</w:t>
+      </w:r>
+    </w:p>
+    <w:p>
+      <w:pPr/>
+      <w:r>
+        <w:t>影响文件/模块：app.js 的账号记忆作用域、自动总结、电话总结、相关记忆检索、禁用称呼来源、总结管理页、小号删除清理与恢复统计；tests/account-isolation.test.mjs 及依赖这些帮助函数的格式/禁用称呼/陌生电话测试。消息存档格式和软件锁模块不在修改范围。</w:t>
+      </w:r>
+    </w:p>
+    <w:p>
+      <w:pPr/>
+      <w:r>
+        <w:t>修复：保留大号 c.summaries 作为兼容仓库，为每个小号建立 _accountSummaries[账号ID] 和 _accountSummaryState[账号ID]；自动总结显式读取 msgsForAccount(id, aid)，并把 aid 贯穿生成、清洗、去重、保存和游标更新。电话对象记录 accountId，结束总结写回该账号。提示词和管理页统一通过 summaryList(c, aid) 访问当前账号。</w:t>
+      </w:r>
+    </w:p>
+    <w:p>
+      <w:pPr/>
+      <w:r>
+        <w:t>兼容策略：不根据文字内容猜测历史无标记总结属于哪个小号，避免误迁移或破坏大号旧记忆。从 v823 起所有新增总结带 accountId；已有大号数据原样保留，后续小号数据从独立仓库开始稳定累计。</w:t>
+      </w:r>
+    </w:p>
+    <w:p>
+      <w:pPr/>
+      <w:r>
+        <w:t>验证：新增大号/小号总结列表隔离、昵称隔离、游标隔离、AI 总结返回前切号仍写回原账号、电话总结显式账号绑定等检查；聊天尾部持久化、电话、记忆清除、禁用称呼、陌生电话与缓存定向测试通过；完整 Node 回归 318/318 通过。</w:t>
+      </w:r>
+    </w:p>
+    <w:p>
+      <w:pPr/>
+      <w:r>
+        <w:t>失败方案记录：之前只隔离 accountMessageKey、回复调度和小号身份提示，未同步隔离自动总结仓库与游标，属于半套隔离，不能重复。以后不能用‘聊天列表看起来分开’作为记忆隔离成功证据。</w:t>
+      </w:r>
+    </w:p>
+    <w:p>
+      <w:pPr/>
+      <w:r>
+        <w:t>风险与边界：历史上已混入 c.summaries 且没有账号来源标记的旧总结无法安全自动判断归属，本版不做猜测式拆分；若用户仍看到某条旧污染总结，可在大号的对话总结页手动删除。新产生的数据会严格隔离。</w:t>
       </w:r>
     </w:p>
     <w:sectPr>

--- a/docs/maintenance/AI开发项目_Bug记录模板.docx
+++ b/docs/maintenance/AI开发项目_Bug记录模板.docx
@@ -4214,6 +4214,49 @@
       </w:r>
       <w:r>
         <w:t>iPhone 伴生 App 被系统完全挂起或用户强制划掉时，前台轮询不能实现关闭后即时执行。真正的即时唤醒需要 APNs 静默推送、Push Notifications 能力和服务器推送通道；不得用网页定时器或假后台状态冒充。</w:t>
+      </w:r>
+    </w:p>
+    <w:p>
+      <w:pPr>
+        <w:pStyle w:val="Heading1"/>
+      </w:pPr>
+      <w:r>
+        <w:t>Bug 46：自然解锁已准确入队，但真实 iPhone 后台不回执</w:t>
+      </w:r>
+    </w:p>
+    <w:p>
+      <w:r>
+        <w:t>现象：角色说“GPT给你开了”后，伴生卡片能准确显示 ChatGPT 的解锁命令等待 iPhone 回执；另一个旧解锁在 15 分钟后显示 device command expired after 15 minutes。用户手动在真机前台执行则可立即解锁。</w:t>
+      </w:r>
+    </w:p>
+    <w:p>
+      <w:r>
+        <w:t>结论：目标解析和服务器入队已经成功，15 分钟是命令失效上限，不是正常等待时长。卡点发生在真实 iPhone 伴生 App 退到后台后被 iOS 挂起，无法继续依靠 5 秒轮询拉取命令。</w:t>
+      </w:r>
+    </w:p>
+    <w:p>
+      <w:r>
+        <w:t>成功记录：实机曾在等待较久、伴生 App 获得运行机会后突然真正锁定成功。该记录证明稳定外置 ID、设备密钥、ManagedSettingsStore 和命令链路能够工作；成功条件仍是设备实际拉取命令、写入正确 token、回执并上传命令后的新鲜快照。</w:t>
+      </w:r>
+    </w:p>
+    <w:p>
+      <w:r>
+        <w:t>失败方案：仅缩短网页或 Swift 定时器、仅把服务器入队显示成已完成、仅收到推送就染红卡片，都会制造伪成功；不得让用户重复授权、重选 App 或重新添加 App Groups。</w:t>
+      </w:r>
+    </w:p>
+    <w:p>
+      <w:r>
+        <w:t>修复：v824 新增 APNs 设备 token 注册、服务端验证后的 Edge Function 唤醒、原生后台远程通知回调、网页持续回执拉取和回前台立即补拉；自然解锁使用唯一别名和唯一上下文，含糊的多人/多 App 上下文拒绝扩展。</w:t>
+      </w:r>
+    </w:p>
+    <w:p>
+      <w:r>
+        <w:t>边界：用户强制划掉伴生 App 后，iOS 通常不会再用后台推送启动它；重新打开一次恢复。APNs 投递也不是确定执行，页面必须继续以设备回执和新鲜快照作为真值。</w:t>
+      </w:r>
+    </w:p>
+    <w:p>
+      <w:r>
+        <w:t>验证：JavaScript 语法检查通过；完整 Node 回归 324/324、伴生定向回归 48/48。Windows 无法执行 Xcode 真机编译与 APNs 投递，仍需 Mac 上完成能力配置与一次真机验证。</w:t>
       </w:r>
     </w:p>
     <w:sectPr>

--- a/docs/maintenance/AI开发项目_Bug记录模板.docx
+++ b/docs/maintenance/AI开发项目_Bug记录模板.docx
@@ -4313,6 +4313,49 @@
     <w:p>
       <w:r>
         <w:t>验证：JavaScript 语法检查通过；完整 Node 回归 324/324、伴生定向回归 48/48。Windows 无法执行 Xcode 真机编译与 APNs 投递，仍需 Mac 上完成能力配置与一次真机验证。</w:t>
+      </w:r>
+    </w:p>
+    <w:p>
+      <w:pPr>
+        <w:pStyle w:val="Heading1"/>
+      </w:pPr>
+      <w:r>
+        <w:t>Bug 49：后台三款来电铃声听感几乎相同且偏音乐型（v825，2026-08-06）</w:t>
+      </w:r>
+    </w:p>
+    <w:p>
+      <w:r>
+        <w:t>现象：三款可选来电铃声实际试听都像相近的柔和背景音乐，区别不明显；用户要求三款全部换成接近提示音的“叮咚、叮咚”短铃。</w:t>
+      </w:r>
+    </w:p>
+    <w:p>
+      <w:r>
+        <w:t>根因：旧 WAV 共同采用 8 秒暖和弦、低音铺底、慢起音和长包络，名称虽不同但声学轮廓高度相近。按钮保存和独立来电播放正常，问题在素材本身。</w:t>
+      </w:r>
+    </w:p>
+    <w:p>
+      <w:r>
+        <w:t>影响范围：三段来电 WAV、设置名称/说明、素材生成脚本、缓存版本和铃声测试。消息提示音、主动拨号、电话接通、角色决策、v824 伴生后台唤醒和软件锁不在修改范围。</w:t>
+      </w:r>
+    </w:p>
+    <w:p>
+      <w:r>
+        <w:t>修复：全部改为非音乐型循环短铃：一高一低叮咚、明亮同音双响、偏低木质叮咚；保留旧 key/路径并升级 v825 缓存。</w:t>
+      </w:r>
+    </w:p>
+    <w:p>
+      <w:r>
+        <w:t>失败尝试：第一轮短铃已去掉旋律，但文件末尾仍有未衰减采样，循环会出现轻微咔声；木质款还有接近一秒空档。该轮未发布，随后加入首尾淡化并缩短重复间隔。以后不能只验证能播放，必须检查循环接缝和最长静默段。</w:t>
+      </w:r>
+    </w:p>
+    <w:p>
+      <w:r>
+        <w:t>发布冲突：最初按当时 main 生成的 v824 功能分支已上传，但正式 main 随后新增同编号伴生后台版本，直接推 main 被非快进保护拒绝。未强推覆盖；最终以远端 v824 为基线重放铃声改动并顺延为 v825。</w:t>
+      </w:r>
+    </w:p>
+    <w:p>
+      <w:r>
+        <w:t>验证：针对性测试 6/6、合并后完整 Node 回归 324/324 通过；三段波形两两相关度低于 0.25。</w:t>
       </w:r>
     </w:p>
     <w:sectPr>

--- a/docs/maintenance/AI开发项目_Bug记录模板.docx
+++ b/docs/maintenance/AI开发项目_Bug记录模板.docx
@@ -4356,6 +4356,44 @@
     <w:p>
       <w:r>
         <w:t>验证：针对性测试 6/6、合并后完整 Node 回归 324/324 通过；三段波形两两相关度低于 0.25。</w:t>
+      </w:r>
+    </w:p>
+    <w:p>
+      <w:pPr>
+        <w:pStyle w:val="Heading1"/>
+      </w:pPr>
+      <w:r>
+        <w:t>Bug 50：用户更偏好微信消息提示音作为来电铃（v826，2026-08-06）</w:t>
+      </w:r>
+    </w:p>
+    <w:p>
+      <w:r>
+        <w:t>现象：v825 三款非音乐型短铃已上线，但用户实际体验后仍更喜欢微信消息提示音，认为它柔和、不突兀，希望来电也使用同样音色。</w:t>
+      </w:r>
+    </w:p>
+    <w:p>
+      <w:r>
+        <w:t>原因：v825 的第一款仍是单独设计的高低双音，并非微信消息提示音本体；两者都短促柔和，但音高走向和包络不同，不能把‘风格接近’当成‘同一个声音’。</w:t>
+      </w:r>
+    </w:p>
+    <w:p>
+      <w:r>
+        <w:t>影响范围：默认 soft 铃声素材、第一款名称/说明、离线清单、版本缓存和铃声测试。微信消息提示音函数及电话状态机不修改。</w:t>
+      </w:r>
+    </w:p>
+    <w:p>
+      <w:r>
+        <w:t>解决：生成独立 incoming-wechat-ding-v1.wav；单声波形与 playDing 的 message-ding-soft-v3 保持 880Hz、0.28 秒和相同衰减，循环内约每 0.4～0.5 秒重复。保留独立播放链，避免复用消息播放器造成音乐暂停或通话抢音频。</w:t>
+      </w:r>
+    </w:p>
+    <w:p>
+      <w:r>
+        <w:t>缓存处理：使用全新文件名而不是覆盖 incoming-soft-ring-v1.wav，并同步升级 v826 Service Worker；这可绕开手机仍持有旧音频 URL 的情况。</w:t>
+      </w:r>
+    </w:p>
+    <w:p>
+      <w:r>
+        <w:t>验证：新增来电 WAV 与微信提示音理论波形相关度大于 0.999 的检查，同时验证最长静默段、循环接缝、离线缓存和三款可选铃声差异。</w:t>
       </w:r>
     </w:p>
     <w:sectPr>

--- a/docs/maintenance/AI开发项目_Bug记录模板.docx
+++ b/docs/maintenance/AI开发项目_Bug记录模板.docx
@@ -4394,6 +4394,39 @@
     <w:p>
       <w:r>
         <w:t>验证：新增来电 WAV 与微信提示音理论波形相关度大于 0.999 的检查，同时验证最长静默段、循环接缝、离线缓存和三款可选铃声差异。</w:t>
+      </w:r>
+    </w:p>
+    <w:p>
+      <w:r>
+        <w:rPr>
+          <w:b/>
+        </w:rPr>
+        <w:t>v827 · 服务器定时触发与角色消息推送（2026-08-06）</w:t>
+      </w:r>
+    </w:p>
+    <w:p>
+      <w:r>
+        <w:t>成功证据：2026-08-06 18:42 的真实 iPhone 截图同时显示“后台通知已开启”和“后台通知已登记”。这证明主 App 已取得通知权限、aps-environment 已进入签名、APNs device token 已生成，并且 token 注册 RPC 已成功写入服务器。此前出现的缺少 aps-environment、找不到注册 RPC、无效正则表达式三类失败均已排除。</w:t>
+      </w:r>
+    </w:p>
+    <w:p>
+      <w:r>
+        <w:t>未完成边界：设备登记成功不等于服务器定时消息已经部署，也不代表每条 APNs 都会被 iOS 立即投递。定时消息仍需部署 202608060003_phone_role_scheduled_push.sql 与 phone-role-push Edge Function；最终成功以通知到达，或重新打开小手机后 outbox 消息进入正确角色聊天并回执为准。</w:t>
+      </w:r>
+    </w:p>
+    <w:p>
+      <w:r>
+        <w:t>实现：v827 新增角色主动联系开关、角色级时段/每日次数配置、每分钟服务器调度、先写 outbox 再发 APNs、消息去重与确认。小手机打开时每 60 秒拉取一次，pageshow、focus 和回到可见状态会立即补拉；即使 APNs 延迟或被系统抑制，消息仍保留在 outbox，重新打开后可补入对应角色聊天。</w:t>
+      </w:r>
+    </w:p>
+    <w:p>
+      <w:r>
+        <w:t>隐私与稳定边界：服务器只接收角色 ID、角色名称、关系、允许时段、时区和简短风格摘要，不上传完整聊天、健康数据或位置。本轮不修改真实 iPhone 锁定/解锁、统一限额、屏幕时间、健康、App Groups 或既有授权。</w:t>
+      </w:r>
+    </w:p>
+    <w:p>
+      <w:r>
+        <w:t>验证：app.js 与 sw.js 语法检查通过；完整 Node 回归 330/330 通过；git diff --check 通过。真机已验证 APNs 设备登记；服务器定时触发和消息到达需在 Supabase 部署完成后验证。</w:t>
       </w:r>
     </w:p>
     <w:sectPr>

--- a/docs/maintenance/AI开发项目_Bug记录模板.docx
+++ b/docs/maintenance/AI开发项目_Bug记录模板.docx
@@ -4427,6 +4427,39 @@
     <w:p>
       <w:r>
         <w:t>验证：app.js 与 sw.js 语法检查通过；完整 Node 回归 330/330 通过；git diff --check 通过。真机已验证 APNs 设备登记；服务器定时触发和消息到达需在 Supabase 部署完成后验证。</w:t>
+      </w:r>
+    </w:p>
+    <w:p>
+      <w:pPr>
+        <w:pStyle w:val="Heading1"/>
+      </w:pPr>
+      <w:r>
+        <w:t>Bug 51：微信消息音来电缺少高低节奏（v828，2026-08-06）</w:t>
+      </w:r>
+    </w:p>
+    <w:p>
+      <w:r>
+        <w:t>现象：v826 来电音色已经符合用户喜好，但连续两声均为相同 880Hz，节奏层次不明显。用户明确要求第一音节不变，第二音节降低。</w:t>
+      </w:r>
+    </w:p>
+    <w:p>
+      <w:r>
+        <w:t>根因：v826 的 first_hz 与 second_hz 都配置为 880Hz；重复间距存在节奏，但音高没有高低落差。</w:t>
+      </w:r>
+    </w:p>
+    <w:p>
+      <w:r>
+        <w:t>影响范围：默认 soft 铃声生成参数、独立 WAV 路径、选择文案、缓存版本与铃声波形测试。电话状态机和微信消息提示音函数不在修改范围。</w:t>
+      </w:r>
+    </w:p>
+    <w:p>
+      <w:r>
+        <w:t>解决：第一声保留 880Hz，第二声改为 659.25Hz；两声继续使用同一个 0.28 秒消息音包络。使用新文件 incoming-wechat-ding-low-v1.wav 并升级 v828 缓存。</w:t>
+      </w:r>
+    </w:p>
+    <w:p>
+      <w:r>
+        <w:t>验证：分别对第一声和第二声做理论波形相关校验，并覆盖独立来电播放、音乐安全、主动消息推送、伴生唤醒及全量 330/330 回归。</w:t>
       </w:r>
     </w:p>
     <w:sectPr>

--- a/docs/maintenance/AI开发项目_Bug记录模板.docx
+++ b/docs/maintenance/AI开发项目_Bug记录模板.docx
@@ -4460,6 +4460,36 @@
     <w:p>
       <w:r>
         <w:t>验证：分别对第一声和第二声做理论波形相关校验，并覆盖独立来电播放、音乐安全、主动消息推送、伴生唤醒及全量 330/330 回归。</w:t>
+      </w:r>
+    </w:p>
+    <w:p>
+      <w:r>
+        <w:t>Bug 52：主题预览误把角色内心动态线条替换为圆形笑脸（v832）</w:t>
+      </w:r>
+    </w:p>
+    <w:p>
+      <w:r>
+        <w:t>现象：微信聊天顶部的角色内心描写/动态提示，在主题预览中显示为圆形笑脸，与正式版原线条不一致。</w:t>
+      </w:r>
+    </w:p>
+    <w:p>
+      <w:r>
+        <w:t>根因：独立预览页复用了 smile 图标；正式 app.js 的 renderChat 始终正确调用 thought 图标，属于预览层映射错误。</w:t>
+      </w:r>
+    </w:p>
+    <w:p>
+      <w:r>
+        <w:t>影响：主题预览和主题接入的视觉一致性；不影响聊天生成、心情值、软件锁、小号记忆、朋友圈或通话。</w:t>
+      </w:r>
+    </w:p>
+    <w:p>
+      <w:r>
+        <w:t>处理：预览恢复正式 thought 路径；正式接入只改主屏展示层，并新增静态回归锁定 thought、mic、底部四导航与软件锁路径。</w:t>
+      </w:r>
+    </w:p>
+    <w:p>
+      <w:r>
+        <w:t>验证：暗黑/白色微信预览通过；正式版完整回归 344/344 通过。</w:t>
       </w:r>
     </w:p>
     <w:sectPr>

--- a/docs/maintenance/AI开发项目_Bug记录模板.docx
+++ b/docs/maintenance/AI开发项目_Bug记录模板.docx
@@ -4490,6 +4490,113 @@
     <w:p>
       <w:r>
         <w:t>验证：暗黑/白色微信预览通过；正式版完整回归 344/344 通过。</w:t>
+      </w:r>
+    </w:p>
+    <w:p>
+      <w:pPr>
+        <w:pStyle w:val="Heading1"/>
+        <w:spacing w:before="200" w:after="80"/>
+      </w:pPr>
+      <w:r>
+        <w:t>2026-08-07｜v833 · 自然内心想法与电子宠物扩展</w:t>
+      </w:r>
+    </w:p>
+    <w:p>
+      <w:pPr>
+        <w:spacing w:after="60"/>
+      </w:pPr>
+      <w:r>
+        <w:rPr>
+          <w:b/>
+        </w:rPr>
+        <w:t>现象：</w:t>
+      </w:r>
+      <w:r>
+        <w:t>开启微信自然模式后，聊天顶部角色内心想法完全消失；用户明确要求只恢复内心想法，不能恢复心情值或任何替角色做决定的旧链路。电子宠物还缺少缅因猫、仓鼠和兔子品种。</w:t>
+      </w:r>
+    </w:p>
+    <w:p>
+      <w:pPr>
+        <w:spacing w:after="60"/>
+      </w:pPr>
+      <w:r>
+        <w:rPr>
+          <w:b/>
+        </w:rPr>
+        <w:t>根因：</w:t>
+      </w:r>
+      <w:r>
+        <w:t>renderChat 把顶部状态条直接写成 !wechatNaturalOn() 条件；自然模式精简提示词时又整体移除了 [心情|…] 规则，输出解析也在自然模式拒绝写入 c.mood。这样虽成功关闭心情控制，却把纯展示的内心文本一起删掉。宠物根因是 species 归一化和品种查找被硬编码成 cat/dog 二选一，SVG 也只有猫狗解剖分支。</w:t>
+      </w:r>
+    </w:p>
+    <w:p>
+      <w:pPr>
+        <w:spacing w:after="60"/>
+      </w:pPr>
+      <w:r>
+        <w:rPr>
+          <w:b/>
+        </w:rPr>
+        <w:t>未采用方案：</w:t>
+      </w:r>
+      <w:r>
+        <w:t>没有重新打开 [心情值]、moodVal、dialogueEmotion、亲密度、久未回复、固定来电反应或旧情绪提示；也没有把仓鼠、兔子伪装成 cat/dog 存档。原因是前者会破坏角色自主性，后者会导致品种保存后回退和线稿结构错误。</w:t>
+      </w:r>
+    </w:p>
+    <w:p>
+      <w:pPr>
+        <w:spacing w:after="60"/>
+      </w:pPr>
+      <w:r>
+        <w:rPr>
+          <w:b/>
+        </w:rPr>
+        <w:t>解决方案：</w:t>
+      </w:r>
+      <w:r>
+        <w:t>新增 [内心|…] 独立标签和 innerThought/innerThoughtAt 字段；自然模式提示词明确其仅展示、不控制。所有主要微信与通话输出路径会消费该标签但不作为聊天气泡发送；顶部按模式选择 innerThought 或旧 c.mood。宠物新增枚举式 species 归一化、7 个新品种数据、仓鼠/兔子独立线稿、缅因猫耳尖毛/围脖/蓬松尾巴，并扩展领养与衣帽间入口。</w:t>
+      </w:r>
+    </w:p>
+    <w:p>
+      <w:pPr>
+        <w:spacing w:after="60"/>
+      </w:pPr>
+      <w:r>
+        <w:rPr>
+          <w:b/>
+        </w:rPr>
+        <w:t>影响文件：</w:t>
+      </w:r>
+      <w:r>
+        <w:t>app.js、pet-game.js、pet-game.css、版本壳与缓存文件、相关自动化测试、长期维护文档。未修改软件锁执行、控制标签权限、账户/聊天存档结构和云同步接口。</w:t>
+      </w:r>
+    </w:p>
+    <w:p>
+      <w:pPr>
+        <w:spacing w:after="60"/>
+      </w:pPr>
+      <w:r>
+        <w:rPr>
+          <w:b/>
+        </w:rPr>
+        <w:t>测试：</w:t>
+      </w:r>
+      <w:r>
+        <w:t>语法检查通过；微信自然模式、心情标签、电子宠物定向测试 17/17；完整套件 345/345。浏览器页面验证无脚本错误，四物种入口完整，3 种仓鼠、3 种兔子、缅因猫均能渲染；纯白侏儒兔能完成领养、开箱并进入房间。</w:t>
+      </w:r>
+    </w:p>
+    <w:p>
+      <w:pPr>
+        <w:spacing w:after="60"/>
+      </w:pPr>
+      <w:r>
+        <w:rPr>
+          <w:b/>
+        </w:rPr>
+        <w:t>风险与回归点：</w:t>
+      </w:r>
+      <w:r>
+        <w:t>首次启用 v833 后，顶部内心想法需等角色下一次成功回复才会生成；关闭顶部标签只隐藏，不删除 innerThought。以后修改自然模式时，必须继续验证 adjMood 早退、moodVal 提示缺席、锁软件链仍在。</w:t>
       </w:r>
     </w:p>
     <w:sectPr>

--- a/docs/maintenance/AI开发项目_Bug记录模板.docx
+++ b/docs/maintenance/AI开发项目_Bug记录模板.docx
@@ -4597,6 +4597,49 @@
       </w:r>
       <w:r>
         <w:t>首次启用 v833 后，顶部内心想法需等角色下一次成功回复才会生成；关闭顶部标签只隐藏，不删除 innerThought。以后修改自然模式时，必须继续验证 adjMood 早退、moodVal 提示缺席、锁软件链仍在。</w:t>
+      </w:r>
+    </w:p>
+    <w:p>
+      <w:pPr>
+        <w:pStyle w:val="Heading1"/>
+      </w:pPr>
+      <w:r>
+        <w:t>Bug 53：主动消息出现固定时段台词和语义重复（v834，2026-08-07）</w:t>
+      </w:r>
+    </w:p>
+    <w:p>
+      <w:r>
+        <w:t>现象一：自然模式在凌晨 01:08 再次发出与 00:27 完全相同的“醒了没有”消息，并把凌晨当作早上。现象二：19:58 已说“给你点、想吃火锅/麻辣烫/简餐”，21:36 又换成“给你点外卖、想吃什么”，文字不完全相同但意思和句式明显重复。</w:t>
+      </w:r>
+    </w:p>
+    <w:p>
+      <w:r>
+        <w:t>根因：服务器 phone-role-push 在模型密钥缺失、接口失败、返回空内容或异常时调用 fallbackMessage，并用 hour &lt; 10 选择固定早间句；不同调度任务的 dedupe 键按日期和次数生成，因此相同正文仍会以不同 outbox ID 入库。本地自然模式虽在提示词中要求避免复读，但生成后只有发送配额和队列新鲜度检查，没有对近期角色消息做语义相似度拦截。</w:t>
+      </w:r>
+    </w:p>
+    <w:p>
+      <w:r>
+        <w:t>影响范围：supabase/functions/phone-role-push/index.ts 的时间、生成、静默和近期 outbox 去重；app.js 的服务器消息拉取及自然模式主动消息最终发送门；tests/role-server-push.test.mjs、tests/proactive-contact.test.mjs、版本壳与长期文档。聊天手动回复、软件锁、控制标签、小号记忆、来电和电子宠物不在修改范围。</w:t>
+      </w:r>
+    </w:p>
+    <w:p>
+      <w:r>
+        <w:t>解决：删除三句服务器固定 fallback；模型不可用或生成失败时不创建 outbox、不增加当日次数，只释放领取并安排下一次机会。模型获得准确到分钟的当地时间和最近 6 条服务器主动消息，可自主输出内部 [保持安静]。服务器对近期正文做完全相同、包含及 LCS 高相似检测；网页拉取再做 24 小时完全相同防线。</w:t>
+      </w:r>
+    </w:p>
+    <w:p>
+      <w:r>
+        <w:t>本地自然模式新增发送前语义防重复：合并同一轮多气泡，并在近 12 小时同角色文本中检查完全相同、包含、最长公共子序列与双字相似度。截图中的点餐/外卖改写会取消本次发送；真正不同的新话题仍可发送。命中后保持安静，不补固定替代语。</w:t>
+      </w:r>
+    </w:p>
+    <w:p>
+      <w:r>
+        <w:t>未采用方案：没有扩大消息 ID 去重窗口冒充正文去重，没有只靠提示词自觉，也没有用另一套早中晚模板替换旧 fallback；这些做法分别无法拦截不同 ID、模型改写和系统冒充角色的问题。</w:t>
+      </w:r>
+    </w:p>
+    <w:p>
+      <w:r>
+        <w:t>验证：app.js 与 Edge Function 语法检查通过；主动联系、服务器推送、自然模式与缓存版本专项 8/8；完整 Node 回归 345/345，含软件锁、微信账号隔离、来电、音乐、电子宠物和自然模式测试。</w:t>
       </w:r>
     </w:p>
     <w:sectPr>

--- a/docs/maintenance/AI开发项目_Bug记录模板.docx
+++ b/docs/maintenance/AI开发项目_Bug记录模板.docx
@@ -4640,6 +4640,55 @@
     <w:p>
       <w:r>
         <w:t>验证：app.js 与 Edge Function 语法检查通过；主动联系、服务器推送、自然模式与缓存版本专项 8/8；完整 Node 回归 345/345，含软件锁、微信账号隔离、来电、音乐、电子宠物和自然模式测试。</w:t>
+      </w:r>
+    </w:p>
+    <w:p/>
+    <w:p>
+      <w:r>
+        <w:rPr>
+          <w:b/>
+        </w:rPr>
+        <w:t>Bug 54：头像通知提交未进入 main，Pages 成功但头像链路缺失（v835，2026-08-07）</w:t>
+      </w:r>
+    </w:p>
+    <w:p>
+      <w:r>
+        <w:rPr>
+          <w:b w:val="0"/>
+        </w:rPr>
+        <w:t>现象：网页发布显示成功，但线上仍停留在 v834，角色推送没有头像链路。</w:t>
+      </w:r>
+    </w:p>
+    <w:p>
+      <w:r>
+        <w:rPr>
+          <w:b w:val="0"/>
+        </w:rPr>
+        <w:t>根因：头像功能提交 39a466b 只存在于已落后远端 main 的功能分支；main 已继续前进到 v834。GitHub Pages 正确发布了 main，但旧分支中的头像字段、迁移和 Edge Function 没有进入线上基线。</w:t>
+      </w:r>
+    </w:p>
+    <w:p>
+      <w:r>
+        <w:rPr>
+          <w:b w:val="0"/>
+        </w:rPr>
+        <w:t>修复：从最新 origin/main 新建 v835 集成分支，只定向移植头像缩略图同步、增量数据库迁移、Edge Function 头像端点与 APNs mutable-content 字段、iOS Extension 资料和对应测试；保留 v834 的角色可保持安静、准确分钟时间和 24 小时正文语义去重。</w:t>
+      </w:r>
+    </w:p>
+    <w:p>
+      <w:r>
+        <w:rPr>
+          <w:b w:val="0"/>
+        </w:rPr>
+        <w:t>验证：完整自动化回归 347/347 通过；Xcode 端此前已成功打开 App。服务器部署完成后，以一条新的真实角色推送作为头像显示最终验收。</w:t>
+      </w:r>
+    </w:p>
+    <w:p>
+      <w:r>
+        <w:rPr>
+          <w:b w:val="0"/>
+        </w:rPr>
+        <w:t>禁止做法：不得把落后的旧分支整体发布或覆盖 main；分支中功能存在、单次构建成功，都不等于线上 main 已包含该功能。</w:t>
       </w:r>
     </w:p>
     <w:sectPr>

--- a/docs/maintenance/AI开发项目_Bug记录模板.docx
+++ b/docs/maintenance/AI开发项目_Bug记录模板.docx
@@ -4689,6 +4689,96 @@
           <w:b w:val="0"/>
         </w:rPr>
         <w:t>禁止做法：不得把落后的旧分支整体发布或覆盖 main；分支中功能存在、单次构建成功，都不等于线上 main 已包含该功能。</w:t>
+      </w:r>
+    </w:p>
+    <w:p>
+      <w:r>
+        <w:br w:type="page"/>
+      </w:r>
+    </w:p>
+    <w:p>
+      <w:pPr>
+        <w:pStyle w:val="Heading1"/>
+      </w:pPr>
+      <w:r>
+        <w:t>Bug 55：正式主屏与已确认预览不一致（v836，2026-08-07）</w:t>
+      </w:r>
+    </w:p>
+    <w:p>
+      <w:r>
+        <w:rPr>
+          <w:b/>
+        </w:rPr>
+        <w:t>现象：</w:t>
+      </w:r>
+      <w:r>
+        <w:t>用户更新到 v834/v835 后，正式主屏看起来仍像旧版，只看到音乐组件里的唱片发生变化，与此前确认的 v829 高级主屏预览明显不同。</w:t>
+      </w:r>
+    </w:p>
+    <w:p>
+      <w:r>
+        <w:rPr>
+          <w:b/>
+        </w:rPr>
+        <w:t>根因：</w:t>
+      </w:r>
+      <w:r>
+        <w:t>预览页使用四列网格和天气/音乐/心情/情侣头像的固定视觉映射；正式 renderHome 仍按旧组件列表输出。上一轮只改了卡片色彩、圆角和局部音乐样式，结构层没有接入，所以样式看似存在但正式布局没有变化。</w:t>
+      </w:r>
+    </w:p>
+    <w:p>
+      <w:r>
+        <w:rPr>
+          <w:b/>
+        </w:rPr>
+        <w:t>影响范围：</w:t>
+      </w:r>
+      <w:r>
+        <w:t>app.js 的主屏组件渲染、默认组件顺序和拖动容器；小手机.html 的主屏网格、三套主题和组件比例；版本壳、缓存和主题测试。微信内部、软件锁、主动消息、电话和宠物模块不在修改范围。</w:t>
+      </w:r>
+    </w:p>
+    <w:p>
+      <w:r>
+        <w:rPr>
+          <w:b/>
+        </w:rPr>
+        <w:t>解决方案：</w:t>
+      </w:r>
+      <w:r>
+        <w:t>让正式 renderHome 使用与确认预览一致的四列结构；把核心天气/音乐/心情组件放入顶部网格，情侣双头像作为首屏可移动组件进入应用网格；保留正式 App 图标、锁遮罩和所有原 onclick。默认顺序只对精确匹配旧默认值的数据做一次迁移，避免覆盖用户自定义。</w:t>
+      </w:r>
+    </w:p>
+    <w:p>
+      <w:r>
+        <w:rPr>
+          <w:b/>
+        </w:rPr>
+        <w:t>最终视觉：</w:t>
+      </w:r>
+      <w:r>
+        <w:t>唱片放大到 58px，笑脸缩小到 48px 容器/34px 图标；删除主屏固定问候“早上好忆北”，保留时间和日期。</w:t>
+      </w:r>
+    </w:p>
+    <w:p>
+      <w:r>
+        <w:rPr>
+          <w:b/>
+        </w:rPr>
+        <w:t>未采用方案：</w:t>
+      </w:r>
+      <w:r>
+        <w:t>没有继续在旧纵向卡片上叠加 CSS，也没有复制预览中的替代图标或重做微信页面；前者无法解决结构不一致，后者会破坏已确认的正式线条、气泡、话筒和软件锁。</w:t>
+      </w:r>
+    </w:p>
+    <w:p>
+      <w:r>
+        <w:rPr>
+          <w:b/>
+        </w:rPr>
+        <w:t>验证：</w:t>
+      </w:r>
+      <w:r>
+        <w:t>三套主题预览完成；主题专项 7/7；完整 Node 回归 349/349。缓存 BUILD、入口、repair、Service Worker 和全部资源查询统一为 v836。</w:t>
       </w:r>
     </w:p>
     <w:sectPr>

--- a/docs/maintenance/AI开发项目_Bug记录模板.docx
+++ b/docs/maintenance/AI开发项目_Bug记录模板.docx
@@ -4779,6 +4779,50 @@
       </w:r>
       <w:r>
         <w:t>三套主题预览完成；主题专项 7/7；完整 Node 回归 349/349。缓存 BUILD、入口、repair、Service Worker 和全部资源查询统一为 v836。</w:t>
+      </w:r>
+    </w:p>
+    <w:p>
+      <w:pPr>
+        <w:pStyle w:val="Heading1"/>
+      </w:pPr>
+      <w:r>
+        <w:t>Bug 56：礼物全屏打开时短暂透出聊天页面（v838，2026-08-07）</w:t>
+      </w:r>
+    </w:p>
+    <w:p>
+      <w:pPr/>
+      <w:r>
+        <w:t>现象：在聊天中点击角色送来的礼物卡片后，全屏礼盒出现前会短暂闪出聊天页面；第二次点击打开礼物时，礼盒层切换到花束、玩偶或戒指结果层的瞬间也可能再次透出聊天背景。</w:t>
+      </w:r>
+    </w:p>
+    <w:p>
+      <w:pPr/>
+      <w:r>
+        <w:t>根因：礼盒全屏层和礼物结果层都以 opacity:0 挂载，再等待下一帧淡入，首个绘制帧没有不透明遮罩；礼盒打开回调又先删除旧礼盒层、后创建结果层，两层之间存在可见空档。</w:t>
+      </w:r>
+    </w:p>
+    <w:p>
+      <w:pPr/>
+      <w:r>
+        <w:t>修复：全屏礼盒背景与礼物结果背景从首帧起保持 opacity:1，只让礼盒图形、提示和关闭按钮做入场淡入；打开礼物时先创建并显示结果层，再移除礼盒层。关闭动作仍保留原淡出，不改变卡片→礼盒→礼物的三步交互。</w:t>
+      </w:r>
+    </w:p>
+    <w:p>
+      <w:pPr/>
+      <w:r>
+        <w:t>影响范围：gift-effects.js、礼物专项测试、版本壳与缓存版本。未修改 v836 高级主屏、角色送礼触发、随机礼物配方、节日/纪念日选择、角色话术、思念彩蛋卡片或现有聊天数据。</w:t>
+      </w:r>
+    </w:p>
+    <w:p>
+      <w:pPr/>
+      <w:r>
+        <w:t>验证：gift-effects.js 语法检查通过；礼物与紧急恢复专项通过；完整 Node 回归 349/349；浏览器核对礼盒层与结果层首帧计算透明度均为 1，并确认结果层先出现、礼盒层后移除。</w:t>
+      </w:r>
+    </w:p>
+    <w:p>
+      <w:pPr/>
+      <w:r>
+        <w:t>禁止做法：全屏遮罩需要隐藏底层页面时，不得给整个遮罩设置 opacity:0 的入场动画；连续全屏层切换不得先卸载旧层再异步创建新层。</w:t>
       </w:r>
     </w:p>
     <w:sectPr>

--- a/docs/maintenance/AI开发项目_Bug记录模板.docx
+++ b/docs/maintenance/AI开发项目_Bug记录模板.docx
@@ -4910,7 +4910,40 @@
     <w:p>
       <w:pPr/>
       <w:r>
-        <w:t>验证：app.js、gift-effects.js、commerce-ui.js 语法检查与 diff 检查通过；390×844 手机视口实际打开卡片、礼盒和花束，确认完整下半段包装可见；完整 Node 回归 352/352 通过，含直接赠礼不入订单、代付人显示、v839 主屏/微信、软件锁和缓存版本测试。</w:t>
+        <w:t>验证：app.js、gift-effects.js、commerce-ui.js 语法检查与 diff 检查通过；390×844 手机视口实际打开卡片、礼盒和花束，确认完整下半段包装可见；完整 Node 回归 353/353 通过，含直接赠礼不入订单、代付人显示、v839 主屏/微信、软件锁和缓存版本测试。</w:t>
+      </w:r>
+    </w:p>
+    <w:p>
+      <w:pPr>
+        <w:pStyle w:val="Heading1"/>
+      </w:pPr>
+      <w:r>
+        <w:t>Bug 55：失联主动查看只看电量且可能无可见行动（v841，2026-08-07）</w:t>
+      </w:r>
+    </w:p>
+    <w:p>
+      <w:r>
+        <w:t>现象：用户失联较久后，角色只检查电量；消息生成或入队失败时，用户看不到消息或来电。立即测试推送还曾因单一模型服务不可用而返回 unavailable。</w:t>
+      </w:r>
+    </w:p>
+    <w:p>
+      <w:r>
+        <w:t>原因：失联自动化只声明电量权限，缺少定位上下文；执行失败后直接结束。服务端角色生成只配置单一模型提供方。</w:t>
+      </w:r>
+    </w:p>
+    <w:p>
+      <w:r>
+        <w:t>修复：同时读取电量与真实位置；定位有效期限定 30 分钟并携带精度和时间；检查后必须发消息或来电，前台消息失败时降级为来电；服务端增加 DashScope 模型故障转移。</w:t>
+      </w:r>
+    </w:p>
+    <w:p>
+      <w:r>
+        <w:t>合并说明：首次发布时远端 main 已前进，未强推旧提交；最终以 v840 为底定向合并并统一发布为 v841，未覆盖主屏、微信、花束包装或礼物订单修复。</w:t>
+      </w:r>
+    </w:p>
+    <w:p>
+      <w:r>
+        <w:t>验证：新增失联定位、强制联系、来电降级和服务端提供方故障转移测试；全量 353/353 通过。</w:t>
       </w:r>
     </w:p>
     <w:sectPr>

--- a/docs/maintenance/AI开发项目_Bug记录模板.docx
+++ b/docs/maintenance/AI开发项目_Bug记录模板.docx
@@ -4823,6 +4823,50 @@
       <w:pPr/>
       <w:r>
         <w:t>禁止做法：全屏遮罩需要隐藏底层页面时，不得给整个遮罩设置 opacity:0 的入场动画；连续全屏层切换不得先卸载旧层再异步创建新层。</w:t>
+      </w:r>
+    </w:p>
+    <w:p>
+      <w:pPr>
+        <w:pStyle w:val="Heading1"/>
+      </w:pPr>
+      <w:r>
+        <w:t>Bug 57：v836 主屏预览只接入外观，拖动与微信框架未正式生效（v839，2026-08-07）</w:t>
+      </w:r>
+    </w:p>
+    <w:p>
+      <w:pPr/>
+      <w:r>
+        <w:t>现象：正式版看起来与预览不一致；组件不能穿插应用，Dock 四个入口无法移动；拖动应用不会实时让位；手机长按出现蓝色文字选区；天气卡片残留一个很小的图片上传入口；微信仍像旧版。</w:t>
+      </w:r>
+    </w:p>
+    <w:p>
+      <w:pPr/>
+      <w:r>
+        <w:t>根因：正式代码同时维护 homeWidgets、appLayout 和硬编码 Dock 三套互不相通的布局，拖动只在 pointerup 后计算一次目标；主屏未关闭移动浏览器的原生文字选择；旧 wPic 上传渲染仍附着在天气卡片；微信高级样式只存在预览页，没有挂到正式 renderWeChat 主入口。</w:t>
+      </w:r>
+    </w:p>
+    <w:p>
+      <w:pPr/>
+      <w:r>
+        <w:t>修复：新增统一 homeLayout 与 appDock 数据并迁移旧字段；应用、组件和 Dock 共用 data-token 拖动协议与实时 DOM 交换；Dock 位置固定但内容可换位；设置中的应用排序和组件管理同步写入统一布局；主屏禁用原生选择；移除天气上传渲染；仅给微信四个主标签挂载 wx-premium 外框，不改聊天内部既有结构。</w:t>
+      </w:r>
+    </w:p>
+    <w:p>
+      <w:pPr/>
+      <w:r>
+        <w:t>影响范围：app.js、小手机.html、入口/修复页、Service Worker、主屏/主题/缓存测试和维护文档。未修改软件锁决策、微信账号隔离、聊天记忆、主动消息决策、电话、音乐播放或电子宠物业务数据。</w:t>
+      </w:r>
+    </w:p>
+    <w:p>
+      <w:pPr/>
+      <w:r>
+        <w:t>失败方案与禁止重复：不能再分别给组件、应用、Dock 写独立拖动保存，也不能把预览静态 HTML/CSS 当成正式接入完成；不能通过覆盖微信聊天内部 DOM 来获得统一外观；不能用全屏透明层阻止蓝色选区而破坏点击和横向翻页。</w:t>
+      </w:r>
+    </w:p>
+    <w:p>
+      <w:pPr/>
+      <w:r>
+        <w:t>验证：针对性 58/58；完整 Node 351/351；浏览器实页核对统一三页布局、共享令牌、动态 Dock、天气无上传输入、user-select:none。</w:t>
       </w:r>
     </w:p>
     <w:sectPr>

--- a/docs/maintenance/AI开发项目_Bug记录模板.docx
+++ b/docs/maintenance/AI开发项目_Bug记录模板.docx
@@ -4867,6 +4867,50 @@
       <w:pPr/>
       <w:r>
         <w:t>验证：针对性 58/58；完整 Node 351/351；浏览器实页核对统一三页布局、共享令牌、动态 Dock、天气无上传输入、user-select:none。</w:t>
+      </w:r>
+    </w:p>
+    <w:p>
+      <w:pPr>
+        <w:pStyle w:val="Heading1"/>
+      </w:pPr>
+      <w:r>
+        <w:t>Bug 58：花束下半段包装缺失且角色直接赠礼误入我的订单（v840，2026-08-07）</w:t>
+      </w:r>
+    </w:p>
+    <w:p>
+      <w:pPr/>
+      <w:r>
+        <w:t>现象：粒子花束只有花头下方的一小片包装，收口以下几乎没有完整包装纸；角色直接送出的鲜花等礼物会出现在“我的订单”，造成赠礼与真实购物记录混在一起。</w:t>
+      </w:r>
+    </w:p>
+    <w:p>
+      <w:pPr/>
+      <w:r>
+        <w:t>根因：花束绘制只使用一块较浅的锥形包装，wrapBottom 距离腰部过近，绑带与包装层级不足；包裹投递函数又无条件把 gift、pay、self 三种来源都追加到 S.shop.orders，订单列表和角色查手机快照也直接读取原始数组。</w:t>
+      </w:r>
+    </w:p>
+    <w:p>
+      <w:pPr/>
+      <w:r>
+        <w:t>修复：花束改为左右后层包装纸、前层包装纸、完整收口与绑带，包装延伸至花束下半段。新增订单归属辅助函数：kind=gift 只写礼物包裹，kind=pay/self 才写购物订单；代付记录持久化 cid 与 payerName，并统一显示“某某代付”。启动时自动清理历史直接赠礼订单，订单角标、列表和角色可读购物快照使用同一过滤结果。</w:t>
+      </w:r>
+    </w:p>
+    <w:p>
+      <w:pPr/>
+      <w:r>
+        <w:t>影响范围：gift-effects.js 的花束包装绘制；app.js 与 commerce-ui.js 的订单写入、展示、迁移和角色查手机事实；礼物专项测试、版本壳、缓存与维护文档。未改变 v839 主屏自由布局、微信框架、卡片→礼盒→礼物三步交互、随机礼物配方、退款和包裹签收流程。</w:t>
+      </w:r>
+    </w:p>
+    <w:p>
+      <w:pPr/>
+      <w:r>
+        <w:t>未采用方案：没有只把花束整体上移或继续加深原浅三角，因为这仍缺少下半段包装结构；没有只在订单页面隐藏角色赠礼，因为角标、旧数据和角色查手机仍会泄露错误记录；也没有用当前角色名覆盖历史代付人。</w:t>
+      </w:r>
+    </w:p>
+    <w:p>
+      <w:pPr/>
+      <w:r>
+        <w:t>验证：app.js、gift-effects.js、commerce-ui.js 语法检查与 diff 检查通过；390×844 手机视口实际打开卡片、礼盒和花束，确认完整下半段包装可见；完整 Node 回归 352/352 通过，含直接赠礼不入订单、代付人显示、v839 主屏/微信、软件锁和缓存版本测试。</w:t>
       </w:r>
     </w:p>
     <w:sectPr>

--- a/docs/maintenance/AI开发项目_Bug记录模板.docx
+++ b/docs/maintenance/AI开发项目_Bug记录模板.docx
@@ -4944,6 +4944,51 @@
     <w:p>
       <w:r>
         <w:t>验证：新增失联定位、强制联系、来电降级和服务端提供方故障转移测试；全量 353/353 通过。</w:t>
+      </w:r>
+    </w:p>
+    <w:p/>
+    <w:p>
+      <w:pPr>
+        <w:pStyle w:val="Heading1"/>
+      </w:pPr>
+      <w:r>
+        <w:t>Bug 59：朋友圈仍像旧版、退后台重弹屏保、通话失败误报 AI 账户（v842，2026-08-07）</w:t>
+      </w:r>
+    </w:p>
+    <w:p>
+      <w:pPr/>
+      <w:r>
+        <w:t>现象：v839 后微信外框已变化，但朋友圈封面和动态内容仍像旧版；用户正常退到后台再返回时屏保会再次弹出；外置聊天接口余额不足、限流或其他上游错误时，电话统一显示“通话服务授权失败，请检查 AI 账户”。</w:t>
+      </w:r>
+    </w:p>
+    <w:p>
+      <w:pPr/>
+      <w:r>
+        <w:t>根因：朋友圈只在微信根页面挂载 wx-premium，未为 moments 内容区提供正式样式入口；屏保沿用 visibility/pagehide 后记录时间并在 2.5 秒后强制上锁的旧逻辑；chatAPI 在抛错前丢失 status/data/source/raw，callFailureText 又先按 401/403 判断授权，覆盖上游真实原因。</w:t>
+      </w:r>
+    </w:p>
+    <w:p>
+      <w:pPr/>
+      <w:r>
+        <w:t>修复：新增 wx-moments 页面类并对真实 mcover/mpost 做明暗主题正式卡片接入；普通后台生命周期只刷新存档、不改变 unlocked 状态，冷启动与真正卸载仍上锁；外部 chatAPI 和内置 aiRelay 均携带错误来源与原始数据，通话提示按语义优先、来源其次、HTTP 状态最后分类。</w:t>
+      </w:r>
+    </w:p>
+    <w:p>
+      <w:pPr/>
+      <w:r>
+        <w:t>影响范围：app.js、小手机.html、入口/修复页、Service Worker、朋友圈/屏保/电话错误相关测试和维护文档。没有改动朋友圈真实数据、点赞评论与手动删除，未触碰软件锁、账号记忆、气泡、话筒、电话音频、礼物订单或 v841 失联联系链路。</w:t>
+      </w:r>
+    </w:p>
+    <w:p>
+      <w:pPr/>
+      <w:r>
+        <w:t>失败方案与禁止重复：不能再把“只套微信外框”当作朋友圈已接入；不能再用短时 visibility 阈值决定屏保；不能再只凭 401/403 或“授权”字样把所有电话失败归到 AI 账户，也不能在请求层丢弃上游结构化错误。</w:t>
+      </w:r>
+    </w:p>
+    <w:p>
+      <w:pPr/>
+      <w:r>
+        <w:t>合并与验证：发布前发现远端 main 已到 v841，因此没有覆盖远端；改为从 v841 新建 v842 工作树重新应用本轮修复。定向 34/34、完整 Node 354/354。</w:t>
       </w:r>
     </w:p>
     <w:sectPr>

--- a/docs/maintenance/AI开发项目_Bug记录模板.docx
+++ b/docs/maintenance/AI开发项目_Bug记录模板.docx
@@ -4989,6 +4989,62 @@
       <w:pPr/>
       <w:r>
         <w:t>合并与验证：发布前发现远端 main 已到 v841，因此没有覆盖远端；改为从 v841 新建 v842 工作树重新应用本轮修复。定向 34/34、完整 Node 354/354。</w:t>
+      </w:r>
+    </w:p>
+    <w:p>
+      <w:pPr>
+        <w:pStyle w:val="Heading1"/>
+      </w:pPr>
+      <w:r>
+        <w:t>Bug 60：微信与朋友圈四周出现黑缝/白边（v843）</w:t>
+      </w:r>
+    </w:p>
+    <w:p>
+      <w:pPr>
+        <w:pStyle w:val="ListBullet"/>
+      </w:pPr>
+      <w:r>
+        <w:t>现象：微信列表和朋友圈四周存在明显空隙；朋友圈封面与每条动态被包成独立圆角卡片，露出黑色底或白色边。</w:t>
+      </w:r>
+    </w:p>
+    <w:p>
+      <w:pPr>
+        <w:pStyle w:val="ListBullet"/>
+      </w:pPr>
+      <w:r>
+        <w:t>根因：v842 视觉框架同时给微信父容器、导航、滚动区、底栏、朋友圈滚动区、封面和动态卡片增加了 padding、gap、margin、圆角边框及投影，多层间距叠加形成缝隙。</w:t>
+      </w:r>
+    </w:p>
+    <w:p>
+      <w:pPr>
+        <w:pStyle w:val="ListBullet"/>
+      </w:pPr>
+      <w:r>
+        <w:t>影响范围：小手机.html 中 .wx-premium 与 .wx-premium.wx-moments 样式；不涉及微信与朋友圈数据及交互逻辑。</w:t>
+      </w:r>
+    </w:p>
+    <w:p>
+      <w:pPr>
+        <w:pStyle w:val="ListBullet"/>
+      </w:pPr>
+      <w:r>
+        <w:t>解决方案：以最小 CSS 修改取消外层间距、圆角外框和投影；朋友圈内容改为满宽连续列表，用 0.5px 分界线区分动态。</w:t>
+      </w:r>
+    </w:p>
+    <w:p>
+      <w:pPr>
+        <w:pStyle w:val="ListBullet"/>
+      </w:pPr>
+      <w:r>
+        <w:t>验证：新增全屏样式断言，并回归微信原有动态线条、话筒、底栏图标、朋友圈数据和删除/更多操作。</w:t>
+      </w:r>
+    </w:p>
+    <w:p>
+      <w:pPr>
+        <w:pStyle w:val="ListBullet"/>
+      </w:pPr>
+      <w:r>
+        <w:t>失败方案规避：以后需要全屏效果时，不再通过给根容器和内容条目同时套卡片化 padding/margin 来制造层次。</w:t>
       </w:r>
     </w:p>
     <w:sectPr>

--- a/docs/maintenance/AI开发项目_Bug记录模板.docx
+++ b/docs/maintenance/AI开发项目_Bug记录模板.docx
@@ -5045,6 +5045,54 @@
       </w:pPr>
       <w:r>
         <w:t>失败方案规避：以后需要全屏效果时，不再通过给根容器和内容条目同时套卡片化 padding/margin 来制造层次。</w:t>
+      </w:r>
+    </w:p>
+    <w:p>
+      <w:pPr>
+        <w:pStyle w:val="Heading1"/>
+      </w:pPr>
+      <w:r>
+        <w:t>Bug 61：朋友圈深色页面背景深浅不一致（v844）</w:t>
+      </w:r>
+    </w:p>
+    <w:p>
+      <w:pPr>
+        <w:pStyle w:val="ListBullet"/>
+      </w:pPr>
+      <w:r>
+        <w:t>现象：角色发布的朋友圈动态区域为较浅深灰紫色，但封面下方、动态列表空白区和底部区域明显更深，页面呈现色块断层。</w:t>
+      </w:r>
+    </w:p>
+    <w:p>
+      <w:pPr>
+        <w:pStyle w:val="ListBullet"/>
+      </w:pPr>
+      <w:r>
+        <w:t>根因：动态使用半透明 rgba(43,39,44,.84)，滚动区使用另一层半透明 rgba(27,24,29,.72)，两者叠加不同底色后产生深浅差异。</w:t>
+      </w:r>
+    </w:p>
+    <w:p>
+      <w:pPr>
+        <w:pStyle w:val="ListBullet"/>
+      </w:pPr>
+      <w:r>
+        <w:t>影响范围：仅小手机.html 中朋友圈深色主题背景；不影响浅色主题和朋友圈业务逻辑。</w:t>
+      </w:r>
+    </w:p>
+    <w:p>
+      <w:pPr>
+        <w:pStyle w:val="ListBullet"/>
+      </w:pPr>
+      <w:r>
+        <w:t>解决方案：将深色朋友圈根容器、导航、滚动区、底栏与动态统一为不透明 #282429，避免透明层叠继续产生色差。</w:t>
+      </w:r>
+    </w:p>
+    <w:p>
+      <w:pPr>
+        <w:pStyle w:val="ListBullet"/>
+      </w:pPr>
+      <w:r>
+        <w:t>验证：断言深色主题统一色值，同时确认浅色朋友圈仍保留原浅色动态背景。</w:t>
       </w:r>
     </w:p>
     <w:sectPr>

--- a/docs/maintenance/AI开发项目_Bug记录模板.docx
+++ b/docs/maintenance/AI开发项目_Bug记录模板.docx
@@ -5093,6 +5093,39 @@
       </w:pPr>
       <w:r>
         <w:t>验证：断言深色主题统一色值，同时确认浅色朋友圈仍保留原浅色动态背景。</w:t>
+      </w:r>
+    </w:p>
+    <w:p>
+      <w:pPr>
+        <w:pStyle w:val="Heading1"/>
+      </w:pPr>
+      <w:r>
+        <w:t>Bug 62：主动消息短句只改一个字后重复（v846，2026-08-07）</w:t>
+      </w:r>
+    </w:p>
+    <w:p>
+      <w:r>
+        <w:t>现象：角色主动推送连续出现“North，手放哪儿了？”与“North，手还放那儿？”，用户感受到消息像固定文案。</w:t>
+      </w:r>
+    </w:p>
+    <w:p>
+      <w:r>
+        <w:t>事实核对：代码中不存在这两句硬编码；两条均为模型生成并进入 phone_role_push_outbox 的已发送消息。</w:t>
+      </w:r>
+    </w:p>
+    <w:p>
+      <w:r>
+        <w:t>根因：roleTextRepeated 只在规范化文本长度不少于 12 时执行包含判断，短消息也沿用不适合的长文本边界，因此一个字的改写未被拦截。</w:t>
+      </w:r>
+    </w:p>
+    <w:p>
+      <w:r>
+        <w:t>修复：长度不少于 6 即参与语义近似判断；短句阈值为 0.72，长句阈值保持 0.84。重复候选由角色模型自主重试一次，仍重复则保持安静，不使用固定替代消息。</w:t>
+      </w:r>
+    </w:p>
+    <w:p>
+      <w:r>
+        <w:t>回归：新增实际短句对的可执行测试，并确认无关话题不会被误拦；完整测试 355/355 通过。</w:t>
       </w:r>
     </w:p>
     <w:sectPr>

--- a/docs/maintenance/AI开发项目_Bug记录模板.docx
+++ b/docs/maintenance/AI开发项目_Bug记录模板.docx
@@ -5126,6 +5126,62 @@
     <w:p>
       <w:r>
         <w:t>回归：新增实际短句对的可执行测试，并确认无关话题不会被误拦；完整测试 355/355 通过。</w:t>
+      </w:r>
+    </w:p>
+    <w:p>
+      <w:pPr>
+        <w:pStyle w:val="Heading1"/>
+      </w:pPr>
+      <w:r>
+        <w:t>Bug 63：屏保与主屏时间缺少参考图的镂空数字风格（v847，2026-08-07）</w:t>
+      </w:r>
+    </w:p>
+    <w:p>
+      <w:pPr>
+        <w:pStyle w:val="ListBullet"/>
+      </w:pPr>
+      <w:r>
+        <w:t>现象：屏保大时间与主屏时间仍使用普通系统字体，与用户给出的粗体镂空模板数字参考图不一致。</w:t>
+      </w:r>
+    </w:p>
+    <w:p>
+      <w:pPr>
+        <w:pStyle w:val="ListBullet"/>
+      </w:pPr>
+      <w:r>
+        <w:t>根因：两处时间分别由 .locktime 与 .home-premium-clock time 独立设置普通字体、字号和字重，没有共用可离线加载的模板数字字形。</w:t>
+      </w:r>
+    </w:p>
+    <w:p>
+      <w:pPr>
+        <w:pStyle w:val="ListBullet"/>
+      </w:pPr>
+      <w:r>
+        <w:t>影响范围：仅小手机.html 的数字字体资源与两处时间 CSS；不涉及 renderLockClock、hm()、屏保生命周期、软件锁或其他页面。</w:t>
+      </w:r>
+    </w:p>
+    <w:p>
+      <w:pPr>
+        <w:pStyle w:val="ListBullet"/>
+      </w:pPr>
+      <w:r>
+        <w:t>解决方案：内嵌 Saira Stencil One 的 Latin WOFF2，限定 unicode-range 为数字和冒号，并通过 --north-clock-font 同时供屏保和主屏时间使用。</w:t>
+      </w:r>
+    </w:p>
+    <w:p>
+      <w:pPr>
+        <w:pStyle w:val="ListBullet"/>
+      </w:pPr>
+      <w:r>
+        <w:t>验证：浏览器确认两处字体加载成功；屏保 96px、主屏 34px，390px 宽手机视口无溢出；完整测试 360/360 通过。</w:t>
+      </w:r>
+    </w:p>
+    <w:p>
+      <w:pPr>
+        <w:pStyle w:val="ListBullet"/>
+      </w:pPr>
+      <w:r>
+        <w:t>失败方案规避：不得依赖在线字体 CDN，也不得把模板字体应用到日期、天气、聊天或正文，避免离线失效和界面字体被连带替换。</w:t>
       </w:r>
     </w:p>
     <w:sectPr>

--- a/docs/maintenance/AI开发项目_Bug记录模板.docx
+++ b/docs/maintenance/AI开发项目_Bug记录模板.docx
@@ -5182,6 +5182,78 @@
       </w:pPr>
       <w:r>
         <w:t>失败方案规避：不得依赖在线字体 CDN，也不得把模板字体应用到日期、天气、聊天或正文，避免离线失效和界面字体被连带替换。</w:t>
+      </w:r>
+    </w:p>
+    <w:p>
+      <w:pPr>
+        <w:pStyle w:val="Heading1"/>
+      </w:pPr>
+      <w:r>
+        <w:t>Bug 64：线下复读、权限重复请求、总结指数膨胀、顶部色块与音乐背景不明显（v848，2026-08-07）</w:t>
+      </w:r>
+    </w:p>
+    <w:p>
+      <w:pPr>
+        <w:spacing w:after="120"/>
+      </w:pPr>
+      <w:r>
+        <w:t>现象：线下约会再次出现重复上下文/回复；每次打开都请求方向与动作权限；线上和线下总结从数万字增长到数百万字，部分只有半句或无法展开；主屏顶部状态栏区域保持粉色；音乐背景换图后视觉上几乎没有变化。</w:t>
+      </w:r>
+    </w:p>
+    <w:p>
+      <w:pPr>
+        <w:spacing w:after="120"/>
+      </w:pPr>
+      <w:r>
+        <w:t>根因一（线下复读）：回复已完成去重后，空结果分支又直接插入两条硬编码可见角色消息，绕过了去重；异常分支还写入固定“信号停顿”旁白。</w:t>
+      </w:r>
+    </w:p>
+    <w:p>
+      <w:pPr>
+        <w:spacing w:after="120"/>
+      </w:pPr>
+      <w:r>
+        <w:t>根因二（权限）：启动恢复函数 resumeSteps() 在每次载入时再次调用 DeviceMotionEvent.requestPermission()，把本应只由用户开关触发的系统权限请求放进了自动启动路径。</w:t>
+      </w:r>
+    </w:p>
+    <w:p>
+      <w:pPr>
+        <w:spacing w:after="120"/>
+      </w:pPr>
+      <w:r>
+        <w:t>根因三（总结）：旧名称替换不是幂等操作。当账号旧名本身包含在角色对用户称呼中时，每次 prune/save 都会在刚替换出的称呼内部再次替换，形成指数增长。旧裁切函数在限制范围内找不到句号时直接截断，导致半句；超长 DOM 又造成查看卡顿或打不开。</w:t>
+      </w:r>
+    </w:p>
+    <w:p>
+      <w:pPr>
+        <w:spacing w:after="120"/>
+      </w:pPr>
+      <w:r>
+        <w:t>根因四（顶部与音乐）：页面缺少 viewport-fit=cover，状态栏模式为 black，meta/动态 manifest 仍使用粉色主题；音乐背景只在展开播放器里以重度模糊和低透明度显示，音乐首页完全不读取该背景，设置后又返回首页，因此看起来未改变。</w:t>
+      </w:r>
+    </w:p>
+    <w:p>
+      <w:pPr>
+        <w:spacing w:after="120"/>
+      </w:pPr>
+      <w:r>
+        <w:t>修复：线下空结果只允许角色模型动态重试一次，失败则不保存角色内容；权限请求移回明确的开关点击，自动恢复不弹窗；名称替换使用占位保护保证幂等，启动迁移压缩历史异常总结并持久化，生成长度与完整句限制同步收紧；补齐 PWA 安全区元信息和 manifest 主题；音乐首页/播放器共用背景并提高播放器可见度。</w:t>
+      </w:r>
+    </w:p>
+    <w:p>
+      <w:pPr>
+        <w:spacing w:after="120"/>
+      </w:pPr>
+      <w:r>
+        <w:t>失败方案与禁止重复：不得在去重之后追加固定角色台词；不得在启动/恢复路径调用需要手势的系统权限；不得使用会在替换结果内部再次命中的字符串替换；不得只保存背景数据却不检查当前可见页面是否真正消费；不得只改 meta 而遗漏动态 manifest。</w:t>
+      </w:r>
+    </w:p>
+    <w:p>
+      <w:pPr>
+        <w:spacing w:after="120"/>
+      </w:pPr>
+      <w:r>
+        <w:t>验证：新增 v848 稳定性测试，覆盖权限、线下固定兜底禁用、总结幂等修复/长度上限、安全区与音乐背景接入；更新旧测试后完整 Node 361/361 通过，并完成 390×844 实页安全区结构检查。</w:t>
       </w:r>
     </w:p>
     <w:sectPr>

--- a/docs/maintenance/AI开发项目_Bug记录模板.docx
+++ b/docs/maintenance/AI开发项目_Bug记录模板.docx
@@ -5254,6 +5254,68 @@
       </w:pPr>
       <w:r>
         <w:t>验证：新增 v848 稳定性测试，覆盖权限、线下固定兜底禁用、总结幂等修复/长度上限、安全区与音乐背景接入；更新旧测试后完整 Node 361/361 通过，并完成 390×844 实页安全区结构检查。</w:t>
+      </w:r>
+    </w:p>
+    <w:p>
+      <w:pPr>
+        <w:pStyle w:val="Heading1"/>
+      </w:pPr>
+      <w:r>
+        <w:t>Bug 65：主动消息未按聊天重置且缺失记忆上下文（v849，2026-08-08）</w:t>
+      </w:r>
+    </w:p>
+    <w:p>
+      <w:pPr>
+        <w:pStyle w:val="ListBullet"/>
+        <w:spacing w:after="120"/>
+      </w:pPr>
+      <w:r>
+        <w:t>现象：用户刚在聊天中发完消息，两分钟后仍收到服务器主动消息；内容与刚才的和好对话不衔接，呈现处方笺、耳垂、指尖、呼吸等无依据观察，且频繁带破折号，像机器生成文案而非恋人私聊。</w:t>
+      </w:r>
+    </w:p>
+    <w:p>
+      <w:pPr>
+        <w:pStyle w:val="ListBullet"/>
+        <w:spacing w:after="120"/>
+      </w:pPr>
+      <w:r>
+        <w:t>根因：pushMsg() 只调用本地 replyTouch()，没有触碰服务器定时资料；服务器 roleMessage() 只读取角色摘要和近期主动推送正文，没有读取该角色最近真实聊天或任何长期记忆。任务认领后也没有在模型生成期间复查用户是否重新活跃。</w:t>
+      </w:r>
+    </w:p>
+    <w:p>
+      <w:pPr>
+        <w:pStyle w:val="ListBullet"/>
+        <w:spacing w:after="120"/>
+      </w:pPr>
+      <w:r>
+        <w:t>修复：新增 recent_context、memory_context、last_user_at 与受 owner secret 保护的 phone_role_push_touch_activity RPC。可见用户消息写入后同步两类上下文并重置 next_due_at；Edge Function 在生成前后均复查当前资料。</w:t>
+      </w:r>
+    </w:p>
+    <w:p>
+      <w:pPr>
+        <w:pStyle w:val="ListBullet"/>
+        <w:spacing w:after="120"/>
+      </w:pPr>
+      <w:r>
+        <w:t>内容策略：提示词明确真实恋人私聊、上下文续接、想念/关心/日常报备等方向，禁止诗化悬空句、破折号和虚构监测用户；格式不合格或与近期内容重复时仅由同一角色模型重试一次，失败即保持安静。</w:t>
+      </w:r>
+    </w:p>
+    <w:p>
+      <w:pPr>
+        <w:pStyle w:val="ListBullet"/>
+        <w:spacing w:after="120"/>
+      </w:pPr>
+      <w:r>
+        <w:t>隐私与隔离：最近聊天上限 8000 字，记忆上下文上限 16000 字；仅同步当前角色适用的记忆、总结、外部导入记忆、世界书和恋人生活记忆，不同步健康数据或其他角色聊天。</w:t>
+      </w:r>
+    </w:p>
+    <w:p>
+      <w:pPr>
+        <w:pStyle w:val="ListBullet"/>
+        <w:spacing w:after="120"/>
+      </w:pPr>
+      <w:r>
+        <w:t>验证：专项测试覆盖字段/RPC、所有记忆来源、用户消息触发、格式限制和生成竞态；完整 Node 自动化回归 362/362 通过。迁移已在远端登记为 202608080001，Edge Function 为 version 9。</w:t>
       </w:r>
     </w:p>
     <w:sectPr>

--- a/docs/maintenance/AI开发项目_Bug记录模板.docx
+++ b/docs/maintenance/AI开发项目_Bug记录模板.docx
@@ -5315,7 +5315,7 @@
         <w:spacing w:after="120"/>
       </w:pPr>
       <w:r>
-        <w:t>验证：专项测试覆盖字段/RPC、所有记忆来源、用户消息触发、格式限制和生成竞态；完整 Node 自动化回归 362/362 通过。迁移已在远端登记为 202608080001，Edge Function 为 version 9。</w:t>
+        <w:t>验证：专项测试覆盖字段/RPC、所有记忆来源、用户消息触发、格式限制和生成竞态；完整 Node 自动化回归 362/362 通过。迁移已在远端登记为 202608080001，Edge Function 为 version 10。</w:t>
       </w:r>
     </w:p>
     <w:sectPr>

--- a/docs/maintenance/AI开发项目_Bug记录模板.docx
+++ b/docs/maintenance/AI开发项目_Bug记录模板.docx
@@ -5381,6 +5381,34 @@
       </w:pPr>
       <w:r>
         <w:t>验证：新增自定义时段、跨午夜逻辑日期、每日去重、全部 App 明细、早安即时触发与心率/电量/位置上下文测试；app.js 语法检查通过，完整 Node 自动化回归 364/364 通过。</w:t>
+      </w:r>
+    </w:p>
+    <w:p>
+      <w:pPr>
+        <w:pStyle w:val="Heading1"/>
+      </w:pPr>
+      <w:r>
+        <w:t>Bug 67：并行版本从同一基线分叉，直接发布会覆盖远端新功能（v852，2026-08-08）</w:t>
+      </w:r>
+    </w:p>
+    <w:p>
+      <w:r>
+        <w:t>现象：本地 v850 与远端 v851 都从 v849 提交 4e962ab 开始，形成两个兄弟提交；若强行覆盖 main，会丢失 v851 的口头索取心声彩蛋功能。</w:t>
+      </w:r>
+    </w:p>
+    <w:p>
+      <w:r>
+        <w:t>根因：开发期间远端 main 被另一个发布流程更新，而当前工作区仍停留在旧基线；首次 SSH 推送又因本机无可用公钥失败。</w:t>
+      </w:r>
+    </w:p>
+    <w:p>
+      <w:r>
+        <w:t>解决：读取远端 v851 提交并在本地合并，逐项保留心声彩蛋意图识别、每日设备必查逻辑、测试和文档，统一提升为 v852。按规则未重复执行失败的 push。</w:t>
+      </w:r>
+    </w:p>
+    <w:p>
+      <w:r>
+        <w:t>验证：合并后重新执行语法检查、全量 Node 测试、版本一致性检查和 DOCX 结构检查。</w:t>
       </w:r>
     </w:p>
     <w:sectPr>

--- a/docs/maintenance/AI开发项目_Bug记录模板.docx
+++ b/docs/maintenance/AI开发项目_Bug记录模板.docx
@@ -5316,6 +5316,71 @@
       </w:pPr>
       <w:r>
         <w:t>验证：专项测试覆盖字段/RPC、所有记忆来源、用户消息触发、格式限制和生成竞态；完整 Node 自动化回归 362/362 通过。迁移已在远端登记为 202608080001，Edge Function 为 version 10。</w:t>
+      </w:r>
+    </w:p>
+    <w:p>
+      <w:pPr>
+        <w:pStyle w:val="Heading1"/>
+        <w:keepNext/>
+      </w:pPr>
+      <w:r>
+        <w:t>Bug 66：伴生设备每日查看时段写死且可能被主动消息冷却漏掉（v850，2026-08-08）</w:t>
+      </w:r>
+    </w:p>
+    <w:p>
+      <w:pPr>
+        <w:pStyle w:val="ListBullet"/>
+      </w:pPr>
+      <w:r>
+        <w:t>现象：睡眠检查固定为 07:00—12:00，应用使用检查固定为 21:30 后，用户无法自行设置；应用明细只取前八个。两项规则还会被角色通用主动时段、20 分钟防刷屏和最近消息状态阻挡，无法体现“每天必须各查看一次”。</w:t>
+      </w:r>
+    </w:p>
+    <w:p>
+      <w:pPr>
+        <w:pStyle w:val="ListBullet"/>
+      </w:pPr>
+      <w:r>
+        <w:t>根因：companionAutomationCandidate() 直接使用分钟常量 420、720、1290、1440，没有独立时段配置；日常候选与普通主动消息共用统一窗口和冷却；早安消息没有进入睡眠查看候选并记录当天执行状态。</w:t>
+      </w:r>
+    </w:p>
+    <w:p>
+      <w:pPr>
+        <w:pStyle w:val="ListBullet"/>
+      </w:pPr>
+      <w:r>
+        <w:t>修复：伴生状态升级为 schema 6，新增 automationWindows 的 sleepStart、sleepEnd、usageStart、usageEnd；页面提供四个 time 输入与明确保存按钮，时间归属函数支持普通与跨午夜时段。</w:t>
+      </w:r>
+    </w:p>
+    <w:p>
+      <w:pPr>
+        <w:pStyle w:val="ListBullet"/>
+      </w:pPr>
+      <w:r>
+        <w:t>执行规则：睡眠与应用使用记录成为每日必查项目，各自按逻辑日期只记录一次；应用检查包含今日总时长和所有已同步 App 明细。每日必查跳过通用主动时段与 20 分钟冷却，其他主动提醒不受影响。</w:t>
+      </w:r>
+    </w:p>
+    <w:p>
+      <w:pPr>
+        <w:pStyle w:val="ListBullet"/>
+      </w:pPr>
+      <w:r>
+        <w:t>早安规则：sendText() 在普通回复排程前识别“早安/早上好”等开头，若当天尚未查看且睡眠快照有效，就把睡眠、最新心率以及已授权的新鲜电量/位置作为同一轮真实上下文交给角色，并在回复成功后记录当天已完成。</w:t>
+      </w:r>
+    </w:p>
+    <w:p>
+      <w:pPr>
+        <w:pStyle w:val="ListBullet"/>
+      </w:pPr>
+      <w:r>
+        <w:t>隐私边界：健康读取权限继续默认关闭；没有权限、没有真实绑定、原型数据、过期快照或缺失睡眠时不得假装查看。心率、电量、位置可全天按需读取，但不能用于医疗诊断或推断撒谎、哭泣等具体情绪。</w:t>
+      </w:r>
+    </w:p>
+    <w:p>
+      <w:pPr>
+        <w:pStyle w:val="ListBullet"/>
+      </w:pPr>
+      <w:r>
+        <w:t>验证：新增自定义时段、跨午夜逻辑日期、每日去重、全部 App 明细、早安即时触发与心率/电量/位置上下文测试；app.js 语法检查通过，完整 Node 自动化回归 364/364 通过。</w:t>
       </w:r>
     </w:p>
     <w:sectPr>

--- a/docs/maintenance/AI开发项目_Bug记录模板.docx
+++ b/docs/maintenance/AI开发项目_Bug记录模板.docx
@@ -5316,6 +5316,78 @@
       </w:pPr>
       <w:r>
         <w:t>验证：专项测试覆盖字段/RPC、所有记忆来源、用户消息触发、格式限制和生成竞态；完整 Node 自动化回归 362/362 通过。迁移已在远端登记为 202608080001，Edge Function 为 version 10。</w:t>
+      </w:r>
+    </w:p>
+    <w:p>
+      <w:pPr>
+        <w:pStyle w:val="Heading1"/>
+      </w:pPr>
+      <w:r>
+        <w:t>Bug 66：线下动作混入台词、系统词、好友延迟与电话复读（v852，2026-08-08）</w:t>
+      </w:r>
+    </w:p>
+    <w:p>
+      <w:pPr>
+        <w:pStyle w:val="ListBullet"/>
+      </w:pPr>
+      <w:r>
+        <w:t>现象：线下约会聊久后第三人称动作描写进入角色气泡，台词与旁白混乱；角色聊天内出现系统解释性词语；小手机好友收到消息后界面延迟显示；外置电话在用户未再次说话时偶发把上一句识别并提交两次。</w:t>
+      </w:r>
+    </w:p>
+    <w:p>
+      <w:pPr>
+        <w:pStyle w:val="ListBullet"/>
+      </w:pPr>
+      <w:r>
+        <w:t>根因一（线下格式）：8 月 5 日后的修复只规范显式【旁白】/角色标签，漂移检查也只要求整轮至少有一段合法旁白。只要回复里存在一个正确标签，其余未标记第三人称动作仍会通过并按 ta 写入。</w:t>
+      </w:r>
+    </w:p>
+    <w:p>
+      <w:pPr>
+        <w:pStyle w:val="ListBullet"/>
+      </w:pPr>
+      <w:r>
+        <w:t>根因二（系统词）：自然模式已不再注入数值心情，但内心想法弹窗仍显示程序说明文字，视觉上仍像系统在解释和控制角色；实际角色内心想法与系统说明没有分层收敛。</w:t>
+      </w:r>
+    </w:p>
+    <w:p>
+      <w:pPr>
+        <w:pStyle w:val="ListBullet"/>
+      </w:pPr>
+      <w:r>
+        <w:t>根因三（好友延迟）：同步定时器为 30 秒、内部节流为 15 秒；若数据到达时正在输入，渲染被跳过后又没有待刷新标志，下一次可见更新继续延后。</w:t>
+      </w:r>
+    </w:p>
+    <w:p>
+      <w:pPr>
+        <w:pStyle w:val="ListBullet"/>
+      </w:pPr>
+      <w:r>
+        <w:t>根因四（电话复读）：浏览器连续语音识别自动重启时可能再次上报上一轮 final。旧逻辑没有记录已经消费的 final，因而把同一结果再次当作新发言提交。</w:t>
+      </w:r>
+    </w:p>
+    <w:p>
+      <w:pPr>
+        <w:pStyle w:val="ListBullet"/>
+      </w:pPr>
+      <w:r>
+        <w:t>解决方案：线下回复逐段做保守语义校验，未标记动作必须由同一角色模型重排，最终仍不合格则保持安静；删除内心弹窗系统标题/解释但保留角色真实内心；按页面分级轮询并设置输入待刷新；电话记录已消费 final，以新的 interim 作为允许真实复述的边界。</w:t>
+      </w:r>
+    </w:p>
+    <w:p>
+      <w:pPr>
+        <w:pStyle w:val="ListBullet"/>
+      </w:pPr>
+      <w:r>
+        <w:t>失败方案与禁止重复：不能再以“存在一个合法旁白标签”代表整轮格式正确；不能整段回退到 7 月 21 日旧代码覆盖后来稳定功能；不能用硬编码角色台词掩盖失败；不能只缩短节流而不缩短调度器；不能永久屏蔽相同文字误伤用户主动重复。</w:t>
+      </w:r>
+    </w:p>
+    <w:p>
+      <w:pPr>
+        <w:pStyle w:val="ListBullet"/>
+      </w:pPr>
+      <w:r>
+        <w:t>验证：截图类型的混合动作会被重写，同时“过来。”“他是谁？”“他不爱我。”仍作为正常台词；好友同步与电话状态机专项通过；软件锁、账号隔离、v849 主动消息、音乐、自然模式、朋友圈与电子宠物等完整回归 363/363。</w:t>
       </w:r>
     </w:p>
     <w:sectPr>

--- a/docs/maintenance/AI开发项目_Bug记录模板.docx
+++ b/docs/maintenance/AI开发项目_Bug记录模板.docx
@@ -5444,6 +5444,54 @@
     <w:p>
       <w:r>
         <w:t>失败记录：首次 git push origin HEAD:main 返回 Permission denied (publickey)，按规范未再次推送。</w:t>
+      </w:r>
+    </w:p>
+    <w:p>
+      <w:r>
+        <w:br w:type="page"/>
+      </w:r>
+    </w:p>
+    <w:p>
+      <w:pPr>
+        <w:pStyle w:val="Heading1"/>
+      </w:pPr>
+      <w:r>
+        <w:t>v854 Bug 记录｜主动消息与口头密码回归（2026-08-09）</w:t>
+      </w:r>
+    </w:p>
+    <w:p>
+      <w:r>
+        <w:t>Bug A：主动消息出现固定模板、单条长气泡、横杠和无上下文编造。现象包括凭空声称用户早上发过自拍、所有内容挤在一个气泡中、用户刚回复后仍按旧时间触发，以及服务器推送只保存一条。</w:t>
+      </w:r>
+    </w:p>
+    <w:p>
+      <w:r>
+        <w:t>根因：客户端自然主动计划把数量硬编码为 1–2；服务器提示词与落库结构把多句重新合成一段；主动推送缺少对用户事实的上下文核验；客户端和服务器只做整条近似去重。</w:t>
+      </w:r>
+    </w:p>
+    <w:p>
+      <w:r>
+        <w:t>修复：数量改为读取用户设置的 1–10；恢复角色、最近对话和记忆驱动；增加事实落地核验、整条与分条去重、自然气泡拆分以及图片、位置、电话的自由选择。线下约会期间的主动消息行为按用户最终要求保持不变。</w:t>
+      </w:r>
+    </w:p>
+    <w:p>
+      <w:r>
+        <w:t>Bug B（严重旧功能回归）：角色口头表示已经修改手机密码，但真实密码仍是旧值，重复说也不生效。</w:t>
+      </w:r>
+    </w:p>
+    <w:p>
+      <w:r>
+        <w:t>根因：手机密码修改只接受隐藏的 [改密码] 控制标签；近期通用回复清洗和控制流程没有把角色自然口语重新映射到密码动作，造成画面上说改了、状态却没改的假执行。</w:t>
+      </w:r>
+    </w:p>
+    <w:p>
+      <w:r>
+        <w:t>修复：新增自然口语密码意图解析和统一密码写入函数；写入后清除该角色现有解锁会话，确保旧密码与旧解锁状态同时失效；保留原控制标签路径。</w:t>
+      </w:r>
+    </w:p>
+    <w:p>
+      <w:r>
+        <w:t>防复发测试：新增 phone-password-regression.test.mjs，并扩充 proactive-contact、role-server-push、offline-date、wechat-autonomy-mode 测试。全项目 367 项测试全部通过。</w:t>
       </w:r>
     </w:p>
     <w:sectPr>

--- a/docs/maintenance/AI开发项目_Bug记录模板.docx
+++ b/docs/maintenance/AI开发项目_Bug记录模板.docx
@@ -5492,6 +5492,82 @@
     <w:p>
       <w:r>
         <w:t>防复发测试：新增 phone-password-regression.test.mjs，并扩充 proactive-contact、role-server-push、offline-date、wechat-autonomy-mode 测试。全项目 367 项测试全部通过。</w:t>
+      </w:r>
+    </w:p>
+    <w:p>
+      <w:r>
+        <w:br w:type="page"/>
+      </w:r>
+    </w:p>
+    <w:p>
+      <w:pPr>
+        <w:pStyle w:val="Heading1"/>
+      </w:pPr>
+      <w:r>
+        <w:t>v855 Bug 记录｜角色消息清空正在编辑的内容（2026-08-09）</w:t>
+      </w:r>
+    </w:p>
+    <w:p>
+      <w:r>
+        <w:t>现象：用户正在角色聊天输入框编辑文字时，角色普通回复、主动消息或服务器推送到达，会突然清空输入内容，打断光标和键盘状态。特殊卡片、表情、日程提醒与查岗回应更容易复现。</w:t>
+      </w:r>
+    </w:p>
+    <w:p>
+      <w:r>
+        <w:t>根因：消息到达后的界面刷新策略不一致。普通文字使用 appendChatMessageHTML() 增量插入，而其他分支调用 render() 重建整个 #app；cinput 属于被替换的 DOM，因此浏览器无法保留未发送内容和输入法会话。</w:t>
+      </w:r>
+    </w:p>
+    <w:p>
+      <w:r>
+        <w:t>修复：新增 chatMessageListHTML() 与 refreshChatMessages()，后台来信只重绘 #chatbg；服务器拉取、特殊角色消息、查岗与日程路径全部切换到消息区刷新。replyGenerationRefresh() 改为直接更新按钮状态。</w:t>
+      </w:r>
+    </w:p>
+    <w:p>
+      <w:r>
+        <w:t>兜底：captureChatComposer() 与 restoreChatComposer() 保护同一聊天内的草稿、光标选区、焦点、高度和滚动位置；切换到其他角色或其他页面时不会错误注入旧草稿。</w:t>
+      </w:r>
+    </w:p>
+    <w:p>
+      <w:r>
+        <w:t>防复发：新增专项测试模拟整页替换前后输入框实例变化，验证文字、选区、焦点、高度与滚动位置全部恢复；并断言服务器推送和特殊消息不得调用整页 render()。全量 368 项测试通过。</w:t>
+      </w:r>
+    </w:p>
+    <w:p>
+      <w:r>
+        <w:br w:type="page"/>
+      </w:r>
+    </w:p>
+    <w:p>
+      <w:pPr>
+        <w:pStyle w:val="Heading1"/>
+      </w:pPr>
+      <w:r>
+        <w:t>v856 Bug 记录｜角色消息清空正在编辑的内容（2026-08-09）</w:t>
+      </w:r>
+    </w:p>
+    <w:p>
+      <w:r>
+        <w:t>现象：用户正在角色聊天输入框编辑文字时，角色普通回复、主动消息或服务器推送到达，会突然清空输入内容，打断光标和键盘状态。特殊卡片、表情、日程提醒与查岗回应更容易复现。</w:t>
+      </w:r>
+    </w:p>
+    <w:p>
+      <w:r>
+        <w:t>根因：消息到达后的界面刷新策略不一致。普通文字使用 appendChatMessageHTML() 增量插入，而其他分支调用 render() 重建整个 #app；cinput 属于被替换的 DOM，因此浏览器无法保留未发送内容和输入法会话。</w:t>
+      </w:r>
+    </w:p>
+    <w:p>
+      <w:r>
+        <w:t>修复：新增 chatMessageListHTML() 与 refreshChatMessages()，后台来信只重绘 #chatbg；服务器拉取、特殊角色消息、查岗与日程路径全部切换到消息区刷新。replyGenerationRefresh() 改为直接更新按钮状态。</w:t>
+      </w:r>
+    </w:p>
+    <w:p>
+      <w:r>
+        <w:t>兜底：captureChatComposer() 与 restoreChatComposer() 保护同一聊天内的草稿、光标选区、焦点、高度和滚动位置；切换到其他角色或其他页面时不会错误注入旧草稿。</w:t>
+      </w:r>
+    </w:p>
+    <w:p>
+      <w:r>
+        <w:t>防复发：新增专项测试模拟整页替换前后输入框实例变化，验证文字、选区、焦点、高度与滚动位置全部恢复；并断言服务器推送和特殊消息不得调用整页 render()。全量 375 项测试通过。</w:t>
       </w:r>
     </w:p>
     <w:sectPr>

--- a/docs/maintenance/AI开发项目_Bug记录模板.docx
+++ b/docs/maintenance/AI开发项目_Bug记录模板.docx
@@ -5568,6 +5568,59 @@
     <w:p>
       <w:r>
         <w:t>防复发：新增专项测试模拟整页替换前后输入框实例变化，验证文字、选区、焦点、高度与滚动位置全部恢复；并断言服务器推送和特殊消息不得调用整页 render()。全量 375 项测试通过。</w:t>
+      </w:r>
+    </w:p>
+    <w:p>
+      <w:r>
+        <w:br w:type="page"/>
+      </w:r>
+    </w:p>
+    <w:p>
+      <w:pPr>
+        <w:pStyle w:val="Heading1"/>
+      </w:pPr>
+      <w:r>
+        <w:t>v857 Bug 记录｜后台同步慢、快照过期与锁定回执等待（2026-08-09）</w:t>
+      </w:r>
+    </w:p>
+    <w:p>
+      <w:r>
+        <w:t>现象：伴生 App 留在后台时，网页命令经常要等到手动刷新、重新打开或退出再进入后才执行；锁定按钮等待回执时间长；两分钟后已确认状态会被标成快照过期；长同步偶发失败。</w:t>
+      </w:r>
+    </w:p>
+    <w:p>
+      <w:r>
+        <w:t>根因一：线上 Edge Functions 列表只有 phone-ai、phone-license 和 phone-role-push，phone-companion-push 实际返回 HTTP 404。网页原逻辑对该请求 catch 后直接忽略，导致命令只能依赖 iOS 下次前台轮询。</w:t>
+      </w:r>
+    </w:p>
+    <w:p>
+      <w:r>
+        <w:t>根因二：旧后台唤醒先刷新 HealthKit，再进入完整 synchronize；完整同步还可能等待正在执行的同步、读取 DeviceActivity 报告、反向解析最多八个足迹地址，最后才处理和回执命令。因此短暂的 iOS 后台执行窗口会被重任务抢占。</w:t>
+      </w:r>
+    </w:p>
+    <w:p>
+      <w:r>
+        <w:t>根因三：网页把控制确认和动态数据新鲜度都绑定在同一个两分钟阈值上。即使锁定已收到服务器回执并被回执后的设备快照确认，两分钟后仍会降级为 stale。</w:t>
+      </w:r>
+    </w:p>
+    <w:p>
+      <w:r>
+        <w:t>修复：新增原生命令快车道与命令串行锁；后台唤醒不刷新健康、不读取使用报告、不解析地址。完成命令后上传 controlOnly 控制快照。网页合并控制快照时保留旧动态字段，并让 verified confirmed 状态持久化；没有新命令的旧快照显示为上次已知状态而不是假装实时。</w:t>
+      </w:r>
+    </w:p>
+    <w:p>
+      <w:r>
+        <w:t>服务器核验：phone_companion_pull_commands、phone_companion_register_push_token、phone_companion_push_snapshot 三个 RPC 均已存在并能对无效凭据安全返回 null/false，说明所需迁移已经生效；phone-companion-push 仍为 HTTP 404。</w:t>
+      </w:r>
+    </w:p>
+    <w:p>
+      <w:r>
+        <w:t>失败尝试：Supabase 网页编辑器的名称输入和 Monaco 代码输入在多次 Playwright、剪贴板粘贴及可见控件输入中均被控制台网络超时中断。遵守两次失败后停止重复策略的规则，未继续盲点部署，也未改动现有三个线上函数。函数源码已保存在 supabase/functions/phone-companion-push/index.ts，等待一次人工 Dashboard 部署。</w:t>
+      </w:r>
+    </w:p>
+    <w:p>
+      <w:r>
+        <w:t>验证：app.js 语法检查通过；48 项伴生/恢复专项测试通过；全项目 376 项测试通过，0 失败。Windows 环境没有 Xcode/Swift 编译器，原生包需在 Mac Xcode 替换两个主 App 文件后完成真机编译与锁定/解锁验收。</w:t>
       </w:r>
     </w:p>
     <w:sectPr>

--- a/docs/maintenance/AI开发项目_Bug记录模板.docx
+++ b/docs/maintenance/AI开发项目_Bug记录模板.docx
@@ -5568,6 +5568,54 @@
     <w:p>
       <w:r>
         <w:t>防复发：新增专项测试模拟整页替换前后输入框实例变化，验证文字、选区、焦点、高度与滚动位置全部恢复；并断言服务器推送和特殊消息不得调用整页 render()。全量 375 项测试通过。</w:t>
+      </w:r>
+    </w:p>
+    <w:p>
+      <w:r>
+        <w:br w:type="page"/>
+      </w:r>
+    </w:p>
+    <w:p>
+      <w:pPr>
+        <w:pStyle w:val="Heading1"/>
+      </w:pPr>
+      <w:r>
+        <w:t>v857 Bug 记录｜主动消息极短复读与跨路径重复（2026-08-09）</w:t>
+      </w:r>
+    </w:p>
+    <w:p>
+      <w:r>
+        <w:t>现象：角色在普通聊天中已经回复“嗯，去吧宝宝。”，约二十分钟后的主动联系仍可能原句重发，或只改成“嗯，去吧宝贝。”。这不是用户再次提问后的正常回答，而是主动消息把已结束的上一轮误当成待续回合。</w:t>
+      </w:r>
+    </w:p>
+    <w:p>
+      <w:r>
+        <w:t>根因一：客户端 initiativeRecentlyRepeated() 对规范化长度少于 8 的文本直接返回 false，导致极短原句完全绕过判重。根因二：服务端虽有完全匹配，但相似匹配从较长文本才生效，且生成后只和 outbox 的历史主动消息比较，没有在 APNs 前和 recent_context 里的普通角色回复比较。根因三：本地与服务端提示词没有把最近聊天明确标成“已结束的事实背景”。</w:t>
+      </w:r>
+    </w:p>
+    <w:p>
+      <w:r>
+        <w:t>既有保护为何不足：v834 去掉固定服务端兜底并加入语义判重，v846 扩展短消息阈值，v849/v854 同步最近聊天与记忆，但 2—7 字极短文本仍存在客户端豁免，服务端也没有覆盖“普通回复→服务器主动推送”这条跨路径重复。</w:t>
+      </w:r>
+    </w:p>
+    <w:p>
+      <w:r>
+        <w:t>修复：客户端对所有长度先做完全匹配，对 2—7 字按长度使用可解释的一字差阈值，并继续只比较 assistant 消息；服务端采用同一阈值，同时把最近 outbox 与 recent_context 中该角色的普通回复合并为判重候选。两端提示词都声明主动联系必须是独立新事件，最近聊天不是等待补答的当前回合。</w:t>
+      </w:r>
+    </w:p>
+    <w:p>
+      <w:r>
+        <w:t>安全边界：不屏蔽用户再次提出同一问题后的普通回复；不把用户自己的文字当角色历史；不引入固定话术或随机兜底。服务器生成重复时最多沿用原有一次模型重试，仍重复就保持安静，避免为了“必须发一条”而制造新复读。</w:t>
+      </w:r>
+    </w:p>
+    <w:p>
+      <w:r>
+        <w:t>防复发：新增“极短原句”“一字改写”“不同日常话题”“用户文字不误拦截”“普通角色回复进入服务端候选”“独立新事件提示词”等正反断言。高风险专项 23 项通过；全量 374 项通过，本次没有删除测试。</w:t>
+      </w:r>
+    </w:p>
+    <w:p>
+      <w:r>
+        <w:t>线上状态：v854 数据库列与 upsert RPC 已只读确认存在，Edge Function 入口可响应；因无 Supabase 管理凭据，无法核对线上函数的精确源码版本。v857 上线必须部署 phone-role-push，并在真机上验证普通短回复后等待主动推送不会原句或一字改写复读。</w:t>
       </w:r>
     </w:p>
     <w:sectPr>

--- a/docs/maintenance/AI开发项目_Bug记录模板.docx
+++ b/docs/maintenance/AI开发项目_Bug记录模板.docx
@@ -5664,6 +5664,49 @@
     <w:p>
       <w:r>
         <w:t>防复发：覆盖极短完全重复、一字改写、不同主题不误伤、用户文字不误伤、普通回复进入服务端候选、独立新事件提示词，以及共同生活、礼物、聊天草稿和伴生设备合并专项。专项 67 项、全量 377 项全部通过。</w:t>
+      </w:r>
+    </w:p>
+    <w:p>
+      <w:r>
+        <w:br w:type="page"/>
+      </w:r>
+    </w:p>
+    <w:p>
+      <w:pPr>
+        <w:pStyle w:val="Heading1"/>
+      </w:pPr>
+      <w:r>
+        <w:t>v860 Bug 记录｜未发布部署记录迁入固定 main（2026-08-10）</w:t>
+      </w:r>
+    </w:p>
+    <w:p>
+      <w:r>
+        <w:t>现象：伴生推送函数已在 Supabase 上线并通过探测，但记录该结果的旧本地提交 2eb2ecb 因连接 github.com:443 失败没有进入远端；与此同时远端 main 已发展到 v859，旧文档仍写着 phone-companion-push 返回 HTTP 404。</w:t>
+      </w:r>
+    </w:p>
+    <w:p>
+      <w:r>
+        <w:t>风险：直接推送旧分支、复制整份旧 DOCX 或合并旧 worktree，可能覆盖 v858、v859 已发布的共同生活、礼物、聊天草稿和主动消息防复读记录，也违反固定仓库和单一 main 路线。</w:t>
+      </w:r>
+    </w:p>
+    <w:p>
+      <w:r>
+        <w:t>处理：在干净的 C:\Users\pc\Documents\小手机\phone-work/main 上重新 fetch 并以 --ff-only 对齐 origin/main；只把旧提交的部署完成事实追加到当前四份维护资料，没有从旧目录提交、合并或覆盖文件。</w:t>
+      </w:r>
+    </w:p>
+    <w:p>
+      <w:r>
+        <w:t>线上事实：此前函数路径返回 HTTP 404；用户手动部署 phone-companion-push 后，带公开项目凭据的空请求返回预期 HTTP 400 与 invalid-request。网页排队命令现在具备请求 APNs 唤醒的服务端入口。</w:t>
+      </w:r>
+    </w:p>
+    <w:p>
+      <w:r>
+        <w:t>发布边界：本次没有数据库迁移，也没有重新部署任何 Supabase Edge Function。GitHub 本次发布的是文档、版本缓存与既有函数源码状态；Supabase 函数已部署来自此前独立完成并核验的 Dashboard 操作。</w:t>
+      </w:r>
+    </w:p>
+    <w:p>
+      <w:r>
+        <w:t>验证：app.js 语法检查、伴生专项测试和全项目测试必须在提交前重新执行。真实 iPhone 仍需在 Mac Xcode 安装 v857 的两个 Swift 文件后进行后台锁定、解锁和快照回执验收。</w:t>
       </w:r>
     </w:p>
     <w:sectPr>

--- a/docs/maintenance/AI开发项目_Bug记录模板.docx
+++ b/docs/maintenance/AI开发项目_Bug记录模板.docx
@@ -5707,6 +5707,49 @@
     <w:p>
       <w:r>
         <w:t>验证：app.js 语法检查、伴生专项测试和全项目测试必须在提交前重新执行。真实 iPhone 仍需在 Mac Xcode 安装 v857 的两个 Swift 文件后进行后台锁定、解锁和快照回执验收。</w:t>
+      </w:r>
+    </w:p>
+    <w:p>
+      <w:r>
+        <w:br w:type="page"/>
+      </w:r>
+    </w:p>
+    <w:p>
+      <w:pPr>
+        <w:pStyle w:val="Heading1"/>
+      </w:pPr>
+      <w:r>
+        <w:t>v861 Bug 记录｜角色口头改密码后“查他手机”无法解锁（2026-08-10）</w:t>
+      </w:r>
+    </w:p>
+    <w:p>
+      <w:r>
+        <w:t>现象：角色在聊天中说已经修改自己的手机密码，并明确给出四位新密码；用户随后进入“查他手机”输入这组数字，锁屏仍提示密码错误。</w:t>
+      </w:r>
+    </w:p>
+    <w:p>
+      <w:r>
+        <w:t>根因：旧实现只覆盖了很窄的自然语句和半条处理链，例如“我把手机密码改成 4826 了”。当角色说“改好了，新密码是 7315”、使用中文数字或全角数字时，回复没有稳定写入 c.spy.pwd；旧测试也没有验证从完整回复处理到锁屏读取的端到端链路。</w:t>
+      </w:r>
+    </w:p>
+    <w:p>
+      <w:r>
+        <w:t>修复：新增统一的四位密码归一化函数，扩展已完成改密、新密码声明、以后使用某密码等自然说法；自然语言与[改密码|四位数字]标签共用同一写入入口。写入后清除旧解锁状态、保存数据并刷新当前界面。锁屏继续通过 spyPwd(c) 读取同一 c.spy.pwd，不增加第二份密码状态。</w:t>
+      </w:r>
+    </w:p>
+    <w:p>
+      <w:r>
+        <w:t>防误判：否定句（如“密码还是1111，没改”）和无关四位验证码不会改密码；只有明确的手机、锁屏或解锁密码语义才触发。提示词同时约束角色说出的数字与隐藏标签数字必须一致。</w:t>
+      </w:r>
+    </w:p>
+    <w:p>
+      <w:r>
+        <w:t>附带体验改进：偏好中加入“主屏幕时间和日期”开关。默认开启；关闭仅隐藏主屏左上角时间日期，不改变锁屏、App 或组件中的时间。</w:t>
+      </w:r>
+    </w:p>
+    <w:p>
+      <w:r>
+        <w:t>验证：app.js 语法检查通过；密码回归覆盖口头数字、中文数字、全角数字、否定句、无关验证码、完整回复处理、持久化、旧解锁失效及锁屏同源读取；主屏时间开关覆盖默认显示、关闭、恢复、保存和渲染；完整项目自动化 378/378 通过。</w:t>
       </w:r>
     </w:p>
     <w:sectPr>

--- a/docs/maintenance/AI开发项目_Bug记录模板.docx
+++ b/docs/maintenance/AI开发项目_Bug记录模板.docx
@@ -5750,6 +5750,54 @@
     <w:p>
       <w:r>
         <w:t>验证：app.js 语法检查通过；密码回归覆盖口头数字、中文数字、全角数字、否定句、无关验证码、完整回复处理、持久化、旧解锁失效及锁屏同源读取；主屏时间开关覆盖默认显示、关闭、恢复、保存和渲染；完整项目自动化 378/378 通过。</w:t>
+      </w:r>
+    </w:p>
+    <w:p>
+      <w:r>
+        <w:br w:type="page"/>
+      </w:r>
+    </w:p>
+    <w:p>
+      <w:pPr>
+        <w:pStyle w:val="Heading1"/>
+      </w:pPr>
+      <w:r>
+        <w:t>v863 Bug 记录｜黄色快照冲突、假回执与后台通知（2026-08-10）</w:t>
+      </w:r>
+    </w:p>
+    <w:p>
+      <w:r>
+        <w:t>现象：伴生页大量外置 App 卡片变黄，显示“锁定回执与回执后的 iPhone 快照不一致”；反复点同步仍然变黄。点击锁定还会收到一条可见通知，但真实 App 没有锁上。用户原始目标是更快、更灵敏、无需手动同步，不接受简单退回旧轮询。</w:t>
+      </w:r>
+    </w:p>
+    <w:p>
+      <w:r>
+        <w:t>含义澄清：黄色冲突不是“快照过期”。它表示命令记录已经是 completed，但同一命令之后的 iPhone 状态仍为未锁定。手动同步只会再次上传未锁定，因此不会自动消失。真正的过期只指 pending 命令在规定时间内没有收到设备回执。页面从 v863 起明确写“锁定未生效……不是快照过期”。</w:t>
+      </w:r>
+    </w:p>
+    <w:p>
+      <w:r>
+        <w:t>根因一：phone-companion-push 把后台唤醒做成 alert 推送，包含标题、声音和角标，所以用户会看到一条像成功提示的通知；但 APNs 只代表唤醒尝试，不代表 iPhone 已执行锁定。根因二：原生端写 ManagedSettings 后立即把命令回执为成功，随后才单独上传快照，没有从系统设置读回验证。根因三：完整同步与后台快车道可能并发，后台入口在命令通道忙时返回 0，却仍上传旧控制快照；服务端也没有快照顺序保护，旧快照可覆盖新快照。</w:t>
+      </w:r>
+    </w:p>
+    <w:p>
+      <w:r>
+        <w:t>修复：APNs 改为仅 content-available 的静默 background 推送，priority=5，不再携带 alert、sound、badge，并用 collapse id 合并重复唤醒。原生完整同步先处理命令，再读取耗时的 DeviceActivity 数据；所有命令入口串行等待，忙超时则明确失败，禁止上传假快照。锁定/解锁前检查 Screen Time 控制权限，写入 ManagedSettingsStore 后短暂等待并从同一 store 读回，只有真实配置与目标一致才算成功。快照锁定状态直接读取 ManagedSettingsStore，不再把 UserDefaults 镜像当成系统真相。</w:t>
+      </w:r>
+    </w:p>
+    <w:p>
+      <w:r>
+        <w:t>服务端一致性：新增 snapshotSequence 单调序号；phone_companion_push_snapshot 只接受比现有序号更新的 v863 快照。为安装过渡，旧客户端在服务端尚未收到任何带序号快照前仍可上传；v863 首次上传后，旧快照永久不能覆盖新版。新增 phone_companion_complete_command，在同一数据库事务中锁定 pending 命令、保存已验证的控制快照、更新 last_sync_at 并完成命令回执，任何一步失败都不产生 completed 假回执。</w:t>
+      </w:r>
+    </w:p>
+    <w:p>
+      <w:r>
+        <w:t>验证：app.js 语法检查通过；伴生专项 38/38 通过；完整 Node 回归 381/381 通过；git diff --check 通过。Windows 无法完成 Xcode 编译和真机 ManagedSettings 生效验证，发布后仍必须在 Mac Xcode 替换 v863 两个 Swift 文件、安装原 iPhone，并实测后台锁定、两分钟保持、解锁和失败提示。</w:t>
+      </w:r>
+    </w:p>
+    <w:p>
+      <w:r>
+        <w:t>部署边界：GitHub main 中的 Edge Function 与 SQL migration 只是源码。只有在 Supabase 实际执行 202608100001_phone_companion_atomic_snapshot.sql，并实际部署 phone-companion-push 后，服务端修复才生效；二者必须独立核验，不能与 GitHub 推送混为一谈。</w:t>
       </w:r>
     </w:p>
     <w:sectPr>

--- a/docs/maintenance/AI开发项目_Bug记录模板.docx
+++ b/docs/maintenance/AI开发项目_Bug记录模板.docx
@@ -5798,6 +5798,95 @@
     <w:p>
       <w:r>
         <w:t>部署边界：GitHub main 中的 Edge Function 与 SQL migration 只是源码。只有在 Supabase 实际执行 202608100001_phone_companion_atomic_snapshot.sql，并实际部署 phone-companion-push 后，服务端修复才生效；二者必须独立核验，不能与 GitHub 推送混为一谈。</w:t>
+      </w:r>
+    </w:p>
+    <w:p>
+      <w:r>
+        <w:br w:type="page"/>
+      </w:r>
+    </w:p>
+    <w:p>
+      <w:pPr>
+        <w:pStyle w:val="Heading1"/>
+      </w:pPr>
+      <w:r>
+        <w:rPr>
+          <w:rFonts w:ascii="等线" w:hAnsi="等线" w:eastAsia="等线"/>
+          <w:sz w:val="32"/>
+        </w:rPr>
+        <w:t>v864 Bug 记录｜共同生活半独立、到家不同步与无真实回复（2026-08-10）</w:t>
+      </w:r>
+    </w:p>
+    <w:p>
+      <w:pPr>
+        <w:spacing w:after="120" w:line="300" w:lineRule="auto"/>
+      </w:pPr>
+      <w:r>
+        <w:rPr>
+          <w:rFonts w:ascii="等线" w:hAnsi="等线" w:eastAsia="等线"/>
+          <w:sz w:val="21"/>
+        </w:rPr>
+        <w:t>现象：角色在微信里已经说到家、开门、进来了，共同生活仍显示外出；进入共同生活后「让TA回应」可能没有生成内容。界面看似有共同生活状态，但角色模型路线、微信上下文和旧约会记忆没有形成完整闭环。</w:t>
+      </w:r>
+    </w:p>
+    <w:p>
+      <w:pPr>
+        <w:spacing w:after="120" w:line="300" w:lineRule="auto"/>
+      </w:pPr>
+      <w:r>
+        <w:rPr>
+          <w:rFonts w:ascii="等线" w:hAnsi="等线" w:eastAsia="等线"/>
+          <w:sz w:val="21"/>
+        </w:rPr>
+        <w:t>错误验收：曾把静态共同生活预览、状态横幅出现和自动化测试通过描述成已经与微信和旧约会完整互通。这一判断不成立，也造成了对完成度的错误陈述。</w:t>
+      </w:r>
+    </w:p>
+    <w:p>
+      <w:pPr>
+        <w:spacing w:after="120" w:line="300" w:lineRule="auto"/>
+      </w:pPr>
+      <w:r>
+        <w:rPr>
+          <w:rFonts w:ascii="等线" w:hAnsi="等线" w:eastAsia="等线"/>
+          <w:sz w:val="21"/>
+        </w:rPr>
+        <w:t>根因：状态解析、微信提示词、共同生活提示词、模型路由和可见消息写入分散实现；线上到家只改变状态，没有可靠的到家承接事务。共同生活回复还误用了部分一次性约会修复路径，角色所选模型没有显式放行。</w:t>
+      </w:r>
+    </w:p>
+    <w:p>
+      <w:pPr>
+        <w:spacing w:after="120" w:line="300" w:lineRule="auto"/>
+      </w:pPr>
+      <w:r>
+        <w:rPr>
+          <w:rFonts w:ascii="等线" w:hAnsi="等线" w:eastAsia="等线"/>
+          <w:sz w:val="21"/>
+        </w:rPr>
+        <w:t>修复：共同生活改用独立的长期生活提示词和修复链，但复用旧约会的角色防漂移、格式校验、逐字显示与记忆能力；加入线上与共同生活的双向隐藏上下文、旧约会记忆、角色模型路线、准确时间与持续时长。</w:t>
+      </w:r>
+    </w:p>
+    <w:p>
+      <w:pPr>
+        <w:spacing w:after="120" w:line="300" w:lineRule="auto"/>
+      </w:pPr>
+      <w:r>
+        <w:rPr>
+          <w:rFonts w:ascii="等线" w:hAnsi="等线" w:eastAsia="等线"/>
+          <w:sz w:val="21"/>
+        </w:rPr>
+        <w:t>到家闭环：非在家到在家的状态迁移会写入 pendingArrival，并生成真正的共同生活旁白和台词。微信原句只作隐藏承接背景，不复制到线下记录；失败时保留任务并可重试。</w:t>
+      </w:r>
+    </w:p>
+    <w:p>
+      <w:pPr>
+        <w:spacing w:after="120" w:line="300" w:lineRule="auto"/>
+      </w:pPr>
+      <w:r>
+        <w:rPr>
+          <w:rFonts w:ascii="等线" w:hAnsi="等线" w:eastAsia="等线"/>
+          <w:sz w:val="21"/>
+        </w:rPr>
+        <w:t>验证要求：必须看到微信明确到家后状态切换、共同生活真实消息落库且可继续当面对话；同时验证同步开关关闭后完全隔离、旧约会格式不变、模型路线正确、跨日时间正确。</w:t>
       </w:r>
     </w:p>
     <w:sectPr>

--- a/docs/maintenance/AI开发项目_Bug记录模板.docx
+++ b/docs/maintenance/AI开发项目_Bug记录模板.docx
@@ -5887,6 +5887,39 @@
           <w:sz w:val="21"/>
         </w:rPr>
         <w:t>验证要求：必须看到微信明确到家后状态切换、共同生活真实消息落库且可继续当面对话；同时验证同步开关关闭后完全隔离、旧约会格式不变、模型路线正确、跨日时间正确。</w:t>
+      </w:r>
+    </w:p>
+    <w:p>
+      <w:r>
+        <w:br w:type="page"/>
+      </w:r>
+    </w:p>
+    <w:p>
+      <w:pPr>
+        <w:pStyle w:val="Heading1"/>
+      </w:pPr>
+      <w:r>
+        <w:t>v865 Bug 记录｜关闭主屏时间后整体上移并露出底部黑块（2026-08-10）</w:t>
+      </w:r>
+    </w:p>
+    <w:p>
+      <w:r>
+        <w:t>现象：关闭“主屏幕时间和日期”后，时间栏原来占据的空间被一起删除，天气、组件、App 图标和底部区域整体向上移动；在部分手机比例下，主屏底部会露出一段黑色区域。用户要求只去掉时间显示，其他布局必须和开启时完全一致。</w:t>
+      </w:r>
+    </w:p>
+    <w:p>
+      <w:r>
+        <w:t>根因：v861 用条件模板决定是否输出 home-premium-head。关闭时整个 header DOM 不存在，而主屏采用纵向 flex 布局，home-scroll 又是 flex:1；时间栏被删除后滚动区重新分配高度，引发整页回流。此前测试只断言“关闭后没有 header”，没有验证开关前后的布局槽位和坐标一致。</w:t>
+      </w:r>
+    </w:p>
+    <w:p>
+      <w:r>
+        <w:t>修复：home-premium-head 改为始终渲染；关闭时添加 home-clock-hidden，通过 visibility:hidden 保留布局空间，通过 pointer-events:none 避免透明区域仍可点击，并设置 aria-hidden。原 67px 高度及 max-height:760px 下的 61px 高度均不改变。</w:t>
+      </w:r>
+    </w:p>
+    <w:p>
+      <w:r>
+        <w:t>防复发：home-clock-preference.test.mjs 现在明确禁止条件删除 header，要求隐藏类同时具备 visibility:hidden 与 pointer-events:none；premium-theme.test.mjs 同步保护动态隐藏类下的原时间字体与结构。完整 Node 自动化回归 387/387 通过。</w:t>
       </w:r>
     </w:p>
     <w:sectPr>

--- a/docs/maintenance/AI开发项目_Bug记录模板.docx
+++ b/docs/maintenance/AI开发项目_Bug记录模板.docx
@@ -5920,6 +5920,44 @@
     <w:p>
       <w:r>
         <w:t>防复发：home-clock-preference.test.mjs 现在明确禁止条件删除 header，要求隐藏类同时具备 visibility:hidden 与 pointer-events:none；premium-theme.test.mjs 同步保护动态隐藏类下的原时间字体与结构。完整 Node 自动化回归 387/387 通过。</w:t>
+      </w:r>
+    </w:p>
+    <w:p>
+      <w:r>
+        <w:br w:type="page"/>
+      </w:r>
+    </w:p>
+    <w:p>
+      <w:pPr>
+        <w:pStyle w:val="Heading1"/>
+      </w:pPr>
+      <w:r>
+        <w:t>v866 Bug 记录｜共同生活设置不可随手调整、记忆边界不清及部分 iOS 底部黑带（2026-08-10）</w:t>
+      </w:r>
+    </w:p>
+    <w:p>
+      <w:r>
+        <w:t>现象一：共同生活的上下文条数、自动总结间隔、总结引用数量和模型路线依赖后台或全局设置，用户在共同生活聊天中不能随手调整，也不能直接查看或立即总结共同生活记忆。记忆如果复用微信或旧约会存储，会造成格式污染、重复召回和删除边界不清。</w:t>
+      </w:r>
+    </w:p>
+    <w:p>
+      <w:r>
+        <w:t>修复一：每个共同生活对象新增独立 settings；设置面板固定在聊天页顶部、可折叠且修改不触发整页 render。共同生活总结只进入 d.summaries，查看和立即总结均在共同生活页完成。微信仅在同步开关开启时临时检索该唯一存储，不把结果复制进微信记忆或单次约会。自动与手动总结共用分段/整段模式和总结模型路线。</w:t>
+      </w:r>
+    </w:p>
+    <w:p>
+      <w:r>
+        <w:t>现象二：少数 iPhone 从系统应用切换界面查看独立主屏 PWA 时，页面底部出现一段黑色横带；其他 iPhone 未出现。截图特征是页面内容和 home indicator 已结束，但 WebApp 快照容器仍有未被页面根背景覆盖的可用高度。</w:t>
+      </w:r>
+    </w:p>
+    <w:p>
+      <w:r>
+        <w:t>根因判断与修复二：这是设备相关的旧 WebKit standalone 竖屏可用高度差异，而不是统一的页面内容高度问题。修复限定在 WebKit standalone portrait，使用 -webkit-fill-available 补齐 html/body/phone/screen 的最小高度；禁止用全局 resize/visualViewport 脚本反复改根高度，以免破坏正常手机、键盘恢复和滚动。桌面 390×844 几何验证四层根容器均精确到底且无横向溢出，真实问题机仍须在线上安装态确认快照。</w:t>
+      </w:r>
+    </w:p>
+    <w:p>
+      <w:r>
+        <w:t>防复发：新增 cohabitation-inline-settings.test.mjs 和 ios-standalone-viewport.test.mjs，并扩展共同生活与版本回归。测试明确禁止共同生活总结写入 c.summaries、offData 或 S.messages，要求微信和面对面回复只从 d.summaries 检索；同时要求 iOS 兼容必须是 CSS 限域方案，不得恢复全局动态视口脚本。完整回归 392/392。</w:t>
       </w:r>
     </w:p>
     <w:sectPr>

--- a/docs/maintenance/AI开发项目_Bug记录模板.docx
+++ b/docs/maintenance/AI开发项目_Bug记录模板.docx
@@ -5958,6 +5958,67 @@
     <w:p>
       <w:r>
         <w:t>防复发：新增 cohabitation-inline-settings.test.mjs 和 ios-standalone-viewport.test.mjs，并扩展共同生活与版本回归。测试明确禁止共同生活总结写入 c.summaries、offData 或 S.messages，要求微信和面对面回复只从 d.summaries 检索；同时要求 iOS 兼容必须是 CSS 限域方案，不得恢复全局动态视口脚本。完整回归 392/392。</w:t>
+      </w:r>
+    </w:p>
+    <w:p>
+      <w:r>
+        <w:br w:type="page"/>
+      </w:r>
+    </w:p>
+    <w:p>
+      <w:pPr>
+        <w:pStyle w:val="Heading1"/>
+      </w:pPr>
+      <w:r>
+        <w:t>v867｜共同生活真实查岗与旁白输入切换（2026-08-10）</w:t>
+      </w:r>
+    </w:p>
+    <w:p>
+      <w:pPr>
+        <w:pStyle w:val="Heading2"/>
+      </w:pPr>
+      <w:r>
+        <w:t>现象与根因</w:t>
+      </w:r>
+    </w:p>
+    <w:p>
+      <w:pPr/>
+      <w:r>
+        <w:t>共同生活此前只具备面对面对话和状态承接，没有把既有的真实手机查看、外置 iPhone 数据读取、App 控制、微信登录能力安全接入；线上与线下也缺少统一执行占用与跨通道事实指纹，因此存在双边同时触发、同一事实重复反应的风险。旁白按钮则仍使用独立弹窗，和底部输入框割裂。</w:t>
+      </w:r>
+    </w:p>
+    <w:p>
+      <w:pPr>
+        <w:pStyle w:val="Heading2"/>
+      </w:pPr>
+      <w:r>
+        <w:t>修复</w:t>
+      </w:r>
+    </w:p>
+    <w:p>
+      <w:pPr/>
+      <w:r>
+        <w:t>新增角色手机查看单通道执行锁；共同生活仅在角色在家且能力已授权时自主选择只读查看目标，顶部显示真实查看进度，完成后只把实际数据交给共同生活角色。线上与线下共用事实指纹，同项事实未变化时保持安静；微信登录结果按发起通道单路回传。外置电量、总屏幕时间与逐 App 时间继续使用伴生设备真实快照。</w:t>
+      </w:r>
+    </w:p>
+    <w:p>
+      <w:pPr/>
+      <w:r>
+        <w:t>旁白按钮改为底部输入框模式开关：点亮后同一输入框持续发送第三人称旁白，再点一次恢复普通气泡；发送后不自动退出模式，旧线下约会与共同生活共用此行为。</w:t>
+      </w:r>
+    </w:p>
+    <w:p>
+      <w:pPr>
+        <w:pStyle w:val="Heading2"/>
+      </w:pPr>
+      <w:r>
+        <w:t>验证</w:t>
+      </w:r>
+    </w:p>
+    <w:p>
+      <w:pPr/>
+      <w:r>
+        <w:t>新增共同生活真实查岗、单通道互斥、跨通道事实去重、微信结果分流、真实电量/屏幕时间、旁白输入切换回归；完整 Node 测试 399/399 通过。</w:t>
       </w:r>
     </w:p>
     <w:sectPr>

--- a/docs/maintenance/AI开发项目_Bug记录模板.docx
+++ b/docs/maintenance/AI开发项目_Bug记录模板.docx
@@ -6019,6 +6019,44 @@
       <w:pPr/>
       <w:r>
         <w:t>新增共同生活真实查岗、单通道互斥、跨通道事实去重、微信结果分流、真实电量/屏幕时间、旁白输入切换回归；完整 Node 测试 399/399 通过。</w:t>
+      </w:r>
+    </w:p>
+    <w:p>
+      <w:r>
+        <w:br w:type="page"/>
+      </w:r>
+    </w:p>
+    <w:p>
+      <w:pPr>
+        <w:pStyle w:val="Heading1"/>
+      </w:pPr>
+      <w:r>
+        <w:t>v868 Bug 记录｜地点不跟随与一起外出被误判为单独外出（2026-08-10）</w:t>
+      </w:r>
+    </w:p>
+    <w:p>
+      <w:r>
+        <w:t>现象：共同生活里双方已经回卧室或进入书房，顶部仍停留在“在家”；双方一起外出也只能落入“外出中”，页面随后要求去微信联系。这样会让同一空间的面对面场景错误断开，并使模型、界面和用户看到的生活状态互相矛盾。</w:t>
+      </w:r>
+    </w:p>
+    <w:p>
+      <w:r>
+        <w:t>根因：旧实现把 activity 同时当作生活阶段、状态文案和地点，没有独立地点字段，也没有“一起外出”阶段。若简单扫描“卧室、书房”等词，又会把询问、建议和否定误当成已经移动；若复用单人到家判断，一起回家还会错误生成单独到家横幅。</w:t>
+      </w:r>
+    </w:p>
+    <w:p>
+      <w:r>
+        <w:t>修复：新增 place/placeAt 和 together-away，统一由共同生活状态机驱动顶部标签、输入权限与微信切换。优先解析结构化位置/一起外出标签，标签缺失时只对完成式可见动作做保守兜底。到家队列增加前置阶段判断，together-away 回家不进入单人承接。</w:t>
+      </w:r>
+    </w:p>
+    <w:p>
+      <w:r>
+        <w:t>防复发：自动化测试必须同时验证正例与反例，不能只看状态文字出现；至少包含“回了卧室”会移动、“要不要回卧室”不会移动、“一起外出”仍可面对面回复、“一起回家”不出现单人到家横幅、“角色单独外出”仍进入微信。禁止把静态预览或提示词存在当成完整链路成功。</w:t>
+      </w:r>
+    </w:p>
+    <w:p>
+      <w:r>
+        <w:t>补充现象与修复：角色曾在 2026-08-10 周一把“明天”说成周日，且共同生活没有复用线上作息。根因是共同生活只收到不含星期关系的时间片段，线上 activitySpec/whereNow 也未区分工作日与周末。v868 明确注入今天/昨天/明天星期，作息计算增加周一至周五与周末分支，并在共同生活内提供同一份作息表入口；状态切换仍以角色实际出门为准。</w:t>
       </w:r>
     </w:p>
     <w:sectPr>

--- a/docs/maintenance/AI开发项目_Bug记录模板.docx
+++ b/docs/maintenance/AI开发项目_Bug记录模板.docx
@@ -6057,6 +6057,49 @@
     <w:p>
       <w:r>
         <w:t>补充现象与修复：角色曾在 2026-08-10 周一把“明天”说成周日，且共同生活没有复用线上作息。根因是共同生活只收到不含星期关系的时间片段，线上 activitySpec/whereNow 也未区分工作日与周末。v868 明确注入今天/昨天/明天星期，作息计算增加周一至周五与周末分支，并在共同生活内提供同一份作息表入口；状态切换仍以角色实际出门为准。</w:t>
+      </w:r>
+    </w:p>
+    <w:p>
+      <w:r>
+        <w:br w:type="page"/>
+      </w:r>
+    </w:p>
+    <w:p>
+      <w:pPr>
+        <w:pStyle w:val="Heading1"/>
+      </w:pPr>
+      <w:r>
+        <w:t>v869 Bug 记录｜共同生活缺少限额与每日必查交接（2026-08-10）</w:t>
+      </w:r>
+    </w:p>
+    <w:p>
+      <w:r>
+        <w:t>现象：v867 已允许共同生活自主查看、锁定、解锁和微信登录，但角色不能在共同生活里口头修改真实 App 限额。v850 的睡眠和完整应用使用记录虽是线上每日必查，进入共同生活面对面现场后线上自动化会被正确静默，却没有把到期任务交给共同生活，因此整段共同生活期间可能完全漏查。旧睡眠必查还会顺带读取心率、电量和位置，与本次用户确认的必查范围不一致。</w:t>
+      </w:r>
+    </w:p>
+    <w:p>
+      <w:r>
+        <w:t>根因：共同生活隐藏协议和标签解析器没有 limit 分支；cohabPhoneAutonomyTick 只运行自由自主决策，没有读取 companionAutomationCandidate 的必查状态。线上静默和线下执行分别实现，但没有共享的必查接管函数与完成标记。睡眠候选把可选健康/设备项目作为 extras 混入同一次必查，无法表达‘睡眠和步数必查、心率不是必查’的最新范围。</w:t>
+      </w:r>
+    </w:p>
+    <w:p>
+      <w:r>
+        <w:t>修复：新增共同生活限额标签并复用既有已绑定双端统一限额路径；新增 companionRequiredDailyCandidate 与 cohabDailyRequiredMaybe，在共同生活同场时优先执行到期的睡眠+步数或完整屏幕时间查看，成功后调用 companionAutomationRecord。每日查看记录保存 dailyKind/dailyDay，既允许次日同值照常完成一次，又让当天普通重复查看继续被事实哈希挡住。</w:t>
+      </w:r>
+    </w:p>
+    <w:p>
+      <w:r>
+        <w:t>范围纠正：HealthKit 每日必查只包含最近睡眠与今日步数，不读取心率、电量或位置；心率仅保留为授权后的自主查看目标。睡眠和步数映射到同一个查看键，防止拆成两个目标后对相同健康摘要重复发言。屏幕必查仍要求真实逐 App 快照、全部 App 明细和新鲜同步时间。</w:t>
+      </w:r>
+    </w:p>
+    <w:p>
+      <w:r>
+        <w:t>失败与重试边界：设备数据未就绪、执行通道占用、页面隐藏或模型未产生有效共同生活回复时不写完成标记；五分钟后再试。APNs、网页入队和标签解析都不能冒充真实限额成功。相关 63/63 与完整 408/408 自动化测试通过。</w:t>
+      </w:r>
+    </w:p>
+    <w:p>
+      <w:r>
+        <w:t>模型风格诊断：用户观察到查看手机后的语气偶尔像副模型。代码核对确认，主模型设置没有被永久改变；可能发生的是某一次主模型失败或空回复后，由副模型完成该次临时重写。route.fallback 只属于当前请求，不持久化到共同生活设置。保留既有主模型优先、失败时副模型单次兜底的行为；新增仅驻留当前页面内存的实际路线标记，路线真正改变时提示三秒，未切换不提示。</w:t>
       </w:r>
     </w:p>
     <w:sectPr>

--- a/docs/maintenance/AI开发项目_Bug记录模板.docx
+++ b/docs/maintenance/AI开发项目_Bug记录模板.docx
@@ -6100,6 +6100,44 @@
     <w:p>
       <w:r>
         <w:t>模型风格诊断：用户观察到查看手机后的语气偶尔像副模型。代码核对确认，主模型设置没有被永久改变；可能发生的是某一次主模型失败或空回复后，由副模型完成该次临时重写。route.fallback 只属于当前请求，不持久化到共同生活设置。保留既有主模型优先、失败时副模型单次兜底的行为；新增仅驻留当前页面内存的实际路线标记，路线真正改变时提示三秒，未切换不提示。</w:t>
+      </w:r>
+    </w:p>
+    <w:p>
+      <w:r>
+        <w:br w:type="page"/>
+      </w:r>
+    </w:p>
+    <w:p>
+      <w:pPr>
+        <w:pStyle w:val="Heading1"/>
+      </w:pPr>
+      <w:r>
+        <w:t>v870 Bug 记录｜API 路线只保存主模型且保存入口过远（2026-08-10）</w:t>
+      </w:r>
+    </w:p>
+    <w:p>
+      <w:r>
+        <w:t>现象：路线一至路线四只能保存主聊天模型。辅助模型始终只有一份全局配置，因此切换主路线后仍沿用原辅助设置，无法让一条路线完整代表一套主辅模型组合；模型区域较长时还必须滚动到最底部才能使用原“保存设置”。</w:t>
+      </w:r>
+    </w:p>
+    <w:p>
+      <w:r>
+        <w:t>根因：chatRouteCopy、chatRouteCaptureForm、chatRouteFillForm、chatRouteSwitch 和 chatRouteQuickSwitch 只处理主模型的扁平字段；S.settings.aux 仅在 saveSettings 中单独保存，没有进入 chatRoutes。界面标题也没有就近保存入口。</w:t>
+      </w:r>
+    </w:p>
+    <w:p>
+      <w:r>
+        <w:t>修复：路线对象在保留主模型扁平字段兼容旧消费者的同时新增 aux 子对象；统一的捕获、应用、回填和快速切换链路同时处理主聊天与辅助模型。两个模型标题右上角新增同一个 chatRouteSaveCurrent 保存入口，底部 saveSettings 也改为在辅助配置更新后写入当前路线。</w:t>
+      </w:r>
+    </w:p>
+    <w:p>
+      <w:r>
+        <w:t>迁移保护：不能把旧路线缺失 aux 当成用户主动留空。chatRoutesInit 对没有 aux 属性的历史路线使用升级前全局辅助配置作回填；只要路线已经显式存在 aux，就保留它自己的值。测试覆盖多条旧路线，确认升级和切换均不丢失辅助模型。</w:t>
+      </w:r>
+    </w:p>
+    <w:p>
+      <w:r>
+        <w:t>防复发与结果：api-routes.test.mjs 同时验证主辅保存、主辅回填、点击当前路线不恢复旧值、快速切换、两处标题保存按钮和旧路线迁移；设置分页、缓存版本及完整 408/408 回归均通过。未修改 API Key 内容、模型请求协议、计费、服务端函数或数据库。</w:t>
       </w:r>
     </w:p>
     <w:sectPr>

--- a/docs/maintenance/AI开发项目_Bug记录模板.docx
+++ b/docs/maintenance/AI开发项目_Bug记录模板.docx
@@ -6138,6 +6138,77 @@
     <w:p>
       <w:r>
         <w:t>防复发与结果：api-routes.test.mjs 同时验证主辅保存、主辅回填、点击当前路线不恢复旧值、快速切换、两处标题保存按钮和旧路线迁移；设置分页、缓存版本及完整 408/408 回归均通过。未修改 API Key 内容、模型请求协议、计费、服务端函数或数据库。</w:t>
+      </w:r>
+    </w:p>
+    <w:p>
+      <w:r>
+        <w:br w:type="page"/>
+      </w:r>
+    </w:p>
+    <w:p>
+      <w:pPr>
+        <w:pStyle w:val="Heading1"/>
+      </w:pPr>
+      <w:r>
+        <w:t>v871 Bug 记录｜共同生活把模型与 API 路线混成一个选择（2026-08-10）</w:t>
+      </w:r>
+    </w:p>
+    <w:p>
+      <w:r>
+        <w:t>现象：共同生活设置把“跟随角色设置／主线路／备用线路”放在同一个选择器里，用户无法判断它是在选主副模型，还是在选微信保存的 API 路线。共同生活也缺少独立固定 API 路线的入口。</w:t>
+      </w:r>
+    </w:p>
+    <w:p>
+      <w:r>
+        <w:t>根因：replyRoute 与 summaryRoute 同时承担模型偏好和路由含义，调用 chatAPI 时只传 aux，没有传请求级 routeIndex，导致界面语义和实际请求路由无法一一对应。</w:t>
+      </w:r>
+    </w:p>
+    <w:p>
+      <w:r>
+        <w:t>修复：字段拆为 replyModel、replyApiRoute、summaryModel、summaryApiRoute；chatAPI 新增可选 routeIndex，在请求局部读取指定路线的主／副配置。固定共同生活路线不调用 chatRouteApply，也不写回 S.settings.chatRouteActive。</w:t>
+      </w:r>
+    </w:p>
+    <w:p>
+      <w:r>
+        <w:t>兼容：读取设置时只在新字段不存在时迁移历史 replyRoute／summaryRoute。固定路线的副模型不可用时，退回同一路线主模型，而不是漂移到微信当前路线。</w:t>
+      </w:r>
+    </w:p>
+    <w:p>
+      <w:r>
+        <w:t>防复发：新增共同生活模型／路线专项测试，覆盖旧字段迁移、模型与 API 路线独立解析、四块设置界面以及固定路由不污染微信全局状态；完整回归 412/412 通过。</w:t>
+      </w:r>
+    </w:p>
+    <w:p>
+      <w:r>
+        <w:br w:type="page"/>
+      </w:r>
+    </w:p>
+    <w:p>
+      <w:pPr>
+        <w:pStyle w:val="Heading1"/>
+      </w:pPr>
+      <w:r>
+        <w:t>v871 Bug 记录｜共同生活查看手机后同时回复两次（2026-08-10）</w:t>
+      </w:r>
+    </w:p>
+    <w:p>
+      <w:r>
+        <w:t>现象：在线下共同生活聊天里，角色查看用户手机后台记录时，会先回复一次用户原话，查看完成后又根据真实记录回复一次，形成同一回合两次回答。微信线上链路没有这个问题。</w:t>
+      </w:r>
+    </w:p>
+    <w:p>
+      <w:r>
+        <w:t>根因：cohabApplyPhoneTags 使用 setTimeout 独立启动查看，但 cohabReplyCore 同时把去掉标签后的原始文本作为普通回复返回；offAI 先落原始回复，随后 cohabPhoneDeliverFact 又落结果回复。</w:t>
+      </w:r>
+    </w:p>
+    <w:p>
+      <w:r>
+        <w:t>修复：offAI 成为这类查看标签的唯一流程所有者。原始回合检测到查看标签后清空可见 items，并同步等待 cohabRunPhoneInspection；只有结果回合可写入。外层通过 inspection 标记跳过无内容提示和重复总结。</w:t>
+      </w:r>
+    </w:p>
+    <w:p>
+      <w:r>
+        <w:t>防复发：测试必须同时断言没有平行定时查看、原始回合不落库、结果查看被 await、无内容提示被抑制以及总结只触发一次。</w:t>
       </w:r>
     </w:p>
     <w:sectPr>

--- a/docs/maintenance/AI开发项目_Bug记录模板.docx
+++ b/docs/maintenance/AI开发项目_Bug记录模板.docx
@@ -6209,6 +6209,44 @@
     <w:p>
       <w:r>
         <w:t>防复发：测试必须同时断言没有平行定时查看、原始回合不落库、结果查看被 await、无内容提示被抑制以及总结只触发一次。</w:t>
+      </w:r>
+    </w:p>
+    <w:p>
+      <w:r>
+        <w:br w:type="page"/>
+      </w:r>
+    </w:p>
+    <w:p>
+      <w:pPr>
+        <w:pStyle w:val="Heading1"/>
+      </w:pPr>
+      <w:r>
+        <w:t>v876 Bug 记录｜公开审核页面会被 Service Worker 错换成小手机主页（2026-08-10）</w:t>
+      </w:r>
+    </w:p>
+    <w:p>
+      <w:r>
+        <w:t>现象：准备 App Store Connect 支持 URL 与隐私政策 URL 时发现，即使仓库存在独立 HTML，已经安装过小手机 Service Worker 的浏览器打开这些地址，也会进入缓存的小手机主页面。Apple 审核员因此可能无法读取支持和隐私内容。该问题在正式推送前由静态检查发现，尚未作为线上失败交付。</w:t>
+      </w:r>
+    </w:p>
+    <w:p>
+      <w:r>
+        <w:t>根因：sw.js 对所有 request.mode === 'navigate' 的同源请求统一返回 currentCore(cache, 'html')，没有区分应用外壳导航与独立公开文档。新增文件本身不能改变已注册 Service Worker 的导航接管范围。</w:t>
+      </w:r>
+    </w:p>
+    <w:p>
+      <w:r>
+        <w:t>修复：在通用 navigate 处理之前识别 north-support.html 与 north-privacy.html，并直接 return，不调用 event.respondWith，让浏览器按普通网络请求读取真实静态文件。只排除这两个固定文件，不放宽 app.js、授权组件、缓存外壳或其他资源策略。</w:t>
+      </w:r>
+    </w:p>
+    <w:p>
+      <w:r>
+        <w:t>验证：新增 north-app-store-pages.test.mjs，检查支持与隐私必要内容、第三方 App 内容边界、无 service_role/owner_secret/pair_secret/JWT 泄漏，并断言公开页面排除规则位于通用 navigate 处理之前。版本、语法和完整 tests/*.test.mjs 同步验证，最终 422/422 通过。</w:t>
+      </w:r>
+    </w:p>
+    <w:p>
+      <w:r>
+        <w:t>失败方案记录：仅新增 HTML、但不检查 Service Worker 导航拦截的方案被判定不完整，未进入提交；不能用清缓存或要求审核员换浏览器代替代码修复。</w:t>
       </w:r>
     </w:p>
     <w:sectPr>

--- a/docs/maintenance/AI开发项目_Bug记录模板.docx
+++ b/docs/maintenance/AI开发项目_Bug记录模板.docx
@@ -6247,6 +6247,44 @@
     <w:p>
       <w:r>
         <w:t>失败方案记录：仅新增 HTML、但不检查 Service Worker 导航拦截的方案被判定不完整，未进入提交；不能用清缓存或要求审核员换浏览器代替代码修复。</w:t>
+      </w:r>
+    </w:p>
+    <w:p>
+      <w:r>
+        <w:br w:type="page"/>
+      </w:r>
+    </w:p>
+    <w:p>
+      <w:pPr>
+        <w:pStyle w:val="Heading1"/>
+      </w:pPr>
+      <w:r>
+        <w:t>v877 Bug 记录｜物理屏幕高度覆盖导致聊天输入框落到屏幕外（2026-08-10）</w:t>
+      </w:r>
+    </w:p>
+    <w:p>
+      <w:r>
+        <w:t>现象：安卓独立主屏打开长聊天后，页面总高度明显超过手机可用屏幕，右侧出现整页滚动条，聊天底部输入框和功能区落到屏幕外。用户只能看到消息列表，无法正常发送消息。</w:t>
+      </w:r>
+    </w:p>
+    <w:p>
+      <w:r>
+        <w:t>根因：v873 为修复少数 iOS 主屏底部黑缝，加入了 north-standalone-shell 动态高度脚本。检测条件同时接受 display-mode: standalone 和触摸设备，安卓 PWA 也会命中；脚本在 screen.height 与 innerHeight 差值不超过 180px 时采用物理屏幕高度，并把该高度强制写给 html、body、phone、screen。安卓状态栏与系统导航区不属于网页可用视口，因此外壳被额外拉长。</w:t>
+      </w:r>
+    </w:p>
+    <w:p>
+      <w:r>
+        <w:t>修复：完全删除动态物理屏幕高度脚本、CSS 变量和强制高度选择器；不恢复旧的 -webkit-fill-available 回退。根外壳仅跟随当前可用视口，并通过 max-height: 100% 与 overflow: hidden 封住整页增长；消息继续由 chatbg 内部滚动，inputbar 保持独立固定行。</w:t>
+      </w:r>
+    </w:p>
+    <w:p>
+      <w:r>
+        <w:t>回退与失败方案记录：不能整体回退到 v869 或 v872，否则会丢失 v870 至 v876 的已发布功能；也不能仅把脚本限制为触摸独立主屏，因为安卓仍会命中；不能继续比较 screen.height 与 innerHeight 后猜测安全区，也不能恢复全局 visualViewport/resize 高度同步，这些方法会在状态栏、系统导航和软键盘变化时再次拉长或压短页面。</w:t>
+      </w:r>
+    </w:p>
+    <w:p>
+      <w:r>
+        <w:t>验证：ios-standalone-viewport.test.mjs 断言根外壳上限、app/page 裁切、chatbg 内滚动、inputbar 固定占位，并禁止 screen.height、north-shell-height 和全局视口同步脚本；版本与 Service Worker 对齐测试及完整 Node 回归最终 422/422 通过。</w:t>
       </w:r>
     </w:p>
     <w:sectPr>

--- a/docs/maintenance/AI开发项目_Bug记录模板.docx
+++ b/docs/maintenance/AI开发项目_Bug记录模板.docx
@@ -6285,6 +6285,39 @@
     <w:p>
       <w:r>
         <w:t>验证：ios-standalone-viewport.test.mjs 断言根外壳上限、app/page 裁切、chatbg 内滚动、inputbar 固定占位，并禁止 screen.height、north-shell-height 和全局视口同步脚本；版本与 Service Worker 对齐测试及完整 Node 回归最终 422/422 通过。</w:t>
+      </w:r>
+    </w:p>
+    <w:p>
+      <w:r>
+        <w:br w:type="page"/>
+      </w:r>
+    </w:p>
+    <w:p>
+      <w:pPr>
+        <w:pStyle w:val="Heading1"/>
+      </w:pPr>
+      <w:r>
+        <w:t>v878 Bug 记录｜iOS 主屏幕灵动岛遮挡与底部黑区（2026-08-10）</w:t>
+      </w:r>
+    </w:p>
+    <w:p>
+      <w:r>
+        <w:t>现象：同一页面在 iPhone Safari 中正常；添加到主屏幕后，首页时间进入状态栏/灵动岛区域，底部壁纸结束过早并露出黑区。安卓原本正常，但使用跨平台物理屏幕高度补齐会把安卓聊天页拉长，使输入框落到屏幕外。</w:t>
+      </w:r>
+    </w:p>
+    <w:p>
+      <w:r>
+        <w:t>判断：viewport-fit=cover 会让 WebApp 使用边到边视口，重要内容应显式使用安全区；新系统把添加到主屏幕后的独立 WebApp 行为变得更常见，因此原本未处理的安全区问题暴露。问题不能按全平台统一高度修复。</w:t>
+      </w:r>
+    </w:p>
+    <w:p>
+      <w:r>
+        <w:t>修复：新增用户可控的苹果主屏幕适配开关，并在 JS 中同时验证 Apple 设备和 standalone 环境。开启后只通过 100dvh 与 safe-area-inset 调整外壳、主屏头部、导航和输入栏；Safari 与安卓保持 v877 布局。</w:t>
+      </w:r>
+    </w:p>
+    <w:p>
+      <w:r>
+        <w:t>失败方案记录：禁止再次使用 screen.height 或给所有 standalone 设备套相同高度；禁止仅凭触摸设备、display-mode 或屏幕尺寸推断 iOS；禁止让安全区开关在安卓生效。完整回归 424/424 通过。</w:t>
       </w:r>
     </w:p>
     <w:sectPr>

--- a/docs/maintenance/AI开发项目_Bug记录模板.docx
+++ b/docs/maintenance/AI开发项目_Bug记录模板.docx
@@ -6318,6 +6318,44 @@
     <w:p>
       <w:r>
         <w:t>失败方案记录：禁止再次使用 screen.height 或给所有 standalone 设备套相同高度；禁止仅凭触摸设备、display-mode 或屏幕尺寸推断 iOS；禁止让安全区开关在安卓生效。完整回归 424/424 通过。</w:t>
+      </w:r>
+    </w:p>
+    <w:p>
+      <w:r>
+        <w:br w:type="page"/>
+      </w:r>
+    </w:p>
+    <w:p>
+      <w:pPr>
+        <w:pStyle w:val="Heading1"/>
+      </w:pPr>
+      <w:r>
+        <w:t>v879 Bug 记录｜共同生活上下文错位、主动消息越界与苹果独立 App 偏移（2026-08-10）</w:t>
+      </w:r>
+    </w:p>
+    <w:p>
+      <w:r>
+        <w:t>现象：开启共同生活后，角色仍可能引用旧的异地、分居、上次见面或旧机票信息，甚至把前几天发生的票务当成今天；微信与线下/共同生活上下文会割裂，普通一次性线下约会中角色还可能主动发线上消息。共同生活自动总结也无法手动删除，一旦总结错了会持续污染后续判断。</w:t>
+      </w:r>
+    </w:p>
+    <w:p>
+      <w:r>
+        <w:t>同时，iOS 添加到主屏幕后，Safari 与独立 WebApp 对安全区的处理不一致；v878 修好微信主屏幕后，其他独立 App 的顶栏、底栏或悬浮控件仍可能被灵动岛、状态栏或底部安全区影响。此前用全局高度补偿会把安卓聊天页拉长，属于不可恢复的错误方案。</w:t>
+      </w:r>
+    </w:p>
+    <w:p>
+      <w:r>
+        <w:t>修复：共同生活和单次线下约会都注入实时状态提示，当前面对面/同居事实优先于旧记忆；微信、共同生活和线下记录共用最新时间线，但不互相复制可见格式。所有线上主动消息入口改为使用统一的实时阻断函数，服务器主动消息也会带实时状态并在面对面时静默同步。</w:t>
+      </w:r>
+    </w:p>
+    <w:p>
+      <w:r>
+        <w:t>修复：共同生活记忆列表增加删除按钮和清空记忆按钮，删除范围只限共同生活 summaries。iOS 安全区只在用户开启“苹果主屏幕适配”且命中 Apple standalone 时生效，扩展到更多 App 控件，但不改变全局页面高度。</w:t>
+      </w:r>
+    </w:p>
+    <w:p>
+      <w:r>
+        <w:t>验收：专项测试覆盖共同生活同居优先、线上线下时间线、面对面主动消息静默、共同生活记忆删除、服务器主动同步、iOS 多 App 安全区；完整 Node 回归 tests/*.test.mjs 为 425/425。</w:t>
       </w:r>
     </w:p>
     <w:sectPr>

--- a/docs/maintenance/AI开发项目_Bug记录模板.docx
+++ b/docs/maintenance/AI开发项目_Bug记录模板.docx
@@ -6356,6 +6356,51 @@
     <w:p>
       <w:r>
         <w:t>验收：专项测试覆盖共同生活同居优先、线上线下时间线、面对面主动消息静默、共同生活记忆删除、服务器主动同步、iOS 多 App 安全区；完整 Node 回归 tests/*.test.mjs 为 425/425。</w:t>
+      </w:r>
+    </w:p>
+    <w:p>
+      <w:r>
+        <w:br w:type="page"/>
+      </w:r>
+    </w:p>
+    <w:p>
+      <w:pPr>
+        <w:pStyle w:val="Heading1"/>
+      </w:pPr>
+      <w:r>
+        <w:t>v880 Bug 记录｜刷新误解锁、假手动解锁与跨日旧使用量（2026-08-11）</w:t>
+      </w:r>
+    </w:p>
+    <w:p>
+      <w:r>
+        <w:t>现象：真实 iPhone App 已锁定后可能在刷新或每日限额重建后自行变成可用；网页会把旧状态 locked、新快照 unlocked 直接解释成手动解锁并触发角色反应；控制回执或旧报告还可能覆盖当天较新的总时长和逐 App 时长。</w:t>
+      </w:r>
+    </w:p>
+    <w:p>
+      <w:r>
+        <w:t>根因：原生 rebuildDailyLimitMonitoring() 曾把 dailyLimitStore.shield.applications 设为 nil 并删除 limit.lockedTokens；初始化和 makeSnapshot() 又主要依赖手动锁 store。网页 schema 6 只有 app.locked 一个混合字段，快照差异被当成解锁授权。使用量缺少明确的本地日期、时区和单调 revision，且 lastSync 同时承担控制回执与使用量新鲜度。</w:t>
+      </w:r>
+    </w:p>
+    <w:p>
+      <w:r>
+        <w:t>修复：原生增加独立持久锁账本，统一恢复/读取三类锁；限额重建保留 shield 和 Token；显式解锁成为同时清除三类锁的唯一代码入口并提供失败回滚。网页 schema 7 分离 desiredLocked/reportedLocked，删除由快照构造 manualUnlock 的逻辑。使用量按 usageDay/timeZone/revision 接受，并把 usageGeneratedAt 与普通 lastSync 分开。</w:t>
+      </w:r>
+    </w:p>
+    <w:p>
+      <w:r>
+        <w:t>失败方案与禁止项：不能靠让快照永不过期掩盖问题；不能在重建限额时先清空全部 shield；不能用 app.locked=false 推导用户授权；不能只缩短轮询而不做日期与顺序保护；不能用控制回执时间触发每日使用量查看。</w:t>
+      </w:r>
+    </w:p>
+    <w:p>
+      <w:r/>
+      <w:r/>
+      <w:r>
+        <w:t>自动验收：专项伴生测试 61/61，通过 Node 全量回归 434/434。尚未完成的外部验收是 Mac 工程差异比较、Monitor Extension 源码核对、Xcode 编译和真机连续刷新/前后台/重启/跨日/90 分钟限额已用超过 100 分钟/明确解锁回执；这些结果不得被文档写成已经通过。</w:t>
+      </w:r>
+    </w:p>
+    <w:p>
+      <w:r>
+        <w:t>并行根因记录：v879 只加强了同居实时状态和提示规则，但底层共同生活消息没有 time；微信上下文只是 system 隐藏背景，线下历史仍单独作为主消息链，没有像电话那样按 role 与时间合并，因此“上一句话”会优先落到旧线下消息或发生说话人串位。安全区验收只检查通用/既有选择器，抖音首页返回键与云程顶栏的行内样式没有命中；购物/外卖没有页面级类名与专项断言，所以曾被误判为已覆盖。</w:t>
       </w:r>
     </w:p>
     <w:sectPr>

--- a/docs/maintenance/AI开发项目_Bug记录模板.docx
+++ b/docs/maintenance/AI开发项目_Bug记录模板.docx
@@ -6401,6 +6401,59 @@
     <w:p>
       <w:r>
         <w:t>并行根因记录：v879 只加强了同居实时状态和提示规则，但底层共同生活消息没有 time；微信上下文只是 system 隐藏背景，线下历史仍单独作为主消息链，没有像电话那样按 role 与时间合并，因此“上一句话”会优先落到旧线下消息或发生说话人串位。安全区验收只检查通用/既有选择器，抖音首页返回键与云程顶栏的行内样式没有命中；购物/外卖没有页面级类名与专项断言，所以曾被误判为已覆盖。</w:t>
+      </w:r>
+    </w:p>
+    <w:p>
+      <w:r>
+        <w:br w:type="page"/>
+      </w:r>
+    </w:p>
+    <w:p>
+      <w:pPr>
+        <w:pStyle w:val="Heading1"/>
+      </w:pPr>
+      <w:r>
+        <w:t>v881 Bug 记录｜同步常驻、授权失效、假锁定确认与后台卡退（2026-08-11）</w:t>
+      </w:r>
+    </w:p>
+    <w:p>
+      <w:r>
+        <w:t>现象：伴生 App 会长期停在“同步中”，今日屏幕使用时间显示读取失败或 0 秒；授权失效后锁定命令无法真实拦截 App，重新授权后才恢复；网页却可能显示设备已经确认锁定。另有一次 App 在 01:41 转入后台时卡退。</w:t>
+      </w:r>
+    </w:p>
+    <w:p>
+      <w:r>
+        <w:t>同步根因：CompanionSyncService.synchronize() 在处理命令后会等待 FamilyActivityData.shared.installedApplications 和 DeviceActivityData.activityData(using: .live) 的完整异步序列，原实现没有超时；完整快照只能在该 await 返回后上传，因此使用量读取卡住会连带阻塞电量、健康、位置和普通快照。5 秒循环还可能自动触发该重型读取，后续同步因 syncInFlight 等待而继续失败。</w:t>
+      </w:r>
+    </w:p>
+    <w:p>
+      <w:r>
+        <w:t>授权根因：prepareDataAccess() 只在视图初始任务中请求授权，scenePhase 恢复 active 时没有刷新 Family Controls 状态。崩溃/系统回收后的实际授权变化不会及时呈现在 UI，用户只能靠重新授权恢复。修复后前台恢复只复检状态，重新请求必须由用户点击明确按钮。</w:t>
+      </w:r>
+    </w:p>
+    <w:p>
+      <w:r>
+        <w:t>假确认根因：锁定完成逻辑读取 effectiveLockedTokens()，但该集合仍来源于本 App 写入的 ManagedSettings store 和本地账本。这只能证明配置被保存，Apple 没有提供读取“目标 App 当前是否真的被屏蔽”的接口；网页再用后续快照把 configured token 显示为“确认锁定”，形成循环自证。修复后所有文案只陈述配置，真机打开目标 App 才是执行验收。</w:t>
+      </w:r>
+    </w:p>
+    <w:p>
+      <w:r>
+        <w:t>卡退根因：PhoneCompanionTest-2026-08-11-014151.ips 明确记录 EXC_CRASH/SIGKILL、FRONTBOARD 0x8BADF00D、scene-update watchdog transgression；主线程停在 MKBasicMapView _didEnterBackground → VKMapView flushTileLoads → VectorKit barrierSync。两份 8 月 10 日 JetsamEvent 与此无关。仓库没有对应 MapKit 文件，因此本轮没有修改地图代码。</w:t>
+      </w:r>
+    </w:p>
+    <w:p>
+      <w:r>
+        <w:t>修复：取消自动使用量直读；手动读取增加 8 秒超时并在失败时继续兼容快照；前台复检授权并增加显式重新授权按钮；锁定失败提示改为本地配置写入失败，成功提示改为配置已写入且需真机验证；网页状态与说明同步去除假确认。</w:t>
+      </w:r>
+    </w:p>
+    <w:p>
+      <w:r>
+        <w:t>失败方案与禁止项：不得把网络重试当成 0x8BADF00D 修复；不得用 ManagedSettings 配置读回证明真实屏蔽；不得让 DeviceActivity 直读无限等待或阻塞其他遥测；不得在 scenePhase 自动弹权限框；不得根据 Windows 仓库猜写 Mac 工程中的 MapKit 生命周期代码；不得宣称 iOS 26 主 App 直读在中国区客户安装中稳定可用。</w:t>
+      </w:r>
+    </w:p>
+    <w:p>
+      <w:r>
+        <w:t>自动验收：新增专项 4/4，全量 438/438，版本与缓存一致，diff 检查无错误。未完成：Mac 实际工程差异比较、Swift/iOS 26 编译、MapKit 后台修复、重新签名安装、真机授权恢复、真实锁定/解锁和使用量超时验收。</w:t>
       </w:r>
     </w:p>
     <w:sectPr>

--- a/docs/maintenance/AI开发项目_Bug记录模板.docx
+++ b/docs/maintenance/AI开发项目_Bug记录模板.docx
@@ -6454,6 +6454,44 @@
     <w:p>
       <w:r>
         <w:t>自动验收：新增专项 4/4，全量 438/438，版本与缓存一致，diff 检查无错误。未完成：Mac 实际工程差异比较、Swift/iOS 26 编译、MapKit 后台修复、重新签名安装、真机授权恢复、真实锁定/解锁和使用量超时验收。</w:t>
+      </w:r>
+    </w:p>
+    <w:p>
+      <w:r>
+        <w:br w:type="page"/>
+      </w:r>
+    </w:p>
+    <w:p>
+      <w:pPr>
+        <w:pStyle w:val="Heading1"/>
+      </w:pPr>
+      <w:r>
+        <w:t>私人 App 转向风险记录｜双控制器、工程缺失与方向误解（2026-08-11）</w:t>
+      </w:r>
+    </w:p>
+    <w:p>
+      <w:r>
+        <w:t>现象与风险：公开 North 当前仍可能保留本人设备的控制链路，同时又准备建立私人「小手机」App；若两边都能下发或恢复 Managed Settings 规则，就会出现命令竞争、状态互相覆盖和无法判断真实执行者。此前交接文档还保留“私人版名称尚未确定”“先修稳伴生 App 再立项”等旧表述，容易让新聊天继续走错方向。</w:t>
+      </w:r>
+    </w:p>
+    <w:p>
+      <w:r>
+        <w:t>根因：公开版、私人版和网页版的产品边界没有集中成唯一总纲；控制设备的资格也只有配对凭据，没有明确的单控制器租约。另一个高风险缺口是 Windows 仓库只有导出的 Swift 文件，没有 Mac 上完整 .xcodeproj、扩展 Target、签名配置和真实 MapKit 文件，因此无法在当前仓库编译或对 0x8BADF00D 崩溃作可靠源码修复。</w:t>
+      </w:r>
+    </w:p>
+    <w:p>
+      <w:r>
+        <w:t>证据边界：PhoneCompanionTest-2026-08-11-014151.ips 指向进入后台时 MapKit/VectorKit 主线程看门狗退出；两份 JetsamEvent 不能证明同一根因。没有真实 Mac 工程前禁止把网络重试或猜测的地图生命周期修改写成已修复。</w:t>
+      </w:r>
+    </w:p>
+    <w:p>
+      <w:r>
+        <w:t>当前处理：建立唯一总纲，明确私人版名称、真实 App 形态、共享核心和 North/小手机互斥；新增只加载安装包本地资源的 SwiftUI/WKWebView 骨架与版本化桥接。未修改公开 North、未猜 Bundle ID、未声称已编译或已安装。</w:t>
+      </w:r>
+    </w:p>
+    <w:p>
+      <w:r>
+        <w:t>尚未完成：取得并核对 Mac 完整 Xcode 工程；迁移 Screen Time 扩展与伴生能力；实现服务端控制器租约；修复真实 MapKit 生命周期；完成真机签名、授权、断网、后台、跨日、重复命令和长时间稳定性测试。</w:t>
       </w:r>
     </w:p>
     <w:sectPr>

--- a/docs/maintenance/AI开发项目_Bug记录模板.docx
+++ b/docs/maintenance/AI开发项目_Bug记录模板.docx
@@ -6492,6 +6492,44 @@
     <w:p>
       <w:r>
         <w:t>尚未完成：取得并核对 Mac 完整 Xcode 工程；迁移 Screen Time 扩展与伴生能力；实现服务端控制器租约；修复真实 MapKit 生命周期；完成真机签名、授权、断网、后台、跨日、重复命令和长时间稳定性测试。</w:t>
+      </w:r>
+    </w:p>
+    <w:p>
+      <w:r>
+        <w:br w:type="page"/>
+      </w:r>
+    </w:p>
+    <w:p>
+      <w:pPr>
+        <w:pStyle w:val="Heading1"/>
+      </w:pPr>
+      <w:r>
+        <w:t>真实工程根因补充｜假超时与 MapKit 后台看门狗（2026-08-11）</w:t>
+      </w:r>
+    </w:p>
+    <w:p>
+      <w:r>
+        <w:t>新证据：真实 ContentView.swift 在定位授权且已有位置后始终挂载 SwiftUI Map；scenePhase 变化只在回到 active 时刷新授权，没有在 inactive/background 阶段释放地图。该实现与崩溃日志中 MKBasicMapView _didEnterBackground、VectorKit flushTileLoads/barrierSync 主线程超时完全对应。</w:t>
+      </w:r>
+    </w:p>
+    <w:p>
+      <w:r>
+        <w:t>地图修复：私人副本只在 scenePhase == .active 时创建 Map。scene 先进入 inactive 时 SwiftUI 会移除地图资源，避免带着实时地图进入后台；LocationManager 仍独立记录定位，不因地图卸载而停止。此修复必须用前后台至少 20 次真机回归确认。</w:t>
+      </w:r>
+    </w:p>
+    <w:p>
+      <w:r>
+        <w:t>第二根因：v881 的 fetchTodayDirectUsageWithTimeout 使用 withTaskGroup 竞争读取和 8 秒 sleep，但结构化任务组退出作用域前仍等待所有子任务结束。若 DeviceActivity live 序列不响应取消，界面仍可能一直停在同步中，所以原专项测试只证明存在超时分支，未证明运行时真的能返回。</w:t>
+      </w:r>
+    </w:p>
+    <w:p>
+      <w:r>
+        <w:t>超时修复：改用 AsyncStream 接收读取任务和定时任务的第一个结果，拿到结果后立即结束流并取消两者，不再等待卡住的输家；真实读取在写入 latestDirectUsageSnapshot 和 UI 状态前再次检查 Task.isCancelled，晚到数据不得覆盖新快照。</w:t>
+      </w:r>
+    </w:p>
+    <w:p>
+      <w:r>
+        <w:t>验证边界：已完成资源暂存、plist/entitlements 解析和 Node 静态回归；尚未在 Mac 编译，不能把静态通过写成 iPhone 已修复。</w:t>
       </w:r>
     </w:p>
     <w:sectPr>

--- a/docs/maintenance/AI开发项目_Bug记录模板.docx
+++ b/docs/maintenance/AI开发项目_Bug记录模板.docx
@@ -6530,6 +6530,44 @@
     <w:p>
       <w:r>
         <w:t>验证边界：已完成资源暂存、plist/entitlements 解析和 Node 静态回归；尚未在 Mac 编译，不能把静态通过写成 iPhone 已修复。</w:t>
+      </w:r>
+    </w:p>
+    <w:p>
+      <w:r>
+        <w:br w:type="page"/>
+      </w:r>
+    </w:p>
+    <w:p>
+      <w:pPr>
+        <w:pStyle w:val="Heading1"/>
+      </w:pPr>
+      <w:r>
+        <w:t>真机根因补充｜WKWebView 本地资源越过沙盒导致白屏（2026-08-11）</w:t>
+      </w:r>
+    </w:p>
+    <w:p>
+      <w:r>
+        <w:t>现象：私人 App 可以安装和进入，右上角原生管理入口可打开完整屏幕时间页面，但内置小手机网页区域全白。原生功能可用而网页不可见，不能误判为网络、Family Controls 授权或备份损坏。</w:t>
+      </w:r>
+    </w:p>
+    <w:p>
+      <w:r>
+        <w:t>决定性日志：url is not inside resource directory url；Could not create a sandbox extension for PhoneCompanionTest.app；WebProcessProxy::hasAssumedReadAccessToURL: no access；Ignoring request to load this main resource because it is outside the sandbox。WebKit 在创建网页进程沙盒扩展时拒绝了主文件。</w:t>
+      </w:r>
+    </w:p>
+    <w:p>
+      <w:r>
+        <w:t>根因：旧实现分别通过嵌套 Bundle 查询中文主文件和 PhoneWeb.bundle 目录，再交给 loadFileURL。真机 WebKit 计算出的主资源 URL 与读取授权目录不满足同一标准化父子路径约束，因此加载请求在任何 HTML 或 JavaScript 执行前就被拒绝。原错误页使用 about:blank，而导航策略又只允许 file URL，错误页也可能被取消，最终只剩白屏。</w:t>
+      </w:r>
+    </w:p>
+    <w:p>
+      <w:r>
+        <w:t>修复：生成 ASCII 入口 index.html；从该入口的 standardizedFileURL 直接调用 deletingLastPathComponent 得到唯一读取目录；loadFileURL 只使用这对同源路径。导航策略允许 about 错误页，并实现 didFail/didFailProvisionalNavigation 可见诊断。</w:t>
+      </w:r>
+    </w:p>
+    <w:p>
+      <w:r>
+        <w:t>防回归：专项测试必须同时断言 index.html 被生成、主文件与 readAccessURL 由同一 fileURL 推导、allowingReadAccessTo 使用该目录、about 错误页可加载以及 provisional failure 有诊断处理。最终结论仍以新包真机日志不再出现 outside the sandbox 且首页可见为准。</w:t>
       </w:r>
     </w:p>
     <w:sectPr>

--- a/docs/maintenance/AI开发项目_Bug记录模板.docx
+++ b/docs/maintenance/AI开发项目_Bug记录模板.docx
@@ -6568,6 +6568,95 @@
     <w:p>
       <w:r>
         <w:t>防回归：专项测试必须同时断言 index.html 被生成、主文件与 readAccessURL 由同一 fileURL 推导、allowingReadAccessTo 使用该目录、about 错误页可加载以及 provisional failure 有诊断处理。最终结论仍以新包真机日志不再出现 outside the sandbox 且首页可见为准。</w:t>
+      </w:r>
+    </w:p>
+    <w:p>
+      <w:r>
+        <w:br w:type="page"/>
+      </w:r>
+    </w:p>
+    <w:p>
+      <w:pPr>
+        <w:pStyle w:val="Heading1"/>
+      </w:pPr>
+      <w:r>
+        <w:rPr>
+          <w:rFonts w:ascii="等线" w:hAnsi="等线" w:eastAsia="等线"/>
+          <w:sz w:val="32"/>
+        </w:rPr>
+        <w:t>私人 1.0.5 候选 Bug 记录｜假红点、话筒失效与键盘遮住输入栏（2026-08-11）</w:t>
+      </w:r>
+    </w:p>
+    <w:p>
+      <w:pPr>
+        <w:spacing w:after="120" w:line="300" w:lineRule="auto"/>
+      </w:pPr>
+      <w:r>
+        <w:rPr>
+          <w:rFonts w:ascii="等线" w:hAnsi="等线" w:eastAsia="等线"/>
+          <w:sz w:val="21"/>
+        </w:rPr>
+        <w:t>现象：私人小手机安装后长期显示红色角标 1；网页原本可用的话筒转字幕在 App 内不可用；通话输入框被键盘推得过高，音乐页弹出键盘后看不到聊天输入框；原生设备管理悬浮按钮还会覆盖每个内置页面。</w:t>
+      </w:r>
+    </w:p>
+    <w:p>
+      <w:pPr>
+        <w:spacing w:after="120" w:line="300" w:lineRule="auto"/>
+      </w:pPr>
+      <w:r>
+        <w:rPr>
+          <w:rFonts w:ascii="等线" w:hAnsi="等线" w:eastAsia="等线"/>
+          <w:sz w:val="21"/>
+        </w:rPr>
+        <w:t>根因一：共享角色推送仍携带公开 North 使用的固定 badge=1，私人 App 没有未读计数账本，也没有在生命周期内清角标。根因二：WKWebView 没有稳定提供 Safari 的 Web Speech 能力，工程同时缺少语音识别说明、原生 Speech 桥和媒体权限代理。</w:t>
+      </w:r>
+    </w:p>
+    <w:p>
+      <w:pPr>
+        <w:spacing w:after="120" w:line="300" w:lineRule="auto"/>
+      </w:pPr>
+      <w:r>
+        <w:rPr>
+          <w:rFonts w:ascii="等线" w:hAnsi="等线" w:eastAsia="等线"/>
+          <w:sz w:val="21"/>
+        </w:rPr>
+        <w:t>根因三：输入布局仍按浏览器假设处理，没有读取原生键盘 frame；初版候选若直接把整段键盘高度加到 CSS bottom，还会与 visualViewport 已经完成的避让重复计算，把输入栏再次推走。根因四：设备管理按钮在 SwiftUI 根视图全局叠加，天然会出现在所有网页页面之上。</w:t>
+      </w:r>
+    </w:p>
+    <w:p>
+      <w:pPr>
+        <w:spacing w:after="120" w:line="300" w:lineRule="auto"/>
+      </w:pPr>
+      <w:r>
+        <w:rPr>
+          <w:rFonts w:ascii="等线" w:hAnsi="等线" w:eastAsia="等线"/>
+          <w:sz w:val="21"/>
+        </w:rPr>
+        <w:t>修复候选：私人通知扩展清除固定 badge，主 App 在启动、激活和前台通知时清零；加入 SFSpeechRecognizer、AVAudioEngine、麦克风/语音权限和版本 3 原生桥；键盘事件只把浏览器尚未避让的缺口写给通话和音乐输入栏；设备管理入口移到设置页右上角。</w:t>
+      </w:r>
+    </w:p>
+    <w:p>
+      <w:pPr>
+        <w:spacing w:after="120" w:line="300" w:lineRule="auto"/>
+      </w:pPr>
+      <w:r>
+        <w:rPr>
+          <w:rFonts w:ascii="等线" w:hAnsi="等线" w:eastAsia="等线"/>
+          <w:sz w:val="21"/>
+        </w:rPr>
+        <w:t>隔离边界：所有新增网页分支都以 __SMALL_PHONE_PRIVATE__ 为条件；公开 North 保持 v881 和原推送行为，不改审核版本。私人版本提升为 1.0.5 (5)。</w:t>
+      </w:r>
+    </w:p>
+    <w:p>
+      <w:pPr>
+        <w:spacing w:after="120" w:line="300" w:lineRule="auto"/>
+      </w:pPr>
+      <w:r>
+        <w:rPr>
+          <w:rFonts w:ascii="等线" w:hAnsi="等线" w:eastAsia="等线"/>
+          <w:sz w:val="21"/>
+        </w:rPr>
+        <w:t>当前验证：JS 语法、私人 App 基础、音乐键盘、音乐视觉和 iOS 视口专项通过。Windows 无法编译 Xcode 或代替真机，因此麦克风授权、转写结果、角标消失、通话与音乐输入栏位置仍必须在 iPhone 安装 1.0.5 (5) 后确认。</w:t>
       </w:r>
     </w:p>
     <w:sectPr>

--- a/docs/maintenance/AI开发项目_Bug记录模板.docx
+++ b/docs/maintenance/AI开发项目_Bug记录模板.docx
@@ -6657,6 +6657,95 @@
           <w:sz w:val="21"/>
         </w:rPr>
         <w:t>当前验证：JS 语法、私人 App 基础、音乐键盘、音乐视觉和 iOS 视口专项通过。Windows 无法编译 Xcode 或代替真机，因此麦克风授权、转写结果、角标消失、通话与音乐输入栏位置仍必须在 iPhone 安装 1.0.5 (5) 后确认。</w:t>
+      </w:r>
+    </w:p>
+    <w:p>
+      <w:r>
+        <w:br w:type="page"/>
+      </w:r>
+    </w:p>
+    <w:p>
+      <w:pPr>
+        <w:pStyle w:val="Heading1"/>
+      </w:pPr>
+      <w:r>
+        <w:rPr>
+          <w:rFonts w:ascii="等线" w:hAnsi="等线" w:eastAsia="等线"/>
+          <w:sz w:val="32"/>
+        </w:rPr>
+        <w:t>v882／私人 1.0.6 Bug 记录｜字幕未发送、输入框二次上移与网页安全区零值（2026-08-11）</w:t>
+      </w:r>
+    </w:p>
+    <w:p>
+      <w:pPr>
+        <w:spacing w:after="120" w:line="300" w:lineRule="auto"/>
+      </w:pPr>
+      <w:r>
+        <w:rPr>
+          <w:rFonts w:ascii="等线" w:hAnsi="等线" w:eastAsia="等线"/>
+          <w:sz w:val="21"/>
+        </w:rPr>
+        <w:t>现象：私人 App 的 iOS 原生语音能在屏幕显示字幕，但后台通话记录没有用户说的话，角色也无法读取；通话和音乐输入框被键盘推到屏幕中部或直接看不到。苹果主屏幕网页版开启适配后，微信、购物、音乐、抖音、外卖等页面顶部返回键仍与系统状态栏重叠，底部还出现黑块。</w:t>
+      </w:r>
+    </w:p>
+    <w:p>
+      <w:pPr>
+        <w:spacing w:after="120" w:line="300" w:lineRule="auto"/>
+      </w:pPr>
+      <w:r>
+        <w:rPr>
+          <w:rFonts w:ascii="等线" w:hAnsi="等线" w:eastAsia="等线"/>
+          <w:sz w:val="21"/>
+        </w:rPr>
+        <w:t>语音根因：原生 SFSpeechRecognizer 持续返回 partial 转写，现有网页通话逻辑只在 isFinal=true 时调用 hfHeard。partial 只更新字幕，不会生成带 _call 的用户消息，不会 save，也不会触发 callAI，所以视觉上识别成功但业务链完全没有收到。</w:t>
+      </w:r>
+    </w:p>
+    <w:p>
+      <w:pPr>
+        <w:spacing w:after="120" w:line="300" w:lineRule="auto"/>
+      </w:pPr>
+      <w:r>
+        <w:rPr>
+          <w:rFonts w:ascii="等线" w:hAnsi="等线" w:eastAsia="等线"/>
+          <w:sz w:val="21"/>
+        </w:rPr>
+        <w:t>键盘根因与失败方案：私人 1.0.5 同时使用 iOS/WKWebView 自带键盘避让、原生 keyboard frame、visualViewport 差值、CSS fixed 偏移和强制滚动。多套坐标系统重复补偿，导致原生 App 输入框二次上移。该方案已经由真机证明失败，本次完整移除自定义键盘 frame 桥和对应 CSS，不得再次照搬。</w:t>
+      </w:r>
+    </w:p>
+    <w:p>
+      <w:pPr>
+        <w:spacing w:after="120" w:line="300" w:lineRule="auto"/>
+      </w:pPr>
+      <w:r>
+        <w:rPr>
+          <w:rFonts w:ascii="等线" w:hAnsi="等线" w:eastAsia="等线"/>
+          <w:sz w:val="21"/>
+        </w:rPr>
+        <w:t>网页安全区根因与失败方案：v878 的适配开关把 v877 已验证的 100% 外壳改写为 100dvh，同时回归测试只确认选择器包含 env(safe-area-inset-*)，没有验证已安装网页中 env 可能为 0。结果是根外壳变短产生底部黑块，而顶部返回键仍没有得到真实偏移。</w:t>
+      </w:r>
+    </w:p>
+    <w:p>
+      <w:pPr>
+        <w:spacing w:after="120" w:line="300" w:lineRule="auto"/>
+      </w:pPr>
+      <w:r>
+        <w:rPr>
+          <w:rFonts w:ascii="等线" w:hAnsi="等线" w:eastAsia="等线"/>
+          <w:sz w:val="21"/>
+        </w:rPr>
+        <w:t>修复：私人语音每次 partial 更新后重置 1.15 秒静默计时；停顿后发出同一会话的 isFinal=true，再走既有 hfHeard→用户通话消息→save→角色回复链并结束本轮识别。输入框恢复 WKWebView/iOS 单一键盘避让。v882 保留 100% shell，仅通过 CSS 变量为顶部安全区提供 max(env(...),47px)、底部提供 max(env(...),34px)，并继续逐页使用明确页面类。</w:t>
+      </w:r>
+    </w:p>
+    <w:p>
+      <w:pPr>
+        <w:spacing w:after="120" w:line="300" w:lineRule="auto"/>
+      </w:pPr>
+      <w:r>
+        <w:rPr>
+          <w:rFonts w:ascii="等线" w:hAnsi="等线" w:eastAsia="等线"/>
+          <w:sz w:val="21"/>
+        </w:rPr>
+        <w:t>隔离与验证：公开审核中的 North App 工程未修改。共享网页升级为 v882，私人小手机升级为 1.0.6 (6)。全量 node --test tests\*.test.mjs 为 447/447 通过，git diff --check 无错误（只有 Windows LF→CRLF 提示）；Windows 无法替代 Mac 编译和 iPhone 真机验证。</w:t>
       </w:r>
     </w:p>
     <w:sectPr>

--- a/docs/maintenance/AI开发项目_Bug记录模板.docx
+++ b/docs/maintenance/AI开发项目_Bug记录模板.docx
@@ -6746,6 +6746,95 @@
           <w:sz w:val="21"/>
         </w:rPr>
         <w:t>隔离与验证：公开审核中的 North App 工程未修改。共享网页升级为 v882，私人小手机升级为 1.0.6 (6)。全量 node --test tests\*.test.mjs 为 447/447 通过，git diff --check 无错误（只有 Windows LF→CRLF 提示）；Windows 无法替代 Mac 编译和 iPhone 真机验证。</w:t>
+      </w:r>
+    </w:p>
+    <w:p>
+      <w:r>
+        <w:br w:type="page"/>
+      </w:r>
+    </w:p>
+    <w:p>
+      <w:pPr>
+        <w:pStyle w:val="Heading1"/>
+      </w:pPr>
+      <w:r>
+        <w:rPr>
+          <w:rFonts w:ascii="等线" w:hAnsi="等线" w:eastAsia="等线"/>
+          <w:sz w:val="32"/>
+        </w:rPr>
+        <w:t>v883／私人 1.0.7 Bug 记录｜语音只认一句、原生输入框错位与运行时安全区漏覆盖（2026-08-11）</w:t>
+      </w:r>
+    </w:p>
+    <w:p>
+      <w:pPr>
+        <w:spacing w:after="120" w:line="300" w:lineRule="auto"/>
+      </w:pPr>
+      <w:r>
+        <w:rPr>
+          <w:rFonts w:ascii="等线" w:hAnsi="等线" w:eastAsia="等线"/>
+          <w:sz w:val="21"/>
+        </w:rPr>
+        <w:t>真机补充现象：私人 1.0.6 每次退出后台再回来只能识别第一句话，之后黄色录音点仍在但无字幕；再次退出后台才又恢复一句。通话打字框被键盘推到屏幕中部，音乐聊天框可能完全看不到；缩小通话呈现异常高的空卡。网页版开启苹果主屏幕适配后，微信、购物、音乐、抖音、外卖仍有返回键过高和底部黑块。</w:t>
+      </w:r>
+    </w:p>
+    <w:p>
+      <w:pPr>
+        <w:spacing w:after="120" w:line="300" w:lineRule="auto"/>
+      </w:pPr>
+      <w:r>
+        <w:rPr>
+          <w:rFonts w:ascii="等线" w:hAnsi="等线" w:eastAsia="等线"/>
+          <w:sz w:val="21"/>
+        </w:rPr>
+        <w:t>对上一条 v882 记录的纠正：v882 确实已经成功提交并推送，故障不是缓存或推送失败。1.0.6 只修通了字幕→final→角色读取这一条链，但原生 finishCurrentSession 在每句话后停止并取消任务、清空会话，且没有 audioEngine.reset；网页重启与旧原生任务形成竞态。后台切换由 iOS 强制重置音频栈，所以只能暂时再认一句。</w:t>
+      </w:r>
+    </w:p>
+    <w:p>
+      <w:pPr>
+        <w:spacing w:after="120" w:line="300" w:lineRule="auto"/>
+      </w:pPr>
+      <w:r>
+        <w:rPr>
+          <w:rFonts w:ascii="等线" w:hAnsi="等线" w:eastAsia="等线"/>
+          <w:sz w:val="21"/>
+        </w:rPr>
+        <w:t>原生布局根因：callinput 仍硬编码 bottom:150px，而 WKWebView 已自行避让键盘；两者叠加后输入框被抬高。callscreen.mini 只用 inset:auto，没有显式 bottom:auto 和高度上限。音乐聊天也缺少原生键盘聚焦时贴底规则。</w:t>
+      </w:r>
+    </w:p>
+    <w:p>
+      <w:pPr>
+        <w:spacing w:after="120" w:line="300" w:lineRule="auto"/>
+      </w:pPr>
+      <w:r>
+        <w:rPr>
+          <w:rFonts w:ascii="等线" w:hAnsi="等线" w:eastAsia="等线"/>
+          <w:sz w:val="21"/>
+        </w:rPr>
+        <w:t>网页安全区根因：商城、外卖和新版抖音由 commerce-ui.js 在 app.js 之后替换渲染，v879/v880 的 shop-nav、food-nav、dy-safe-nav 断言只命中了不会出现在最终页面的旧实现；音乐首页实际使用 music-app-head，却只改了播放器 music-topbar。底部 max(env,34px) 在已由系统避让的主屏幕 WebApp 中额外制造黑块。</w:t>
+      </w:r>
+    </w:p>
+    <w:p>
+      <w:pPr>
+        <w:spacing w:after="120" w:line="300" w:lineRule="auto"/>
+      </w:pPr>
+      <w:r>
+        <w:rPr>
+          <w:rFonts w:ascii="等线" w:hAnsi="等线" w:eastAsia="等线"/>
+          <w:sz w:val="21"/>
+        </w:rPr>
+        <w:t>修复：私人原生语音保留同一 JS 会话，在原生层按代际轮换识别任务，每轮完整清理并 audioEngine.reset；取消普通句尾 end。原生输入框聚焦时贴 WKWebView 可见底边，缩小通话显式清边和限高。网页 v883 直接覆盖最终 commerce-top、music-app-head、dy-topbar、dynav，并把底部安全区改为系统真实 env 值。</w:t>
+      </w:r>
+    </w:p>
+    <w:p>
+      <w:pPr>
+        <w:spacing w:after="120" w:line="300" w:lineRule="auto"/>
+      </w:pPr>
+      <w:r>
+        <w:rPr>
+          <w:rFonts w:ascii="等线" w:hAnsi="等线" w:eastAsia="等线"/>
+          <w:sz w:val="21"/>
+        </w:rPr>
+        <w:t>隔离与验证：公开审核中的 North App 工程未修改；网页话筒未修改。共享网页为 v883，私人小手机为 1.0.7 (7)。Windows 全量 node --test tests\*.test.mjs 为 447/447 通过；Windows 仍不能替代 Mac 编译与连续三句真机验收。</w:t>
       </w:r>
     </w:p>
     <w:sectPr>

--- a/docs/maintenance/AI开发项目_Bug记录模板.docx
+++ b/docs/maintenance/AI开发项目_Bug记录模板.docx
@@ -6835,6 +6835,83 @@
           <w:sz w:val="21"/>
         </w:rPr>
         <w:t>隔离与验证：公开审核中的 North App 工程未修改；网页话筒未修改。共享网页为 v883，私人小手机为 1.0.7 (7)。Windows 全量 node --test tests\*.test.mjs 为 447/447 通过；Windows 仍不能替代 Mac 编译与连续三句真机验收。</w:t>
+      </w:r>
+    </w:p>
+    <w:p>
+      <w:r>
+        <w:br w:type="page"/>
+      </w:r>
+    </w:p>
+    <w:p>
+      <w:pPr>
+        <w:pStyle w:val="Heading1"/>
+      </w:pPr>
+      <w:r>
+        <w:rPr>
+          <w:rFonts w:ascii="等线" w:hAnsi="等线" w:eastAsia="等线"/>
+          <w:sz w:val="32"/>
+        </w:rPr>
+        <w:t>v884／私人 1.0.8 Bug 记录｜v883 语音再次中断、微信顶栏压缩与输入框跳动（2026-08-11）</w:t>
+      </w:r>
+    </w:p>
+    <w:p>
+      <w:pPr>
+        <w:spacing w:after="120" w:line="300" w:lineRule="auto"/>
+      </w:pPr>
+      <w:r>
+        <w:rPr>
+          <w:rFonts w:ascii="等线" w:hAnsi="等线" w:eastAsia="等线"/>
+          <w:sz w:val="21"/>
+        </w:rPr>
+        <w:t>v883 真机失败事实：第一句可识别并能交给角色，但角色语音播放后话筒自动失效；再次点击无效，只有把 App 退到后台再回来才能再识别一句。App 通话输入框聚焦时会先上下弹跳。网页版仅微信角色聊天仍被系统状态栏挤压，返回键位置过高，共同生活状态胶囊和迷你通话头像消失。</w:t>
+      </w:r>
+    </w:p>
+    <w:p>
+      <w:pPr>
+        <w:spacing w:after="120" w:line="300" w:lineRule="auto"/>
+      </w:pPr>
+      <w:r>
+        <w:rPr>
+          <w:rFonts w:ascii="等线" w:hAnsi="等线" w:eastAsia="等线"/>
+          <w:sz w:val="21"/>
+        </w:rPr>
+        <w:t>纠正上一版诊断：v883 的原生代际轮换只覆盖“用户一句话结束”，没有覆盖“角色开始播放语音”。识别任务仍占用 playAndRecord/voiceChat 音频会话，角色 TTS 播放会中断输入节点；JS client.__active 没收到 end，后续 start 又因 active 直接返回。复用同一 AVAudioEngine.reset 也没有达到退后台时系统重建引擎的效果。</w:t>
+      </w:r>
+    </w:p>
+    <w:p>
+      <w:pPr>
+        <w:spacing w:after="120" w:line="300" w:lineRule="auto"/>
+      </w:pPr>
+      <w:r>
+        <w:rPr>
+          <w:rFonts w:ascii="等线" w:hAnsi="等线" w:eastAsia="等线"/>
+          <w:sz w:val="21"/>
+        </w:rPr>
+        <w:t>布局根因：原生 callinput 默认 bottom:150px，focus-within 又切为 12px，键盘聚焦必然跳动。网页版 .cohab-wx-nav 用 !important 固定 56px，压过安全区总高度；全屏 .callscreen .cav 的高优先级 margin-top 又覆盖迷你通话头像的 margin:0，使头像被 58px 裁剪区隐藏。</w:t>
+      </w:r>
+    </w:p>
+    <w:p>
+      <w:pPr>
+        <w:spacing w:after="120" w:line="300" w:lineRule="auto"/>
+      </w:pPr>
+      <w:r>
+        <w:rPr>
+          <w:rFonts w:ascii="等线" w:hAnsi="等线" w:eastAsia="等线"/>
+          <w:sz w:val="21"/>
+        </w:rPr>
+        <w:t>v884 修复：JS 在角色真实播放前调用 speech.pause，整轮播放结束后调用 speech.resume；原生 pause 清理任务、tap 和 AVAudioSession，resume 每次新建 AVAudioEngine，失败保留 paused 并有限重试。原生输入条始终 bottom:12px，挂断区固定在其上方。网页用最终高优先级选择器补足共同生活微信顶栏高度，并强制迷你通话头像 margin:0、卡片高 58px。</w:t>
+      </w:r>
+    </w:p>
+    <w:p>
+      <w:pPr>
+        <w:spacing w:after="120" w:line="300" w:lineRule="auto"/>
+      </w:pPr>
+      <w:r>
+        <w:rPr>
+          <w:rFonts w:ascii="等线" w:hAnsi="等线" w:eastAsia="等线"/>
+          <w:sz w:val="21"/>
+        </w:rPr>
+        <w:t>隔离边界：公开审核中的 North App 未修改；网页语音识别未修改；锁定、同步、共同生活时间轴和其他 App 布局未修改。Windows 自动化只能证明静态链路和既有回归，最终仍需 Mac 编译和真实 iPhone 连续多轮“我说→角色说→我再说”验收。</w:t>
       </w:r>
     </w:p>
     <w:sectPr>

--- a/docs/maintenance/AI开发项目_Bug记录模板.docx
+++ b/docs/maintenance/AI开发项目_Bug记录模板.docx
@@ -6912,6 +6912,34 @@
           <w:sz w:val="21"/>
         </w:rPr>
         <w:t>隔离边界：公开审核中的 North App 未修改；网页语音识别未修改；锁定、同步、共同生活时间轴和其他 App 布局未修改。Windows 自动化只能证明静态链路和既有回归，最终仍需 Mac 编译和真实 iPhone 连续多轮“我说→角色说→我再说”验收。</w:t>
+      </w:r>
+    </w:p>
+    <w:p>
+      <w:pPr>
+        <w:pStyle w:val="Heading1"/>
+      </w:pPr>
+      <w:r>
+        <w:t>v885／私人 1.0.9 Bug 记录｜原生电话输入整页跳动与播放后录音假恢复（2026-08-11）</w:t>
+      </w:r>
+    </w:p>
+    <w:p>
+      <w:r>
+        <w:t>v884 真机失败事实：网页版/PWA 微信安全区已经恢复，但私人 App 电话输入框打开和收起仍会带动整个页面快速上下弹跳；角色说完后话筒停止，重新点击仍无输入，必须把 App 退到后台再回来才能暂时恢复一句。用户明确要求参考真实微信的输入、发送和收起逻辑，并允许从别处处理根因。</w:t>
+      </w:r>
+    </w:p>
+    <w:p>
+      <w:r>
+        <w:t>输入根因：iOS 键盘出现时 WKWebView 会自动调整并滚动最外层 UIScrollView。v884 只把 callinput 固定在同一 CSS bottom，无法阻止外层页面位移，因此继续修改输入框 bottom 不会消除整页跳动。v885 只在原生电话输入聚焦期间锁定 WebView 外层 contentOffset，并改为微信式两态编辑器；发送先收起，再提交。</w:t>
+      </w:r>
+    </w:p>
+    <w:p>
+      <w:r>
+        <w:t>语音根因：WebKit 角色音频的结束回调可能早于 AVAudioSession 真正释放。v884 的 resume 虽可能返回成功，但旧输入节点已经失效；而且只有 pause 成功时才进入恢复分支，造成 JS active 与真实麦克风状态分叉。v885 在播放前先标记必须恢复，播放结束等待 760ms 后无条件 rebuild，彻底清理并新建音频引擎、请求与任务，失败再有限重试。</w:t>
+      </w:r>
+    </w:p>
+    <w:p>
+      <w:r>
+        <w:t>隔离与验证：公开审核中的 North 工程未修改；网页/PWA 的已恢复布局和网页话筒未修改。共享核心升级为 v885，私人小手机为 1.0.9 (9)。Windows 全量 node --test tests\*.test.mjs 为 447/447 通过；Mac 编译与真实 iPhone 连续三轮语音、输入打开/发送/收起无跳动仍待用户验收。</w:t>
       </w:r>
     </w:p>
     <w:sectPr>

--- a/docs/maintenance/AI开发项目_Bug记录模板.docx
+++ b/docs/maintenance/AI开发项目_Bug记录模板.docx
@@ -6940,6 +6940,51 @@
     <w:p>
       <w:r>
         <w:t>隔离与验证：公开审核中的 North 工程未修改；网页/PWA 的已恢复布局和网页话筒未修改。共享核心升级为 v885，私人小手机为 1.0.9 (9)。Windows 全量 node --test tests\*.test.mjs 为 447/447 通过；Mac 编译与真实 iPhone 连续三轮语音、输入打开/发送/收起无跳动仍待用户验收。</w:t>
+      </w:r>
+    </w:p>
+    <w:p>
+      <w:r>
+        <w:br w:type="page"/>
+      </w:r>
+    </w:p>
+    <w:p>
+      <w:pPr>
+        <w:pStyle w:val="Heading1"/>
+      </w:pPr>
+      <w:r>
+        <w:t>新增实录：v885 电话输入框仍跳动 → v886 根因收口</w:t>
+      </w:r>
+    </w:p>
+    <w:p>
+      <w:pPr>
+        <w:pStyle w:val="ListBullet"/>
+      </w:pPr>
+      <w:r>
+        <w:t>现象：网页版电话输入正常，键盘打开时整页平滑上移；私人 App 输入框仍会先下拉再弹上、收起时闪一下，且 v885 曾把挂断按钮错误放到输入框上方。</w:t>
+      </w:r>
+    </w:p>
+    <w:p>
+      <w:pPr>
+        <w:pStyle w:val="ListBullet"/>
+      </w:pPr>
+      <w:r>
+        <w:t>失败方案：固定原生输入框、两态编辑器、焦点桥消息、contentOffset KVO 和滚动锁。失败原因不是 bottom 数值不准，而是这些机制与 WKWebView 自带键盘位移同时生效。</w:t>
+      </w:r>
+    </w:p>
+    <w:p>
+      <w:pPr>
+        <w:pStyle w:val="ListBullet"/>
+      </w:pPr>
+      <w:r>
+        <w:t>最终改法：v886 删除上述私人 App 布局分支，原生 App 复用网页版同一份电话 DOM/CSS 和默认键盘页面位移；输入框在上，挂断按钮在下。</w:t>
+      </w:r>
+    </w:p>
+    <w:p>
+      <w:pPr>
+        <w:pStyle w:val="ListBullet"/>
+      </w:pPr>
+      <w:r>
+        <w:t>保护项：原生话筒连续识别重建已由真机确认恢复，不随布局回退。状态：自动化 447/447 通过，私人 1.0.10 待真机最终确认。</w:t>
       </w:r>
     </w:p>
     <w:sectPr>

--- a/docs/maintenance/AI开发项目_Bug记录模板.docx
+++ b/docs/maintenance/AI开发项目_Bug记录模板.docx
@@ -6985,6 +6985,51 @@
       </w:pPr>
       <w:r>
         <w:t>保护项：原生话筒连续识别重建已由真机确认恢复，不随布局回退。状态：自动化 447/447 通过，私人 1.0.10 待真机最终确认。</w:t>
+      </w:r>
+    </w:p>
+    <w:p>
+      <w:r>
+        <w:br w:type="page"/>
+      </w:r>
+    </w:p>
+    <w:p>
+      <w:pPr>
+        <w:pStyle w:val="Heading1"/>
+      </w:pPr>
+      <w:r>
+        <w:t>追加实录：私人 1.0.10 仍跳动 → 1.0.11 固定 SwiftUI 外框</w:t>
+      </w:r>
+    </w:p>
+    <w:p>
+      <w:pPr>
+        <w:pStyle w:val="ListBullet"/>
+      </w:pPr>
+      <w:r>
+        <w:t>失败现象：完全复用网页版输入结构后，私人 App 仍在每次聚焦时出现整个页面先下拉、再上弹。</w:t>
+      </w:r>
+    </w:p>
+    <w:p>
+      <w:pPr>
+        <w:pStyle w:val="ListBullet"/>
+      </w:pPr>
+      <w:r>
+        <w:t>定位：SmallPhonePrivateRootView 缺少 keyboard 安全区忽略，SwiftUI 与 WebKit 各执行一次键盘布局。</w:t>
+      </w:r>
+    </w:p>
+    <w:p>
+      <w:pPr>
+        <w:pStyle w:val="ListBullet"/>
+      </w:pPr>
+      <w:r>
+        <w:t>处理：私人 1.0.11 仅改原生根容器，加入 ignoresSafeArea(.keyboard, edges: .bottom)；网页核心继续为 v886，话筒修复不动。</w:t>
+      </w:r>
+    </w:p>
+    <w:p>
+      <w:pPr>
+        <w:pStyle w:val="ListBullet"/>
+      </w:pPr>
+      <w:r>
+        <w:t>状态：全量测试 447/447 通过，待真机覆盖安装确认。</w:t>
       </w:r>
     </w:p>
     <w:sectPr>

--- a/docs/maintenance/AI开发项目_Bug记录模板.docx
+++ b/docs/maintenance/AI开发项目_Bug记录模板.docx
@@ -7030,6 +7030,71 @@
       </w:pPr>
       <w:r>
         <w:t>状态：全量测试 447/447 通过，待真机覆盖安装确认。</w:t>
+      </w:r>
+    </w:p>
+    <w:p>
+      <w:r>
+        <w:br w:type="page"/>
+      </w:r>
+    </w:p>
+    <w:p>
+      <w:pPr>
+        <w:pStyle w:val="Heading1"/>
+      </w:pPr>
+      <w:r>
+        <w:rPr>
+          <w:rFonts w:ascii="等线" w:hAnsi="等线" w:eastAsia="等线"/>
+          <w:sz w:val="32"/>
+        </w:rPr>
+        <w:t>v888／私人 1.0.13 Bug 记录｜大陆手机号 OTP 前置条件不成立（2026-08-11）</w:t>
+      </w:r>
+    </w:p>
+    <w:p>
+      <w:pPr>
+        <w:spacing w:after="120" w:line="300" w:lineRule="auto"/>
+      </w:pPr>
+      <w:r>
+        <w:rPr>
+          <w:rFonts w:ascii="等线" w:hAnsi="等线" w:eastAsia="等线"/>
+          <w:sz w:val="21"/>
+        </w:rPr>
+        <w:t>v887 已完成私人账号入口、Keychain 会话和按 auth.uid() 隔离的云备份，但登录契约采用 Supabase Phone OTP。真机配置阶段确认用户使用中国大陆手机号、没有 Twilio 或其他短信供应商凭据，Supabase Phone Provider 也保持关闭，因此原方案即使代码通过也无法发送真实验证码。</w:t>
+      </w:r>
+    </w:p>
+    <w:p>
+      <w:pPr>
+        <w:spacing w:after="120" w:line="300" w:lineRule="auto"/>
+      </w:pPr>
+      <w:r>
+        <w:rPr>
+          <w:rFonts w:ascii="等线" w:hAnsi="等线" w:eastAsia="等线"/>
+          <w:sz w:val="21"/>
+        </w:rPr>
+        <w:t>高风险根因不是网络刷新，而是把“手机号登录”误等同于“必须短信验证码”。境外短信对中国大陆号码的到达率和资质要求没有经过本项目真机验证，继续要求用户配置 Twilio会把恢复入口建立在不可靠外部条件上。</w:t>
+      </w:r>
+    </w:p>
+    <w:p>
+      <w:pPr>
+        <w:spacing w:after="120" w:line="300" w:lineRule="auto"/>
+      </w:pPr>
+      <w:r>
+        <w:rPr>
+          <w:rFonts w:ascii="等线" w:hAnsi="等线" w:eastAsia="等线"/>
+          <w:sz w:val="21"/>
+        </w:rPr>
+        <w:t>v888 修复为手机号密码登录。App 把 +86 号码映射为 smallphone.86手机号@example.com，通过 Supabase Email/Password grant 登录；密码不落盘，令牌只进 Keychain。公开 North、网页版、锁定状态机、共同生活、时间轴、话筒和键盘布局均不随本次账号替换改动。</w:t>
+      </w:r>
+    </w:p>
+    <w:p>
+      <w:pPr>
+        <w:spacing w:after="120" w:line="300" w:lineRule="auto"/>
+      </w:pPr>
+      <w:r>
+        <w:rPr>
+          <w:rFonts w:ascii="等线" w:hAnsi="等线" w:eastAsia="等线"/>
+          <w:sz w:val="21"/>
+        </w:rPr>
+        <w:t>首次上线仍需执行 private_phone_accounts 迁移并手动创建一名已确认用户。云端为空才自动上传当前本机；云端已有备份必须让用户明确选择，禁止用空账号或旧快照覆盖已导入的约 4.5 MB 备份。</w:t>
       </w:r>
     </w:p>
     <w:sectPr>

--- a/docs/maintenance/AI开发项目_Bug记录模板.docx
+++ b/docs/maintenance/AI开发项目_Bug记录模板.docx
@@ -7095,6 +7095,45 @@
           <w:sz w:val="21"/>
         </w:rPr>
         <w:t>首次上线仍需执行 private_phone_accounts 迁移并手动创建一名已确认用户。云端为空才自动上传当前本机；云端已有备份必须让用户明确选择，禁止用空账号或旧快照覆盖已导入的约 4.5 MB 备份。</w:t>
+      </w:r>
+    </w:p>
+    <w:p/>
+    <w:p>
+      <w:pPr>
+        <w:pStyle w:val="Heading1"/>
+      </w:pPr>
+      <w:r>
+        <w:t>v889／私人 1.0.14 Bug 记录｜原生 App 仍部分依赖网页核心存储（2026-08-11）</w:t>
+      </w:r>
+    </w:p>
+    <w:p>
+      <w:r>
+        <w:t>现象：手机号登录和云恢复已经可用，但用户无法确认 App 实际可承载容量；小于核心阈值的数据仍留在 localStorage，设置页展示的主要是浏览器估算值。原生桥虽能写文件，却只有单份主文件，没有上一有效副本、损坏回退和旧快照拦截。</w:t>
+      </w:r>
+    </w:p>
+    <w:p>
+      <w:r>
+        <w:t>高风险根因：JS 只有进入 overflow 模式才调用核心镜像，因此“原生 storage.put 已存在”不等于“私人 App 的所有核心状态都已原生化”。桥接层原子写入只防止半文件，不能防止逻辑旧写入、已损坏主文件或误把浏览器 quota 当成 App 容量。</w:t>
+      </w:r>
+    </w:p>
+    <w:p>
+      <w:r>
+        <w:t>处理：私人 App 从启动后的第一次保存开始，无论核心数据大小都写入 Application Support/SmallPhonePrivateStore；每个核心和恢复存档均维护主文件与上一有效保护副本，验证 ver、savedAt、JSON 和 settings 后写入，拒绝旧 savedAt，主文件异常时由副本自动恢复，并启用首次解锁后可访问的 iOS 文件保护。</w:t>
+      </w:r>
+    </w:p>
+    <w:p>
+      <w:r>
+        <w:t>界面：存储占用明细新增原生主存档、原生保护副本、恢复存档、恢复保护副本，并显示 iOS 返回的当前安全可用容量和设备总容量。界面明确说明大媒体目前仍属于 App 私有 WebKit 数据库，避免把阶段成果夸大成全媒体原生迁移。</w:t>
+      </w:r>
+    </w:p>
+    <w:p>
+      <w:r>
+        <w:t>隔离：公开 North、网页和安卓继续走原有存储；未修改话筒、键盘、页面安全区、锁定状态机、共同生活和真实 iPhone 同步。共享网页版本升为 v889，私人 App 升为 1.0.14 (14)，原生桥契约升为 7。</w:t>
+      </w:r>
+    </w:p>
+    <w:p>
+      <w:r>
+        <w:t>验证：原生存储专项与缓存专项 18/18 通过；全量 node --test tests\*.test.mjs 为 452/452 通过。Windows 无法编译 Swift，最终仍须在 Mac 用真机覆盖安装，核对存储明细、退出重开和旧数据迁移。</w:t>
       </w:r>
     </w:p>
     <w:sectPr>

--- a/docs/maintenance/AI开发项目_Bug记录模板.docx
+++ b/docs/maintenance/AI开发项目_Bug记录模板.docx
@@ -7134,6 +7134,90 @@
     <w:p>
       <w:r>
         <w:t>验证：原生存储专项与缓存专项 18/18 通过；全量 node --test tests\*.test.mjs 为 452/452 通过。Windows 无法编译 Swift，最终仍须在 Mac 用真机覆盖安装，核对存储明细、退出重开和旧数据迁移。</w:t>
+      </w:r>
+    </w:p>
+    <w:p>
+      <w:pPr>
+        <w:pStyle w:val="Heading1"/>
+      </w:pPr>
+      <w:r>
+        <w:rPr>
+          <w:b/>
+          <w:sz w:val="30"/>
+        </w:rPr>
+        <w:t>2026-08-11 v891：外置实时权限与一键全查（必须长期保留）</w:t>
+      </w:r>
+    </w:p>
+    <w:p>
+      <w:pPr>
+        <w:pStyle w:val="ListBullet"/>
+      </w:pPr>
+      <w:r>
+        <w:t>公开 North 继续冻结且不再控制本人的 iPhone；私人“小手机”是唯一控制器。任何改动不得让两个入口同时取得控制权。</w:t>
+      </w:r>
+    </w:p>
+    <w:p>
+      <w:pPr>
+        <w:pStyle w:val="ListBullet"/>
+      </w:pPr>
+      <w:r>
+        <w:t>角色查看真实设备数据时，禁止读取情侣空间中的伴生缓存。每次查看必须先向外置 iPhone 发送刷新请求，等待本次新快照与版本号前进；失败时明确说未取得新数据，绝不能用旧快照代替。</w:t>
+      </w:r>
+    </w:p>
+    <w:p>
+      <w:pPr>
+        <w:pStyle w:val="ListBullet"/>
+      </w:pPr>
+      <w:r>
+        <w:t>支持单项查看和“一键查看全部数据”。全部查看依次覆盖：屏幕使用时间与逐 App、睡眠与步数、心率、电量、实时定位；顶部必须逐项显示“正在查看”，取得结果后角色再回复。</w:t>
+      </w:r>
+    </w:p>
+    <w:p>
+      <w:pPr>
+        <w:pStyle w:val="ListBullet"/>
+      </w:pPr>
+      <w:r>
+        <w:t>数据必须同时保存设备采集时间和云端上传时间。昨天与今天严格隔离，旧快照不得覆盖新快照，刷新、重连、跨日和限额重算不得解除已经确认的锁定。</w:t>
+      </w:r>
+    </w:p>
+    <w:p>
+      <w:pPr>
+        <w:pStyle w:val="ListBullet"/>
+      </w:pPr>
+      <w:r>
+        <w:t>原生 App 的网页运行在本地 file URL。若继续调用网页 geolocation，会触发 WebKit 以文件路径为网站名的二次定位弹窗；必须由文档启动时注入的原生 location.current 桥接接管，并覆盖 Permissions API 的 geolocation 查询。</w:t>
+      </w:r>
+    </w:p>
+    <w:p>
+      <w:pPr>
+        <w:pStyle w:val="ListBullet"/>
+      </w:pPr>
+      <w:r>
+        <w:t>屏幕使用时间 Family Controls 只允许在系统状态为 notDetermined 时请求一次；已授权时直接读取，拒绝或失效时只显示真实状态，禁止反复弹授权。</w:t>
+      </w:r>
+    </w:p>
+    <w:p>
+      <w:pPr>
+        <w:pStyle w:val="ListBullet"/>
+      </w:pPr>
+      <w:r>
+        <w:t>定位在已有权限时由 App 启动、回到前台和后台唤醒自动恢复。持续后台定位仍受 iOS 控制，必须由用户在系统设置中一次性选择“始终”并开启精确位置；代码不能绕过系统授权。</w:t>
+      </w:r>
+    </w:p>
+    <w:p>
+      <w:pPr>
+        <w:pStyle w:val="ListBullet"/>
+      </w:pPr>
+      <w:r>
+        <w:t>锁定/解锁/限额命令必须幂等并等待真实设备回执。只显示“已发送、设备已收到、设备已执行”对应的真实阶段；快照较旧只能提示，不能阻止发送锁定命令。</w:t>
+      </w:r>
+    </w:p>
+    <w:p>
+      <w:pPr>
+        <w:pStyle w:val="ListBullet"/>
+      </w:pPr>
+      <w:r>
+        <w:t>回归时必须同时检查：单项查看、全部查看、顶部进度、外置新快照版本推进、拒绝旧缓存、定位桥接、Family Controls 只请求一次、前后台恢复，以及既有共同生活/模型/旁白/键盘/话筒/安全区功能。</w:t>
       </w:r>
     </w:p>
     <w:sectPr>

--- a/docs/maintenance/AI开发项目_Bug记录模板.docx
+++ b/docs/maintenance/AI开发项目_Bug记录模板.docx
@@ -7218,6 +7218,312 @@
       </w:pPr>
       <w:r>
         <w:t>回归时必须同时检查：单项查看、全部查看、顶部进度、外置新快照版本推进、拒绝旧缓存、定位桥接、Family Controls 只请求一次、前后台恢复，以及既有共同生活/模型/旁白/键盘/话筒/安全区功能。</w:t>
+      </w:r>
+    </w:p>
+    <w:p>
+      <w:r>
+        <w:br w:type="page"/>
+      </w:r>
+    </w:p>
+    <w:p>
+      <w:pPr>
+        <w:pStyle w:val="Heading1"/>
+      </w:pPr>
+      <w:r>
+        <w:t>2026-08-11 v892／私人 1.0.17</w:t>
+      </w:r>
+    </w:p>
+    <w:p>
+      <w:pPr>
+        <w:pStyle w:val="Heading2"/>
+      </w:pPr>
+      <w:r>
+        <w:t>Bug 记录：同一 App 能力割裂、主动联系冲突与后台通知不完整</w:t>
+      </w:r>
+    </w:p>
+    <w:p>
+      <w:pPr>
+        <w:pStyle w:val="ListBullet"/>
+      </w:pPr>
+      <w:r>
+        <w:t>现象：网页已经装进私人 iOS App，但角色仍把真实设备能力当作外置伴生模式；共同生活主动联系受到在线模式抑制，时间窗、每日条数与固定间隔可能冲突；后台通知不能完整表达角色发送者和来电入口。</w:t>
+      </w:r>
+    </w:p>
+    <w:p>
+      <w:pPr>
+        <w:pStyle w:val="ListBullet"/>
+      </w:pPr>
+      <w:r>
+        <w:t>根因：网页层沿用“远程伴生手机”单一路径，没有先识别当前容器的原生桥；主动联系把共居、在线和间隔条件叠成多个调度入口；睡眠/忙碌信息只在对话文本中，没有形成服务端安静期；通知只按普通单条 App alert 处理。</w:t>
+      </w:r>
+    </w:p>
+    <w:p>
+      <w:pPr>
+        <w:pStyle w:val="ListBullet"/>
+      </w:pPr>
+      <w:r>
+        <w:t>修复：新增 device.snapshot 和 device.command 本机直连，只有 executed 才算控制成功；私人 App 隐藏配对/演示/双数据源入口。共同生活启用本地与服务端主动联系，统一为全天，每次会话后随机静默 30–60 分钟；间隔 0 与正数采用互斥调度。加入忙碌/睡眠判断、上一句防复读和主动电话新事件提示。APNs 改为逐条、有声、通信发送者头像及点击路由。</w:t>
+      </w:r>
+    </w:p>
+    <w:p>
+      <w:pPr>
+        <w:pStyle w:val="ListBullet"/>
+      </w:pPr>
+      <w:r>
+        <w:t>服务端变更：新增 202608110003_phone_role_push_all_day_random_idle.sql，扩展 quiet_until_at 和活动触碰函数；phone-role-push Edge Function 同步执行 30 分钟硬下限、随机 30–60 分钟计划、睡眠安静期和每条通知发送。</w:t>
+      </w:r>
+    </w:p>
+    <w:p>
+      <w:pPr>
+        <w:pStyle w:val="ListBullet"/>
+      </w:pPr>
+      <w:r>
+        <w:t>自动化结果：node --check app.js 通过；node --test tests/*.test.mjs 为 458/458 通过。覆盖本机桥、共同生活、主动联系、服务端推送、通知路由、版本与资源契约。</w:t>
+      </w:r>
+    </w:p>
+    <w:p>
+      <w:pPr>
+        <w:pStyle w:val="ListBullet"/>
+      </w:pPr>
+      <w:r>
+        <w:t>尚未验证：Windows 无法编译 Xcode。必须在 Mac 编译五个 Target，并在真机验证真实读取、锁定/解锁/限额、前台/后台/强退逐条通知、头像、声音、点击来电、睡眠静默和多次 30–60 分钟调度。</w:t>
+      </w:r>
+    </w:p>
+    <w:p>
+      <w:r>
+        <w:br w:type="page"/>
+      </w:r>
+    </w:p>
+    <w:p>
+      <w:pPr>
+        <w:pStyle w:val="Heading1"/>
+      </w:pPr>
+      <w:r>
+        <w:t>2026-08-11 v893／私人 1.0.18</w:t>
+      </w:r>
+    </w:p>
+    <w:p>
+      <w:pPr>
+        <w:pStyle w:val="Heading2"/>
+      </w:pPr>
+      <w:r>
+        <w:t>Bug 记录：角色读错来源、读取悬挂、解锁开关失效和后台主动联系未登记</w:t>
+      </w:r>
+    </w:p>
+    <w:p>
+      <w:pPr>
+        <w:pStyle w:val="ListBullet"/>
+      </w:pPr>
+      <w:r>
+        <w:t>现象：角色报告 78 步、睡眠 0、抖音 120 分钟，而同一时刻真实面板为 497 步、睡眠 9 小时 46 分钟；顶部长期停在泛化“正在连接真实手机”；手动解锁提醒和 1 分钟后台主动联系开关开启后没有消息。</w:t>
+      </w:r>
+    </w:p>
+    <w:p>
+      <w:pPr>
+        <w:pStyle w:val="ListBullet"/>
+      </w:pPr>
+      <w:r>
+        <w:t>根因一：角色屏幕事实把真实 usedSec 与 limitMin 同时交给模型，120 分钟限额被误当用量；通用角色上下文还能看到旧伴生缓存。位置缺失时又回退虚拟 curLoc。</w:t>
+      </w:r>
+    </w:p>
+    <w:p>
+      <w:pPr>
+        <w:pStyle w:val="ListBullet"/>
+      </w:pPr>
+      <w:r>
+        <w:t>根因二：本机快照在前台顺序反查最多 8 个足迹地名，HealthKit 和 JS→Swift Promise 没有总超时，任一系统请求不返回就会停在同一句泛化进度。</w:t>
+      </w:r>
+    </w:p>
+    <w:p>
+      <w:pPr>
+        <w:pStyle w:val="ListBullet"/>
+      </w:pPr>
+      <w:r>
+        <w:t>根因三：companionState 和 companionApplyServerPayloadV7 会主动过滤所有 manualUnlock 事件；候选发送又会被上一条用户消息和普通主动开关阻断，因此界面开关实际上没有可送达事件。</w:t>
+      </w:r>
+    </w:p>
+    <w:p>
+      <w:pPr>
+        <w:pStyle w:val="ListBullet"/>
+      </w:pPr>
+      <w:r>
+        <w:t>根因四：私人 App 的本机直连故意绕过旧配对流程，但 APNs 令牌登记只在 CompanionSyncService.isPaired 时运行。网页虽显示本机 linked，服务器 phone_companion_links 中却可能没有这台统一 App 的 device secret/token，导致后台 profile 无法真正推送。</w:t>
+      </w:r>
+    </w:p>
+    <w:p>
+      <w:pPr>
+        <w:pStyle w:val="ListBullet"/>
+      </w:pPr>
+      <w:r>
+        <w:t>修复：新增隔离 readSession、逐项/逐 App 进度、25 秒桥超时、12 秒健康超时、禁用前台地址反查、ECG 摘要、真实来源隔离和数值一致性守卫；限额不再进入角色用量事实。</w:t>
+      </w:r>
+    </w:p>
+    <w:p>
+      <w:pPr>
+        <w:pStyle w:val="ListBullet"/>
+      </w:pPr>
+      <w:r>
+        <w:t>修复：原生管理页记录明确解锁事件，owner 本机命令只在 stage=executed 后记录；事件合并保留 delivered 状态，手动解锁提醒为必开且可越过普通主动消息限制。</w:t>
+      </w:r>
+    </w:p>
+    <w:p>
+      <w:pPr>
+        <w:pStyle w:val="ListBullet"/>
+      </w:pPr>
+      <w:r>
+        <w:t>修复：新增 202608110004 认证迁移，让统一私人 App 同时认领 owner/device 身份并登记 APNs；新增 phone_role_push_status 展示 token/profile/cron/nextDue；profile 每 10 分钟自愈同步。</w:t>
+      </w:r>
+    </w:p>
+    <w:p>
+      <w:pPr>
+        <w:pStyle w:val="ListBullet"/>
+      </w:pPr>
+      <w:r>
+        <w:t>自动化结果：node --check app.js 通过；完整 node --test 为 463/463。新增覆盖逐项进度、限额与用量隔离、错误数字拒绝、原生手动解锁事件、统一 APNs 认领及后台诊断。</w:t>
+      </w:r>
+    </w:p>
+    <w:p>
+      <w:pPr>
+        <w:pStyle w:val="ListBullet"/>
+      </w:pPr>
+      <w:r>
+        <w:t>未验证：Windows 无 Xcode。须在 Mac 应用迁移 003/004、部署 Edge Function并配置 APNs 后，编译五 Target，在真机复测读取 497 类实时值、ECG 权限、解锁即时反应和后台/强退通知。</w:t>
+      </w:r>
+    </w:p>
+    <w:p>
+      <w:pPr>
+        <w:pStyle w:val="ListBullet"/>
+      </w:pPr>
+      <w:r>
+        <w:t>补充修复：三个可选自动查看规则改为各自开关即授权触发；难过时心率走当前消息回复链。明确手动解锁事件保留 24 小时，若当时正在通话、线下或睡眠，条件解除后仍可补发一次。</w:t>
+      </w:r>
+    </w:p>
+    <w:p>
+      <w:pPr>
+        <w:pStyle w:val="Heading1"/>
+      </w:pPr>
+      <w:r>
+        <w:t>2026-08-11 v893／私人 1.0.18 Xcode 编译修正 1</w:t>
+      </w:r>
+    </w:p>
+    <w:p>
+      <w:pPr>
+        <w:pStyle w:val="ListBullet"/>
+      </w:pPr>
+      <w:r>
+        <w:t>现象：Xcode 在 PhoneNativeBridge 报错，registerPushTokenIfAvailable 因 fileprivate 保护级别不可访问；下方其余项目均为黄色警告。</w:t>
+      </w:r>
+    </w:p>
+    <w:p>
+      <w:pPr>
+        <w:pStyle w:val="ListBullet"/>
+      </w:pPr>
+      <w:r>
+        <w:t>根因：统一 App 认领控制器会从 PhoneNativeBridge.swift 调用 CompanionSyncView.swift 中的推送令牌登记方法，但该方法误用了仅限本文件的 fileprivate。</w:t>
+      </w:r>
+    </w:p>
+    <w:p>
+      <w:pPr>
+        <w:pStyle w:val="ListBullet"/>
+      </w:pPr>
+      <w:r>
+        <w:t>修复：移除 fileprivate，保留默认 internal；新增回归测试，确认声明不再是 fileprivate 且跨文件调用仍存在。</w:t>
+      </w:r>
+    </w:p>
+    <w:p>
+      <w:pPr>
+        <w:pStyle w:val="ListBullet"/>
+      </w:pPr>
+      <w:r>
+        <w:t>验证边界：Windows 测试通过不等于 Mac 编译通过；须由 Mac 再次编译五个 Target，确认红色错误消失后继续真机验收。</w:t>
+      </w:r>
+    </w:p>
+    <w:p>
+      <w:pPr>
+        <w:pStyle w:val="Heading1"/>
+      </w:pPr>
+      <w:r>
+        <w:t>2026-08-11 v893／私人 1.0.18 Xcode 编译修正 2</w:t>
+      </w:r>
+    </w:p>
+    <w:p>
+      <w:pPr>
+        <w:pStyle w:val="ListBullet"/>
+      </w:pPr>
+      <w:r>
+        <w:t>现象：Mac 仍出现 registerPushTokenIfAvailable 的旧 fileprivate 错误，同时新增 Command Ld failed；ContentView 还显示 Switch must be exhaustive。</w:t>
+      </w:r>
+    </w:p>
+    <w:p>
+      <w:pPr>
+        <w:pStyle w:val="ListBullet"/>
+      </w:pPr>
+      <w:r>
+        <w:t>证据判断：当前仓库与第一修正版压缩包均已不存在 fileprivate 声明，因此相同旧错误来自 Mac 仍在编译旧目录或新旧文件混合，并非该修正行失效。Command Ld 未展开，不能虚构具体符号错误。</w:t>
+      </w:r>
+    </w:p>
+    <w:p>
+      <w:pPr>
+        <w:pStyle w:val="ListBullet"/>
+      </w:pPr>
+      <w:r>
+        <w:t>修复：补齐 approvedWithDataAccess 分支；为 RoleNotificationService 显式链接 Intents/UserNotifications；迁移两项已弃用 API；以全新独立工程目录交付，避免覆盖混编。</w:t>
+      </w:r>
+    </w:p>
+    <w:p>
+      <w:pPr>
+        <w:pStyle w:val="ListBullet"/>
+      </w:pPr>
+      <w:r>
+        <w:t>验证：PBX 对象引用、五个 Target、14 个 Swift 源文件、10 个 plist/entitlements、访问级别和 Framework 链接均已静态检查；Mac 仍须重新编译验证实际链接器输出。</w:t>
+      </w:r>
+    </w:p>
+    <w:p>
+      <w:pPr>
+        <w:pStyle w:val="Heading1"/>
+      </w:pPr>
+      <w:r>
+        <w:t>2026-08-11 v894／私人 1.0.19 真实查看触发、网页横幅与滚动恢复快照</w:t>
+      </w:r>
+    </w:p>
+    <w:p>
+      <w:pPr>
+        <w:pStyle w:val="ListBullet"/>
+      </w:pPr>
+      <w:r>
+        <w:t>现象一：网页版角色查手机时不再出现‘正在查看微信、朋友圈、抖音’的顶部逐项横幅；同一入口在 APP 也可能受到影响。现象二：设置里的本机恢复候选一直显示 2026/08/09，即使之后仍在使用和保存。</w:t>
+      </w:r>
+    </w:p>
+    <w:p>
+      <w:pPr>
+        <w:pStyle w:val="ListBullet"/>
+      </w:pPr>
+      <w:r>
+        <w:t>横幅根因：doSpyView 的默认 focus 是‘查岗’，companionRoleExternalFocus 又把‘查岗/手机/概览’判断为外置数据，导致无 intent 的经典网页查岗先进入真实 iPhone 拉取；拉取失败即提前返回，doSpyViewCore 的经典步骤未执行。横幅 DOM、CSS 和步骤列表并未被删除。</w:t>
+      </w:r>
+    </w:p>
+    <w:p>
+      <w:pPr>
+        <w:pStyle w:val="ListBullet"/>
+      </w:pPr>
+      <w:r>
+        <w:t>恢复根因：queueRecoverySnapshot 只要旧快照 score 更高就拒绝任何较小的新快照；recoveryCollectCandidates 又先按 score、后按 savedAt 排序。旧快照聊天更多时会永久压住新日期。</w:t>
+      </w:r>
+    </w:p>
+    <w:p>
+      <w:pPr>
+        <w:pStyle w:val="ListBullet"/>
+      </w:pPr>
+      <w:r>
+        <w:t>修复：外置拉取增加 opts.intent 硬门槛；普通查岗直接进入经典逐项横幅。恢复写入拒绝的只剩乱序旧写入；旧且更丰富的快照先归档到 __recovery_history_state，再把 __recovery_state 滚动为当前。候选改为先按 savedAt 排序。</w:t>
+      </w:r>
+    </w:p>
+    <w:p>
+      <w:pPr>
+        <w:pStyle w:val="ListBullet"/>
+      </w:pPr>
+      <w:r>
+        <w:t>验证：新增普通网页查岗不进入 native telemetry、经典微信/朋友圈/抖音/浏览器步骤存在、当前快照滚动且旧丰富快照归档、乱序旧写入被拒绝、最新候选排序等回归。Windows 自动化通过不等于 Xcode 真机通过。</w:t>
       </w:r>
     </w:p>
     <w:sectPr>

--- a/docs/maintenance/AI开发项目_Bug记录模板.docx
+++ b/docs/maintenance/AI开发项目_Bug记录模板.docx
@@ -7524,6 +7524,62 @@
       </w:pPr>
       <w:r>
         <w:t>验证：新增普通网页查岗不进入 native telemetry、经典微信/朋友圈/抖音/浏览器步骤存在、当前快照滚动且旧丰富快照归档、乱序旧写入被拒绝、最新候选排序等回归。Windows 自动化通过不等于 Xcode 真机通过。</w:t>
+      </w:r>
+    </w:p>
+    <w:p>
+      <w:pPr>
+        <w:pStyle w:val="Heading1"/>
+      </w:pPr>
+      <w:r>
+        <w:t>2026-08-11 v895／私人 1.0.20 全量读取、后台链路与彻底清空</w:t>
+      </w:r>
+    </w:p>
+    <w:p>
+      <w:pPr>
+        <w:pStyle w:val="ListBullet"/>
+      </w:pPr>
+      <w:r>
+        <w:t>现象：角色读取全部时只得到位置或电量，顶部没有逐项读取横幅；健康、屏幕时间和逐 App 未读到。主动消息页报 Could not find the function public.claim_private_phone_unified_controller；彻底清空后仍记得旧事；网页版大容量存档保存失败。</w:t>
+      </w:r>
+    </w:p>
+    <w:p>
+      <w:pPr>
+        <w:pStyle w:val="ListBullet"/>
+      </w:pPr>
+      <w:r>
+        <w:t>真实读取根因：电量和位置本来就是 UIDevice 与 CoreLocation 独立接口。网页角色健康开关没有启用原生 healthSyncEnabled。Screen Time 主 App 只尝试 iOS 26 直接 API，该 API 在正式安装中要求 approvedWithDataAccess，且受欧盟设备和欧盟 Apple Account 限制；现有 Report 扩展虽能显示数据，但角色读取没有消费它。</w:t>
+      </w:r>
+    </w:p>
+    <w:p>
+      <w:pPr>
+        <w:pStyle w:val="ListBullet"/>
+      </w:pPr>
+      <w:r>
+        <w:t>主动消息根因：本地 SQL 文件存在不等于远端已部署。远端缺少 003／004，统一控制器 RPC 不存在，调度函数签名也落后。第一次补旧参数兼容迁移时，用位置参数调用重载产生函数歧义而失败；改为完整具名参数后成功，这是与失败尝试实质不同的修正。</w:t>
+      </w:r>
+    </w:p>
+    <w:p>
+      <w:pPr>
+        <w:pStyle w:val="ListBullet"/>
+      </w:pPr>
+      <w:r>
+        <w:t>记忆根因：旧清空同步返回，没有等待 __messages 大归档覆写；recovery hydration 随后可重新合并旧归档；共同生活 homes、服务端 recent_context／memory_context 和未消费 outbox 也未清。大存档根因：已有 IndexedDB v1 但缺对象仓库时不再触发 upgrade，写入又没有重试。</w:t>
+      </w:r>
+    </w:p>
+    <w:p>
+      <w:pPr>
+        <w:pStyle w:val="ListBullet"/>
+      </w:pPr>
+      <w:r>
+        <w:t>修复：HealthKit 明确读取时启用；DeviceActivityReport 按请求编号回传；读取全部逐项报告。远端部署 003–006 与 Edge Function。清空改为异步等待本地和服务端全部完成。IndexedDB 升 v2 并重试。App 专属行为增加原生桥硬门槛，网页不获得真实设备功能。</w:t>
+      </w:r>
+    </w:p>
+    <w:p>
+      <w:pPr>
+        <w:pStyle w:val="ListBullet"/>
+      </w:pPr>
+      <w:r>
+        <w:t>验证：node --test tests/*.test.mjs 共 472／472 通过；远端已核验两个统一控制器重载、主动联系状态 RPC、记忆清空 RPC、分钟 cron 和 Edge Function 部署。Windows 无法替代 Xcode 编译和真实 iPhone 权限、后台、强退通知验证。</w:t>
       </w:r>
     </w:p>
     <w:sectPr>

--- a/docs/maintenance/AI开发项目_Bug记录模板.docx
+++ b/docs/maintenance/AI开发项目_Bug记录模板.docx
@@ -7580,6 +7580,54 @@
       </w:pPr>
       <w:r>
         <w:t>验证：node --test tests/*.test.mjs 共 472／472 通过；远端已核验两个统一控制器重载、主动联系状态 RPC、记忆清空 RPC、分钟 cron 和 Edge Function 部署。Windows 无法替代 Xcode 编译和真实 iPhone 权限、后台、强退通知验证。</w:t>
+      </w:r>
+    </w:p>
+    <w:p>
+      <w:pPr>
+        <w:pStyle w:val="Heading1"/>
+      </w:pPr>
+      <w:r>
+        <w:t>2026-08-12 v896／私人 1.0.21 全量读取完成回执与后台表结构修复</w:t>
+      </w:r>
+    </w:p>
+    <w:p>
+      <w:pPr>
+        <w:pStyle w:val="ListBullet"/>
+      </w:pPr>
+      <w:r>
+        <w:t>现象：用户说读取全部，顶部已经开始逐项读取，但角色在原生任务完成前先说没有读到，最后有时只报告位置；单独读取心率却能成功。后台资料页同时提示 column controller_user_id of relation phone_companion_links does not exist。</w:t>
+      </w:r>
+    </w:p>
+    <w:p>
+      <w:pPr>
+        <w:pStyle w:val="ListBullet"/>
+      </w:pPr>
+      <w:r>
+        <w:t>v895 未成功的读取根因：普通 AI 回复先生成，guardUnverifiedRolePhoneReply 又先于用户读取意图处理。模型若提前只声称位置，守卫会把用户原本的全部请求降级为位置单项；即使进入全量分支，旧代码还把 capturedAt 新鲜当成读取成功，没有等待原生所有异步读取器结束。单项心率成功因此与全量提前开口并不矛盾。</w:t>
+      </w:r>
+    </w:p>
+    <w:p>
+      <w:pPr>
+        <w:pStyle w:val="ListBullet"/>
+      </w:pPr>
+      <w:r>
+        <w:t>v895 未成功的后台根因：上轮只确认并部署了后续 003–006 和统一控制器函数，却没有核对其前置依赖 002 是否在线。函数可出现在 schema cache 中，但运行时一访问 phone_companion_links.controller_user_id 就失败；本地有 002 SQL 文件不能证明远端表已经增加字段。</w:t>
+      </w:r>
+    </w:p>
+    <w:p>
+      <w:pPr>
+        <w:pStyle w:val="ListBullet"/>
+      </w:pPr>
+      <w:r>
+        <w:t>修复：聊天和通话先以用户原话识别本机真实读取意图，命中后立刻压制普通模型回复；原生端最后写完成回执，网页只接受同一轮全部请求的新鲜完成回执，再用固定九类汇总逐项回复。远端实际应用 002 并修复迁移历史，确认四个 controller 字段和新旧参数兼容 RPC 均存在。</w:t>
+      </w:r>
+    </w:p>
+    <w:p>
+      <w:pPr>
+        <w:pStyle w:val="ListBullet"/>
+      </w:pPr>
+      <w:r>
+        <w:t>验证：node --test tests/*.test.mjs 共 475／475 通过；supabase migration list --linked 显示 202608110002–006 均为远端已应用。Windows 无法替代 Xcode 编译和真实 iPhone 权限、Report 扩展执行及 APNs 后台／强退送达验证。</w:t>
       </w:r>
     </w:p>
     <w:sectPr>

--- a/docs/maintenance/AI开发项目_Bug记录模板.docx
+++ b/docs/maintenance/AI开发项目_Bug记录模板.docx
@@ -7628,6 +7628,54 @@
       </w:pPr>
       <w:r>
         <w:t>验证：node --test tests/*.test.mjs 共 475／475 通过；supabase migration list --linked 显示 202608110002–006 均为远端已应用。Windows 无法替代 Xcode 编译和真实 iPhone 权限、Report 扩展执行及 APNs 后台／强退送达验证。</w:t>
+      </w:r>
+    </w:p>
+    <w:p>
+      <w:pPr>
+        <w:pStyle w:val="Heading1"/>
+      </w:pPr>
+      <w:r>
+        <w:t>2026-08-12 v897／私人 1.0.22 读取完成后只自然回复一次</w:t>
+      </w:r>
+    </w:p>
+    <w:p>
+      <w:pPr>
+        <w:pStyle w:val="ListBullet"/>
+      </w:pPr>
+      <w:r>
+        <w:t>现象：读取全部时，角色先正常回复一次；读取完成后又把电量、屏幕、逐 App、步数、睡眠、心率、心电、HRV 和位置逐条显示成多条角色消息，其中还夹带‘本次没有返回这项健康数据’等系统诊断。</w:t>
+      </w:r>
+    </w:p>
+    <w:p>
+      <w:pPr>
+        <w:pStyle w:val="ListBullet"/>
+      </w:pPr>
+      <w:r>
+        <w:t>真实原因一：v896 为保证九类可核对，在 doSpyViewCore 和 cohabPhoneDeliverFact 中用 rolePhoneInspectionExactSummary 强制覆盖模型的自然回复。该汇总原本是内部验收报告，却直接进入聊天气泡，所以看起来像角色逐句念系统清单。</w:t>
+      </w:r>
+    </w:p>
+    <w:p>
+      <w:pPr>
+        <w:pStyle w:val="ListBullet"/>
+      </w:pPr>
+      <w:r>
+        <w:t>真实原因二：微信和通话直到普通模型已经生成回复后才调用 nativeOnly 读取识别。虽然可清掉部分可见内容，但该轮模型链已运行，并把被压制文本继续当作 alreadySaid 传递，形成两个回复通道和前后重复。</w:t>
+      </w:r>
+    </w:p>
+    <w:p>
+      <w:pPr>
+        <w:pStyle w:val="ListBullet"/>
+      </w:pPr>
+      <w:r>
+        <w:t>修复：在 wechatPrimaryReply 和通话 chatAPI 之前，用用户原话提前识别本机读取意图并立即返回；同一消息写入 pending 集合。完成后仅把成功事实交给角色生成一轮自然回复，并用数值一致性和技术措辞守卫检查；不安全时使用单段自然兜底。</w:t>
+      </w:r>
+    </w:p>
+    <w:p>
+      <w:pPr>
+        <w:pStyle w:val="ListBullet"/>
+      </w:pPr>
+      <w:r>
+        <w:t>验证：node --test tests/*.test.mjs 共 475／475 通过。Windows 静态验证不能替代真实 iPhone 上的模型语气、HealthKit、DeviceActivityReport 和后台通知验收。</w:t>
       </w:r>
     </w:p>
     <w:sectPr>

--- a/docs/maintenance/AI开发项目_Bug记录模板.docx
+++ b/docs/maintenance/AI开发项目_Bug记录模板.docx
@@ -7676,6 +7676,54 @@
       </w:pPr>
       <w:r>
         <w:t>验证：node --test tests/*.test.mjs 共 475／475 通过。Windows 静态验证不能替代真实 iPhone 上的模型语气、HealthKit、DeviceActivityReport 和后台通知验收。</w:t>
+      </w:r>
+    </w:p>
+    <w:p>
+      <w:pPr>
+        <w:pStyle w:val="Heading1"/>
+      </w:pPr>
+      <w:r>
+        <w:t>2026-08-12 v898／私人 1.0.23 全渠道读取完成后才回复</w:t>
+      </w:r>
+    </w:p>
+    <w:p>
+      <w:pPr>
+        <w:pStyle w:val="ListBullet"/>
+      </w:pPr>
+      <w:r>
+        <w:t>现象：用户说‘查一次所有的’后，角色在顶部仍显示读取中时先回复‘你在测试我’、位置或权限等普通话术；读取完成后又收到一次真实数据回复。</w:t>
+      </w:r>
+    </w:p>
+    <w:p>
+      <w:pPr>
+        <w:pStyle w:val="ListBullet"/>
+      </w:pPr>
+      <w:r>
+        <w:t>真实原因：v897 的自然语言焦点解析没有把‘查一次所有的’归为‘全部数据’，早期 nativeOnly 门禁得到空焦点后退出。普通模型先生成；后置事实守卫虽然重新启动真实读取，却仍放行非数据句，形成两个独立回复通道。</w:t>
+      </w:r>
+    </w:p>
+    <w:p>
+      <w:pPr>
+        <w:pStyle w:val="ListBullet"/>
+      </w:pPr>
+      <w:r>
+        <w:t>前次方案为何未成功：v897 只为已识别的同一用户消息设置 pending 键，并把几个固定入口提前；它没有全局冻结三个场景，也没有让已经在生成中的普通输出失效，所以继续补提示词无法封死竞态。</w:t>
+      </w:r>
+    </w:p>
+    <w:p>
+      <w:pPr>
+        <w:pStyle w:val="ListBullet"/>
+      </w:pPr>
+      <w:r>
+        <w:t>修复：新增全局读取状态、稳定排队键和单调生成代次。聊天、电话、共同生活在模型前、模型后、发送前都检查；后置守卫若发现真实数据意图，只能排队读取并立即返回，不能保留任何旧文本。</w:t>
+      </w:r>
+    </w:p>
+    <w:p>
+      <w:pPr>
+        <w:pStyle w:val="ListBullet"/>
+      </w:pPr>
+      <w:r>
+        <w:t>验证：node --test tests/*.test.mjs 共 476 项，476 项通过；另有针对‘查一次所有的’等自然说法、读取中旧输出作废和三场景独占通道的专项测试。</w:t>
       </w:r>
     </w:p>
     <w:sectPr>

--- a/docs/maintenance/AI开发项目_Bug记录模板.docx
+++ b/docs/maintenance/AI开发项目_Bug记录模板.docx
@@ -7724,6 +7724,54 @@
       </w:pPr>
       <w:r>
         <w:t>验证：node --test tests/*.test.mjs 共 476 项，476 项通过；另有针对‘查一次所有的’等自然说法、读取中旧输出作废和三场景独占通道的专项测试。</w:t>
+      </w:r>
+    </w:p>
+    <w:p>
+      <w:pPr>
+        <w:pStyle w:val="Heading1"/>
+      </w:pPr>
+      <w:r>
+        <w:t>2026-08-12 v899／私人 1.0.24：角色自定读取回复与线下错误诊断</w:t>
+      </w:r>
+    </w:p>
+    <w:p>
+      <w:pPr>
+        <w:pStyle w:val="ListBullet"/>
+      </w:pPr>
+      <w:r>
+        <w:t>现象：读取门禁正确拦住普通回复后，手动回复包装器却显示“模型没有返回可见消息，请再点一下”；读取完成路径有时又用固定逐项清单替代角色话术。线下模型失败只显示“暂时没有生成”，无法判断余额、网络还是接口问题。</w:t>
+      </w:r>
+    </w:p>
+    <w:p>
+      <w:pPr>
+        <w:pStyle w:val="ListBullet"/>
+      </w:pPr>
+      <w:r>
+        <w:t>真实原因：replyGenerationRun 仅以本轮是否新增可见气泡判断成功，把读取门禁的故意静默误判成模型空输出，因此触发第二次请求和通用提示。另有两个完成路径把不合格模型输出替换成 rolePhoneInspectionExactSummary 固定模板。线下 catch 丢失了原始 HTTP、鉴权、限流和网络错误类别。</w:t>
+      </w:r>
+    </w:p>
+    <w:p>
+      <w:pPr>
+        <w:pStyle w:val="ListBullet"/>
+      </w:pPr>
+      <w:r>
+        <w:t>前次方案为何不完整：v898 解决了读取与普通回复的竞态，但没有让手动回复包装器理解“读取代次变化即为正常接管”；同时为了保证数字齐全保留了固定模板兜底，因此虽然不再提前说话，仍可能出现突兀提示或系统式清单。</w:t>
+      </w:r>
+    </w:p>
+    <w:p>
+      <w:pPr>
+        <w:pStyle w:val="ListBullet"/>
+      </w:pPr>
+      <w:r>
+        <w:t>修复：手动回复运行前记录读取代次，模型返回后若代次变化则静默结束，不重试、不提示；删除固定汇总函数，两条完成路径只允许模型生成并做最多两次安全修复；线下错误保留并分类输出真实原因。</w:t>
+      </w:r>
+    </w:p>
+    <w:p>
+      <w:pPr>
+        <w:pStyle w:val="ListBullet"/>
+      </w:pPr>
+      <w:r>
+        <w:t>验证：node --test tests/*.test.mjs 共 478 项，478 项通过；新增线下错误分类、读取静默不重试、完成回复仅模型生成及角色自主分条测试。</w:t>
       </w:r>
     </w:p>
     <w:sectPr>

--- a/docs/maintenance/AI开发项目_Bug记录模板.docx
+++ b/docs/maintenance/AI开发项目_Bug记录模板.docx
@@ -7772,6 +7772,54 @@
       </w:pPr>
       <w:r>
         <w:t>验证：node --test tests/*.test.mjs 共 478 项，478 项通过；新增线下错误分类、读取静默不重试、完成回复仅模型生成及角色自主分条测试。</w:t>
+      </w:r>
+    </w:p>
+    <w:p>
+      <w:pPr>
+        <w:pStyle w:val="Heading1"/>
+      </w:pPr>
+      <w:r>
+        <w:t>2026-08-12 v900：语音模型防误配</w:t>
+      </w:r>
+    </w:p>
+    <w:p>
+      <w:pPr>
+        <w:pStyle w:val="ListBullet"/>
+      </w:pPr>
+      <w:r>
+        <w:t>现象：部分用户把语音合成模型 speech-2.8-hd 填入主聊天或辅助模型。小手机随后把角色总人设和 Prompt 作为 messages 发送到 /v1/chat/completions；中转站旧行为可能仍把请求路由到 TTS 并产生费用，文字对话却不能正常工作。</w:t>
+      </w:r>
+    </w:p>
+    <w:p>
+      <w:pPr>
+        <w:pStyle w:val="ListBullet"/>
+      </w:pPr>
+      <w:r>
+        <w:t>根本原因：聊天和 TTS 的运行代码本来分开，但聊天模型名是无类型自由文本。路线保存、就近保存、模型测试和 chatAPI 请求前都只检查地址、Key 与非空，没有检查模型用途，因此用户误填可以穿过整条文字聊天链。</w:t>
+      </w:r>
+    </w:p>
+    <w:p>
+      <w:pPr>
+        <w:pStyle w:val="ListBullet"/>
+      </w:pPr>
+      <w:r>
+        <w:t>影响范围：误填主模型会影响微信等主模型功能；误填辅助模型会影响购物、外卖、X、查他手机等副模型功能。没有误填语音模型的用户不受影响，小手机也不会自动把 TTS 模型复制到聊天设置。</w:t>
+      </w:r>
+    </w:p>
+    <w:p>
+      <w:pPr>
+        <w:pStyle w:val="ListBullet"/>
+      </w:pPr>
+      <w:r>
+        <w:t>修复：新增统一语音专用模型识别；保存和路线切换前拒绝并定位错误输入框；测试模型时在网络请求前拒绝；chatAPI 对当前主模型、辅助模型和固定路线做最终断言。旧错误配置原样保留，用户改正前只阻止调用，不静默改写模型名。</w:t>
+      </w:r>
+    </w:p>
+    <w:p>
+      <w:pPr>
+        <w:pStyle w:val="ListBullet"/>
+      </w:pPr>
+      <w:r>
+        <w:t>验证：专项覆盖 speech-2.8-hd、speech-02-turbo、tts-1-hd、gpt-4o-mini-tts、正常 GPT/Claude 模型、主辅路线保存、旧路线启用、测试联网前拦截及会话内固定路线；node --test tests/*.test.mjs 共 479 项，479 项通过。</w:t>
       </w:r>
     </w:p>
     <w:sectPr>

--- a/docs/maintenance/AI开发项目_Bug记录模板.docx
+++ b/docs/maintenance/AI开发项目_Bug记录模板.docx
@@ -7820,6 +7820,71 @@
       </w:pPr>
       <w:r>
         <w:t>验证：专项覆盖 speech-2.8-hd、speech-02-turbo、tts-1-hd、gpt-4o-mini-tts、正常 GPT/Claude 模型、主辅路线保存、旧路线启用、测试联网前拦截及会话内固定路线；node --test tests/*.test.mjs 共 479 项，479 项通过。</w:t>
+      </w:r>
+    </w:p>
+    <w:p>
+      <w:r>
+        <w:br w:type="page"/>
+      </w:r>
+    </w:p>
+    <w:p>
+      <w:pPr>
+        <w:pStyle w:val="Heading1"/>
+      </w:pPr>
+      <w:r>
+        <w:rPr>
+          <w:rFonts w:ascii="等线" w:hAnsi="等线" w:eastAsia="等线"/>
+          <w:sz w:val="32"/>
+        </w:rPr>
+        <w:t>v902／私人 1.0.26 Bug 记录｜画面已识别却复读上一句话（2026-08-12）</w:t>
+      </w:r>
+    </w:p>
+    <w:p>
+      <w:pPr>
+        <w:spacing w:after="120" w:line="300" w:lineRule="auto"/>
+      </w:pPr>
+      <w:r>
+        <w:rPr>
+          <w:rFonts w:ascii="等线" w:hAnsi="等线" w:eastAsia="等线"/>
+          <w:sz w:val="21"/>
+        </w:rPr>
+        <w:t>现象：视频通话设置 60 秒自动识别后，视觉接口可能已经返回画面描述，但角色继续回答用户上一句话；中央字幕还显示“正在让角色看画面”“画面已看清”等系统提示，用户无法确认画面是否真正送达。</w:t>
+      </w:r>
+    </w:p>
+    <w:p>
+      <w:pPr>
+        <w:spacing w:after="120" w:line="300" w:lineRule="auto"/>
+      </w:pPr>
+      <w:r>
+        <w:rPr>
+          <w:rFonts w:ascii="等线" w:hAnsi="等线" w:eastAsia="等线"/>
+          <w:sz w:val="21"/>
+        </w:rPr>
+        <w:t>根因：画面描述作为 system note 追加到包含旧用户消息的普通通话历史中，旧消息仍会争夺当前任务；通话忙时画面事件与普通回复共用一个可覆盖的 pending 槽。自动次数上限还错误地限制了用户主动口令。</w:t>
+      </w:r>
+    </w:p>
+    <w:p>
+      <w:pPr>
+        <w:spacing w:after="120" w:line="300" w:lineRule="auto"/>
+      </w:pPr>
+      <w:r>
+        <w:rPr>
+          <w:rFonts w:ascii="等线" w:hAnsi="等线" w:eastAsia="等线"/>
+          <w:sz w:val="21"/>
+        </w:rPr>
+        <w:t>修复：画面回复使用独立高优先队列和空对话历史，只保留当前画面事件；回复必须包含画面具体词，首次不合格自动重说，仍不合格则用真实视觉描述兜底。主动口令每次重新截帧且不限次数，自动识别才累计上限。</w:t>
+      </w:r>
+    </w:p>
+    <w:p>
+      <w:pPr>
+        <w:spacing w:after="120" w:line="300" w:lineRule="auto"/>
+      </w:pPr>
+      <w:r>
+        <w:rPr>
+          <w:rFonts w:ascii="等线" w:hAnsi="等线" w:eastAsia="等线"/>
+          <w:sz w:val="21"/>
+        </w:rPr>
+        <w:t>界面：删除中央识别提示；右下角识别时仅转圈，成功消失，失败短暂显示“失败”。间隔设置由秒改为分钟，旧秒数自动换算，默认 60 秒迁移为 1 分钟。专项测试通过后仍需真机核验摄像头、视觉接口和角色语音完整链路。</w:t>
       </w:r>
     </w:p>
     <w:sectPr>

--- a/docs/maintenance/AI开发项目_Bug记录模板.docx
+++ b/docs/maintenance/AI开发项目_Bug记录模板.docx
@@ -7885,6 +7885,112 @@
           <w:sz w:val="21"/>
         </w:rPr>
         <w:t>界面：删除中央识别提示；右下角识别时仅转圈，成功消失，失败短暂显示“失败”。间隔设置由秒改为分钟，旧秒数自动换算，默认 60 秒迁移为 1 分钟。专项测试通过后仍需真机核验摄像头、视觉接口和角色语音完整链路。</w:t>
+      </w:r>
+    </w:p>
+    <w:p>
+      <w:r>
+        <w:br w:type="page"/>
+      </w:r>
+    </w:p>
+    <w:p>
+      <w:pPr>
+        <w:pStyle w:val="Heading1"/>
+      </w:pPr>
+      <w:r>
+        <w:rPr>
+          <w:rFonts w:ascii="等线" w:hAnsi="等线" w:eastAsia="等线"/>
+          <w:sz w:val="32"/>
+        </w:rPr>
+        <w:t>v903／私人 1.0.27 Bug 记录｜识图可用但角色回答报上游异常（2026-08-12）</w:t>
+      </w:r>
+    </w:p>
+    <w:p>
+      <w:pPr>
+        <w:spacing w:after="120" w:line="300" w:lineRule="auto"/>
+      </w:pPr>
+      <w:r>
+        <w:rPr>
+          <w:rFonts w:ascii="等线" w:hAnsi="等线" w:eastAsia="等线"/>
+          <w:sz w:val="21"/>
+        </w:rPr>
+        <w:t>现象：用户已验证识图测试正常，普通聊天也正常，但视频通话取得画面后中央显示“上游聊天服务暂时异常”。v901 口头让角色看画面曾可正常回应，v902 出现回归。</w:t>
+      </w:r>
+    </w:p>
+    <w:p>
+      <w:pPr>
+        <w:spacing w:after="120" w:line="300" w:lineRule="auto"/>
+      </w:pPr>
+      <w:r>
+        <w:rPr>
+          <w:rFonts w:ascii="等线" w:hAnsi="等线" w:eastAsia="等线"/>
+          <w:sz w:val="21"/>
+        </w:rPr>
+        <w:t>根因：v902 为防止自动识别复读而清空历史，把定时取得的当前画面只作为 system 消息发送；最终请求没有 user 消息且以 system 结尾。部分 OpenAI 兼容聊天接口拒绝这种消息结构，视觉识别本身并未失败。</w:t>
+      </w:r>
+    </w:p>
+    <w:p>
+      <w:pPr>
+        <w:spacing w:after="120" w:line="300" w:lineRule="auto"/>
+      </w:pPr>
+      <w:r>
+        <w:rPr>
+          <w:rFonts w:ascii="等线" w:hAnsi="等线" w:eastAsia="等线"/>
+          <w:sz w:val="21"/>
+        </w:rPr>
+        <w:t>修复：只调整定时自动识图后的角色回答封装。自动取得的当前画面作为本轮唯一 user 消息发送，旧对话仍完全隔离；所有自动识图重试也保证以当前画面收尾。v901 已验证可用的口头让角色看画面链路保持原状。角色回答失败时不再污染中央字幕，只在右下角显示失败。</w:t>
+      </w:r>
+    </w:p>
+    <w:p>
+      <w:r>
+        <w:br w:type="page"/>
+      </w:r>
+    </w:p>
+    <w:p>
+      <w:pPr>
+        <w:pStyle w:val="Heading1"/>
+      </w:pPr>
+      <w:r>
+        <w:rPr>
+          <w:rFonts w:ascii="等线" w:hAnsi="等线" w:eastAsia="等线"/>
+          <w:sz w:val="32"/>
+        </w:rPr>
+        <w:t>v903 授权收紧记录｜停用迁移码与备用恢复码（2026-08-12）</w:t>
+      </w:r>
+    </w:p>
+    <w:p>
+      <w:pPr>
+        <w:spacing w:after="120" w:line="300" w:lineRule="auto"/>
+      </w:pPr>
+      <w:r>
+        <w:rPr>
+          <w:rFonts w:ascii="等线" w:hAnsi="等线" w:eastAsia="等线"/>
+          <w:sz w:val="21"/>
+        </w:rPr>
+        <w:t>需求：保留第一次正常邀请码以及扫脸／指纹恢复；删除设置中的生成迁移码、生成备用恢复码按钮，并删除进入小手机时的代码恢复输入入口。</w:t>
+      </w:r>
+    </w:p>
+    <w:p>
+      <w:pPr>
+        <w:spacing w:after="120" w:line="300" w:lineRule="auto"/>
+      </w:pPr>
+      <w:r>
+        <w:rPr>
+          <w:rFonts w:ascii="等线" w:hAnsi="等线" w:eastAsia="等线"/>
+          <w:sz w:val="21"/>
+        </w:rPr>
+        <w:t>实现：客户端不再导出迁移码、备用恢复码、本机身份恢复函数；登录页和设置页不再提供相关控件。旧版本仍可能缓存旧界面，因此 phone-license 云端对 transfer_create、transfer_redeem、recovery_create、recovery_redeem、local_identity_restore 统一返回 biometric-required。管理员放回授权不再生成恢复码，并保留已绑定的生物通行密钥。</w:t>
+      </w:r>
+    </w:p>
+    <w:p>
+      <w:pPr>
+        <w:spacing w:after="120" w:line="300" w:lineRule="auto"/>
+      </w:pPr>
+      <w:r>
+        <w:rPr>
+          <w:rFonts w:ascii="等线" w:hAnsi="等线" w:eastAsia="等线"/>
+          <w:sz w:val="21"/>
+        </w:rPr>
+        <w:t>边界：正常邀请码没有删除；人脸／指纹绑定、恢复与 Safari／Edge 生物验证合并继续保留。聊天、角色和本机存档未改动。Windows 全量测试 483／483 通过。</w:t>
       </w:r>
     </w:p>
     <w:sectPr>

--- a/docs/maintenance/AI开发项目_Bug记录模板.docx
+++ b/docs/maintenance/AI开发项目_Bug记录模板.docx
@@ -7991,6 +7991,71 @@
           <w:sz w:val="21"/>
         </w:rPr>
         <w:t>边界：正常邀请码没有删除；人脸／指纹绑定、恢复与 Safari／Edge 生物验证合并继续保留。聊天、角色和本机存档未改动。Windows 全量测试 483／483 通过。</w:t>
+      </w:r>
+    </w:p>
+    <w:p>
+      <w:r>
+        <w:br w:type="page"/>
+      </w:r>
+    </w:p>
+    <w:p>
+      <w:pPr>
+        <w:pStyle w:val="Heading1"/>
+      </w:pPr>
+      <w:r>
+        <w:rPr>
+          <w:rFonts w:ascii="等线" w:hAnsi="等线" w:eastAsia="等线"/>
+          <w:sz w:val="32"/>
+        </w:rPr>
+        <w:t>v904／私人 1.0.28 Bug 记录｜0 仍自动识图与通知头像正文回归（2026-08-12）</w:t>
+      </w:r>
+    </w:p>
+    <w:p>
+      <w:pPr>
+        <w:spacing w:after="120" w:line="300" w:lineRule="auto"/>
+      </w:pPr>
+      <w:r>
+        <w:rPr>
+          <w:rFonts w:ascii="等线" w:hAnsi="等线" w:eastAsia="等线"/>
+          <w:sz w:val="21"/>
+        </w:rPr>
+        <w:t>现象一：用户把视频自动识图间隔设置为 0，当前通话仍每隔一小会识别画面。根因是打开摄像头时创建的定时器只在创建前读取设置；保存 0 后没有重新布置定时器，已经存在的回调也没有在执行边界复核开关。</w:t>
+      </w:r>
+    </w:p>
+    <w:p>
+      <w:pPr>
+        <w:spacing w:after="120" w:line="300" w:lineRule="auto"/>
+      </w:pPr>
+      <w:r>
+        <w:rPr>
+          <w:rFonts w:ascii="等线" w:hAnsi="等线" w:eastAsia="等线"/>
+          <w:sz w:val="21"/>
+        </w:rPr>
+        <w:t>修复一：全新默认改为 0；设置保存时若间隔变化且摄像头正在运行，立即重新布置或清除定时器；定时回调与自动识图入口再次检查非零间隔。口头让角色看画面仍走 manual 分支，不受次数或 0 值限制。</w:t>
+      </w:r>
+    </w:p>
+    <w:p>
+      <w:pPr>
+        <w:spacing w:after="120" w:line="300" w:lineRule="auto"/>
+      </w:pPr>
+      <w:r>
+        <w:rPr>
+          <w:rFonts w:ascii="等线" w:hAnsi="等线" w:eastAsia="等线"/>
+          <w:sz w:val="21"/>
+        </w:rPr>
+        <w:t>现象二：后台通知中心把同一角色消息折叠为‘多个通知’，看不到每句正文；头像退化成昵称首字。根因是 APNs 和通知扩展为所有气泡复用同一个 threadIdentifier，同时后台头像同步在 IndexedDB 图片尚未进入内存缓存时直接生成了首字占位缩略图。</w:t>
+      </w:r>
+    </w:p>
+    <w:p>
+      <w:pPr>
+        <w:spacing w:after="120" w:line="300" w:lineRule="auto"/>
+      </w:pPr>
+      <w:r>
+        <w:rPr>
+          <w:rFonts w:ascii="等线" w:hAnsi="等线" w:eastAsia="等线"/>
+          <w:sz w:val="21"/>
+        </w:rPr>
+        <w:t>修复二：每个 outbox 气泡使用 roleId、outboxId 和 messageIndex 组成独立通知标识；卡片保留角色昵称和当前句正文。头像同步在缓存缺失时主动从大容量图片存储读取真实头像，通知扩展等待通信意图捐赠完成后再更新内容。苹果强制通信头像为圆形并叠加 App 来源图标，无法改成方形或删除。完整自动化回归 483／483 通过。</w:t>
       </w:r>
     </w:p>
     <w:sectPr>

--- a/docs/maintenance/AI开发项目_Bug记录模板.docx
+++ b/docs/maintenance/AI开发项目_Bug记录模板.docx
@@ -8056,6 +8056,71 @@
           <w:sz w:val="21"/>
         </w:rPr>
         <w:t>修复二：每个 outbox 气泡使用 roleId、outboxId 和 messageIndex 组成独立通知标识；卡片保留角色昵称和当前句正文。头像同步在缓存缺失时主动从大容量图片存储读取真实头像，通知扩展等待通信意图捐赠完成后再更新内容。苹果强制通信头像为圆形并叠加 App 来源图标，无法改成方形或删除。完整自动化回归 483／483 通过。</w:t>
+      </w:r>
+    </w:p>
+    <w:p>
+      <w:r>
+        <w:br w:type="page"/>
+      </w:r>
+    </w:p>
+    <w:p>
+      <w:pPr>
+        <w:pStyle w:val="Heading1"/>
+      </w:pPr>
+      <w:r>
+        <w:rPr>
+          <w:rFonts w:ascii="等线" w:hAnsi="等线" w:eastAsia="等线"/>
+          <w:sz w:val="32"/>
+        </w:rPr>
+        <w:t>v905／私人 1.0.29 Bug 记录｜退后台中断与一分钟测试失效（2026-08-12）</w:t>
+      </w:r>
+    </w:p>
+    <w:p>
+      <w:pPr>
+        <w:spacing w:after="120" w:line="300" w:lineRule="auto"/>
+      </w:pPr>
+      <w:r>
+        <w:rPr>
+          <w:rFonts w:ascii="等线" w:hAnsi="等线" w:eastAsia="等线"/>
+          <w:sz w:val="21"/>
+        </w:rPr>
+        <w:t>现象：普通回复或真实设备读取生成期间退出小手机，WKWebView 会被冻结，原任务随页面中断；设置1分钟也仍受正式30至60分钟安静期限制，无法用于后台链路验收。</w:t>
+      </w:r>
+    </w:p>
+    <w:p>
+      <w:pPr>
+        <w:spacing w:after="120" w:line="300" w:lineRule="auto"/>
+      </w:pPr>
+      <w:r>
+        <w:rPr>
+          <w:rFonts w:ascii="等线" w:hAnsi="等线" w:eastAsia="等线"/>
+          <w:sz w:val="21"/>
+        </w:rPr>
+        <w:t>根因：模型生成和设备读取只存在于页面内存；服务器只有定时主动消息，没有当前回合的持久任务。1分钟配置代表主动消息额外间隔，不是测试旁路。</w:t>
+      </w:r>
+    </w:p>
+    <w:p>
+      <w:pPr>
+        <w:spacing w:after="120" w:line="300" w:lineRule="auto"/>
+      </w:pPr>
+      <w:r>
+        <w:rPr>
+          <w:rFonts w:ascii="等线" w:hAnsi="等线" w:eastAsia="等线"/>
+          <w:sz w:val="21"/>
+        </w:rPr>
+        <w:t>修复：用户消息与设备读取开始时预登记可取消的后台接管任务；前台完成立即取消，页面隐藏则用keepalive把任务提前到5秒后。服务器领取、重试、生成、写outbox并通过APNs发送。新增独立一分钟真实测试，不计日次数，不查看或锁定软件。用户新回复会由数据库触发器取消旧接管和App后续任务。</w:t>
+      </w:r>
+    </w:p>
+    <w:p>
+      <w:pPr>
+        <w:spacing w:after="120" w:line="300" w:lineRule="auto"/>
+      </w:pPr>
+      <w:r>
+        <w:rPr>
+          <w:rFonts w:ascii="等线" w:hAnsi="等线" w:eastAsia="等线"/>
+          <w:sz w:val="21"/>
+        </w:rPr>
+        <w:t>同时完成：普通主动消息和App查看共用单一到期队列，50%分流；App查看只使用明确授权的稳定ID，每天0至5次，五分钟后只执行询问或锁定之一，完成后90分钟冷却。后台六项设备自动规则通过分钟任务主动唤醒并只使用新鲜快照。</w:t>
       </w:r>
     </w:p>
     <w:sectPr>

--- a/docs/maintenance/AI开发项目_Bug记录模板.docx
+++ b/docs/maintenance/AI开发项目_Bug记录模板.docx
@@ -8121,6 +8121,100 @@
           <w:sz w:val="21"/>
         </w:rPr>
         <w:t>同时完成：普通主动消息和App查看共用单一到期队列，50%分流；App查看只使用明确授权的稳定ID，每天0至5次，五分钟后只执行询问或锁定之一，完成后90分钟冷却。后台六项设备自动规则通过分钟任务主动唤醒并只使用新鲜快照。</w:t>
+      </w:r>
+    </w:p>
+    <w:p>
+      <w:r>
+        <w:br w:type="page"/>
+      </w:r>
+    </w:p>
+    <w:p>
+      <w:pPr>
+        <w:pStyle w:val="Heading1"/>
+      </w:pPr>
+      <w:r>
+        <w:rPr>
+          <w:rFonts w:ascii="等线" w:hAnsi="等线" w:eastAsia="等线"/>
+          <w:sz w:val="32"/>
+        </w:rPr>
+        <w:t>v906／私人 1.0.30 Bug 记录｜后台测试无反馈与心情延迟（2026-08-13）</w:t>
+      </w:r>
+    </w:p>
+    <w:p>
+      <w:pPr>
+        <w:spacing w:after="120" w:line="300" w:lineRule="auto"/>
+      </w:pPr>
+      <w:r>
+        <w:rPr>
+          <w:rFonts w:ascii="等线" w:hAnsi="等线" w:eastAsia="等线"/>
+          <w:sz w:val="21"/>
+        </w:rPr>
+        <w:t>现象：角色回复生成期间退出页面仍会中断且没有系统通知；一分钟真实测试点击后没有可见进度。聊天页顶部心情必须重新进入或点击后才显示新内容。</w:t>
+      </w:r>
+    </w:p>
+    <w:p>
+      <w:pPr>
+        <w:spacing w:after="120" w:line="300" w:lineRule="auto"/>
+      </w:pPr>
+      <w:r>
+        <w:rPr>
+          <w:rFonts w:ascii="等线" w:hAnsi="等线" w:eastAsia="等线"/>
+          <w:sz w:val="21"/>
+        </w:rPr>
+        <w:t>根因：回复接管任务初次登记延后十分钟，页面隐藏时的 keepalive 提前请求若被 iOS 冻结，就失去及时兜底；测试入口只用短提示返回，且没有把主动开关、服务器资料、通知令牌和分钟任务的缺项展示出来。心情节点只在整页 render 时生成，新增消息只刷新消息列表。</w:t>
+      </w:r>
+    </w:p>
+    <w:p>
+      <w:pPr>
+        <w:spacing w:after="120" w:line="300" w:lineRule="auto"/>
+      </w:pPr>
+      <w:r>
+        <w:rPr>
+          <w:rFonts w:ascii="等线" w:hAnsi="等线" w:eastAsia="等线"/>
+          <w:sz w:val="21"/>
+        </w:rPr>
+        <w:t>修复：回复接管初次持久任务改为一分钟兜底，页面隐藏仍尝试提前到五秒；一分钟测试先同步角色资料并核验通知令牌、资料和分钟任务，失败弹出具体缺项，成功显示任务编号。聊天心情栏始终保留可更新节点，每次消息追加或列表刷新同步文本、显示状态和点击动作。</w:t>
+      </w:r>
+    </w:p>
+    <w:p>
+      <w:pPr>
+        <w:spacing w:after="120" w:line="300" w:lineRule="auto"/>
+      </w:pPr>
+      <w:r>
+        <w:rPr>
+          <w:rFonts w:ascii="等线" w:hAnsi="等线" w:eastAsia="等线"/>
+          <w:sz w:val="21"/>
+        </w:rPr>
+        <w:t>新增真实 App 立即测试：独立 app_watch_test 任务立即请求一次新鲜授权软件用量，不计正式每日次数和九十分钟冷却；识别后通知角色，用户五分钟仍未回复时沿用单选询问或锁定。没有新鲜变化时明确测试失败，禁止旧快照或软件名猜测。</w:t>
+      </w:r>
+    </w:p>
+    <w:p>
+      <w:r>
+        <w:br w:type="page"/>
+      </w:r>
+    </w:p>
+    <w:p>
+      <w:pPr>
+        <w:pStyle w:val="Heading1"/>
+      </w:pPr>
+      <w:r>
+        <w:rPr>
+          <w:rFonts w:ascii="等线" w:hAnsi="等线" w:eastAsia="等线"/>
+          <w:sz w:val="32"/>
+        </w:rPr>
+        <w:t>v906 发布与验证补充（2026-08-13）</w:t>
+      </w:r>
+    </w:p>
+    <w:p>
+      <w:pPr>
+        <w:spacing w:after="120" w:line="300" w:lineRule="auto"/>
+      </w:pPr>
+      <w:r>
+        <w:rPr>
+          <w:rFonts w:ascii="等线" w:hAnsi="等线" w:eastAsia="等线"/>
+          <w:sz w:val="21"/>
+        </w:rPr>
+        <w:t>远端迁移 202608130001 已实际应用并登记，phone-role-push 已重新部署。Windows 完整自动回归 493/493 通过；DOCX 结构校验通过。当前机器没有 Xcode 和 LibreOffice，因此五 Target 编译、真实 iPhone 前后台通知／授权 App 读取／锁定以及维护文档的分页渲染仍需在 Mac 或真机验收。</w:t>
       </w:r>
     </w:p>
     <w:sectPr>

--- a/docs/maintenance/AI开发项目_Bug记录模板.docx
+++ b/docs/maintenance/AI开发项目_Bug记录模板.docx
@@ -8215,6 +8215,71 @@
           <w:sz w:val="21"/>
         </w:rPr>
         <w:t>远端迁移 202608130001 已实际应用并登记，phone-role-push 已重新部署。Windows 完整自动回归 493/493 通过；DOCX 结构校验通过。当前机器没有 Xcode 和 LibreOffice，因此五 Target 编译、真实 iPhone 前后台通知／授权 App 读取／锁定以及维护文档的分页渲染仍需在 Mac 或真机验收。</w:t>
+      </w:r>
+    </w:p>
+    <w:p>
+      <w:r>
+        <w:br w:type="page"/>
+      </w:r>
+    </w:p>
+    <w:p>
+      <w:pPr>
+        <w:pStyle w:val="Heading1"/>
+      </w:pPr>
+      <w:r>
+        <w:rPr>
+          <w:rFonts w:ascii="等线" w:hAnsi="等线" w:eastAsia="等线"/>
+          <w:sz w:val="32"/>
+        </w:rPr>
+        <w:t>v907／私人 1.0.31 Bug 记录｜后台接力被取消与网页停在901（2026-08-13）</w:t>
+      </w:r>
+    </w:p>
+    <w:p>
+      <w:pPr>
+        <w:spacing w:after="120" w:line="300" w:lineRule="auto"/>
+      </w:pPr>
+      <w:r>
+        <w:rPr>
+          <w:rFonts w:ascii="等线" w:hAnsi="等线" w:eastAsia="等线"/>
+          <w:sz w:val="21"/>
+        </w:rPr>
+        <w:t>现象：App感知立即测试在每日次数为0时无法开始；一分钟测试已入库却没有通知；角色回复或设备查看途中退出后任务和消息消失。多名用户的网页版长期停在v901。</w:t>
+      </w:r>
+    </w:p>
+    <w:p>
+      <w:pPr>
+        <w:spacing w:after="120" w:line="300" w:lineRule="auto"/>
+      </w:pPr>
+      <w:r>
+        <w:rPr>
+          <w:rFonts w:ascii="等线" w:hAnsi="等线" w:eastAsia="等线"/>
+          <w:sz w:val="21"/>
+        </w:rPr>
+        <w:t>根因：立即测试错误复用了正式随机查看的每日配额门禁；服务器把人工测试和显式后台接力也按瞬时profile.enabled判断并取消；reply_handoff与device_handoff互相覆盖，且前端在回复真正持久化前取消兜底。服务工作线程的授权文件完整性检查仍要求v903已删除的redeemTransfer迁移码函数，导致v902以后安装阶段持续失败，旧v901接管页面。</w:t>
+      </w:r>
+    </w:p>
+    <w:p>
+      <w:pPr>
+        <w:spacing w:after="120" w:line="300" w:lineRule="auto"/>
+      </w:pPr>
+      <w:r>
+        <w:rPr>
+          <w:rFonts w:ascii="等线" w:hAnsi="等线" w:eastAsia="等线"/>
+          <w:sz w:val="21"/>
+        </w:rPr>
+        <w:t>修复：立即测试只要求App感知开关和真实权限，不计每日次数；四类显式任务不受瞬时enabled影响，同角色仅替换完全相同种类任务；回复先写恢复尾、持久化聊天，再取消服务器接力，设备查看退后台后保留服务器兜底。服务工作线程改为校验restorePasskey与supportsPasskey，彻底移除redeemTransfer依赖。迁移202608130002已单独应用并登记，phone-role-push已部署。</w:t>
+      </w:r>
+    </w:p>
+    <w:p>
+      <w:pPr>
+        <w:spacing w:after="120" w:line="300" w:lineRule="auto"/>
+      </w:pPr>
+      <w:r>
+        <w:rPr>
+          <w:rFonts w:ascii="等线" w:hAnsi="等线" w:eastAsia="等线"/>
+          <w:sz w:val="21"/>
+        </w:rPr>
+        <w:t>验证：Windows Node完整自动回归499/499通过，三份JavaScript语法检查通过；远端迁移列表已确认202608130002本地与远端一致。Windows无Xcode、Swift与LibreOffice，五Target编译、真机APNs可见性、App读取和文档分页仍需Mac／iPhone验收。</w:t>
       </w:r>
     </w:p>
     <w:sectPr>

--- a/docs/maintenance/AI开发项目_Bug记录模板.docx
+++ b/docs/maintenance/AI开发项目_Bug记录模板.docx
@@ -8280,6 +8280,71 @@
           <w:sz w:val="21"/>
         </w:rPr>
         <w:t>验证：Windows Node完整自动回归499/499通过，三份JavaScript语法检查通过；远端迁移列表已确认202608130002本地与远端一致。Windows无Xcode、Swift与LibreOffice，五Target编译、真机APNs可见性、App读取和文档分页仍需Mac／iPhone验收。</w:t>
+      </w:r>
+    </w:p>
+    <w:p>
+      <w:r>
+        <w:br w:type="page"/>
+      </w:r>
+    </w:p>
+    <w:p>
+      <w:pPr>
+        <w:pStyle w:val="Heading1"/>
+      </w:pPr>
+      <w:r>
+        <w:rPr>
+          <w:rFonts w:ascii="等线" w:hAnsi="等线" w:eastAsia="等线"/>
+          <w:sz w:val="32"/>
+        </w:rPr>
+        <w:t>v908／私人 1.0.32 Bug 记录｜后台唤醒未注册、显式任务静默与宠物回窝（2026-08-13）</w:t>
+      </w:r>
+    </w:p>
+    <w:p>
+      <w:pPr>
+        <w:spacing w:after="120" w:line="300" w:lineRule="auto"/>
+      </w:pPr>
+      <w:r>
+        <w:rPr>
+          <w:rFonts w:ascii="等线" w:hAnsi="等线" w:eastAsia="等线"/>
+          <w:sz w:val="21"/>
+        </w:rPr>
+        <w:t>现象：查看当前软件立即测试、1 分钟后台通知以及角色生成中退出 App 连续三版实机失败；任务虽已创建，iPhone 退出页面后没有继续处理或通知。宠物睡觉仍叠在窝顶和窗台，而不是粉色窝垫内。</w:t>
+      </w:r>
+    </w:p>
+    <w:p>
+      <w:pPr>
+        <w:spacing w:after="120" w:line="300" w:lineRule="auto"/>
+      </w:pPr>
+      <w:r>
+        <w:rPr>
+          <w:rFonts w:ascii="等线" w:hAnsi="等线" w:eastAsia="等线"/>
+          <w:sz w:val="21"/>
+        </w:rPr>
+        <w:t>根因：私人 App 的后台静默推送处理器被注册在 CompanionSyncView.task 内，但小手机主界面并不常驻该页面，因此冷启动或普通使用时处理器可能从未注册。服务器的显式 one_minute_test、app_watch_test、reply_handoff、device_handoff 又复用了允许模型输出“保持安静”的主动消息函数，任务会在真正发 APNs 前被取消，形成任务入库但无通知。宠物 CSS 的 top 坐标方向和数量布局与实际背景窝位不一致。</w:t>
+      </w:r>
+    </w:p>
+    <w:p>
+      <w:pPr>
+        <w:spacing w:after="120" w:line="300" w:lineRule="auto"/>
+      </w:pPr>
+      <w:r>
+        <w:rPr>
+          <w:rFonts w:ascii="等线" w:hAnsi="等线" w:eastAsia="等线"/>
+          <w:sz w:val="21"/>
+        </w:rPr>
+        <w:t>修复：后台处理器改为 App 启动时注册，私人版唤醒后继续执行真实设备同步；四类显式任务禁止静默候选并强制生成真实回复。可见 APNs 保存状态码和 apns-id，静默唤醒也把状态、apns-id、错误和请求时间写入命令 result；命令完成改为合并 result，避免覆盖唤醒证据。宠物按物种和睡眠数量重新计算尺寸与坐标，名字隐藏，全部放进左侧粉色窝垫。</w:t>
+      </w:r>
+    </w:p>
+    <w:p>
+      <w:pPr>
+        <w:spacing w:after="120" w:line="300" w:lineRule="auto"/>
+      </w:pPr>
+      <w:r>
+        <w:rPr>
+          <w:rFonts w:ascii="等线" w:hAnsi="等线" w:eastAsia="等线"/>
+          <w:sz w:val="21"/>
+        </w:rPr>
+        <w:t>验证：Windows Node 完整自动回归 503/503 通过；宠物四只同时睡觉的无头浏览器截图已人工确认在窝垫内；迁移 202608130003 已单独应用并登记，phone-role-push 已部署。Windows 无法执行 Xcode 五 Target 编译和真实 iPhone APNs，仍需 Mac 与真机验收；用户手动强制划掉 App 后，iOS 不保证 silent push 唤醒。</w:t>
       </w:r>
     </w:p>
     <w:sectPr>

--- a/docs/maintenance/AI开发项目_Bug记录模板.docx
+++ b/docs/maintenance/AI开发项目_Bug记录模板.docx
@@ -8345,6 +8345,71 @@
           <w:sz w:val="21"/>
         </w:rPr>
         <w:t>验证：Windows Node 完整自动回归 503/503 通过；宠物四只同时睡觉的无头浏览器截图已人工确认在窝垫内；迁移 202608130003 已单独应用并登记，phone-role-push 已部署。Windows 无法执行 Xcode 五 Target 编译和真实 iPhone APNs，仍需 Mac 与真机验收；用户手动强制划掉 App 后，iOS 不保证 silent push 唤醒。</w:t>
+      </w:r>
+    </w:p>
+    <w:p>
+      <w:r>
+        <w:br w:type="page"/>
+      </w:r>
+    </w:p>
+    <w:p>
+      <w:pPr>
+        <w:pStyle w:val="Heading1"/>
+      </w:pPr>
+      <w:r>
+        <w:rPr>
+          <w:rFonts w:ascii="等线" w:hAnsi="等线" w:eastAsia="等线"/>
+          <w:sz w:val="32"/>
+        </w:rPr>
+        <w:t>v909／私人 1.0.33 Bug 记录｜App 快照误判与通知先确认后落盘（2026-08-13）</w:t>
+      </w:r>
+    </w:p>
+    <w:p>
+      <w:pPr>
+        <w:spacing w:after="120" w:line="300" w:lineRule="auto"/>
+      </w:pPr>
+      <w:r>
+        <w:rPr>
+          <w:rFonts w:ascii="等线" w:hAnsi="等线" w:eastAsia="等线"/>
+          <w:sz w:val="21"/>
+        </w:rPr>
+        <w:t>现象：查看当前软件的后台通知偶尔说没有看清；后台能看到角色通知，但点进聊天没有对应消息。网页发布后还可能长期停留在旧构建。</w:t>
+      </w:r>
+    </w:p>
+    <w:p>
+      <w:pPr>
+        <w:spacing w:after="120" w:line="300" w:lineRule="auto"/>
+      </w:pPr>
+      <w:r>
+        <w:rPr>
+          <w:rFonts w:ascii="等线" w:hAnsi="等线" w:eastAsia="等线"/>
+          <w:sz w:val="21"/>
+        </w:rPr>
+        <w:t>根因：Screen Time 的真实采集时间和 App 列表位于 snapshot.screenTime，服务器却只读取外层 capturedAt／generatedAt，外层为空时把新鲜子快照误判为无效。客户端收到服务端消息后先 ACK，再尝试写入 IndexedDB；页面中断、临时角色状态或持久化失败时，服务端行已经消费，客户端消息却未落盘。发布版本只改了部分资源参数，HTML 构建标记、脚本构建守卫、Service Worker 缓存仓、index 和 repair 入口仍有旧号，也会把新版挡回旧缓存。</w:t>
+      </w:r>
+    </w:p>
+    <w:p>
+      <w:pPr>
+        <w:spacing w:after="120" w:line="300" w:lineRule="auto"/>
+      </w:pPr>
+      <w:r>
+        <w:rPr>
+          <w:rFonts w:ascii="等线" w:hAnsi="等线" w:eastAsia="等线"/>
+          <w:sz w:val="21"/>
+        </w:rPr>
+        <w:t>修复：App 查看统一读取 snapshot.screenTime 及其 generatedAt／capturedAt；设备接力读取所有子快照中的最新时间。服务端消息取消普通文本去重，按唯一 outbox ID 入聊；先 save 并等待 persistWechatMessagesNow 成功，随后才 ACK，失败则保留服务端行重试。v909 的 HTML、app.js、sw.js、index.html、repair.html 和私人 PhoneWeb.bundle 原子统一。</w:t>
+      </w:r>
+    </w:p>
+    <w:p>
+      <w:pPr>
+        <w:spacing w:after="120" w:line="300" w:lineRule="auto"/>
+      </w:pPr>
+      <w:r>
+        <w:rPr>
+          <w:rFonts w:ascii="等线" w:hAnsi="等线" w:eastAsia="等线"/>
+          <w:sz w:val="21"/>
+        </w:rPr>
+        <w:t>补充：宠物睡眠锚点再次依据实际背景下移到粉色窝垫；私人 iOS 26 增加 AlarmKit 系统闹钟同步。Windows Node 全量回归 506/506 通过，phone-role-push 已部署。Mac 五 Target 编译、AlarmKit 授权和真机后台响铃仍需验收。</w:t>
       </w:r>
     </w:p>
     <w:sectPr>

--- a/docs/maintenance/AI开发项目_Bug记录模板.docx
+++ b/docs/maintenance/AI开发项目_Bug记录模板.docx
@@ -8410,6 +8410,83 @@
           <w:sz w:val="21"/>
         </w:rPr>
         <w:t>补充：宠物睡眠锚点再次依据实际背景下移到粉色窝垫；私人 iOS 26 增加 AlarmKit 系统闹钟同步。Windows Node 全量回归 506/506 通过，phone-role-push 已部署。Mac 五 Target 编译、AlarmKit 授权和真机后台响铃仍需验收。</w:t>
+      </w:r>
+    </w:p>
+    <w:p>
+      <w:r>
+        <w:br w:type="page"/>
+      </w:r>
+    </w:p>
+    <w:p>
+      <w:pPr>
+        <w:pStyle w:val="Heading1"/>
+      </w:pPr>
+      <w:r>
+        <w:rPr>
+          <w:rFonts w:ascii="等线" w:hAnsi="等线" w:eastAsia="等线"/>
+          <w:sz w:val="32"/>
+        </w:rPr>
+        <w:t>v910／私人 1.0.34 Bug 记录｜屏幕共享与后台 App 查看新鲜快照（2026-08-13）</w:t>
+      </w:r>
+    </w:p>
+    <w:p>
+      <w:pPr>
+        <w:spacing w:after="120" w:line="300" w:lineRule="auto"/>
+      </w:pPr>
+      <w:r>
+        <w:rPr>
+          <w:rFonts w:ascii="等线" w:hAnsi="等线" w:eastAsia="等线"/>
+          <w:sz w:val="21"/>
+        </w:rPr>
+        <w:t>现象：后台 App 查看偶尔只能收到类似普通主动消息，无法确认是否真实看到了当前软件；视频通话只能看摄像头，切到其他 App 后看不到角色字幕。角色也不能发起屏幕共享请求。</w:t>
+      </w:r>
+    </w:p>
+    <w:p>
+      <w:pPr>
+        <w:spacing w:after="120" w:line="300" w:lineRule="auto"/>
+      </w:pPr>
+      <w:r>
+        <w:rPr>
+          <w:rFonts w:ascii="等线" w:hAnsi="等线" w:eastAsia="等线"/>
+          <w:sz w:val="21"/>
+        </w:rPr>
+        <w:t>根因：服务器此前可能拿请求前的旧 Screen Time 快照立即比较，旧基线与当前快照没有新增量时就误判失败；主动消息主要参考后台 outbox，真实普通聊天上下文和用户沉默时长优先级不足。iOS 原工程没有 ReplayKit Broadcast Upload 扩展、视频通话 PiP 容器和后台通话音频接力。</w:t>
+      </w:r>
+    </w:p>
+    <w:p>
+      <w:pPr>
+        <w:spacing w:after="120" w:line="300" w:lineRule="auto"/>
+      </w:pPr>
+      <w:r>
+        <w:rPr>
+          <w:rFonts w:ascii="等线" w:hAnsi="等线" w:eastAsia="等线"/>
+          <w:sz w:val="21"/>
+        </w:rPr>
+        <w:t>修复：App 查看改为 start→request_snapshot→awaiting 三阶段，命令发出后只接受采集时间不早于 requestedAt 的新快照；没有新增量会再次请求，不再拿旧数据冒充成功。二选一动作在第一次查看成功时固定保存为 followupChoice，五分钟后严格执行继续询问或锁定。主动联系优先读取普通真实聊天并计算长时间未回复，再参考后台主动消息去重。</w:t>
+      </w:r>
+    </w:p>
+    <w:p>
+      <w:pPr>
+        <w:spacing w:after="120" w:line="300" w:lineRule="auto"/>
+      </w:pPr>
+      <w:r>
+        <w:rPr>
+          <w:rFonts w:ascii="等线" w:hAnsi="等线" w:eastAsia="等线"/>
+          <w:sz w:val="21"/>
+        </w:rPr>
+        <w:t>屏幕共享：新增 PhoneScreenBroadcast 第六 Target，通过 ReplayKit 只在用户确认共享时把最新一帧写入 App Group；主 App 读取单张最新帧交给原有视觉识别。摄像头与屏幕共享共用分钟间隔和每通自动次数，口头让角色看仍不限次数。角色只能发起请求，必须经过应用同意弹框和 iOS 系统确认；拒绝、未完成确认、开始和结束都会作为通话事实交给角色。</w:t>
+      </w:r>
+    </w:p>
+    <w:p>
+      <w:pPr>
+        <w:spacing w:after="120" w:line="300" w:lineRule="auto"/>
+      </w:pPr>
+      <w:r>
+        <w:rPr>
+          <w:rFonts w:ascii="等线" w:hAnsi="等线" w:eastAsia="等线"/>
+          <w:sz w:val="21"/>
+        </w:rPr>
+        <w:t>验证：Windows Node 全量回归 512/512 通过；网页 v910、私人 1.0.34 (34)、原生桥契约 13、六 Target 工程引用与版本静态校验通过。Windows 无法编译 Xcode，仍需 Mac 编译六 Target，并在真实 iPhone 验证系统共享倒计时、PiP 字幕、麦克风与后台音频。</w:t>
       </w:r>
     </w:p>
     <w:sectPr>

--- a/docs/maintenance/AI开发项目_Bug记录模板.docx
+++ b/docs/maintenance/AI开发项目_Bug记录模板.docx
@@ -8487,6 +8487,25 @@
           <w:sz w:val="21"/>
         </w:rPr>
         <w:t>验证：Windows Node 全量回归 512/512 通过；网页 v910、私人 1.0.34 (34)、原生桥契约 13、六 Target 工程引用与版本静态校验通过。Windows 无法编译 Xcode，仍需 Mac 编译六 Target，并在真实 iPhone 验证系统共享倒计时、PiP 字幕、麦克风与后台音频。</w:t>
+      </w:r>
+    </w:p>
+    <w:p>
+      <w:pPr>
+        <w:pStyle w:val="Heading2"/>
+      </w:pPr>
+      <w:r>
+        <w:rPr>
+          <w:b/>
+        </w:rPr>
+        <w:t>2026-08-13｜v911 屏幕共享错帧、后台听筒中断与 App 查看旧快照</w:t>
+      </w:r>
+    </w:p>
+    <w:p>
+      <w:r>
+        <w:rPr>
+          <w:sz w:val="21"/>
+        </w:rPr>
+        <w:t>现象：用户切到外部 App 后口头让角色查看，角色却描述小手机通话页；退出小手机后听筒停止；共享请求被通话层挡住；查看当前软件连续失败；每日限额重建时真机当天已有用量可能不计入阈值，因而短时锁定成功但累计限额不按预期触发。根因：WKWebView 在后台暂停，恢复后才读取 latest frame，已变成小手机画面；pagehide/visibilitychange 明确调用 callHFStop；弹窗 z-index 200 低于通话层 450；原生 view 命令只回传 latestDirectUsageSnapshot 内存旧值，没有执行 fetchTodayDirectUsageWithTimeout；DeviceActivityEvent 未明确 includesPastActivity，重建监控不能保证纳入重建前当日用量。解决：原生语音最终结果冻结当刻系统帧并传一次性令牌；私人活动通话隐藏时保留原生识别并补投后台最终事件，连续分段不关闭音频会话；共享弹窗使用通话专用 12000 层；view 命令先刷新 Screen Time，失败则明确回执失败而不伪造新快照；两个每日限额登记入口均显式 includesPastActivity=true。验证：v911 专项 7/7、Windows Node 全量 519/519 通过；Windows 无法替代 Mac 六 Target 编译和真实 iPhone 后台音频、ReplayKit、Screen Time、每日限额阈值验收。</w:t>
       </w:r>
     </w:p>
     <w:sectPr>

--- a/docs/maintenance/AI开发项目_Bug记录模板.docx
+++ b/docs/maintenance/AI开发项目_Bug记录模板.docx
@@ -8506,6 +8506,46 @@
           <w:sz w:val="21"/>
         </w:rPr>
         <w:t>现象：用户切到外部 App 后口头让角色查看，角色却描述小手机通话页；退出小手机后听筒停止；共享请求被通话层挡住；查看当前软件连续失败；每日限额重建时真机当天已有用量可能不计入阈值，因而短时锁定成功但累计限额不按预期触发。根因：WKWebView 在后台暂停，恢复后才读取 latest frame，已变成小手机画面；pagehide/visibilitychange 明确调用 callHFStop；弹窗 z-index 200 低于通话层 450；原生 view 命令只回传 latestDirectUsageSnapshot 内存旧值，没有执行 fetchTodayDirectUsageWithTimeout；DeviceActivityEvent 未明确 includesPastActivity，重建监控不能保证纳入重建前当日用量。解决：原生语音最终结果冻结当刻系统帧并传一次性令牌；私人活动通话隐藏时保留原生识别并补投后台最终事件，连续分段不关闭音频会话；共享弹窗使用通话专用 12000 层；view 命令先刷新 Screen Time，失败则明确回执失败而不伪造新快照；两个每日限额登记入口均显式 includesPastActivity=true。验证：v911 专项 7/7、Windows Node 全量 519/519 通过；Windows 无法替代 Mac 六 Target 编译和真实 iPhone 后台音频、ReplayKit、Screen Time、每日限额阈值验收。</w:t>
+      </w:r>
+    </w:p>
+    <w:p>
+      <w:pPr>
+        <w:pStyle w:val="Heading1"/>
+      </w:pPr>
+      <w:r>
+        <w:t>Bug记录：v912 后台识图需回前台才完成／字幕生硬／闹钟无陪伴消息</w:t>
+      </w:r>
+    </w:p>
+    <w:p>
+      <w:pPr>
+        <w:spacing w:after="120"/>
+      </w:pPr>
+      <w:r>
+        <w:t>现象：共享外部 App 后口头让角色看画面，画面已冻结正确，但视觉识别长时间转圈；重新进入小手机后很快完成。通话字幕由原来自然渐显变成直接切换，关闭共享后仍然如此。系统闹钟只会响铃，不会依据备注产生角色消息。</w:t>
+      </w:r>
+    </w:p>
+    <w:p>
+      <w:pPr>
+        <w:spacing w:after="120"/>
+      </w:pPr>
+      <w:r>
+        <w:t>根因：v911 只解决了冻结帧的正确性，视觉请求和角色回复仍由 WKWebView 执行，页面退后台后可能被系统暂停；冻结数据不等于后台工作已获执行时间。主页面依赖浏览器对新节点自动重播动画不够稳定，v910 新增的原生悬浮字幕又只是直接替换 UILabel。闹钟同步只返回 firedIds 并删除一次性记录，没有把备注事件转成角色消息。</w:t>
+      </w:r>
+    </w:p>
+    <w:p>
+      <w:pPr>
+        <w:spacing w:after="120"/>
+      </w:pPr>
+      <w:r>
+        <w:t>修复：帧令牌产生时开始有限 UIBackgroundTask，JS 在无帧、非看画面语句、成功、失败和 finally 路径均释放；共享帧路径等待本轮角色回复，摄像头路径不变。主字幕显式重播原 csin 动画，悬浮字幕使用同参数动画。闹钟把预生成角色短句和本地日历通知一起排期，从已送达／点击事件补入聊天并去重。</w:t>
+      </w:r>
+    </w:p>
+    <w:p>
+      <w:pPr>
+        <w:spacing w:after="120"/>
+      </w:pPr>
+      <w:r>
+        <w:t>风险与边界：iOS 后台任务只有有限时间，不是无限运行许可；每个 begin 必须有 expiration 或完成回调 end。AlarmKit 响铃不能因角色通知排期失败而失败。Windows 无法替代 Mac 编译和真机退后台验收。</w:t>
       </w:r>
     </w:p>
     <w:sectPr>

--- a/docs/maintenance/AI开发项目_Bug记录模板.docx
+++ b/docs/maintenance/AI开发项目_Bug记录模板.docx
@@ -8546,6 +8546,83 @@
       </w:pPr>
       <w:r>
         <w:t>风险与边界：iOS 后台任务只有有限时间，不是无限运行许可；每个 begin 必须有 expiration 或完成回调 end。AlarmKit 响铃不能因角色通知排期失败而失败。Windows 无法替代 Mac 编译和真机退后台验收。</w:t>
+      </w:r>
+    </w:p>
+    <w:p>
+      <w:r>
+        <w:br w:type="page"/>
+      </w:r>
+    </w:p>
+    <w:p>
+      <w:pPr>
+        <w:pStyle w:val="Heading1"/>
+      </w:pPr>
+      <w:r>
+        <w:rPr>
+          <w:rFonts w:ascii="等线" w:hAnsi="等线" w:eastAsia="等线"/>
+          <w:sz w:val="32"/>
+        </w:rPr>
+        <w:t>v913／私人 1.0.37 Bug 记录｜共享开始不知情与复读旧话（2026-08-13）</w:t>
+      </w:r>
+    </w:p>
+    <w:p>
+      <w:pPr>
+        <w:spacing w:after="120" w:line="300" w:lineRule="auto"/>
+      </w:pPr>
+      <w:r>
+        <w:rPr>
+          <w:rFonts w:ascii="等线" w:hAnsi="等线" w:eastAsia="等线"/>
+          <w:sz w:val="21"/>
+        </w:rPr>
+        <w:t>现象：用户主动打开屏幕共享后，角色有时不知道共享已经开始，并会继续回答或复读共享前的上一句话；展开通话框字幕切换生硬，样式比缩小悬浮框厚重。</w:t>
+      </w:r>
+    </w:p>
+    <w:p>
+      <w:pPr>
+        <w:spacing w:after="120" w:line="300" w:lineRule="auto"/>
+      </w:pPr>
+      <w:r>
+        <w:rPr>
+          <w:rFonts w:ascii="等线" w:hAnsi="等线" w:eastAsia="等线"/>
+          <w:sz w:val="21"/>
+        </w:rPr>
+        <w:t>根因：共享开始事件和普通通话回复共用单个覆盖式待处理槽，旧模型请求完成后仍可播放；iOS 切换系统共享面板时可能错过一次 WKWebView 状态回调。共享事件还携带普通聊天历史，模型容易把最后一句当作本轮问题。</w:t>
+      </w:r>
+    </w:p>
+    <w:p>
+      <w:pPr>
+        <w:spacing w:after="120" w:line="300" w:lineRule="auto"/>
+      </w:pPr>
+      <w:r>
+        <w:rPr>
+          <w:rFonts w:ascii="等线" w:hAnsi="等线" w:eastAsia="等线"/>
+          <w:sz w:val="21"/>
+        </w:rPr>
+        <w:t>修复：共享开始／结束使用独立高优先状态队列和代次门控；新状态到达立即停止旧音频、清空旧字幕并使旧生成作废。共享状态事件隔离普通聊天历史，禁止复读旧话和在没有画面描述时谎称看到具体内容。私人版主动轮询原生 screenShare.status，补回切后台时错过的状态事件。</w:t>
+      </w:r>
+    </w:p>
+    <w:p>
+      <w:pPr>
+        <w:spacing w:after="120" w:line="300" w:lineRule="auto"/>
+      </w:pPr>
+      <w:r>
+        <w:rPr>
+          <w:rFonts w:ascii="等线" w:hAnsi="等线" w:eastAsia="等线"/>
+          <w:sz w:val="21"/>
+        </w:rPr>
+        <w:t>新增：默认关闭的实时共享理解测试开关。ReplayKit 帧序列约每 4 秒最多触发一次，网页将帧缩成 12×12 亮度签名，只有明显变化才识图和回应；静止画面不重复，自动次数共用单次视频上限，口头让角色看仍不限次数。原生帧令牌使用有限后台任务并在角色回复完成后释放。</w:t>
+      </w:r>
+    </w:p>
+    <w:p>
+      <w:pPr>
+        <w:spacing w:after="120" w:line="300" w:lineRule="auto"/>
+      </w:pPr>
+      <w:r>
+        <w:rPr>
+          <w:rFonts w:ascii="等线" w:hAnsi="等线" w:eastAsia="等线"/>
+          <w:sz w:val="21"/>
+        </w:rPr>
+        <w:t>验证：Windows Node 全量回归 528/528 通过；JavaScript 语法、版本与六 Target 静态引用通过。Windows 不能完成 Xcode 编译与 iOS 后台调度证明，真实 iPhone 的长时间切其他 App、锁屏、发热、流量和接口响应时间仍需真机验收。</w:t>
       </w:r>
     </w:p>
     <w:sectPr>

--- a/docs/maintenance/AI开发项目_Bug记录模板.docx
+++ b/docs/maintenance/AI开发项目_Bug记录模板.docx
@@ -8623,6 +8623,83 @@
           <w:sz w:val="21"/>
         </w:rPr>
         <w:t>验证：Windows Node 全量回归 528/528 通过；JavaScript 语法、版本与六 Target 静态引用通过。Windows 不能完成 Xcode 编译与 iOS 后台调度证明，真实 iPhone 的长时间切其他 App、锁屏、发热、流量和接口响应时间仍需真机验收。</w:t>
+      </w:r>
+    </w:p>
+    <w:p>
+      <w:r>
+        <w:br w:type="page"/>
+      </w:r>
+    </w:p>
+    <w:p>
+      <w:pPr>
+        <w:pStyle w:val="Heading1"/>
+      </w:pPr>
+      <w:r>
+        <w:rPr>
+          <w:rFonts w:ascii="等线" w:hAnsi="等线" w:eastAsia="等线"/>
+          <w:sz w:val="32"/>
+        </w:rPr>
+        <w:t>v914／私人 1.0.38 Bug 记录｜透明对象误解、开关假开启与空字幕条（2026-08-13）</w:t>
+      </w:r>
+    </w:p>
+    <w:p>
+      <w:pPr>
+        <w:spacing w:after="120" w:line="300" w:lineRule="auto"/>
+      </w:pPr>
+      <w:r>
+        <w:rPr>
+          <w:rFonts w:ascii="等线" w:hAnsi="等线" w:eastAsia="等线"/>
+          <w:sz w:val="21"/>
+        </w:rPr>
+        <w:t>现象：上一版把展开通话页字幕容器做成半透明玻璃框，用户实际要求的是退出小手机后覆盖在 iPhone 主屏幕或其他 App 上方的系统悬浮通话小窗透明；完整通话页出现无字幕时仍占位的黑条。实时共享理解提示已开启，但设置页开关外观没有打开；左下共享按钮在等待系统面板确认期间没有清晰状态。</w:t>
+      </w:r>
+    </w:p>
+    <w:p>
+      <w:pPr>
+        <w:spacing w:after="120" w:line="300" w:lineRule="auto"/>
+      </w:pPr>
+      <w:r>
+        <w:rPr>
+          <w:rFonts w:ascii="等线" w:hAnsi="等线" w:eastAsia="等线"/>
+          <w:sz w:val="21"/>
+        </w:rPr>
+        <w:t>根因：透明对象被错误理解为网页完整通话层；callsub 即使内容为空仍有背景、边框和最小高度。设置开关在活动通话期间只调用 renderCall，没有重绘当前设置页面，因此状态已保存但当前 DOM 仍旧。原生共享开始请求只表示系统面板已打开，并不等于用户已点开始直播，网页缺少 pending 状态。</w:t>
+      </w:r>
+    </w:p>
+    <w:p>
+      <w:pPr>
+        <w:spacing w:after="120" w:line="300" w:lineRule="auto"/>
+      </w:pPr>
+      <w:r>
+        <w:rPr>
+          <w:rFonts w:ascii="等线" w:hAnsi="等线" w:eastAsia="等线"/>
+          <w:sz w:val="21"/>
+        </w:rPr>
+        <w:t>修复：完整通话页恢复原实心无框字幕布局，并在空内容时 display:none；自然渐显上移动画保留。透明度仅应用在 AVPictureInPictureVideoCallViewController 的内容根视图，背景 alpha 调到 0.38，并隐藏空字幕。设置开关直接同步当前元素的 on 类与 aria-checked；共享按钮增加等待系统确认态并在原生 active 回调或轮询结束后清除。</w:t>
+      </w:r>
+    </w:p>
+    <w:p>
+      <w:pPr>
+        <w:spacing w:after="120" w:line="300" w:lineRule="auto"/>
+      </w:pPr>
+      <w:r>
+        <w:rPr>
+          <w:rFonts w:ascii="等线" w:hAnsi="等线" w:eastAsia="等线"/>
+          <w:sz w:val="21"/>
+        </w:rPr>
+        <w:t>新增：音乐页接入 Audius 公开在线曲库搜索。用户无需创建或登录音乐账号；搜索结果可直接在线播放或收藏，收藏结果进入现有 S.music.songs，并继续使用原有邀请角色一起听、上下文和聊天记录链路。不引入密钥，不替换本地音乐与导入歌单能力。</w:t>
+      </w:r>
+    </w:p>
+    <w:p>
+      <w:pPr>
+        <w:spacing w:after="120" w:line="300" w:lineRule="auto"/>
+      </w:pPr>
+      <w:r>
+        <w:rPr>
+          <w:rFonts w:ascii="等线" w:hAnsi="等线" w:eastAsia="等线"/>
+          <w:sz w:val="21"/>
+        </w:rPr>
+        <w:t>验证：JavaScript 语法检查通过；通话、共享、原生基础、后台识图、音乐与 v914 新增回归共 30/30 通过。iOS PiP 是否把透明内容与主屏幕真实混合由系统合成决定，Windows 不能完成该真机验收；Mac 六 Target 编译和真实 iPhone PiP 透明度、搜歌播放仍需实机确认。</w:t>
       </w:r>
     </w:p>
     <w:sectPr>

--- a/docs/maintenance/AI开发项目_Bug记录模板.docx
+++ b/docs/maintenance/AI开发项目_Bug记录模板.docx
@@ -8700,6 +8700,71 @@
           <w:sz w:val="21"/>
         </w:rPr>
         <w:t>验证：JavaScript 语法检查通过；通话、共享、原生基础、后台识图、音乐与 v914 新增回归共 30/30 通过。iOS PiP 是否把透明内容与主屏幕真实混合由系统合成决定，Windows 不能完成该真机验收；Mac 六 Target 编译和真实 iPhone PiP 透明度、搜歌播放仍需实机确认。</w:t>
+      </w:r>
+    </w:p>
+    <w:p>
+      <w:r>
+        <w:br w:type="page"/>
+      </w:r>
+    </w:p>
+    <w:p>
+      <w:pPr>
+        <w:pStyle w:val="Heading1"/>
+      </w:pPr>
+      <w:r>
+        <w:rPr>
+          <w:rFonts w:ascii="等线" w:hAnsi="等线" w:eastAsia="等线"/>
+          <w:sz w:val="32"/>
+        </w:rPr>
+        <w:t>v915／私人 1.0.39 Bug 记录｜外部 App 共享帧被前台帧覆盖与实时观察连续抢话（2026-08-13）</w:t>
+      </w:r>
+    </w:p>
+    <w:p>
+      <w:pPr>
+        <w:spacing w:after="120" w:line="300" w:lineRule="auto"/>
+      </w:pPr>
+      <w:r>
+        <w:rPr>
+          <w:rFonts w:ascii="等线" w:hAnsi="等线" w:eastAsia="等线"/>
+          <w:sz w:val="21"/>
+        </w:rPr>
+        <w:t>现象：用户切到其他 App 后，角色偶尔仍描述小手机自己的通话界面；实时共享理解只要画面变化就连续说话，没有给用户解释和回答的空档。原生 PiP 角色名居中且容器偏高，字幕空间不够。公开在线音乐中部分受限曲目无法播放。</w:t>
+      </w:r>
+    </w:p>
+    <w:p>
+      <w:pPr>
+        <w:spacing w:after="120" w:line="300" w:lineRule="auto"/>
+      </w:pPr>
+      <w:r>
+        <w:rPr>
+          <w:rFonts w:ascii="等线" w:hAnsi="等线" w:eastAsia="等线"/>
+          <w:sz w:val="21"/>
+        </w:rPr>
+        <w:t>根因：Broadcast Upload 扩展与小手机前台 WebView 共用同一个 latest.jpg，用户切回小手机时新前台帧可能覆盖刚才的外部 App 帧。实时理解只有固定定时器和画面差异判断，没有角色观察状态机。PiP 内容视图高度与上下约束偏宽。公开目录返回结果里含受限或当前不可流式播放曲目。</w:t>
+      </w:r>
+    </w:p>
+    <w:p>
+      <w:pPr>
+        <w:spacing w:after="120" w:line="300" w:lineRule="auto"/>
+      </w:pPr>
+      <w:r>
+        <w:rPr>
+          <w:rFonts w:ascii="等线" w:hAnsi="等线" w:eastAsia="等线"/>
+          <w:sz w:val="21"/>
+        </w:rPr>
+        <w:t>修复：ReplayKit 在宿主进入后台时另写一次性 background-latest 帧，网页请求实时帧时优先冻结该外部 App 帧，确认消费后删除，普通 latest 链路不变。实时共享理解新增 observing、waiting、answering、ended 状态；角色可静默继续、只问一个问题并暂停、听完用户回答后决定继续或结束。口头让角色看画面继续走原不限次数链路。PiP 内容高改为 144，名字上移，字幕四行；公开音乐搜索过滤不可用、受流限制曲目并增加一次刷新重试。</w:t>
+      </w:r>
+    </w:p>
+    <w:p>
+      <w:pPr>
+        <w:spacing w:after="120" w:line="300" w:lineRule="auto"/>
+      </w:pPr>
+      <w:r>
+        <w:rPr>
+          <w:rFonts w:ascii="等线" w:hAnsi="等线" w:eastAsia="等线"/>
+          <w:sz w:val="21"/>
+        </w:rPr>
+        <w:t>边界：角色自主观察只在用户已经通过系统面板授权并开启屏幕共享、且偏好设置实时共享理解开关开启时运行；不能自行开启系统录屏或绕过权限。原生 PiP 最终黑色系统背板由 iOS 合成控制，应用只能把自己的内容根视图设为透明，不能保证系统层完全透出。</w:t>
       </w:r>
     </w:p>
     <w:sectPr>

--- a/docs/maintenance/AI开发项目_Bug记录模板.docx
+++ b/docs/maintenance/AI开发项目_Bug记录模板.docx
@@ -8765,6 +8765,71 @@
           <w:sz w:val="21"/>
         </w:rPr>
         <w:t>边界：角色自主观察只在用户已经通过系统面板授权并开启屏幕共享、且偏好设置实时共享理解开关开启时运行；不能自行开启系统录屏或绕过权限。原生 PiP 最终黑色系统背板由 iOS 合成控制，应用只能把自己的内容根视图设为透明，不能保证系统层完全透出。</w:t>
+      </w:r>
+    </w:p>
+    <w:p>
+      <w:r>
+        <w:br w:type="page"/>
+      </w:r>
+    </w:p>
+    <w:p>
+      <w:pPr>
+        <w:pStyle w:val="Heading1"/>
+      </w:pPr>
+      <w:r>
+        <w:rPr>
+          <w:rFonts w:ascii="等线" w:hAnsi="等线" w:eastAsia="等线"/>
+          <w:sz w:val="32"/>
+        </w:rPr>
+        <w:t>v916／私人 1.0.40 Bug 记录｜固定扫描、作息失效与通话音频争抢（2026-08-13）</w:t>
+      </w:r>
+    </w:p>
+    <w:p>
+      <w:pPr>
+        <w:spacing w:after="120" w:line="300" w:lineRule="auto"/>
+      </w:pPr>
+      <w:r>
+        <w:rPr>
+          <w:rFonts w:ascii="等线" w:hAnsi="等线" w:eastAsia="等线"/>
+          <w:sz w:val="21"/>
+        </w:rPr>
+        <w:t>现象：实时共享理解仍按固定间隔反复取帧，角色容易连续说话；角色让用户切换页面后，用户说‘打开了’不会立即读新画面。共同生活作息修改后状态不按时间推进；宠物长期未喂会自动变瘦。播放抖音等外部媒体时，系统通话音频会暂停外部声音或丢失麦克风。中文主流歌曲在原 Audius 目录中经常搜不到。</w:t>
+      </w:r>
+    </w:p>
+    <w:p>
+      <w:pPr>
+        <w:spacing w:after="120" w:line="300" w:lineRule="auto"/>
+      </w:pPr>
+      <w:r>
+        <w:rPr>
+          <w:rFonts w:ascii="等线" w:hAnsi="等线" w:eastAsia="等线"/>
+          <w:sz w:val="21"/>
+        </w:rPr>
+        <w:t>根因：v915 自主观察仍保留默认八秒重调度，模型没有合法选择时还会兜底成继续；语音完成时冻结的 ReplayKit 帧没有直接交给‘切好了’分支。共同生活状态只把作息写进提示词，没有钟点到状态的确定性同步器。宠物仍保留两天未喂的视觉缩放。AVAudioSession 的 playAndRecord 默认不可与其他 App 音频混合。音乐只查 Audius 公共目录，中文商业目录覆盖不足。</w:t>
+      </w:r>
+    </w:p>
+    <w:p>
+      <w:pPr>
+        <w:spacing w:after="120" w:line="300" w:lineRule="auto"/>
+      </w:pPr>
+      <w:r>
+        <w:rPr>
+          <w:rFonts w:ascii="等线" w:hAnsi="等线" w:eastAsia="等线"/>
+          <w:sz w:val="21"/>
+        </w:rPr>
+        <w:t>修复：自主观察只有角色明确输出继续及下一次秒数时才再取帧；无合法选择直接结束，提问与等待切换时停取帧，‘打开了／切好了／给你看’优先消费说话当刻冻结帧。作息按工作日时段自动推进在家、上班与回家路上，手动共同生活状态保留到下一时段边界。宠物增长只进不退，只有显式退回奶团期可变小。原生识音和通话播放会话加入 mixWithOthers；字幕逐字渐显且原生最终提交延长到1.65秒。搜索并行接入 Apple 中国区官方试听与 Audius 完整公开曲目。</w:t>
+      </w:r>
+    </w:p>
+    <w:p>
+      <w:pPr>
+        <w:spacing w:after="120" w:line="300" w:lineRule="auto"/>
+      </w:pPr>
+      <w:r>
+        <w:rPr>
+          <w:rFonts w:ascii="等线" w:hAnsi="等线" w:eastAsia="等线"/>
+          <w:sz w:val="21"/>
+        </w:rPr>
+        <w:t>边界：角色不能绕过用户的 ReplayKit 系统授权主动开启共享；自动观察仍受开关和每次视频次数限制，口头看画面不限次数。mixWithOthers 允许系统混音，但第三方 App 若自身检测录音后主动暂停或受 DRM／ReplayKit 限制，应用不能强制覆盖。Apple 目录只提供官方预览并附官方页面，不等于网易云、QQ 音乐或 Apple Music 会员完整播放授权。</w:t>
       </w:r>
     </w:p>
     <w:sectPr>

--- a/docs/maintenance/AI开发项目_Bug记录模板.docx
+++ b/docs/maintenance/AI开发项目_Bug记录模板.docx
@@ -8830,6 +8830,71 @@
           <w:sz w:val="21"/>
         </w:rPr>
         <w:t>边界：角色不能绕过用户的 ReplayKit 系统授权主动开启共享；自动观察仍受开关和每次视频次数限制，口头看画面不限次数。mixWithOthers 允许系统混音，但第三方 App 若自身检测录音后主动暂停或受 DRM／ReplayKit 限制，应用不能强制覆盖。Apple 目录只提供官方预览并附官方页面，不等于网易云、QQ 音乐或 Apple Music 会员完整播放授权。</w:t>
+      </w:r>
+    </w:p>
+    <w:p>
+      <w:r>
+        <w:br w:type="page"/>
+      </w:r>
+    </w:p>
+    <w:p>
+      <w:pPr>
+        <w:pStyle w:val="Heading1"/>
+      </w:pPr>
+      <w:r>
+        <w:rPr>
+          <w:rFonts w:ascii="等线" w:hAnsi="等线" w:eastAsia="等线"/>
+          <w:sz w:val="32"/>
+        </w:rPr>
+        <w:t>v917／私人 1.0.41 Bug 记录｜通话同声、字幕一致与线上群聊（2026-08-14）</w:t>
+      </w:r>
+    </w:p>
+    <w:p>
+      <w:pPr>
+        <w:spacing w:after="120" w:line="300" w:lineRule="auto"/>
+      </w:pPr>
+      <w:r>
+        <w:rPr>
+          <w:rFonts w:ascii="等线" w:hAnsi="等线" w:eastAsia="等线"/>
+          <w:sz w:val="21"/>
+        </w:rPr>
+        <w:t>现象：网页大通话字幕与原生共享小框的动画和追加方式不完全一致；角色播音时用户话筒会暂停，外部视频声、角色声音和用户说话无法稳定并行，回声也会增加识别错字。苹果兼容开启后宠物返回键和角色微信登录顶部键仍偏高。共同生活里角色口头答应发微信或群聊，却只在共同生活现场说出来。真人群没有真正的群主解散能力。</w:t>
+      </w:r>
+    </w:p>
+    <w:p>
+      <w:pPr>
+        <w:spacing w:after="120" w:line="300" w:lineRule="auto"/>
+      </w:pPr>
+      <w:r>
+        <w:rPr>
+          <w:rFonts w:ascii="等线" w:hAnsi="等线" w:eastAsia="等线"/>
+          <w:sz w:val="21"/>
+        </w:rPr>
+        <w:t>根因：网页与原生各维护一份字幕时序，PiP 的每次字幕更新还会误走启动路径并重新激活音频会话；角色播音前后通过停止和重建识音规避回声，导致插话丢失。共同生活回复标签只有线下动作和手机查看，没有线上消息投递协议。真人群只有本地清空记录，缺少验证群主身份并级联删除云端数据的 RPC。</w:t>
+      </w:r>
+    </w:p>
+    <w:p>
+      <w:pPr>
+        <w:spacing w:after="120" w:line="300" w:lineRule="auto"/>
+      </w:pPr>
+      <w:r>
+        <w:rPr>
+          <w:rFonts w:ascii="等线" w:hAnsi="等线" w:eastAsia="等线"/>
+          <w:sz w:val="21"/>
+        </w:rPr>
+        <w:t>修复：网页和原生共享字幕正文、说话人、逐字时长、延迟、位移、缩放及两套贝塞尔曲线；PiP 更新只更新画面。原生输入启用 voice processing，角色播音期间持续识别，最终用户插话进入最多三条队列。共同生活新增真实线上投递标签，仅允许角色微信和角色参加的 AI 群，群名歧义必须追问。新增 phone_friend_group_disband，以账号密钥和 owner_id 双重校验后原子删除群、成员、邀请、消息、回执及撤回标记。</w:t>
+      </w:r>
+    </w:p>
+    <w:p>
+      <w:pPr>
+        <w:spacing w:after="120" w:line="300" w:lineRule="auto"/>
+      </w:pPr>
+      <w:r>
+        <w:rPr>
+          <w:rFonts w:ascii="等线" w:hAnsi="等线" w:eastAsia="等线"/>
+          <w:sz w:val="21"/>
+        </w:rPr>
+        <w:t>验证边界：Windows 的 555 项自动测试覆盖网页、SQL 契约和原生静态集成，但不能替代 Mac Xcode 六 Target 编译、签名及真实 iPhone 的 AVAudioSession、Speech、PiP、ReplayKit 和第三方媒体策略。解散群聊迁移 202608140001_phone_friend_group_disband.sql 已在现用项目部署并登记。</w:t>
       </w:r>
     </w:p>
     <w:sectPr>

--- a/docs/maintenance/AI开发项目_Bug记录模板.docx
+++ b/docs/maintenance/AI开发项目_Bug记录模板.docx
@@ -8895,6 +8895,71 @@
           <w:sz w:val="21"/>
         </w:rPr>
         <w:t>验证边界：Windows 的 555 项自动测试覆盖网页、SQL 契约和原生静态集成，但不能替代 Mac Xcode 六 Target 编译、签名及真实 iPhone 的 AVAudioSession、Speech、PiP、ReplayKit 和第三方媒体策略。解散群聊迁移 202608140001_phone_friend_group_disband.sql 已在现用项目部署并登记。</w:t>
+      </w:r>
+    </w:p>
+    <w:p>
+      <w:r>
+        <w:br w:type="page"/>
+      </w:r>
+    </w:p>
+    <w:p>
+      <w:pPr>
+        <w:pStyle w:val="Heading1"/>
+      </w:pPr>
+      <w:r>
+        <w:rPr>
+          <w:rFonts w:ascii="等线" w:hAnsi="等线" w:eastAsia="等线"/>
+          <w:sz w:val="32"/>
+        </w:rPr>
+        <w:t>v918／私人 1.0.42 Bug 记录｜字幕回归、杂音误发与宠物回窝（2026-08-14）</w:t>
+      </w:r>
+    </w:p>
+    <w:p>
+      <w:pPr>
+        <w:spacing w:after="120" w:line="300" w:lineRule="auto"/>
+      </w:pPr>
+      <w:r>
+        <w:rPr>
+          <w:rFonts w:ascii="等线" w:hAnsi="等线" w:eastAsia="等线"/>
+          <w:sz w:val="21"/>
+        </w:rPr>
+        <w:t>现象：v917 后网页大通话、原生共享小框以及用户说话识别都变成生硬逐字显示，原先小框整句从透明到实心的跳出动画被破坏；长翻译会超出可见范围。没有说话时偶尔会把外部视频声、角色外放或杂音识别成用户话语并发给角色。角色说话时外部视频可能暂停。语音电话没有共享屏幕入口。睡觉宠物停在窝外地毯上。角色资料仍暴露一分钟后台真实测试和立即查看软件测试。</w:t>
+      </w:r>
+    </w:p>
+    <w:p>
+      <w:pPr>
+        <w:spacing w:after="120" w:line="300" w:lineRule="auto"/>
+      </w:pPr>
+      <w:r>
+        <w:rPr>
+          <w:rFonts w:ascii="等线" w:hAnsi="等线" w:eastAsia="等线"/>
+          <w:sz w:val="21"/>
+        </w:rPr>
+        <w:t>根因：历史对照确认 v700 使用整句节点替换和 300ms 淡入上浮；后续为逐字同步改成逐字符动画，错误覆盖了原本正确的小框行为。v917 为保留角色播音期间的用户插话，移除了忙碌期拦截并把所有最终识别积压到 _callHFPending，没有要求真人声活动、中间识别、置信度或回声排除，因此角色外放、外部媒体和杂音也可能被延迟发送。角色每句播放时重复激活全局音频会话，以及共享状态切换时停止媒体，增加了第三方视频暂停风险。宠物睡眠坐标仍落在地毯。</w:t>
+      </w:r>
+    </w:p>
+    <w:p>
+      <w:pPr>
+        <w:spacing w:after="120" w:line="300" w:lineRule="auto"/>
+      </w:pPr>
+      <w:r>
+        <w:rPr>
+          <w:rFonts w:ascii="等线" w:hAnsi="等线" w:eastAsia="等线"/>
+          <w:sz w:val="21"/>
+        </w:rPr>
+        <w:t>修复：网页和 PiP 都恢复 v700 的整句 300ms 透明到实心、上浮 8px 和轻微缩放动画，用户与角色完全同路；翻译按长度降为 15px 或 12px 并允许换行。原生识别加入输入 RMS 真人声活动、Apple Speech 置信度、角色近期文本回声匹配与忙碌期三条件门槛；真实插话仍保留，静音、低置信度单字和角色回声不入队。音频会话只在通话开始配置，角色 AVAudioPlayer 发声链路保留；移除共享状态切换的媒体停止。语音和视频电话都可由用户授权 ReplayKit 共享。所有宠物按同时睡觉数量使用粉色窝内独立槽位和物种缩放。两个真实测试入口及网页函数已删除。</w:t>
+      </w:r>
+    </w:p>
+    <w:p>
+      <w:pPr>
+        <w:spacing w:after="120" w:line="300" w:lineRule="auto"/>
+      </w:pPr>
+      <w:r>
+        <w:rPr>
+          <w:rFonts w:ascii="等线" w:hAnsi="等线" w:eastAsia="等线"/>
+          <w:sz w:val="21"/>
+        </w:rPr>
+        <w:t>验证边界：Windows 自动测试、JavaScript 语法、Xcode 工程静态校验可证明契约和回归保护，但不能代替 Mac 六 Target 编译与真实 iPhone。Apple 官方能力允许 playAndRecord 同时输入输出、mixWithOthers 与其他 App 混音、ReplayKit 录屏；但第三方 App 可选择不可混音会话，受保护视频也可拒绝捕获，本 App 无权强迫其继续播放。真机必须同时验证外部视频声、角色声、用户插话、静音不误发、长字幕和系统共享。</w:t>
       </w:r>
     </w:p>
     <w:sectPr>

--- a/docs/maintenance/AI开发项目_Bug记录模板.docx
+++ b/docs/maintenance/AI开发项目_Bug记录模板.docx
@@ -8960,6 +8960,71 @@
           <w:sz w:val="21"/>
         </w:rPr>
         <w:t>验证边界：Windows 自动测试、JavaScript 语法、Xcode 工程静态校验可证明契约和回归保护，但不能代替 Mac 六 Target 编译与真实 iPhone。Apple 官方能力允许 playAndRecord 同时输入输出、mixWithOthers 与其他 App 混音、ReplayKit 录屏；但第三方 App 可选择不可混音会话，受保护视频也可拒绝捕获，本 App 无权强迫其继续播放。真机必须同时验证外部视频声、角色声、用户插话、静音不误发、长字幕和系统共享。</w:t>
+      </w:r>
+    </w:p>
+    <w:p>
+      <w:r>
+        <w:br w:type="page"/>
+      </w:r>
+    </w:p>
+    <w:p>
+      <w:pPr>
+        <w:pStyle w:val="Heading1"/>
+      </w:pPr>
+      <w:r>
+        <w:rPr>
+          <w:rFonts w:ascii="等线" w:hAnsi="等线" w:eastAsia="等线"/>
+          <w:sz w:val="32"/>
+        </w:rPr>
+        <w:t>v919／私人 1.0.43 Bug 记录｜普通通话角色无声与微信输入栏遮挡（2026-08-14）</w:t>
+      </w:r>
+    </w:p>
+    <w:p>
+      <w:pPr>
+        <w:spacing w:after="120" w:line="300" w:lineRule="auto"/>
+      </w:pPr>
+      <w:r>
+        <w:rPr>
+          <w:rFonts w:ascii="等线" w:hAnsi="等线" w:eastAsia="等线"/>
+          <w:sz w:val="21"/>
+        </w:rPr>
+        <w:t>现象：未开启屏幕共享的普通语音电话和普通视频通话中，用户说话能显示，但角色不再出声；v918 新增语音门禁后还可能只显示用户临时识别，角色收不到最终一句。微信输入框第一次点击时 iPhone 蓝色光标偶尔落到框下方，需再次点击；打开功能或表情面板后，面板位于输入栏上方并可能把输入栏顶出可见区域。</w:t>
+      </w:r>
+    </w:p>
+    <w:p>
+      <w:pPr>
+        <w:spacing w:after="120" w:line="300" w:lineRule="auto"/>
+      </w:pPr>
+      <w:r>
+        <w:rPr>
+          <w:rFonts w:ascii="等线" w:hAnsi="等线" w:eastAsia="等线"/>
+          <w:sz w:val="21"/>
+        </w:rPr>
+        <w:t>版本证据与根因：逐行对比 v917 提交 3903e23 与 v918 提交 6db66af，普通通话角色播放链唯一被直接删除的保障是 CallPictureInPictureController.playAudio() 中 stopAudio() 后的 activateCallAudio()。通话开始虽曾激活会话，但识音、系统切换或其他音频操作可能改变会话状态；AVAudioPlayer 仍创建却可能无声。v918 网页新增 voiceActivity、置信度和近期回声硬门禁，可能在已经出现中间字幕后丢弃最终结果。输入栏问题来自 iOS 对小于 16px 表单字号的焦点缩放，以及 DOM 中面板排在输入栏前方。</w:t>
+      </w:r>
+    </w:p>
+    <w:p>
+      <w:pPr>
+        <w:spacing w:after="120" w:line="300" w:lineRule="auto"/>
+      </w:pPr>
+      <w:r>
+        <w:rPr>
+          <w:rFonts w:ascii="等线" w:hAnsi="等线" w:eastAsia="等线"/>
+          <w:sz w:val="21"/>
+        </w:rPr>
+        <w:t>修复：只恢复 v917 已验证的 playAudio() 播放前 activateCallAudio()，不改字幕、屏幕共享、角色生成和 TTS 内容。免提 onresult、busy 排队、speakWait 和 stop 路径按 v917 恢复，原生 voice processing 和输入 tap 保留，不新增猜测阈值。微信 textarea 使用 16px、明确盒模型和最小高度；#panel 以 flex order 排在输入栏后，打开面板先 blur 收起键盘。</w:t>
+      </w:r>
+    </w:p>
+    <w:p>
+      <w:pPr>
+        <w:spacing w:after="120" w:line="300" w:lineRule="auto"/>
+      </w:pPr>
+      <w:r>
+        <w:rPr>
+          <w:rFonts w:ascii="等线" w:hAnsi="等线" w:eastAsia="等线"/>
+          <w:sz w:val="21"/>
+        </w:rPr>
+        <w:t>风险与验证：每次修改前必须先列影响面、历史正确基线、最小改动点和回归测试。本轮新增普通语音／视频播放前激活、v917 识别路径、字幕动画不变、输入栏面板层级和 16px 字号测试；完整 Windows 回归、Xcode 工程静态校验和 PhoneWeb.bundle 对齐通过后方可打包。Windows 不能代替 Mac 编译及真实 iPhone 的普通电话、普通视频、连续角色发声、静音误发和键盘真机验收。</w:t>
       </w:r>
     </w:p>
     <w:sectPr>

--- a/docs/maintenance/AI开发项目_Bug记录模板.docx
+++ b/docs/maintenance/AI开发项目_Bug记录模板.docx
@@ -9025,6 +9025,83 @@
           <w:sz w:val="21"/>
         </w:rPr>
         <w:t>风险与验证：每次修改前必须先列影响面、历史正确基线、最小改动点和回归测试。本轮新增普通语音／视频播放前激活、v917 识别路径、字幕动画不变、输入栏面板层级和 16px 字号测试；完整 Windows 回归、Xcode 工程静态校验和 PhoneWeb.bundle 对齐通过后方可打包。Windows 不能代替 Mac 编译及真实 iPhone 的普通电话、普通视频、连续角色发声、静音误发和键盘真机验收。</w:t>
+      </w:r>
+    </w:p>
+    <w:p>
+      <w:r>
+        <w:br w:type="page"/>
+      </w:r>
+    </w:p>
+    <w:p>
+      <w:pPr>
+        <w:pStyle w:val="Heading1"/>
+      </w:pPr>
+      <w:r>
+        <w:rPr>
+          <w:rFonts w:ascii="等线" w:hAnsi="等线" w:eastAsia="等线"/>
+          <w:sz w:val="32"/>
+        </w:rPr>
+        <w:t>v920／私人版 1.0.44 Bug 记录｜角色声音稳定回退（2026-08-14）</w:t>
+      </w:r>
+    </w:p>
+    <w:p>
+      <w:pPr>
+        <w:spacing w:after="120" w:line="300" w:lineRule="auto"/>
+      </w:pPr>
+      <w:r>
+        <w:rPr>
+          <w:rFonts w:ascii="等线" w:hAnsi="等线" w:eastAsia="等线"/>
+          <w:sz w:val="21"/>
+        </w:rPr>
+        <w:t>真机结果：v919 未解决。用户在未开启屏幕共享的普通语音电话和普通视频通话中，只能看到自己的字幕，角色没有声音，也没有角色字幕。因此 v919 不得记为真机完成。</w:t>
+      </w:r>
+    </w:p>
+    <w:p>
+      <w:pPr>
+        <w:spacing w:after="120" w:line="300" w:lineRule="auto"/>
+      </w:pPr>
+      <w:r>
+        <w:rPr>
+          <w:rFonts w:ascii="等线" w:hAnsi="等线" w:eastAsia="等线"/>
+          <w:sz w:val="21"/>
+        </w:rPr>
+        <w:t>版本证据：逐项对照 v800（cc4e7b4）、v850（caac487）和 v907（bfcb17b）。v800、v850 在角色忙碌、角色生成或播音期间直接忽略识别结果，不把回声和杂音排队成下一条用户消息；角色回复后分别保留约 1.2 秒和 1.5 秒的尾音隔离。v907 还会在角色播音前暂停原生识别，播音后等待音频路由稳定并重建识别。</w:t>
+      </w:r>
+    </w:p>
+    <w:p>
+      <w:pPr>
+        <w:spacing w:after="120" w:line="300" w:lineRule="auto"/>
+      </w:pPr>
+      <w:r>
+        <w:rPr>
+          <w:rFonts w:ascii="等线" w:hAnsi="等线" w:eastAsia="等线"/>
+          <w:sz w:val="21"/>
+        </w:rPr>
+        <w:t>修复：普通前台通话恢复 v907 已使用的网页 audio 播放器；只有应用进入后台或画中画时才保留 v910 以后需要的原生 call.audio.play。免提识别恢复 v800／v850 的忙碌期丢弃和尾音隔离，并恢复 v907 的暂停、等待、重建流程；所有等待都增加上限和失败回退，避免识别桥异常时卡住角色回复。v918 新增的 RMS、置信度和 voiceActivity 门槛已撤回。</w:t>
+      </w:r>
+    </w:p>
+    <w:p>
+      <w:pPr>
+        <w:spacing w:after="120" w:line="300" w:lineRule="auto"/>
+      </w:pPr>
+      <w:r>
+        <w:rPr>
+          <w:rFonts w:ascii="等线" w:hAnsi="等线" w:eastAsia="等线"/>
+          <w:sz w:val="21"/>
+        </w:rPr>
+        <w:t>保护范围：本轮不修改用户字幕、角色字幕、共享小框字幕的 DOM、CSS、关键帧和动画参数；不修改角色回复文本、TTS 文案、屏幕共享逻辑、宠物逻辑和微信输入框。前台旧播放器与后台原生播放器被明确分流，避免为后台能力再次替换普通通话的稳定链路。</w:t>
+      </w:r>
+    </w:p>
+    <w:p>
+      <w:pPr>
+        <w:spacing w:after="120" w:line="300" w:lineRule="auto"/>
+      </w:pPr>
+      <w:r>
+        <w:rPr>
+          <w:rFonts w:ascii="等线" w:hAnsi="等线" w:eastAsia="等线"/>
+          <w:sz w:val="21"/>
+        </w:rPr>
+        <w:t>验证：Windows 全量自动测试 566 项通过、0 项失败；版本号、缓存号和 Xcode 工程静态检查通过后方可打包。Windows 结果不能代替 Mac 编译和真实 iPhone；新包必须先测不共享屏幕的普通电话与普通视频，确认角色首句、连续回复、声音和角色字幕，再测静音环境误识别。</w:t>
       </w:r>
     </w:p>
     <w:sectPr>

--- a/docs/maintenance/AI开发项目_Bug记录模板.docx
+++ b/docs/maintenance/AI开发项目_Bug记录模板.docx
@@ -9102,6 +9102,71 @@
           <w:sz w:val="21"/>
         </w:rPr>
         <w:t>验证：Windows 全量自动测试 566 项通过、0 项失败；版本号、缓存号和 Xcode 工程静态检查通过后方可打包。Windows 结果不能代替 Mac 编译和真实 iPhone；新包必须先测不共享屏幕的普通电话与普通视频，确认角色首句、连续回复、声音和角色字幕，再测静音环境误识别。</w:t>
+      </w:r>
+    </w:p>
+    <w:p>
+      <w:r>
+        <w:br w:type="page"/>
+      </w:r>
+    </w:p>
+    <w:p>
+      <w:pPr>
+        <w:pStyle w:val="Heading1"/>
+      </w:pPr>
+      <w:r>
+        <w:rPr>
+          <w:rFonts w:ascii="等线" w:hAnsi="等线" w:eastAsia="等线"/>
+          <w:sz w:val="32"/>
+        </w:rPr>
+        <w:t>v921／私人版 1.0.45 Bug 记录｜主屏幕通话字幕恢复（2026-08-14）</w:t>
+      </w:r>
+    </w:p>
+    <w:p>
+      <w:pPr>
+        <w:spacing w:after="120" w:line="300" w:lineRule="auto"/>
+      </w:pPr>
+      <w:r>
+        <w:rPr>
+          <w:rFonts w:ascii="等线" w:hAnsi="等线" w:eastAsia="等线"/>
+          <w:sz w:val="21"/>
+        </w:rPr>
+        <w:t>现象：普通电话和普通视频主屏幕底部的大字幕被缩小，字幕整体下沉并贴近输入框。用户明确要求只恢复主屏幕大字幕；共享屏幕小框和后台画中画字幕不改。</w:t>
+      </w:r>
+    </w:p>
+    <w:p>
+      <w:pPr>
+        <w:spacing w:after="120" w:line="300" w:lineRule="auto"/>
+      </w:pPr>
+      <w:r>
+        <w:rPr>
+          <w:rFonts w:ascii="等线" w:hAnsi="等线" w:eastAsia="等线"/>
+          <w:sz w:val="21"/>
+        </w:rPr>
+        <w:t>根因证据：对照 v850（caac487），主屏幕 .csline 固定为 18px，.callsub 使用 align-items:center。v918 将主屏幕容器改为 align-items:flex-end，并按文本长度给主屏幕附加 compact／dense 类，把字号降为 15px／12px，因此位置和字号都发生回归。</w:t>
+      </w:r>
+    </w:p>
+    <w:p>
+      <w:pPr>
+        <w:spacing w:after="120" w:line="300" w:lineRule="auto"/>
+      </w:pPr>
+      <w:r>
+        <w:rPr>
+          <w:rFonts w:ascii="等线" w:hAnsi="等线" w:eastAsia="等线"/>
+          <w:sz w:val="21"/>
+        </w:rPr>
+        <w:t>修复：主屏幕 .callsub 恢复 v850 的垂直居中，主屏幕 .csline 恢复固定 18px，并删除网页主屏幕的长文本缩小分类。保留 v918 以后已经确认的整句淡入动画、自动换行和长文本展示范围。原生 PiP／共享小框仍保留独立的 14／11／9.5 字号策略。</w:t>
+      </w:r>
+    </w:p>
+    <w:p>
+      <w:pPr>
+        <w:spacing w:after="120" w:line="300" w:lineRule="auto"/>
+      </w:pPr>
+      <w:r>
+        <w:rPr>
+          <w:rFonts w:ascii="等线" w:hAnsi="等线" w:eastAsia="等线"/>
+          <w:sz w:val="21"/>
+        </w:rPr>
+        <w:t>风险边界：不修改角色声音、免提识别、TTS、屏幕共享、字幕内容、字幕淡入关键帧、输入框和控制按钮。新增回归测试同时锁定主屏幕 v850 字号／位置与 PiP 独立缩放，防止以后再次混用。</w:t>
       </w:r>
     </w:p>
     <w:sectPr>

--- a/docs/maintenance/AI开发项目_Bug记录模板.docx
+++ b/docs/maintenance/AI开发项目_Bug记录模板.docx
@@ -9167,6 +9167,250 @@
           <w:sz w:val="21"/>
         </w:rPr>
         <w:t>风险边界：不修改角色声音、免提识别、TTS、屏幕共享、字幕内容、字幕淡入关键帧、输入框和控制按钮。新增回归测试同时锁定主屏幕 v850 字号／位置与 PiP 独立缩放，防止以后再次混用。</w:t>
+      </w:r>
+    </w:p>
+    <w:p>
+      <w:pPr>
+        <w:pStyle w:val="Heading2"/>
+      </w:pPr>
+      <w:r>
+        <w:t>v921 本地主题预览邀请码误出现（2026-08-14）</w:t>
+      </w:r>
+    </w:p>
+    <w:p>
+      <w:r>
+        <w:t>现象：用户打开 theme-real-preview.html 本地主题预览时，页面仍显示正式版邀请码输入，而不是灰白／粉白／蓝白／纯黑主题预览。</w:t>
+      </w:r>
+    </w:p>
+    <w:p>
+      <w:r>
+        <w:t>根因：同一 127.0.0.1 端口以前注册过正式版 Service Worker。旧 fetch 导航处理会把该作用域内所有导航统一替换为缓存的小手机 HTML 壳，包括 theme-real-preview.html 和带 northPreview 参数的预览 iframe，因此预览入口被正式邀请码页覆盖。文件本身和 northPreview 路由没有丢失。</w:t>
+      </w:r>
+    </w:p>
+    <w:p>
+      <w:r>
+        <w:t>修复：Service Worker 对主题预览外页和显式 northPreview 导航改为 no-store 网络直取；northPreview 模式禁止注册正式 Service Worker；预览外页打开时只清除该本地预览源的 north-shell 缓存和 Service Worker，再加载带 previewBuild 标记的 iframe。正式页面的邀请码验证逻辑没有关闭或修改。</w:t>
+      </w:r>
+    </w:p>
+    <w:p>
+      <w:r>
+        <w:t>验证：主题预览专项 16/16 通过；新本地端口 HTTP 返回 200；无头 Edge 实际打开灰白预览，标题为“小手机 · 高级玻璃主题真实页面预览”，邀请码相关遮罩为 0，iframe 地址包含 northPreview=gray-home。</w:t>
+      </w:r>
+    </w:p>
+    <w:p>
+      <w:r>
+        <w:t>补充验证：app.js 语法检查通过；Windows 全量自动回归 583/583 通过，正式授权、缓存版本、通话、字幕、识别及主题预览检查均无失败。</w:t>
+      </w:r>
+    </w:p>
+    <w:p>
+      <w:pPr>
+        <w:pStyle w:val="Heading1"/>
+      </w:pPr>
+      <w:r>
+        <w:t>Bug 记录：浅色主题存储环过深与私人安装包夹带历史文件</w:t>
+      </w:r>
+    </w:p>
+    <w:p>
+      <w:pPr>
+        <w:spacing w:after="120"/>
+      </w:pPr>
+      <w:r>
+        <w:t>现象：灰白、粉白、蓝白主题的存储环空余区域颜色过深，和浅色玻璃色块不协调；旧私人资源清单曾直接包含整个 assets 目录，存在把整张图标板和不需要的素材带入安装工程包的风险。</w:t>
+      </w:r>
+    </w:p>
+    <w:p>
+      <w:pPr>
+        <w:spacing w:after="120"/>
+      </w:pPr>
+      <w:r>
+        <w:t>根因：存储环使用了不透明的深色主题终止色；私人资源清单粒度过粗，无法从打包入口保证只携带当前四套拆分主题资源。</w:t>
+      </w:r>
+    </w:p>
+    <w:p>
+      <w:pPr>
+        <w:spacing w:after="120"/>
+      </w:pPr>
+      <w:r>
+        <w:t>修复：黑色主题不变；三个浅色主题使用带透明度的同色系浅色终止色。私人清单改为逐目录、逐文件白名单，并重新生成 PhoneWeb.bundle。最终 ZIP 从全新暂存目录选择性复制，只带当前 Xcode 工程和本次安装说明。</w:t>
+      </w:r>
+    </w:p>
+    <w:p>
+      <w:pPr>
+        <w:spacing w:after="120"/>
+      </w:pPr>
+      <w:r>
+        <w:t>验证：Node 语法检查通过；自动化回归 585/585 通过；新增测试覆盖三个浅色存储环和私人包四套主题白名单。最终 ZIP 需继续核验无嵌套 ZIP、无历史安装说明、无预览页、无 boards 整图，并通过压缩完整性检查。Windows 不能替代 Mac 的 Xcode 编译、签名和真机安装验收。</w:t>
+      </w:r>
+    </w:p>
+    <w:p>
+      <w:r>
+        <w:br w:type="page"/>
+      </w:r>
+    </w:p>
+    <w:p>
+      <w:pPr>
+        <w:pStyle w:val="Heading1"/>
+      </w:pPr>
+      <w:r>
+        <w:rPr>
+          <w:rFonts w:ascii="等线" w:hAnsi="等线" w:eastAsia="等线"/>
+          <w:sz w:val="32"/>
+        </w:rPr>
+        <w:t>v921／私人版 1.0.47 Bug 记录｜玻璃主屏与音乐唱片定稿（2026-08-14）</w:t>
+      </w:r>
+    </w:p>
+    <w:p>
+      <w:pPr>
+        <w:spacing w:after="120" w:line="300" w:lineRule="auto"/>
+      </w:pPr>
+      <w:r>
+        <w:rPr>
+          <w:rFonts w:ascii="等线" w:hAnsi="等线" w:eastAsia="等线"/>
+          <w:sz w:val="21"/>
+        </w:rPr>
+        <w:t>范围：只更新私人 App 主屏主题和音乐唱片。网页版不上传；电话、视频、角色声音、字幕、识别和屏幕共享链路不修改。</w:t>
+      </w:r>
+    </w:p>
+    <w:p>
+      <w:pPr>
+        <w:spacing w:after="120" w:line="300" w:lineRule="auto"/>
+      </w:pPr>
+      <w:r>
+        <w:rPr>
+          <w:rFonts w:ascii="等线" w:hAnsi="等线" w:eastAsia="等线"/>
+          <w:sz w:val="21"/>
+        </w:rPr>
+        <w:t>主屏：只保留顶部综合、唱片、双人头像三种组件；删除旧组件和重复快捷入口；App 与组件可自由混排、拖动并持久化位置。默认透明玻璃和纯黑图标；灰白、粉白、蓝白为另外三套固定玻璃主题；只有线条主题可选主配色。</w:t>
+      </w:r>
+    </w:p>
+    <w:p>
+      <w:pPr>
+        <w:spacing w:after="120" w:line="300" w:lineRule="auto"/>
+      </w:pPr>
+      <w:r>
+        <w:rPr>
+          <w:rFonts w:ascii="等线" w:hAnsi="等线" w:eastAsia="等线"/>
+          <w:sz w:val="21"/>
+        </w:rPr>
+        <w:t>组件修复：整体 App 外框放大但内部图案不裁切；恢复旧版微信好友页；综合组件照片点击与心率／电量编辑隔离；双人头像可分别上传并放大到 60px；输入文字为 12px；主屏唱片中心封面扩大为唱片直径的 60%。自定义壁纸启用后关闭旧版两团模糊晕染，但保留组件玻璃模糊。</w:t>
+      </w:r>
+    </w:p>
+    <w:p>
+      <w:pPr>
+        <w:spacing w:after="120" w:line="300" w:lineRule="auto"/>
+      </w:pPr>
+      <w:r>
+        <w:rPr>
+          <w:rFonts w:ascii="等线" w:hAnsi="等线" w:eastAsia="等线"/>
+          <w:sz w:val="21"/>
+        </w:rPr>
+        <w:t>音乐：播放器圆形唱片按当前四套主题复用主屏唱片金属纹理，不复制方形组件外框，不改变播放器唱片或封面尺寸。主屏和播放器均为 24 秒一圈，只在播放时旋转，暂停时停止。</w:t>
+      </w:r>
+    </w:p>
+    <w:p>
+      <w:pPr>
+        <w:spacing w:after="120" w:line="300" w:lineRule="auto"/>
+      </w:pPr>
+      <w:r>
+        <w:rPr>
+          <w:rFonts w:ascii="等线" w:hAnsi="等线" w:eastAsia="等线"/>
+          <w:sz w:val="21"/>
+        </w:rPr>
+        <w:t>验证：JavaScript 语法、玻璃主题、音乐界面、播放状态和私人资源清单均有自动回归；仍需 Mac Xcode 编译、签名与真实 iPhone 视觉／声音验收。</w:t>
+      </w:r>
+    </w:p>
+    <w:p>
+      <w:r>
+        <w:br w:type="page"/>
+      </w:r>
+    </w:p>
+    <w:p>
+      <w:pPr>
+        <w:pStyle w:val="Heading1"/>
+      </w:pPr>
+      <w:r>
+        <w:rPr>
+          <w:rFonts w:ascii="等线" w:hAnsi="等线" w:eastAsia="等线"/>
+          <w:sz w:val="32"/>
+        </w:rPr>
+        <w:t>v921／私人版 1.0.47 补充｜屏保入口恢复（2026-08-14）</w:t>
+      </w:r>
+    </w:p>
+    <w:p>
+      <w:pPr>
+        <w:spacing w:after="120" w:line="300" w:lineRule="auto"/>
+      </w:pPr>
+      <w:r>
+        <w:rPr>
+          <w:rFonts w:ascii="等线" w:hAnsi="等线" w:eastAsia="等线"/>
+          <w:sz w:val="21"/>
+        </w:rPr>
+        <w:t>玻璃主屏补充：定位到旧 CSS 曾把 .lockpull.show 强制 display:none，导致解锁后回屏保的小箭头完全消失。现已恢复 display:flex，并给玻璃主屏顶部预留 38px 安全区，箭头位置同时叠加原生安全区；只恢复屏保入口，不恢复旧组件。</w:t>
+      </w:r>
+    </w:p>
+    <w:p>
+      <w:r>
+        <w:br w:type="page"/>
+      </w:r>
+    </w:p>
+    <w:p>
+      <w:pPr>
+        <w:pStyle w:val="Heading1"/>
+      </w:pPr>
+      <w:r>
+        <w:rPr>
+          <w:rFonts w:ascii="等线" w:hAnsi="等线" w:eastAsia="等线"/>
+          <w:sz w:val="32"/>
+        </w:rPr>
+        <w:t>v923／私人版 1.0.49｜玻璃主屏拖动与 AI 账户图标修复（2026-08-14）</w:t>
+      </w:r>
+    </w:p>
+    <w:p>
+      <w:pPr>
+        <w:spacing w:after="120" w:line="300" w:lineRule="auto"/>
+      </w:pPr>
+      <w:r>
+        <w:rPr>
+          <w:rFonts w:ascii="等线" w:hAnsi="等线" w:eastAsia="等线"/>
+          <w:sz w:val="21"/>
+        </w:rPr>
+        <w:t>现象：真实 iPhone 上高级玻璃主屏的 App 和组件长按后不能移动；AI账户图标被错误替换成星形图案，且视觉尺寸与相邻 App 不一致；音乐播放页双头像旁仍有两根装饰线。</w:t>
+      </w:r>
+    </w:p>
+    <w:p>
+      <w:pPr>
+        <w:spacing w:after="120" w:line="300" w:lineRule="auto"/>
+      </w:pPr>
+      <w:r>
+        <w:rPr>
+          <w:rFonts w:ascii="等线" w:hAnsi="等线" w:eastAsia="等线"/>
+          <w:sz w:val="21"/>
+        </w:rPr>
+        <w:t>根因：玻璃主题的主屏单元没有声明 touch-action，pointerdown 也没有先阻止浏览器默认触摸手势，iOS 会在长按计时完成前抢占并取消指针序列；AI账户四套切分资源取错了生成板中的图块；唱片范围曾被一个最终 CSS 合并选择器扩大到主屏组件与播放器，造成两处材质被一起覆盖。</w:t>
+      </w:r>
+    </w:p>
+    <w:p>
+      <w:pPr>
+        <w:spacing w:after="120" w:line="300" w:lineRule="auto"/>
+      </w:pPr>
+      <w:r>
+        <w:rPr>
+          <w:rFonts w:ascii="等线" w:hAnsi="等线" w:eastAsia="等线"/>
+          <w:sz w:val="21"/>
+        </w:rPr>
+        <w:t>修复：仅在玻璃主屏的 App／组件单元上禁用浏览器触摸接管，pointerdown 立即 preventDefault 并取得 pointer capture，既有 620ms 长按、跨页、交换与持久化逻辑保持不变。四套 AI账户资源恢复为人头＋脑内网络球图标，均为 256×256 且透明边界一致。主屏音乐组件恢复黑／粉／蓝／灰白各自唱片颜色，音乐软件播放页恢复为银白色金属唱片；一起听顶部两根头像装饰线隐藏。</w:t>
+      </w:r>
+    </w:p>
+    <w:p>
+      <w:pPr>
+        <w:spacing w:after="120" w:line="300" w:lineRule="auto"/>
+      </w:pPr>
+      <w:r>
+        <w:rPr>
+          <w:rFonts w:ascii="等线" w:hAnsi="等线" w:eastAsia="等线"/>
+          <w:sz w:val="21"/>
+        </w:rPr>
+        <w:t>验证：私人 PhoneWeb.bundle 已从唯一共享源码重建，四套 AI账户图标与网页源码逐文件 SHA-256 一致。Windows 自动回归 595/595 通过。Mac 六 Target 编译、签名和真实 iPhone 长按拖动、播放页唱片与触摸手感仍需真机验收。</w:t>
       </w:r>
     </w:p>
     <w:sectPr>

--- a/docs/maintenance/AI开发项目_Bug记录模板.docx
+++ b/docs/maintenance/AI开发项目_Bug记录模板.docx
@@ -9411,6 +9411,249 @@
           <w:sz w:val="21"/>
         </w:rPr>
         <w:t>验证：私人 PhoneWeb.bundle 已从唯一共享源码重建，四套 AI账户图标与网页源码逐文件 SHA-256 一致。Windows 自动回归 595/595 通过。Mac 六 Target 编译、签名和真实 iPhone 长按拖动、播放页唱片与触摸手感仍需真机验收。</w:t>
+      </w:r>
+    </w:p>
+    <w:p>
+      <w:r>
+        <w:br w:type="page"/>
+      </w:r>
+    </w:p>
+    <w:p>
+      <w:pPr>
+        <w:pStyle w:val="Heading1"/>
+      </w:pPr>
+      <w:r>
+        <w:rPr>
+          <w:rFonts w:ascii="等线" w:hAnsi="等线" w:eastAsia="等线"/>
+          <w:sz w:val="32"/>
+        </w:rPr>
+        <w:t>v924／私人版 1.0.50 Bug 记录｜网页卡顿、首屏换位与安卓窄屏偏移（2026-08-14）</w:t>
+      </w:r>
+    </w:p>
+    <w:p>
+      <w:pPr>
+        <w:spacing w:after="120" w:line="300" w:lineRule="auto"/>
+      </w:pPr>
+      <w:r>
+        <w:rPr>
+          <w:rFonts w:ascii="等线" w:hAnsi="等线" w:eastAsia="等线"/>
+          <w:sz w:val="21"/>
+        </w:rPr>
+        <w:t>现象：玻璃主屏网页版刷新后明显卡顿，严重时软件点击无反应；第一页长按换位后画面仍停在旧坐标；锁定软件的小锁覆盖图标；常见 360px 安卓网页中，音乐磁盘和右侧软件列整体偏右甚至被裁掉，而 390px iPhone 显示正常。</w:t>
+      </w:r>
+    </w:p>
+    <w:p>
+      <w:pPr>
+        <w:spacing w:after="120" w:line="300" w:lineRule="auto"/>
+      </w:pPr>
+      <w:r>
+        <w:rPr>
+          <w:rFonts w:ascii="等线" w:hAnsi="等线" w:eastAsia="等线"/>
+          <w:sz w:val="21"/>
+        </w:rPr>
+        <w:t>点击与卡顿根因：普通 pointerdown 阶段无条件 preventDefault 并捕获指针，使浏览器繁忙或 pointerup 丢失时原生 click 回退也被抑制；同时多个玻璃内层重复 backdrop-filter、离屏页面和四套 WebP 同时解码，加重网页主线程和合成负担。修复为只有真正进入长按拖动后才捕获指针；图标异步低优先级解码、离屏页延迟绘制、内层不重复模糊，并增加独立图标缓存。</w:t>
+      </w:r>
+    </w:p>
+    <w:p>
+      <w:pPr>
+        <w:spacing w:after="120" w:line="300" w:lineRule="auto"/>
+      </w:pPr>
+      <w:r>
+        <w:rPr>
+          <w:rFonts w:ascii="等线" w:hAnsi="等线" w:eastAsia="等线"/>
+          <w:sz w:val="21"/>
+        </w:rPr>
+        <w:t>换位根因：第一页只交换 DOM 顺序，没有重新分配 glass-place-app-a 至 h 固定坐标类。新增 homeReferenceSlotsRefresh，在交换、插入和跨页移动后按新顺序刷新坐标类。</w:t>
+      </w:r>
+    </w:p>
+    <w:p>
+      <w:pPr>
+        <w:spacing w:after="120" w:line="300" w:lineRule="auto"/>
+      </w:pPr>
+      <w:r>
+        <w:rPr>
+          <w:rFonts w:ascii="等线" w:hAnsi="等线" w:eastAsia="等线"/>
+          <w:sz w:val="21"/>
+        </w:rPr>
+        <w:t>安卓偏移根因：音乐组件使用 left:190px、width:174px 的固定坐标，只适配约 390px CSS 视口。改为基于 50%／25% 的响应式计算；390px 下精确保持原坐标和尺寸，360px 等窄屏下音乐组件、双人头像组件和右侧软件列同步向内收，不改变既有 iPhone 排版。</w:t>
+      </w:r>
+    </w:p>
+    <w:p>
+      <w:pPr>
+        <w:spacing w:after="120" w:line="300" w:lineRule="auto"/>
+      </w:pPr>
+      <w:r>
+        <w:rPr>
+          <w:rFonts w:ascii="等线" w:hAnsi="等线" w:eastAsia="等线"/>
+          <w:sz w:val="21"/>
+        </w:rPr>
+        <w:t>锁图标：从软件图标中央移动到名称右侧，外锁与锁体为红色并带浅红描边，钥匙孔和内部线条为黑色；锁定判断和禁止打开逻辑不变。</w:t>
+      </w:r>
+    </w:p>
+    <w:p>
+      <w:pPr>
+        <w:spacing w:after="120" w:line="300" w:lineRule="auto"/>
+      </w:pPr>
+      <w:r>
+        <w:rPr>
+          <w:rFonts w:ascii="等线" w:hAnsi="等线" w:eastAsia="等线"/>
+          <w:sz w:val="21"/>
+        </w:rPr>
+        <w:t>验证：JavaScript 与 Service Worker 语法检查通过；596 项自动回归全部通过。Windows 无法代替 Mac Xcode 编译、签名及真实 iPhone／安卓浏览器性能验收，仍需安装后真机确认。</w:t>
+      </w:r>
+    </w:p>
+    <w:p>
+      <w:r>
+        <w:br w:type="page"/>
+      </w:r>
+    </w:p>
+    <w:p>
+      <w:pPr>
+        <w:pStyle w:val="Heading1"/>
+      </w:pPr>
+      <w:r>
+        <w:rPr>
+          <w:rFonts w:ascii="等线" w:hAnsi="等线" w:eastAsia="等线"/>
+          <w:sz w:val="32"/>
+        </w:rPr>
+        <w:t>v924 补充 Bug 记录｜共同生活入口与无操作跳转（2026-08-14）</w:t>
+      </w:r>
+    </w:p>
+    <w:p>
+      <w:pPr>
+        <w:spacing w:after="120" w:line="300" w:lineRule="auto"/>
+      </w:pPr>
+      <w:r>
+        <w:rPr>
+          <w:rFonts w:ascii="等线" w:hAnsi="等线" w:eastAsia="等线"/>
+          <w:sz w:val="21"/>
+        </w:rPr>
+        <w:t>现象一：从线下约会打开共同生活后，页面可能无法进入或重绘后掉回普通约会。根因是共同生活渲染只依赖 _off 临时对象，没有读取路由中已经保存的 mode；页面刷新或重绘时临时对象丢失，路由虽仍是 cohab，却会走普通 renderOff。</w:t>
+      </w:r>
+    </w:p>
+    <w:p>
+      <w:pPr>
+        <w:spacing w:after="120" w:line="300" w:lineRule="auto"/>
+      </w:pPr>
+      <w:r>
+        <w:rPr>
+          <w:rFonts w:ascii="等线" w:hAnsi="等线" w:eastAsia="等线"/>
+          <w:sz w:val="21"/>
+        </w:rPr>
+        <w:t>修复一：off 路由把 c.mode 显式传入 renderOff；只要路由 mode 为 cohab，就重建同一角色的共同生活临时状态并渲染 renderCohab。单次约会角色行只保留标准 click 与键盘触发，删除 touchend／pointerup／click 三重触发，避免同一次触摸重复进入。</w:t>
+      </w:r>
+    </w:p>
+    <w:p>
+      <w:pPr>
+        <w:spacing w:after="120" w:line="300" w:lineRule="auto"/>
+      </w:pPr>
+      <w:r>
+        <w:rPr>
+          <w:rFonts w:ascii="等线" w:hAnsi="等线" w:eastAsia="等线"/>
+          <w:sz w:val="21"/>
+        </w:rPr>
+        <w:t>现象二：用户没有点击时，主屏偶尔自行跳到角色微信聊天。根因是久未打开事件在写入隐藏上下文后直接调用 openChat，属于程序主动导航，并非用户误触。</w:t>
+      </w:r>
+    </w:p>
+    <w:p>
+      <w:pPr>
+        <w:spacing w:after="120" w:line="300" w:lineRule="auto"/>
+      </w:pPr>
+      <w:r>
+        <w:rPr>
+          <w:rFonts w:ascii="等线" w:hAnsi="等线" w:eastAsia="等线"/>
+          <w:sz w:val="21"/>
+        </w:rPr>
+        <w:t>修复二：久未打开事件仍可按既有规则排队生成一至两句角色微信，但只写消息与通知，不调用 openChat、home 或任何页面切换。只有用户主动点击通知或微信后才进入聊天。</w:t>
+      </w:r>
+    </w:p>
+    <w:p>
+      <w:pPr>
+        <w:spacing w:after="120" w:line="300" w:lineRule="auto"/>
+      </w:pPr>
+      <w:r>
+        <w:rPr>
+          <w:rFonts w:ascii="等线" w:hAnsi="等线" w:eastAsia="等线"/>
+          <w:sz w:val="21"/>
+        </w:rPr>
+        <w:t>验证：共同生活、单次约会、无操作导航专项测试通过；Windows 全量自动回归 597／597 通过。仍需在真机上分别验证共同生活开关、进入、退出、重开，以及停留主屏等待主动消息时页面不跳转。</w:t>
+      </w:r>
+    </w:p>
+    <w:p>
+      <w:r>
+        <w:br w:type="page"/>
+      </w:r>
+    </w:p>
+    <w:p>
+      <w:pPr>
+        <w:pStyle w:val="Heading1"/>
+      </w:pPr>
+      <w:r>
+        <w:rPr>
+          <w:rFonts w:ascii="等线" w:hAnsi="等线" w:eastAsia="等线"/>
+          <w:sz w:val="32"/>
+        </w:rPr>
+        <w:t>v925／私人版 1.0.51 Bug 记录｜共同生活、后台跳页、首屏触控与空位拖放（2026-08-14）</w:t>
+      </w:r>
+    </w:p>
+    <w:p>
+      <w:pPr>
+        <w:spacing w:after="120" w:line="300" w:lineRule="auto"/>
+      </w:pPr>
+      <w:r>
+        <w:rPr>
+          <w:rFonts w:ascii="等线" w:hAnsi="等线" w:eastAsia="等线"/>
+          <w:sz w:val="21"/>
+        </w:rPr>
+        <w:t>现象一：线下约会能够打开，但共同生活在页面重绘或临时状态丢失后可能无法进入。根因是渲染只依赖 _off 临时对象，没有把路由中的 mode=cohab 作为持久事实。修复后 off 路由显式传入 mode，临时对象丢失时也会按角色 ID 重建共同生活现场。</w:t>
+      </w:r>
+    </w:p>
+    <w:p>
+      <w:pPr>
+        <w:spacing w:after="120" w:line="300" w:lineRule="auto"/>
+      </w:pPr>
+      <w:r>
+        <w:rPr>
+          <w:rFonts w:ascii="等线" w:hAnsi="等线" w:eastAsia="等线"/>
+          <w:sz w:val="21"/>
+        </w:rPr>
+        <w:t>现象二：用户停留几分钟后，当前页面会莫名切到角色微信聊天。根因是久未打开事件写入消息后直接调用 openChat，并非用户误触。修复后后台事件只写入微信消息和通知，不调用 openChat、home 或其他页面切换。</w:t>
+      </w:r>
+    </w:p>
+    <w:p>
+      <w:pPr>
+        <w:spacing w:after="120" w:line="300" w:lineRule="auto"/>
+      </w:pPr>
+      <w:r>
+        <w:rPr>
+          <w:rFonts w:ascii="等线" w:hAnsi="等线" w:eastAsia="等线"/>
+          <w:sz w:val="21"/>
+        </w:rPr>
+        <w:t>现象三：玻璃主屏第一页偶尔卡住、滑不动。根因是原生 scroll-snap 与滚动中延迟 110ms 的 smooth scrollTo 相互争抢手势，第一页组件覆盖面积最大，因此最明显。修复后滚动中只更新页码，松手或 scrollend 后再吸附；普通状态保持 pan-x／pan-y，仅真正进入长按拖动后关闭 touch-action。</w:t>
+      </w:r>
+    </w:p>
+    <w:p>
+      <w:pPr>
+        <w:spacing w:after="120" w:line="300" w:lineRule="auto"/>
+      </w:pPr>
+      <w:r>
+        <w:rPr>
+          <w:rFonts w:ascii="等线" w:hAnsi="等线" w:eastAsia="等线"/>
+          <w:sz w:val="21"/>
+        </w:rPr>
+        <w:t>现象四：第一页 App 只能与已有 App 换位，拖到空位会被重新压紧。修复后第一页持久保存八个固定槽位；拖到空槽直接落位并保留原空位，拖到占用槽才互换，刷新后仍按槽位恢复。</w:t>
+      </w:r>
+    </w:p>
+    <w:p>
+      <w:pPr>
+        <w:spacing w:after="120" w:line="300" w:lineRule="auto"/>
+      </w:pPr>
+      <w:r>
+        <w:rPr>
+          <w:rFonts w:ascii="等线" w:hAnsi="等线" w:eastAsia="等线"/>
+          <w:sz w:val="21"/>
+        </w:rPr>
+        <w:t>验证：Windows 全量自动回归 599／599 通过；JavaScript 语法、共同生活、后台导航、第一页手势和空位拖放均有专项断言。Mac Xcode 编译、签名和真实 iPhone／Android 触摸手感仍需安装后验收。</w:t>
       </w:r>
     </w:p>
     <w:sectPr>

--- a/docs/maintenance/AI开发项目_Bug记录模板.docx
+++ b/docs/maintenance/AI开发项目_Bug记录模板.docx
@@ -9654,6 +9654,95 @@
           <w:sz w:val="21"/>
         </w:rPr>
         <w:t>验证：Windows 全量自动回归 599／599 通过；JavaScript 语法、共同生活、后台导航、第一页手势和空位拖放均有专项断言。Mac Xcode 编译、签名和真实 iPhone／Android 触摸手感仍需安装后验收。</w:t>
+      </w:r>
+    </w:p>
+    <w:p>
+      <w:r>
+        <w:br w:type="page"/>
+      </w:r>
+    </w:p>
+    <w:p>
+      <w:pPr>
+        <w:pStyle w:val="Heading1"/>
+      </w:pPr>
+      <w:r>
+        <w:rPr>
+          <w:rFonts w:ascii="等线" w:hAnsi="等线" w:eastAsia="等线"/>
+          <w:sz w:val="32"/>
+        </w:rPr>
+        <w:t>v926／私人版 1.0.52 Bug 记录｜首屏重叠、旧通知跳页、线下约会与 v910 屏保恢复（2026-08-14）</w:t>
+      </w:r>
+    </w:p>
+    <w:p>
+      <w:pPr>
+        <w:spacing w:after="120" w:line="300" w:lineRule="auto"/>
+      </w:pPr>
+      <w:r>
+        <w:rPr>
+          <w:rFonts w:ascii="等线" w:hAnsi="等线" w:eastAsia="等线"/>
+          <w:sz w:val="21"/>
+        </w:rPr>
+        <w:t>现象一：玻璃主屏第一页偶尔严重卡顿、图标消失或无法点击。根因不是设备性能，而是布局修复把缺失应用全部塞进只有八个绝对定位槽位的第一页；第九个及后续应用没有坐标，透明层互相重叠并拦截触摸。修复为第一页严格保留八个槽位，溢出和新发现应用进入第二页；窄屏组件宽度改以主屏容器计算，不再使用可能与内嵌 WebView 不一致的 100vw。</w:t>
+      </w:r>
+    </w:p>
+    <w:p>
+      <w:pPr>
+        <w:spacing w:after="120" w:line="300" w:lineRule="auto"/>
+      </w:pPr>
+      <w:r>
+        <w:rPr>
+          <w:rFonts w:ascii="等线" w:hAnsi="等线" w:eastAsia="等线"/>
+          <w:sz w:val="21"/>
+        </w:rPr>
+        <w:t>现象二：打开几分钟后可能无操作跳进角色微信。根因不是久未打开规则，而是原生端把通知路由持久保存，后续任意一次 WKWebView didFinish 都会无条件消费旧路由。修复为原生和网页双层校验 source=notificationTap、唯一 nonce 与两分钟新鲜度，并且每个 nonce 只执行一次；过期路由直接清除。</w:t>
+      </w:r>
+    </w:p>
+    <w:p>
+      <w:pPr>
+        <w:spacing w:after="120" w:line="300" w:lineRule="auto"/>
+      </w:pPr>
+      <w:r>
+        <w:rPr>
+          <w:rFonts w:ascii="等线" w:hAnsi="等线" w:eastAsia="等线"/>
+          <w:sz w:val="21"/>
+        </w:rPr>
+        <w:t>现象三：线下约会或共同生活点击后回到主屏。根因是历史存档中的 msgs、memory、history 等字段可能缺失或类型错误，弹层关闭后 renderOff 抛错，视觉上像被送回主页。修复为每次进入前统一规范化旧存档，并把角色入口改成语义化 button 的单一 click 路径。</w:t>
+      </w:r>
+    </w:p>
+    <w:p>
+      <w:pPr>
+        <w:spacing w:after="120" w:line="300" w:lineRule="auto"/>
+      </w:pPr>
+      <w:r>
+        <w:rPr>
+          <w:rFonts w:ascii="等线" w:hAnsi="等线" w:eastAsia="等线"/>
+          <w:sz w:val="21"/>
+        </w:rPr>
+        <w:t>现象四：锁定应用、自定义上传图标会变宽，名称可能被截断。根因是玻璃参考页后置 CSS 的 width:auto 覆盖固定槽位，图标又允许 flex-shrink；上传图片也没有统一正方形裁切。修复为应用外层固定槽位、图标禁止收缩且固定正方形，自定义图片在保存前中心裁切为 256×256，名称使用固定高度行盒。</w:t>
+      </w:r>
+    </w:p>
+    <w:p>
+      <w:pPr>
+        <w:spacing w:after="120" w:line="300" w:lineRule="auto"/>
+      </w:pPr>
+      <w:r>
+        <w:rPr>
+          <w:rFonts w:ascii="等线" w:hAnsi="等线" w:eastAsia="等线"/>
+          <w:sz w:val="21"/>
+        </w:rPr>
+        <w:t>屏保决定：不再继续修改玻璃版屏保。移除 glass-theme.css 中全部 lock* 覆盖，屏保结构、时间、日期、星期、通知、箭头和解锁层完整沿用 v910 原版；玻璃主题只作用于解锁后的主屏。</w:t>
+      </w:r>
+    </w:p>
+    <w:p>
+      <w:pPr>
+        <w:spacing w:after="120" w:line="300" w:lineRule="auto"/>
+      </w:pPr>
+      <w:r>
+        <w:rPr>
+          <w:rFonts w:ascii="等线" w:hAnsi="等线" w:eastAsia="等线"/>
+          <w:sz w:val="21"/>
+        </w:rPr>
+        <w:t>验证：专项自动化 28 项通过，实际 390×844 页面中第一页八个图标均为 66×66，锁定与自定义图标不改变外层几何；旧存档可进入线下约会；屏保计算样式恢复 v910 的无边框、无玻璃卡片布局。完整 Windows 回归与原生资源清单在发版前再次执行；Mac Xcode 编译、签名和真实 iPhone／Android 触摸验收仍需安装后完成。</w:t>
       </w:r>
     </w:p>
     <w:sectPr>

--- a/docs/maintenance/AI开发项目_Bug记录模板.docx
+++ b/docs/maintenance/AI开发项目_Bug记录模板.docx
@@ -9743,6 +9743,124 @@
           <w:sz w:val="21"/>
         </w:rPr>
         <w:t>验证：专项自动化 28 项通过，实际 390×844 页面中第一页八个图标均为 66×66，锁定与自定义图标不改变外层几何；旧存档可进入线下约会；屏保计算样式恢复 v910 的无边框、无玻璃卡片布局。完整 Windows 回归与原生资源清单在发版前再次执行；Mac Xcode 编译、签名和真实 iPhone／Android 触摸验收仍需安装后完成。</w:t>
+      </w:r>
+    </w:p>
+    <w:p>
+      <w:r>
+        <w:br w:type="page"/>
+      </w:r>
+    </w:p>
+    <w:p>
+      <w:pPr>
+        <w:pStyle w:val="Heading1"/>
+      </w:pPr>
+      <w:r>
+        <w:rPr>
+          <w:rFonts w:ascii="等线" w:hAnsi="等线" w:eastAsia="等线"/>
+          <w:sz w:val="32"/>
+        </w:rPr>
+        <w:t>v927／私人版 1.0.53 Bug 记录｜苹果首屏文字、安全区与美化导入（2026-08-14）</w:t>
+      </w:r>
+    </w:p>
+    <w:p>
+      <w:pPr>
+        <w:spacing w:after="120" w:line="300" w:lineRule="auto"/>
+      </w:pPr>
+      <w:r>
+        <w:rPr>
+          <w:rFonts w:ascii="等线" w:hAnsi="等线" w:eastAsia="等线"/>
+          <w:sz w:val="21"/>
+        </w:rPr>
+        <w:t>现象一：只有 iPhone 浏览器添加到主屏幕后的玻璃第一页会把应用名称上下截断；第二页、安卓和私人 App 正常。根因是第一页绝对定位槽只有 75px，而 66px 图标、间距与文字行盒总高度超过槽位，WebKit 会压缩文字 flex 项。修复为八个首屏应用槽统一预留 90px，并把名称行盒固定为不可收缩的 20px；图标坐标和主题资源不变。</w:t>
+      </w:r>
+    </w:p>
+    <w:p>
+      <w:pPr>
+        <w:spacing w:after="120" w:line="300" w:lineRule="auto"/>
+      </w:pPr>
+      <w:r>
+        <w:rPr>
+          <w:rFonts w:ascii="等线" w:hAnsi="等线" w:eastAsia="等线"/>
+          <w:sz w:val="21"/>
+        </w:rPr>
+        <w:t>现象二：iPhone 添加到主屏幕后的页面底部出现黑条。根因是 standalone 模式的可见窗口与百分比外壳高度存在差异，黑色 html/body 背景从底部露出。修复仅在真实 iPhone／iPad 主屏幕环境且用户开启“苹果兼容适配”时，把 phone/screen 固定铺满可见视口；安卓、普通 Safari 和私人 App 不命中。</w:t>
+      </w:r>
+    </w:p>
+    <w:p>
+      <w:pPr>
+        <w:spacing w:after="120" w:line="300" w:lineRule="auto"/>
+      </w:pPr>
+      <w:r>
+        <w:rPr>
+          <w:rFonts w:ascii="等线" w:hAnsi="等线" w:eastAsia="等线"/>
+          <w:sz w:val="21"/>
+        </w:rPr>
+        <w:t>现象三：导出或导入美化后，接收方第一页组件、应用和 Dock 排列被覆盖，表现为空槽、图标散开或页面错位。根因是美化包错误包含 widgets、appLayout、homeLayout、appDock 和 homeReferenceAppSlots 等设备布局字段，与界面文字所承诺的‘只处理外观’不一致。修复后新包不再导出这些字段，导入旧包时也忽略它们，只恢复壁纸、图标、头像、气泡、组件外观与音乐外观。</w:t>
+      </w:r>
+    </w:p>
+    <w:p>
+      <w:pPr>
+        <w:spacing w:after="120" w:line="300" w:lineRule="auto"/>
+      </w:pPr>
+      <w:r>
+        <w:rPr>
+          <w:rFonts w:ascii="等线" w:hAnsi="等线" w:eastAsia="等线"/>
+          <w:sz w:val="21"/>
+        </w:rPr>
+        <w:t>隔离范围：此轮没有修改玻璃组件尺寸关系、第二页网格、安卓主屏布局、私人 App 安全区，也没有修改电话声音、字幕、识别、屏幕共享、微信聊天或 v910 屏保。</w:t>
+      </w:r>
+    </w:p>
+    <w:p>
+      <w:r>
+        <w:br w:type="page"/>
+      </w:r>
+    </w:p>
+    <w:p>
+      <w:pPr>
+        <w:pStyle w:val="Heading1"/>
+      </w:pPr>
+      <w:r>
+        <w:rPr>
+          <w:rFonts w:ascii="等线" w:hAnsi="等线" w:eastAsia="等线"/>
+          <w:sz w:val="32"/>
+        </w:rPr>
+        <w:t>v927 补充｜玻璃首页长按拖动不再跳位</w:t>
+      </w:r>
+    </w:p>
+    <w:p>
+      <w:pPr>
+        <w:spacing w:after="120" w:line="300" w:lineRule="auto"/>
+      </w:pPr>
+      <w:r>
+        <w:rPr>
+          <w:rFonts w:ascii="等线" w:hAnsi="等线" w:eastAsia="等线"/>
+          <w:sz w:val="21"/>
+        </w:rPr>
+        <w:t>根因：玻璃首页常态保留 38px 顶部布局间距，但长按进入编辑状态时会命中旧规则，将该间距立即清为 0，导致整页上移 38px、手指与应用坐标错位，随后又回弹。</w:t>
+      </w:r>
+    </w:p>
+    <w:p>
+      <w:pPr>
+        <w:spacing w:after="120" w:line="300" w:lineRule="auto"/>
+      </w:pPr>
+      <w:r>
+        <w:rPr>
+          <w:rFonts w:ascii="等线" w:hAnsi="等线" w:eastAsia="等线"/>
+          <w:sz w:val="21"/>
+        </w:rPr>
+        <w:t>修复：玻璃主题在编辑状态继续保留 38px 间距；拖动幽灵不再额外缩放；补入 iOS touchmove/touchend 非被动处理，长按后可继续跟手移动并落到新槽位。</w:t>
+      </w:r>
+    </w:p>
+    <w:p>
+      <w:pPr>
+        <w:spacing w:after="120" w:line="300" w:lineRule="auto"/>
+      </w:pPr>
+      <w:r>
+        <w:rPr>
+          <w:rFonts w:ascii="等线" w:hAnsi="等线" w:eastAsia="等线"/>
+          <w:sz w:val="21"/>
+        </w:rPr>
+        <w:t>真实浏览器几何验证：390×844 iPhone 主屏幕模式下，首页 8 个名称均为完整 20px 行盒，底部外壳间隙为 0，长按前后拖动坐标差为 0，并成功改变槽位。安卓主屏幕环境不会启用苹果安全区类。</w:t>
       </w:r>
     </w:p>
     <w:sectPr>

--- a/docs/maintenance/AI开发项目_Bug记录模板.docx
+++ b/docs/maintenance/AI开发项目_Bug记录模板.docx
@@ -9861,6 +9861,71 @@
           <w:sz w:val="21"/>
         </w:rPr>
         <w:t>真实浏览器几何验证：390×844 iPhone 主屏幕模式下，首页 8 个名称均为完整 20px 行盒，底部外壳间隙为 0，长按前后拖动坐标差为 0，并成功改变槽位。安卓主屏幕环境不会启用苹果安全区类。</w:t>
+      </w:r>
+    </w:p>
+    <w:p>
+      <w:r>
+        <w:br w:type="page"/>
+      </w:r>
+    </w:p>
+    <w:p>
+      <w:pPr>
+        <w:pStyle w:val="Heading1"/>
+      </w:pPr>
+      <w:r>
+        <w:rPr>
+          <w:rFonts w:ascii="等线" w:hAnsi="等线" w:eastAsia="等线"/>
+          <w:sz w:val="32"/>
+        </w:rPr>
+        <w:t>v945／私人版 1.0.69 Bug 记录｜主屏、消息删除与大小号隔离（2026-08-15）</w:t>
+      </w:r>
+    </w:p>
+    <w:p>
+      <w:pPr>
+        <w:spacing w:after="120" w:line="300" w:lineRule="auto"/>
+      </w:pPr>
+      <w:r>
+        <w:rPr>
+          <w:rFonts w:ascii="等线" w:hAnsi="等线" w:eastAsia="等线"/>
+          <w:sz w:val="21"/>
+        </w:rPr>
+        <w:t>现象一：少数 401–649px 宽屏设备的顶部仪表组件仍受旧 348px 上限约束，视觉上缩向左侧；下方组件和右下四个 App 因沿用窄屏纵坐标而过度靠近。另有少数 WebView 指针流中断后没有继续派发 pointermove，造成主页横滑偶发卡住。修复只在 401–649px 宽屏取消仪表与 Dock 的旧宽度上限，并在高度不少于 820px 时拉开各区纵向间距；360／390／393px 规则保持不变。横滑补入非被动 touchmove 回退、touchend、失焦与后台清理，指针流正常时不重复接管。</w:t>
+      </w:r>
+    </w:p>
+    <w:p>
+      <w:pPr>
+        <w:spacing w:after="120" w:line="300" w:lineRule="auto"/>
+      </w:pPr>
+      <w:r>
+        <w:rPr>
+          <w:rFonts w:ascii="等线" w:hAnsi="等线" w:eastAsia="等线"/>
+          <w:sz w:val="21"/>
+        </w:rPr>
+        <w:t>现象二：微信自己发出的文字和图片没有单条删除入口。修复在本人文字／图片消息菜单中加入删除，保存后立即从当前账号消息数组移除并持久化；图片若仍在识图等待中会终止迟到回复，无其他引用时由媒体回收清理。角色消息、撤回和已有菜单语义不变。</w:t>
+      </w:r>
+    </w:p>
+    <w:p>
+      <w:pPr>
+        <w:spacing w:after="120" w:line="300" w:lineRule="auto"/>
+      </w:pPr>
+      <w:r>
+        <w:rPr>
+          <w:rFonts w:ascii="等线" w:hAnsi="等线" w:eastAsia="等线"/>
+          <w:sz w:val="21"/>
+        </w:rPr>
+        <w:t>现象三：小号原本应当是陌生人，但少数大号关系模块仍会进入小号系统上下文；后来加强隔离时又断开了旧版切回大号后的报备入口。修复后小号只读取小号资料、聊天、小号摘要与长期记忆，主号恋爱、极端关系、共同生活、好友来源和记忆清除事件全部隔离；切回大号时只对最新一段新增小号聊天报备一次，同一活动不重复。</w:t>
+      </w:r>
+    </w:p>
+    <w:p>
+      <w:pPr>
+        <w:spacing w:after="120" w:line="300" w:lineRule="auto"/>
+      </w:pPr>
+      <w:r>
+        <w:rPr>
+          <w:rFonts w:ascii="等线" w:hAnsi="等线" w:eastAsia="等线"/>
+          <w:sz w:val="21"/>
+        </w:rPr>
+        <w:t>私人 App 顶部黑色系统区只用同色安全区背景融合，WKWebView 不进入状态栏或 Dynamic Island。iPhone 主屏幕 Web App 的底部系统区域未修改。AI 账户同时固定声明：内置 AI 只用于语音生成和影院字幕识别，不用于普通聊天、聊天识图或聊天生图。</w:t>
       </w:r>
     </w:p>
     <w:sectPr>

--- a/docs/maintenance/AI开发项目_Bug记录模板.docx
+++ b/docs/maintenance/AI开发项目_Bug记录模板.docx
@@ -9926,6 +9926,71 @@
           <w:sz w:val="21"/>
         </w:rPr>
         <w:t>私人 App 顶部黑色系统区只用同色安全区背景融合，WKWebView 不进入状态栏或 Dynamic Island。iPhone 主屏幕 Web App 的底部系统区域未修改。AI 账户同时固定声明：内置 AI 只用于语音生成和影院字幕识别，不用于普通聊天、聊天识图或聊天生图。</w:t>
+      </w:r>
+    </w:p>
+    <w:p>
+      <w:r>
+        <w:br w:type="page"/>
+      </w:r>
+    </w:p>
+    <w:p>
+      <w:pPr>
+        <w:pStyle w:val="Heading1"/>
+      </w:pPr>
+      <w:r>
+        <w:rPr>
+          <w:rFonts w:ascii="等线" w:hAnsi="等线" w:eastAsia="等线"/>
+          <w:sz w:val="32"/>
+        </w:rPr>
+        <w:t>v946｜内置 AI 新购买渠道下线（2026-08-16）</w:t>
+      </w:r>
+    </w:p>
+    <w:p>
+      <w:pPr>
+        <w:spacing w:after="120" w:line="300" w:lineRule="auto"/>
+      </w:pPr>
+      <w:r>
+        <w:rPr>
+          <w:rFonts w:ascii="等线" w:hAnsi="等线" w:eastAsia="等线"/>
+          <w:sz w:val="21"/>
+        </w:rPr>
+        <w:t>用户决定立即关闭网页版内置 AI 的新购买渠道和套餐，但老用户余额、已有克隆音色、内置语音、流水和历史订单必须继续可用。原页面同时存在套餐卡片、付款二维码、音色克隆申请、付款凭证上传、低余额充值提示和旧版使用说明；若只隐藏套餐，旧入口或旧客户端仍可能继续创建订单。</w:t>
+      </w:r>
+    </w:p>
+    <w:p>
+      <w:pPr>
+        <w:spacing w:after="120" w:line="300" w:lineRule="auto"/>
+      </w:pPr>
+      <w:r>
+        <w:rPr>
+          <w:rFonts w:ascii="等线" w:hAnsi="等线" w:eastAsia="等线"/>
+          <w:sz w:val="21"/>
+        </w:rPr>
+        <w:t>修复以最小范围删除前端套餐、支付方式、收款码、音色申请及凭证上传代码，历史订单改为只读；低余额提示与使用说明改为现有余额继续使用或按公告退款。普通聊天、聊天识图和生图继续明确使用用户自行配置的外置接口。</w:t>
+      </w:r>
+    </w:p>
+    <w:p>
+      <w:pPr>
+        <w:spacing w:after="120" w:line="300" w:lineRule="auto"/>
+      </w:pPr>
+      <w:r>
+        <w:rPr>
+          <w:rFonts w:ascii="等线" w:hAnsi="等线" w:eastAsia="等线"/>
+          <w:sz w:val="21"/>
+        </w:rPr>
+        <w:t>服务端账户响应固定返回空 plans；purchase_create 与 purchase_submit 均在写库和上传前返回 410 purchase-channel-closed，阻止旧客户端绕过新版页面。历史账户、私有音色、流水、管理员历史审核与退款记录保留。仓库中的三张付款／联系方式二维码及 Service Worker、私人资源清单引用一并删除。</w:t>
+      </w:r>
+    </w:p>
+    <w:p>
+      <w:pPr>
+        <w:spacing w:after="120" w:line="300" w:lineRule="auto"/>
+      </w:pPr>
+      <w:r>
+        <w:rPr>
+          <w:rFonts w:ascii="等线" w:hAnsi="等线" w:eastAsia="等线"/>
+          <w:sz w:val="21"/>
+        </w:rPr>
+        <w:t>验证：JavaScript 语法检查与购买下线、历史订单、内置图片边界、私有音色和内置 TTS 专项测试通过；完整 Windows 回归与线上 Edge Function 部署结果在发布记录中继续补充。</w:t>
       </w:r>
     </w:p>
     <w:sectPr>

--- a/docs/maintenance/AI开发项目_Bug记录模板.docx
+++ b/docs/maintenance/AI开发项目_Bug记录模板.docx
@@ -9991,6 +9991,95 @@
           <w:sz w:val="21"/>
         </w:rPr>
         <w:t>验证：JavaScript 语法检查与购买下线、历史订单、内置图片边界、私有音色和内置 TTS 专项测试通过；完整 Windows 回归与线上 Edge Function 部署结果在发布记录中继续补充。</w:t>
+      </w:r>
+    </w:p>
+    <w:p>
+      <w:r>
+        <w:br w:type="page"/>
+      </w:r>
+    </w:p>
+    <w:p>
+      <w:pPr>
+        <w:pStyle w:val="Heading1"/>
+      </w:pPr>
+      <w:r>
+        <w:rPr>
+          <w:rFonts w:ascii="等线" w:hAnsi="等线" w:eastAsia="等线"/>
+          <w:sz w:val="32"/>
+        </w:rPr>
+        <w:t>v953 补充 Bug 记录｜小号报备被旧话题误判为成功（2026-08-16）</w:t>
+      </w:r>
+    </w:p>
+    <w:p>
+      <w:pPr>
+        <w:spacing w:after="120" w:line="300" w:lineRule="auto"/>
+      </w:pPr>
+      <w:r>
+        <w:rPr>
+          <w:rFonts w:ascii="等线" w:hAnsi="等线" w:eastAsia="等线"/>
+          <w:sz w:val="21"/>
+        </w:rPr>
+        <w:t>现象：小号与角色发生新聊天后切回大号，角色可能继续回答大号切换前的旧话题，没有主动说明小号联系人及聊天内容；之后即使询问，角色也可能否认或不记得。关闭旧自然模式时曾能报备，统一自然系统启用后更容易暴露此问题。</w:t>
+      </w:r>
+    </w:p>
+    <w:p>
+      <w:pPr>
+        <w:spacing w:after="120" w:line="300" w:lineRule="auto"/>
+      </w:pPr>
+      <w:r>
+        <w:rPr>
+          <w:rFonts w:ascii="等线" w:hAnsi="等线" w:eastAsia="等线"/>
+          <w:sz w:val="21"/>
+        </w:rPr>
+        <w:t>根因：账号切换和报备事件实际已经触发，但异步报备队列只依据本轮是否产生任意可见角色消息判断成功。模型带着大号旧历史生成普通续聊时，回调仍推进 _altReportAt、_altReportDeliveredAt 和事件 reportedAt，导致没有完成的报备被提前消费。旧修复还把 _altReportDeliveredAt 本身当作交付证据，无法自动修复已经误消费的事件。</w:t>
+      </w:r>
+    </w:p>
+    <w:p>
+      <w:pPr>
+        <w:spacing w:after="120" w:line="300" w:lineRule="auto"/>
+      </w:pPr>
+      <w:r>
+        <w:rPr>
+          <w:rFonts w:ascii="等线" w:hAnsi="等线" w:eastAsia="等线"/>
+          <w:sz w:val="21"/>
+        </w:rPr>
+        <w:t>修复：每个报备事件加入稳定时间戳，并对模型结果执行语义交付校验。具名小号必须同时出现该联系人名称和加好友、联系、发消息或聊天动作；延续旧话题、否认、不记得及泛泛的“有人联系我”均不算成功。首次结果不合格时使用隔离旧历史的报备纠正请求；仍不合格或接口失败时，使用仅依据事件快照的事实型本地兜底。只有带事件标记的真实可见消息才推进游标。</w:t>
+      </w:r>
+    </w:p>
+    <w:p>
+      <w:pPr>
+        <w:spacing w:after="120" w:line="300" w:lineRule="auto"/>
+      </w:pPr>
+      <w:r>
+        <w:rPr>
+          <w:rFonts w:ascii="等线" w:hAnsi="等线" w:eastAsia="等线"/>
+          <w:sz w:val="21"/>
+        </w:rPr>
+        <w:t>旧数据修复：历史 _altReportAt 或 _altReportDeliveredAt 不能再单独证明已报备。若大号消息中找不到对应事件标记或有效报备语义，就自动清除错误交付游标并重新排队，因此已被旧版本误消费的小号活动也能恢复一次报备。</w:t>
+      </w:r>
+    </w:p>
+    <w:p>
+      <w:pPr>
+        <w:spacing w:after="120" w:line="300" w:lineRule="auto"/>
+      </w:pPr>
+      <w:r>
+        <w:rPr>
+          <w:rFonts w:ascii="等线" w:hAnsi="等线" w:eastAsia="等线"/>
+          <w:sz w:val="21"/>
+        </w:rPr>
+        <w:t>边界：小号仍是独立陌生联系人，只读取小号账号资料、聊天、摘要和记忆；大号只接收单向报备，不向小号泄露大号身份，也不猜测两个账号是同一人。同一事件只报一次，小号有新活动才生成新事件。本次仅修改网页核心，私人 App 安装包未改。</w:t>
+      </w:r>
+    </w:p>
+    <w:p>
+      <w:pPr>
+        <w:spacing w:after="120" w:line="300" w:lineRule="auto"/>
+      </w:pPr>
+      <w:r>
+        <w:rPr>
+          <w:rFonts w:ascii="等线" w:hAnsi="等线" w:eastAsia="等线"/>
+          <w:sz w:val="21"/>
+        </w:rPr>
+        <w:t>验证：账号隔离、自然系统、首句生成、好友恢复及完整项目回归通过；完整结果为 200 个测试文件、657 项通过、0 失败。</w:t>
       </w:r>
     </w:p>
     <w:sectPr>

--- a/docs/maintenance/AI开发项目_Bug记录模板.docx
+++ b/docs/maintenance/AI开发项目_Bug记录模板.docx
@@ -10080,6 +10080,71 @@
           <w:sz w:val="21"/>
         </w:rPr>
         <w:t>验证：账号隔离、自然系统、首句生成、好友恢复及完整项目回归通过；完整结果为 200 个测试文件、657 项通过、0 失败。</w:t>
+      </w:r>
+    </w:p>
+    <w:p>
+      <w:r>
+        <w:br w:type="page"/>
+      </w:r>
+    </w:p>
+    <w:p>
+      <w:pPr>
+        <w:pStyle w:val="Heading1"/>
+      </w:pPr>
+      <w:r>
+        <w:rPr>
+          <w:rFonts w:ascii="等线" w:hAnsi="等线" w:eastAsia="等线"/>
+          <w:sz w:val="32"/>
+        </w:rPr>
+        <w:t>v953 私人版交付记录｜1.0.75 同步小号报备修复（2026-08-16）</w:t>
+      </w:r>
+    </w:p>
+    <w:p>
+      <w:pPr>
+        <w:spacing w:after="120" w:line="300" w:lineRule="auto"/>
+      </w:pPr>
+      <w:r>
+        <w:rPr>
+          <w:rFonts w:ascii="等线" w:hAnsi="等线" w:eastAsia="等线"/>
+          <w:sz w:val="21"/>
+        </w:rPr>
+        <w:t>现象与决定：网页 v953 的小号报备语义校验已经通过完整回归，但第七十四次私人安装包仍内置旧 PhoneWeb.bundle。用户明确要求把同一套 AI 修复打入私人 App，并继续遵守每次只交一个全新 ZIP 的死规则。</w:t>
+      </w:r>
+    </w:p>
+    <w:p>
+      <w:pPr>
+        <w:spacing w:after="120" w:line="300" w:lineRule="auto"/>
+      </w:pPr>
+      <w:r>
+        <w:rPr>
+          <w:rFonts w:ascii="等线" w:hAnsi="等线" w:eastAsia="等线"/>
+          <w:sz w:val="21"/>
+        </w:rPr>
+        <w:t>处理：私人 App 升级到 1.0.75 (75)，原生桥契约仍为 18；通过 private-phone-web.manifest.json 和 stage-private-phone-web.mjs 从当前共享源码重建 PhoneWeb.bundle，不从旧 ZIP 解压覆盖。网页正式版本仍为 v953，没有另起网页分支。</w:t>
+      </w:r>
+    </w:p>
+    <w:p>
+      <w:pPr>
+        <w:spacing w:after="120" w:line="300" w:lineRule="auto"/>
+      </w:pPr>
+      <w:r>
+        <w:rPr>
+          <w:rFonts w:ascii="等线" w:hAnsi="等线" w:eastAsia="等线"/>
+          <w:sz w:val="21"/>
+        </w:rPr>
+        <w:t>范围：本次只同步已经验证的小号报备交付校验、旧错误游标修复和首次直加好友 HTTP 400 本地开场兜底；不改主屏布局、iOS 系统栏、网页版本、账号隔离边界或其他原生能力。</w:t>
+      </w:r>
+    </w:p>
+    <w:p>
+      <w:pPr>
+        <w:spacing w:after="120" w:line="300" w:lineRule="auto"/>
+      </w:pPr>
+      <w:r>
+        <w:rPr>
+          <w:rFonts w:ascii="等线" w:hAnsi="等线" w:eastAsia="等线"/>
+          <w:sz w:val="21"/>
+        </w:rPr>
+        <w:t>验证：Windows 完整回归 200 个测试文件、657 项通过、0 失败。交付 ZIP 必须只有完整 Xcode 工程、请在 Mac 编译前先读和本次第七十五次安装说明；必须检查只有一个 PhoneWeb.bundle/index.html、无嵌套 ZIP、无历史安装说明和临时文件。Mac 编译、Apple 签名及真机报备仍需在 Mac/iPhone 完成。</w:t>
       </w:r>
     </w:p>
     <w:sectPr>

--- a/docs/maintenance/AI开发项目_Bug记录模板.docx
+++ b/docs/maintenance/AI开发项目_Bug记录模板.docx
@@ -10145,6 +10145,71 @@
           <w:sz w:val="21"/>
         </w:rPr>
         <w:t>验证：Windows 完整回归 200 个测试文件、657 项通过、0 失败。交付 ZIP 必须只有完整 Xcode 工程、请在 Mac 编译前先读和本次第七十五次安装说明；必须检查只有一个 PhoneWeb.bundle/index.html、无嵌套 ZIP、无历史安装说明和临时文件。Mac 编译、Apple 签名及真机报备仍需在 Mac/iPhone 完成。</w:t>
+      </w:r>
+    </w:p>
+    <w:p>
+      <w:r>
+        <w:br w:type="page"/>
+      </w:r>
+    </w:p>
+    <w:p>
+      <w:pPr>
+        <w:pStyle w:val="Heading1"/>
+      </w:pPr>
+      <w:r>
+        <w:rPr>
+          <w:rFonts w:ascii="等线" w:hAnsi="等线" w:eastAsia="等线"/>
+          <w:sz w:val="32"/>
+        </w:rPr>
+        <w:t>v954 私人版交付记录｜1.0.76 iOS 音乐导入与小号报备修复（2026-08-16）</w:t>
+      </w:r>
+    </w:p>
+    <w:p>
+      <w:pPr>
+        <w:spacing w:after="120" w:line="300" w:lineRule="auto"/>
+      </w:pPr>
+      <w:r>
+        <w:rPr>
+          <w:rFonts w:ascii="等线" w:hAnsi="等线" w:eastAsia="等线"/>
+          <w:sz w:val="21"/>
+        </w:rPr>
+        <w:t>现象与根因：iOS 文件选择器把音频和视频写在同一个 accept 过滤器里，部分系统会把已有 MP3/M4A 显示为不可选择；微信小号首次加好友时，请求历史可能只有 system 消息，部分兼容接口因此返回 HTTP 400；切回主号后的报备又依赖模型请求成功，失败后没有可靠交付。私人状态问句还会被“刚刚”等实时词误判为联网查询，旧兜底则直接拼接双方原话，形成机械复述。</w:t>
+      </w:r>
+    </w:p>
+    <w:p>
+      <w:pPr>
+        <w:spacing w:after="120" w:line="300" w:lineRule="auto"/>
+      </w:pPr>
+      <w:r>
+        <w:rPr>
+          <w:rFonts w:ascii="等线" w:hAnsi="等线" w:eastAsia="等线"/>
+          <w:sz w:val="21"/>
+        </w:rPr>
+        <w:t>处理：音乐导入拆成独立的“选择音乐文件”和“选择录屏视频”，音频明确接受 MP3、M4A、AAC、WAV、FLAC、OGG、OPUS；好友通过自动消息以 user 角色进入首轮请求，并拦截兼容接口的客服式问候。小号事件保存来信、角色回复与处理动作；切回主号时即使模型失败，也会自然概括并交付一次，且不会逐句复述聊天记录。</w:t>
+      </w:r>
+    </w:p>
+    <w:p>
+      <w:pPr>
+        <w:spacing w:after="120" w:line="300" w:lineRule="auto"/>
+      </w:pPr>
+      <w:r>
+        <w:rPr>
+          <w:rFonts w:ascii="等线" w:hAnsi="等线" w:eastAsia="等线"/>
+          <w:sz w:val="21"/>
+        </w:rPr>
+        <w:t>防误伤：普通明确联网请求仍可联网；“刚刚有人给你发消息吗”“刚才谁加你微信了”等私人状态问题固定留在本地角色记忆。小号仍按陌生身份隔离，主号只接收该次联系的自然报备，同一事件只交付一次。</w:t>
+      </w:r>
+    </w:p>
+    <w:p>
+      <w:pPr>
+        <w:spacing w:after="120" w:line="300" w:lineRule="auto"/>
+      </w:pPr>
+      <w:r>
+        <w:rPr>
+          <w:rFonts w:ascii="等线" w:hAnsi="等线" w:eastAsia="等线"/>
+          <w:sz w:val="21"/>
+        </w:rPr>
+        <w:t>版本：网页 v954；私人 iOS 1.0.76 (76)；原生桥 18。PhoneWeb.bundle 必须由当前共享源码清单重建，不能从旧 ZIP 覆盖。Windows 自动测试通过后，仍需在 Mac 编译签名，并在真实 iPhone 上验收 Files 选择器、首句回复及小号切回主号报备。</w:t>
       </w:r>
     </w:p>
     <w:sectPr>

--- a/docs/maintenance/AI开发项目_Bug记录模板.docx
+++ b/docs/maintenance/AI开发项目_Bug记录模板.docx
@@ -10210,6 +10210,45 @@
           <w:sz w:val="21"/>
         </w:rPr>
         <w:t>版本：网页 v954；私人 iOS 1.0.76 (76)；原生桥 18。PhoneWeb.bundle 必须由当前共享源码清单重建，不能从旧 ZIP 覆盖。Windows 自动测试通过后，仍需在 Mac 编译签名，并在真实 iPhone 上验收 Files 选择器、首句回复及小号切回主号报备。</w:t>
+      </w:r>
+    </w:p>
+    <w:p/>
+    <w:p>
+      <w:pPr>
+        <w:pStyle w:val="Heading1"/>
+      </w:pPr>
+      <w:r>
+        <w:rPr>
+          <w:rFonts w:ascii="Microsoft YaHei" w:hAnsi="Microsoft YaHei" w:eastAsia="微软雅黑"/>
+        </w:rPr>
+        <w:t>v957 功能与风险记录｜网易云第三方音乐接入（2026-08-16）</w:t>
+      </w:r>
+    </w:p>
+    <w:p>
+      <w:pPr/>
+      <w:r>
+        <w:rPr>
+          <w:rFonts w:ascii="Microsoft YaHei" w:hAnsi="Microsoft YaHei" w:eastAsia="微软雅黑"/>
+        </w:rPr>
+        <w:t>诉求：私人 App 与网页希望能使用中国大陆音乐平台，补充现有免费曲库覆盖不足的问题，同时不得破坏已有音乐、本地导入和一起听。排查结果：未找到可直接用于个人项目、允许完整商业曲库播放的网易云公开消费级接口；常见非官方 NeteaseCloudMusicApi 项目已经归档并明确停止维护，因此不能作为稳定或合规依赖。</w:t>
+      </w:r>
+    </w:p>
+    <w:p>
+      <w:pPr/>
+      <w:r>
+        <w:rPr>
+          <w:rFonts w:ascii="Microsoft YaHei" w:hAnsi="Microsoft YaHei" w:eastAsia="微软雅黑"/>
+        </w:rPr>
+        <w:t>方案：接入网易云官方 outchain/player 外链播放器。输入层只接受纯数字 ID 或 music.163.com 的 song、album、playlist 官方链接，拒绝其他域名和路由；原生层只对白名单子框架放行，主框架及其他远程地址继续外部打开。失败或版权受限时仅影响该官方播放器，不得影响 Apple、Audius、本地文件、保存、导入导出和一起听。</w:t>
+      </w:r>
+    </w:p>
+    <w:p>
+      <w:pPr/>
+      <w:r>
+        <w:rPr>
+          <w:rFonts w:ascii="Microsoft YaHei" w:hAnsi="Microsoft YaHei" w:eastAsia="微软雅黑"/>
+        </w:rPr>
+        <w:t>验证：新增 3 项专项测试，覆盖输入白名单、无抓源或会员绕过、原生精确导航白名单；全量自动回归 665/665 通过。Edge 真实页面成功加载官方播放器并显示 Beyond《海阔天空》的官方播放控件。尚未冒充 Mac/Xcode 编译或真实 iPhone 播放通过。</w:t>
       </w:r>
     </w:p>
     <w:sectPr>

--- a/docs/maintenance/AI开发项目_Bug记录模板.docx
+++ b/docs/maintenance/AI开发项目_Bug记录模板.docx
@@ -10249,6 +10249,136 @@
           <w:rFonts w:ascii="Microsoft YaHei" w:hAnsi="Microsoft YaHei" w:eastAsia="微软雅黑"/>
         </w:rPr>
         <w:t>验证：新增 3 项专项测试，覆盖输入白名单、无抓源或会员绕过、原生精确导航白名单；全量自动回归 665/665 通过。Edge 真实页面成功加载官方播放器并显示 Beyond《海阔天空》的官方播放控件。尚未冒充 Mac/Xcode 编译或真实 iPhone 播放通过。</w:t>
+      </w:r>
+    </w:p>
+    <w:p>
+      <w:r>
+        <w:br w:type="page"/>
+      </w:r>
+    </w:p>
+    <w:p>
+      <w:pPr>
+        <w:pStyle w:val="Heading1"/>
+      </w:pPr>
+      <w:r>
+        <w:rPr>
+          <w:rFonts w:ascii="等线" w:hAnsi="等线" w:eastAsia="等线"/>
+          <w:sz w:val="32"/>
+        </w:rPr>
+        <w:t>v958 主动消息重复与 App 关闭后不推送修复记录（2026-08-17）</w:t>
+      </w:r>
+    </w:p>
+    <w:p>
+      <w:pPr>
+        <w:spacing w:after="120" w:line="300" w:lineRule="auto"/>
+      </w:pPr>
+      <w:r>
+        <w:rPr>
+          <w:rFonts w:ascii="等线" w:hAnsi="等线" w:eastAsia="等线"/>
+          <w:sz w:val="21"/>
+        </w:rPr>
+        <w:t>现象一：自然模式融合后，随机主动消息会再次识别并延续用户最后一句，即使该句已经由角色正常回复。根因是主动记忆检索仍以最后一条用户文本为种子，服务端提示又把最近聊天设为第一优先上下文；现有去重只比较角色输出，无法识别“已经结束的用户回合”。</w:t>
+      </w:r>
+    </w:p>
+    <w:p>
+      <w:pPr>
+        <w:spacing w:after="120" w:line="300" w:lineRule="auto"/>
+      </w:pPr>
+      <w:r>
+        <w:rPr>
+          <w:rFonts w:ascii="等线" w:hAnsi="等线" w:eastAsia="等线"/>
+          <w:sz w:val="21"/>
+        </w:rPr>
+        <w:t>处理一：网页端和云端均显式计算最近用户消息及其后的角色回复。已完成回合被标记为对话结束，随机主动联系只能从独立新事件开场，禁止回答、复述或改写最后一句；尚未回复的用户消息存在时，定时主动联系保持安静。主动记忆检索同时排除与最后一句相同或包含关系的候选。</w:t>
+      </w:r>
+    </w:p>
+    <w:p>
+      <w:pPr>
+        <w:spacing w:after="120" w:line="300" w:lineRule="auto"/>
+      </w:pPr>
+      <w:r>
+        <w:rPr>
+          <w:rFonts w:ascii="等线" w:hAnsi="等线" w:eastAsia="等线"/>
+          <w:sz w:val="21"/>
+        </w:rPr>
+        <w:t>现象二：线下约会、共同生活面对面等临时状态会让角色资料同步 enabled=false，云端把它当成用户永久关闭后台联系；App 关闭后没有新的完整同步，因而持续不推送。根因是临时暂停与持久偏好共用同一个 enabled 字段。</w:t>
+      </w:r>
+    </w:p>
+    <w:p>
+      <w:pPr>
+        <w:spacing w:after="120" w:line="300" w:lineRule="auto"/>
+      </w:pPr>
+      <w:r>
+        <w:rPr>
+          <w:rFonts w:ascii="等线" w:hAnsi="等线" w:eastAsia="等线"/>
+          <w:sz w:val="21"/>
+        </w:rPr>
+        <w:t>处理二：enabled 只表达用户持久开启状态，临时线下、通话、睡眠等状态改由 automation_config.suspended 表达。普通定时任务在暂停时顺延十分钟且不关闭资料；生成前后均复核暂停状态。明确的 reply_handoff、device_handoff、one_minute_test 与 app_watch_test 不被误删，面对面期间的普通 App 查看后续仍暂停。</w:t>
+      </w:r>
+    </w:p>
+    <w:p>
+      <w:pPr>
+        <w:spacing w:after="120" w:line="300" w:lineRule="auto"/>
+      </w:pPr>
+      <w:r>
+        <w:rPr>
+          <w:rFonts w:ascii="等线" w:hAnsi="等线" w:eastAsia="等线"/>
+          <w:sz w:val="21"/>
+        </w:rPr>
+        <w:t>影响核对：保留每日额度、睡眠、通话、随机静默、去重、通知头像、回复接力、设备接力、一分钟测试和 App 查看测试。phone-role-push 已部署到现有 Supabase 项目；Windows 自动回归 667/667 通过。未在 Mac 编译、签名，也未冒充真实 iPhone 前台、后台或上划强退通知通过。版本为网页 v958、私人 iOS 1.0.80 (80)、原生桥 18。</w:t>
+      </w:r>
+    </w:p>
+    <w:p>
+      <w:r>
+        <w:br w:type="page"/>
+      </w:r>
+    </w:p>
+    <w:p>
+      <w:pPr>
+        <w:pStyle w:val="Heading1"/>
+      </w:pPr>
+      <w:r>
+        <w:rPr>
+          <w:rFonts w:ascii="等线" w:hAnsi="等线" w:eastAsia="等线"/>
+          <w:sz w:val="32"/>
+        </w:rPr>
+        <w:t>v958 屏保返回箭头主题同步补充（2026-08-17）</w:t>
+      </w:r>
+    </w:p>
+    <w:p>
+      <w:pPr>
+        <w:spacing w:after="120" w:line="300" w:lineRule="auto"/>
+      </w:pPr>
+      <w:r>
+        <w:rPr>
+          <w:rFonts w:ascii="等线" w:hAnsi="等线" w:eastAsia="等线"/>
+          <w:sz w:val="21"/>
+        </w:rPr>
+        <w:t>现象：主页顶部“回到屏保”小箭头位于 home 容器外，粉白、蓝白、灰白透明玻璃主题切换时它仍使用纯黑主题的深灰按钮，视觉上没有跟随主题。</w:t>
+      </w:r>
+    </w:p>
+    <w:p>
+      <w:pPr>
+        <w:spacing w:after="120" w:line="300" w:lineRule="auto"/>
+      </w:pPr>
+      <w:r>
+        <w:rPr>
+          <w:rFonts w:ascii="等线" w:hAnsi="等线" w:eastAsia="等线"/>
+          <w:sz w:val="21"/>
+        </w:rPr>
+        <w:t>处理：只为 north-pack-pink、north-pack-blue、north-pack-gray 根类增加 lockpull 按钮与箭头描边配色；north-pack-black 不增加覆盖，继续沿用原来的深灰按钮。尺寸、位置、动画、可见条件和 lockShow 点击路径完全不改。</w:t>
+      </w:r>
+    </w:p>
+    <w:p>
+      <w:pPr>
+        <w:spacing w:after="120" w:line="300" w:lineRule="auto"/>
+      </w:pPr>
+      <w:r>
+        <w:rPr>
+          <w:rFonts w:ascii="等线" w:hAnsi="等线" w:eastAsia="等线"/>
+          <w:sz w:val="21"/>
+        </w:rPr>
+        <w:t>验证：新增静态回归，确认三套浅色主题分别命中自己的按钮和箭头颜色，纯黑主题没有新增 lockpull 覆盖；屏保其他 lock 元素继续保持 v910 样式。</w:t>
       </w:r>
     </w:p>
     <w:sectPr>

--- a/docs/maintenance/AI开发项目_Bug记录模板.docx
+++ b/docs/maintenance/AI开发项目_Bug记录模板.docx
@@ -10379,6 +10379,112 @@
           <w:sz w:val="21"/>
         </w:rPr>
         <w:t>验证：新增静态回归，确认三套浅色主题分别命中自己的按钮和箭头颜色，纯黑主题没有新增 lockpull 覆盖；屏保其他 lock 元素继续保持 v910 样式。</w:t>
+      </w:r>
+    </w:p>
+    <w:p>
+      <w:r>
+        <w:br w:type="page"/>
+      </w:r>
+    </w:p>
+    <w:p>
+      <w:pPr>
+        <w:pStyle w:val="Heading1"/>
+      </w:pPr>
+      <w:r>
+        <w:rPr>
+          <w:rFonts w:ascii="等线" w:hAnsi="等线" w:eastAsia="等线"/>
+          <w:sz w:val="32"/>
+        </w:rPr>
+        <w:t>v958 第二页姓名签名气泡主题亮色补充（2026-08-17）</w:t>
+      </w:r>
+    </w:p>
+    <w:p>
+      <w:pPr>
+        <w:spacing w:after="120" w:line="300" w:lineRule="auto"/>
+      </w:pPr>
+      <w:r>
+        <w:rPr>
+          <w:rFonts w:ascii="等线" w:hAnsi="等线" w:eastAsia="等线"/>
+          <w:sz w:val="21"/>
+        </w:rPr>
+        <w:t>现象：第二页头像卡下方的姓名／签名气泡固定使用深灰半透明背景。切换粉白、蓝白、灰白透明玻璃主题并使用亮色壁纸后，气泡仍整体偏暗灰，与主题不一致。</w:t>
+      </w:r>
+    </w:p>
+    <w:p>
+      <w:pPr>
+        <w:spacing w:after="120" w:line="300" w:lineRule="auto"/>
+      </w:pPr>
+      <w:r>
+        <w:rPr>
+          <w:rFonts w:ascii="等线" w:hAnsi="等线" w:eastAsia="等线"/>
+          <w:sz w:val="21"/>
+        </w:rPr>
+        <w:t>处理：只为 north-pack-pink、north-pack-blue、north-pack-gray 的 glass-second-portrait-copy 增加更明亮的对应主题渐变、边框、阴影和深色文字；north-pack-black 不增加覆盖，继续保留原暗灰气泡。头像、文字内容、卡片尺寸、布局、拖动与编辑入口均不改变。</w:t>
+      </w:r>
+    </w:p>
+    <w:p>
+      <w:pPr>
+        <w:spacing w:after="120" w:line="300" w:lineRule="auto"/>
+      </w:pPr>
+      <w:r>
+        <w:rPr>
+          <w:rFonts w:ascii="等线" w:hAnsi="等线" w:eastAsia="等线"/>
+          <w:sz w:val="21"/>
+        </w:rPr>
+        <w:t>验证：第二页布局回归明确要求三套浅色主题各有独立亮色气泡，并确认纯黑主题不存在该覆盖。</w:t>
+      </w:r>
+    </w:p>
+    <w:p>
+      <w:r>
+        <w:br w:type="page"/>
+      </w:r>
+    </w:p>
+    <w:p>
+      <w:pPr>
+        <w:pStyle w:val="Heading1"/>
+      </w:pPr>
+      <w:r>
+        <w:rPr>
+          <w:rFonts w:ascii="等线" w:hAnsi="等线" w:eastAsia="等线"/>
+          <w:sz w:val="32"/>
+        </w:rPr>
+        <w:t>v958 私人 App 顶部系统安全区主题同步记录（2026-08-17）</w:t>
+      </w:r>
+    </w:p>
+    <w:p>
+      <w:pPr>
+        <w:spacing w:after="120" w:line="300" w:lineRule="auto"/>
+      </w:pPr>
+      <w:r>
+        <w:rPr>
+          <w:rFonts w:ascii="等线" w:hAnsi="等线" w:eastAsia="等线"/>
+          <w:sz w:val="21"/>
+        </w:rPr>
+        <w:t>现象：私人 App 为避免网页进入 Dynamic Island 和系统状态栏，WKWebView 固定从顶部安全区下方开始；该系统安全区此前固定为纯黑，因此在浅色壁纸与粉白、蓝白、灰白或线条白色主题下形成一条突兀的黑色区域。</w:t>
+      </w:r>
+    </w:p>
+    <w:p>
+      <w:pPr>
+        <w:spacing w:after="120" w:line="300" w:lineRule="auto"/>
+      </w:pPr>
+      <w:r>
+        <w:rPr>
+          <w:rFonts w:ascii="等线" w:hAnsi="等线" w:eastAsia="等线"/>
+          <w:sz w:val="21"/>
+        </w:rPr>
+        <w:t>处理：保留 WKWebView 现有安全区边界，只新增 appearance.statusBar 原生桥消息。网页根据当前主题发送 black、pink、blue、gray 或 white；SwiftUI 外壳仅重绘顶部系统安全区，并用相应明暗模式保证时间、信号和电量图标可读。纯黑使用纯黑，粉蓝使用很浅对应色，灰色使用浅灰，白色使用纯白。主题值写入 UserDefaults，冷启动时可恢复。</w:t>
+      </w:r>
+    </w:p>
+    <w:p>
+      <w:pPr>
+        <w:spacing w:after="120" w:line="300" w:lineRule="auto"/>
+      </w:pPr>
+      <w:r>
+        <w:rPr>
+          <w:rFonts w:ascii="等线" w:hAnsi="等线" w:eastAsia="等线"/>
+          <w:sz w:val="21"/>
+        </w:rPr>
+        <w:t>风险隔离：没有恢复已撤回的底部动态采样方案，没有让 WKWebView 忽略顶部安全区，也没有改变底部 home indicator、安全区高度、网页布局、屏保箭头或第二页卡片结构。Windows 只能完成源码与自动回归；仍需在 Mac 编译并用真实 iPhone 验证状态栏图标明暗和 Dynamic Island 机型布局。</w:t>
       </w:r>
     </w:p>
     <w:sectPr>

--- a/docs/maintenance/AI开发项目_Bug记录模板.docx
+++ b/docs/maintenance/AI开发项目_Bug记录模板.docx
@@ -10325,7 +10325,7 @@
           <w:rFonts w:ascii="等线" w:hAnsi="等线" w:eastAsia="等线"/>
           <w:sz w:val="21"/>
         </w:rPr>
-        <w:t>影响核对：保留每日额度、睡眠、通话、随机静默、去重、通知头像、回复接力、设备接力、一分钟测试和 App 查看测试。phone-role-push 已部署到现有 Supabase 项目；Windows 自动回归 667/667 通过。未在 Mac 编译、签名，也未冒充真实 iPhone 前台、后台或上划强退通知通过。版本为网页 v958、私人 iOS 1.0.80 (80)、原生桥 18。</w:t>
+        <w:t>影响核对：保留每日额度、睡眠、通话、随机静默、去重、通知头像、回复接力、设备接力、一分钟测试和 App 查看测试。phone-role-push 已部署到现有 Supabase 项目；Windows 自动回归 668/668 通过。未在 Mac 编译、签名，也未冒充真实 iPhone 前台、后台或上划强退通知通过。版本为网页 v958、私人 iOS 1.0.80 (80)、原生桥 18。</w:t>
       </w:r>
     </w:p>
     <w:p>
@@ -10485,6 +10485,59 @@
           <w:sz w:val="21"/>
         </w:rPr>
         <w:t>风险隔离：没有恢复已撤回的底部动态采样方案，没有让 WKWebView 忽略顶部安全区，也没有改变底部 home indicator、安全区高度、网页布局、屏保箭头或第二页卡片结构。Windows 只能完成源码与自动回归；仍需在 Mac 编译并用真实 iPhone 验证状态栏图标明暗和 Dynamic Island 机型布局。</w:t>
+      </w:r>
+    </w:p>
+    <w:p>
+      <w:r>
+        <w:br w:type="page"/>
+      </w:r>
+    </w:p>
+    <w:p>
+      <w:pPr>
+        <w:pStyle w:val="Heading1"/>
+      </w:pPr>
+      <w:r>
+        <w:rPr>
+          <w:rFonts w:ascii="等线" w:hAnsi="等线" w:eastAsia="等线"/>
+          <w:sz w:val="32"/>
+        </w:rPr>
+        <w:t>v958 音乐唱片独立四色与一起听按钮联动记录（2026-08-17）</w:t>
+      </w:r>
+    </w:p>
+    <w:p>
+      <w:pPr>
+        <w:spacing w:after="120" w:line="300" w:lineRule="auto"/>
+      </w:pPr>
+      <w:r>
+        <w:rPr>
+          <w:rFonts w:ascii="等线" w:hAnsi="等线" w:eastAsia="等线"/>
+          <w:sz w:val="21"/>
+        </w:rPr>
+        <w:t>需求：音乐播放页唱片需要脱离主屏透明玻璃主题，允许用户在音乐设置内单独选择黑、白、蓝、粉四色；头像下方原粉色一起听圆形按钮应跟随唱片颜色。白色唱片对应的白色按钮必须使用深色外圈和深色图标，避免与周围浅色线条融在一起。</w:t>
+      </w:r>
+    </w:p>
+    <w:p>
+      <w:pPr>
+        <w:spacing w:after="120" w:line="300" w:lineRule="auto"/>
+      </w:pPr>
+      <w:r>
+        <w:rPr>
+          <w:rFonts w:ascii="等线" w:hAnsi="等线" w:eastAsia="等线"/>
+          <w:sz w:val="21"/>
+        </w:rPr>
+        <w:t>处理：在 S.music 中新增受白名单约束的 discColor，默认黑色并持久化。播放页根节点只增加 music-disc-black／white／blue／pink 状态类，四色规则只命中 .music-vinyl 与 .music-headphone-action；主屏 .home-vinyl-card、音乐进度条、发送按钮和其他主题颜色均不改动。白色按钮固定深色边框与图标。</w:t>
+      </w:r>
+    </w:p>
+    <w:p>
+      <w:pPr>
+        <w:spacing w:after="120" w:line="300" w:lineRule="auto"/>
+      </w:pPr>
+      <w:r>
+        <w:rPr>
+          <w:rFonts w:ascii="等线" w:hAnsi="等线" w:eastAsia="等线"/>
+          <w:sz w:val="21"/>
+        </w:rPr>
+        <w:t>数据与发布：discColor 写入整包和分首音乐备份，导入时只接受四个合法值。网页 Service Worker 热修订键更新，使 v958 线上缓存重新拉取本次正式 app.js 与样式；私人 PhoneWeb.bundle 从共享清单重新生成。Windows 自动回归通过后仍需真实 Android 浏览器与 Mac／iPhone 验证视觉和点击行为。</w:t>
       </w:r>
     </w:p>
     <w:sectPr>

--- a/docs/maintenance/AI开发项目_Bug记录模板.docx
+++ b/docs/maintenance/AI开发项目_Bug记录模板.docx
@@ -10501,7 +10501,7 @@
           <w:rFonts w:ascii="等线" w:hAnsi="等线" w:eastAsia="等线"/>
           <w:sz w:val="32"/>
         </w:rPr>
-        <w:t>v958 音乐唱片独立四色与一起听按钮联动记录（2026-08-17）</w:t>
+        <w:t>v959 音乐唱片独立四色与一起听按钮联动记录（2026-08-17）</w:t>
       </w:r>
     </w:p>
     <w:p>
@@ -10537,7 +10537,113 @@
           <w:rFonts w:ascii="等线" w:hAnsi="等线" w:eastAsia="等线"/>
           <w:sz w:val="21"/>
         </w:rPr>
-        <w:t>数据与发布：discColor 写入整包和分首音乐备份，导入时只接受四个合法值。网页 Service Worker 热修订键更新，使 v958 线上缓存重新拉取本次正式 app.js 与样式；私人 PhoneWeb.bundle 从共享清单重新生成。Windows 自动回归通过后仍需真实 Android 浏览器与 Mac／iPhone 验证视觉和点击行为。</w:t>
+        <w:t>数据与发布：discColor 写入整包和分首音乐备份，导入时只接受四个合法值。网页 Service Worker 热修订键更新，使 v959 线上缓存重新拉取本次正式 app.js 与样式；私人 PhoneWeb.bundle 从共享清单重新生成。Windows 自动回归通过后仍需真实 Android 浏览器与 Mac／iPhone 验证视觉和点击行为。</w:t>
+      </w:r>
+    </w:p>
+    <w:p>
+      <w:r>
+        <w:br w:type="page"/>
+      </w:r>
+    </w:p>
+    <w:p>
+      <w:pPr>
+        <w:pStyle w:val="Heading1"/>
+      </w:pPr>
+      <w:r>
+        <w:rPr>
+          <w:rFonts w:ascii="等线" w:hAnsi="等线" w:eastAsia="等线"/>
+          <w:sz w:val="32"/>
+        </w:rPr>
+        <w:t>v959 音乐唱片独立四色与一起听按钮联动记录（2026-08-17）</w:t>
+      </w:r>
+    </w:p>
+    <w:p>
+      <w:pPr>
+        <w:spacing w:after="120" w:line="300" w:lineRule="auto"/>
+      </w:pPr>
+      <w:r>
+        <w:rPr>
+          <w:rFonts w:ascii="等线" w:hAnsi="等线" w:eastAsia="等线"/>
+          <w:sz w:val="21"/>
+        </w:rPr>
+        <w:t>需求：音乐播放页唱片需要脱离主屏透明玻璃主题，允许用户在音乐设置内单独选择黑、白、蓝、粉四色；头像下方原粉色一起听圆形按钮应跟随唱片颜色。白色唱片对应的白色按钮必须使用深色外圈和深色图标，避免与周围浅色线条融在一起。</w:t>
+      </w:r>
+    </w:p>
+    <w:p>
+      <w:pPr>
+        <w:spacing w:after="120" w:line="300" w:lineRule="auto"/>
+      </w:pPr>
+      <w:r>
+        <w:rPr>
+          <w:rFonts w:ascii="等线" w:hAnsi="等线" w:eastAsia="等线"/>
+          <w:sz w:val="21"/>
+        </w:rPr>
+        <w:t>处理：在 S.music 中新增受白名单约束的 discColor，默认黑色并持久化。播放页根节点只增加 music-disc-black／white／blue／pink 状态类，四色规则只命中 .music-vinyl 与 .music-headphone-action；主屏 .home-vinyl-card、音乐进度条、发送按钮和其他主题颜色均不改动。白色按钮固定深色边框与图标。</w:t>
+      </w:r>
+    </w:p>
+    <w:p>
+      <w:pPr>
+        <w:spacing w:after="120" w:line="300" w:lineRule="auto"/>
+      </w:pPr>
+      <w:r>
+        <w:rPr>
+          <w:rFonts w:ascii="等线" w:hAnsi="等线" w:eastAsia="等线"/>
+          <w:sz w:val="21"/>
+        </w:rPr>
+        <w:t>数据与发布：discColor 写入整包和分首音乐备份，导入时只接受四个合法值。网页 Service Worker 热修订键更新，使 v959 线上缓存重新拉取本次正式 app.js 与样式；私人 PhoneWeb.bundle 从共享清单重新生成。Windows 自动回归通过后仍需真实 Android 浏览器与 Mac／iPhone 验证视觉和点击行为。</w:t>
+      </w:r>
+    </w:p>
+    <w:p>
+      <w:r>
+        <w:br w:type="page"/>
+      </w:r>
+    </w:p>
+    <w:p>
+      <w:pPr>
+        <w:pStyle w:val="Heading1"/>
+      </w:pPr>
+      <w:r>
+        <w:rPr>
+          <w:rFonts w:ascii="等线" w:hAnsi="等线" w:eastAsia="等线"/>
+          <w:sz w:val="32"/>
+        </w:rPr>
+        <w:t>v959 唱片入口可见性、顶部主题条与第二页透明气泡复核（2026-08-17）</w:t>
+      </w:r>
+    </w:p>
+    <w:p>
+      <w:pPr>
+        <w:spacing w:after="120" w:line="300" w:lineRule="auto"/>
+      </w:pPr>
+      <w:r>
+        <w:rPr>
+          <w:rFonts w:ascii="等线" w:hAnsi="等线" w:eastAsia="等线"/>
+          <w:sz w:val="21"/>
+        </w:rPr>
+        <w:t>用户真机反馈：播放页外观只看见背景和导出项目，没有找到唱片选色；顶部黑色状态区域切换主题后没有变色；第二页姓名／签名主题气泡虽然变亮，但填充过实，亮壁纸透不出来。仅确认源码存在选择器不能视为交付完成。</w:t>
+      </w:r>
+    </w:p>
+    <w:p>
+      <w:pPr>
+        <w:spacing w:after="120" w:line="300" w:lineRule="auto"/>
+      </w:pPr>
+      <w:r>
+        <w:rPr>
+          <w:rFonts w:ascii="等线" w:hAnsi="等线" w:eastAsia="等线"/>
+          <w:sz w:val="21"/>
+        </w:rPr>
+        <w:t>处理：播放页外观列表新增独立且带当前颜色摘要的“唱片颜色”设置行，点击进入黑／白／蓝／粉选择；原有四色按钮仍保留。网页根节点新增统一 shell 主题状态并同步 theme-color，网页状态条直接使用浅粉、浅蓝、浅灰、纯白或原纯黑；私人 App 在主题切换和 native-ready 时强制重发 appearance.statusBar，避免桥初始化时序或旧缓存使顶部仍黑。</w:t>
+      </w:r>
+    </w:p>
+    <w:p>
+      <w:pPr>
+        <w:spacing w:after="120" w:line="300" w:lineRule="auto"/>
+      </w:pPr>
+      <w:r>
+        <w:rPr>
+          <w:rFonts w:ascii="等线" w:hAnsi="等线" w:eastAsia="等线"/>
+          <w:sz w:val="21"/>
+        </w:rPr>
+        <w:t>第二页姓名／签名气泡保留粉、蓝、灰白主题和可读深色文字，但明显降低渐变填充 alpha 并提高背景模糊；线条淡粉、线条白色和默认暗色气泡也有对应透明规则。尺寸、点击编辑、头像、主屏布局、音乐背景、主屏唱片和其他音乐按钮均未改动。Windows 自动测试只能核对结构、作用域、缓存版本和资源包一致性，仍需真实 Android、Mac 与 iPhone 视觉验收。</w:t>
       </w:r>
     </w:p>
     <w:sectPr>

--- a/docs/maintenance/AI开发项目_Bug记录模板.docx
+++ b/docs/maintenance/AI开发项目_Bug记录模板.docx
@@ -10644,6 +10644,83 @@
           <w:sz w:val="21"/>
         </w:rPr>
         <w:t>第二页姓名／签名气泡保留粉、蓝、灰白主题和可读深色文字，但明显降低渐变填充 alpha 并提高背景模糊；线条淡粉、线条白色和默认暗色气泡也有对应透明规则。尺寸、点击编辑、头像、主屏布局、音乐背景、主屏唱片和其他音乐按钮均未改动。Windows 自动测试只能核对结构、作用域、缓存版本和资源包一致性，仍需真实 Android、Mac 与 iPhone 视觉验收。</w:t>
+      </w:r>
+    </w:p>
+    <w:p>
+      <w:r>
+        <w:br w:type="page"/>
+      </w:r>
+    </w:p>
+    <w:p>
+      <w:pPr>
+        <w:pStyle w:val="Heading1"/>
+      </w:pPr>
+      <w:r>
+        <w:rPr>
+          <w:rFonts w:ascii="等线" w:hAnsi="等线" w:eastAsia="等线"/>
+          <w:sz w:val="32"/>
+        </w:rPr>
+        <w:t>v965 角色自主、外部共享音频、首页合成与上下班主动通知记录（2026-08-17）</w:t>
+      </w:r>
+    </w:p>
+    <w:p>
+      <w:pPr>
+        <w:spacing w:after="120" w:line="300" w:lineRule="auto"/>
+      </w:pPr>
+      <w:r>
+        <w:rPr>
+          <w:rFonts w:ascii="等线" w:hAnsi="等线" w:eastAsia="等线"/>
+          <w:sz w:val="21"/>
+        </w:rPr>
+        <w:t>现象与决定一：自然模式融合后，极端依恋、数值心情、上下位、知识滑块、关系意图和随机当前活动仍会在多条提示链中替角色决定情绪与行为，压过基础人设、世界书、真实事件和记忆。处理为统一优先级：基础人设与说话习惯、世界书真实规则、当前真实事件与相关记忆、角色自主判断与自然表达、可用功能。旧控制器迁移删除并在运行时停用；挂断、拒接、失联、共同经历和实际功能动作仍作为真实事实进入上下文。电话、礼物、约会、游戏、音乐、放映室等能力继续向角色说明，由角色自行决定何时主动使用。</w:t>
+      </w:r>
+    </w:p>
+    <w:p>
+      <w:pPr>
+        <w:spacing w:after="120" w:line="300" w:lineRule="auto"/>
+      </w:pPr>
+      <w:r>
+        <w:rPr>
+          <w:rFonts w:ascii="等线" w:hAnsi="等线" w:eastAsia="等线"/>
+          <w:sz w:val="21"/>
+        </w:rPr>
+        <w:t>现象与处理二：私人 App 共享小手机外部屏幕并播放抖音等媒体时，角色每次发声会暂停视频。根因是角色音频播放前沿用普通通话的识别暂停、音频会话停用和重建流程，外部媒体与免提识别共用的 AVAudioSession 被切断。修复沿用 v964 放映室成功路径：外部屏幕共享被标记为 shared media，角色语音复用已经激活的音频会话，不执行普通通话暂停和停用；未共享媒体的普通通话保留旧保护。</w:t>
+      </w:r>
+    </w:p>
+    <w:p>
+      <w:pPr>
+        <w:spacing w:after="120" w:line="300" w:lineRule="auto"/>
+      </w:pPr>
+      <w:r>
+        <w:rPr>
+          <w:rFonts w:ascii="等线" w:hAnsi="等线" w:eastAsia="等线"/>
+          <w:sz w:val="21"/>
+        </w:rPr>
+        <w:t>现象与处理三：私人 App 首页滑动后偶发大型组件内容消失成黑色矩形，随后所有应用点不动；手机发热时更容易出现。根因收窄为 WKWebView 在大面积 backdrop-filter、连续滚动及内存／热压力叠加时丢失合成内容层并阻塞命中测试。只对私人 App 首页大型玻璃组件、Dock 和第二页大玻璃卡使用低风险合成路径，关闭实时 backdrop-filter；主题颜色、透明背景、尺寸、布局、图标、拖动以及网页／Android 原路径不改。热量是放大因素，不是唯一根因。</w:t>
+      </w:r>
+    </w:p>
+    <w:p>
+      <w:pPr>
+        <w:spacing w:after="120" w:line="300" w:lineRule="auto"/>
+      </w:pPr>
+      <w:r>
+        <w:rPr>
+          <w:rFonts w:ascii="等线" w:hAnsi="等线" w:eastAsia="等线"/>
+          <w:sz w:val="21"/>
+        </w:rPr>
+        <w:t>现象与处理四：删除随机当前活动后，角色仍需要知道自己真实去上班或下班并主动通知。前端从角色已启用的作息提取工作地、上班和下班时间、工作日及请假日期，写入独立 roleSchedule；云端在时间边界生成每日一次的真实上班／下班事件。角色按人设、世界书、记忆和关系自然通知，可自主决定是否附带位置、电话或邀请；周末和请假跳过，不编造同事、会议、加班，也不恢复随机活动控制器。</w:t>
+      </w:r>
+    </w:p>
+    <w:p>
+      <w:pPr>
+        <w:spacing w:after="120" w:line="300" w:lineRule="auto"/>
+      </w:pPr>
+      <w:r>
+        <w:rPr>
+          <w:rFonts w:ascii="等线" w:hAnsi="等线" w:eastAsia="等线"/>
+          <w:sz w:val="21"/>
+        </w:rPr>
+        <w:t>字幕边界：受保护外部平台不会向小手机暴露完整字幕轨。私人屏幕共享只把当前帧中已经清晰可见的烧录字幕交给视觉模型，禁止猜测尚未出现、已经消失或被遮挡的台词；这不是完整字幕文件提取。Windows 全量 Node 回归 679/679 通过，PhoneWeb.bundle 已由共享清单重建并与 v965 对齐。没有在 Mac 编译、签名，也未冒充真实 iPhone 连续播放、首页压力测试、字幕识别或后台通知通过。版本为网页 v965、私人 iOS 1.0.87 (87)、原生桥 23。</w:t>
       </w:r>
     </w:p>
     <w:sectPr>

--- a/docs/maintenance/AI开发项目_Bug记录模板.docx
+++ b/docs/maintenance/AI开发项目_Bug记录模板.docx
@@ -10721,6 +10721,71 @@
           <w:sz w:val="21"/>
         </w:rPr>
         <w:t>字幕边界：受保护外部平台不会向小手机暴露完整字幕轨。私人屏幕共享只把当前帧中已经清晰可见的烧录字幕交给视觉模型，禁止猜测尚未出现、已经消失或被遮挡的台词；这不是完整字幕文件提取。Windows 全量 Node 回归 679/679 通过，PhoneWeb.bundle 已由共享清单重建并与 v965 对齐。没有在 Mac 编译、签名，也未冒充真实 iPhone 连续播放、首页压力测试、字幕识别或后台通知通过。版本为网页 v965、私人 iOS 1.0.87 (87)、原生桥 23。</w:t>
+      </w:r>
+    </w:p>
+    <w:p>
+      <w:r>
+        <w:br w:type="page"/>
+      </w:r>
+    </w:p>
+    <w:p>
+      <w:pPr>
+        <w:pStyle w:val="Heading1"/>
+      </w:pPr>
+      <w:r>
+        <w:rPr>
+          <w:rFonts w:ascii="等线" w:hAnsi="等线" w:eastAsia="等线"/>
+          <w:sz w:val="32"/>
+        </w:rPr>
+        <w:t>v966 主屏点按迟钝与组件间歇消失修复记录（2026-08-17）</w:t>
+      </w:r>
+    </w:p>
+    <w:p>
+      <w:pPr>
+        <w:spacing w:after="120" w:line="300" w:lineRule="auto"/>
+      </w:pPr>
+      <w:r>
+        <w:rPr>
+          <w:rFonts w:ascii="等线" w:hAnsi="等线" w:eastAsia="等线"/>
+          <w:sz w:val="21"/>
+        </w:rPr>
+        <w:t>用户真机补充证据为：主屏横向往返滑动始终顺畅，但点击应用非常迟钝；组件有时出现、有时随滑动消失。该证据否定了 v965 仅以大面积玻璃合成层解释全部现象的判断，也说明手机发热最多是放大因素，并非唯一根因。</w:t>
+      </w:r>
+    </w:p>
+    <w:p>
+      <w:pPr>
+        <w:spacing w:after="120" w:line="300" w:lineRule="auto"/>
+      </w:pPr>
+      <w:r>
+        <w:rPr>
+          <w:rFonts w:ascii="等线" w:hAnsi="等线" w:eastAsia="等线"/>
+          <w:sz w:val="21"/>
+        </w:rPr>
+        <w:t>点按根因是每个主屏项目从 pointerdown 起同时启用 touch-action:none、自定义 12 像素滑动判定、长按拖拽和原生 click。普通手指轻微位移会先被自定义滑动分支取消并阻止默认行为，使点击丢失或明显延迟。v966 把普通点按、横向翻页和纵向滚动交还浏览器原生手势；位移只取消尚未成立的长按，真正进入拖拽后才阻止默认行为和接管手势。原长按排序能力保留。</w:t>
+      </w:r>
+    </w:p>
+    <w:p>
+      <w:pPr>
+        <w:spacing w:after="120" w:line="300" w:lineRule="auto"/>
+      </w:pPr>
+      <w:r>
+        <w:rPr>
+          <w:rFonts w:ascii="等线" w:hAnsi="等线" w:eastAsia="等线"/>
+          <w:sz w:val="21"/>
+        </w:rPr>
+        <w:t>组件消失根因是后续绝对定位主屏页使用 content-visibility:auto。移动 Safari、WKWebView 及部分 Android 浏览器在横向滚动容器中可能错误跳过页面绘制，使组件的占位或背景仍在而内容层被卸载。v966 让三个主屏页始终参与绘制，并减少滚动期间无意义的页码重绘；没有改变主题、图标、尺寸、布局、角色、人设、世界书、记忆、媒体共享或后台主动联系。</w:t>
+      </w:r>
+    </w:p>
+    <w:p>
+      <w:pPr>
+        <w:spacing w:after="120" w:line="300" w:lineRule="auto"/>
+      </w:pPr>
+      <w:r>
+        <w:rPr>
+          <w:rFonts w:ascii="等线" w:hAnsi="等线" w:eastAsia="等线"/>
+          <w:sz w:val="21"/>
+        </w:rPr>
+        <w:t>Edge 移动端模拟分别按 iPhone 与 Android 视口验证：带轻微位移的设置点按在 1200 毫秒内打开；第 0、1 页往返后三个页面 computed content-visibility 均为 visible；第二页 12 个应用保持 80.5×88 几何框；没有残留拖拽、编辑状态或脚本错误。Windows 全量 Node 回归 682/682 通过，PhoneWeb.bundle 已由共享清单重建并对齐 v966。没有在 Mac 编译、签名，也未冒充真实 iPhone 长时间点击、发热或内存压力验收通过。版本为网页 v966、私人 iOS 1.0.88 (88)、原生桥 23。</w:t>
       </w:r>
     </w:p>
     <w:sectPr>

--- a/docs/maintenance/AI开发项目_Bug记录模板.docx
+++ b/docs/maintenance/AI开发项目_Bug记录模板.docx
@@ -10786,6 +10786,83 @@
           <w:sz w:val="21"/>
         </w:rPr>
         <w:t>Edge 移动端模拟分别按 iPhone 与 Android 视口验证：带轻微位移的设置点按在 1200 毫秒内打开；第 0、1 页往返后三个页面 computed content-visibility 均为 visible；第二页 12 个应用保持 80.5×88 几何框；没有残留拖拽、编辑状态或脚本错误。Windows 全量 Node 回归 682/682 通过，PhoneWeb.bundle 已由共享清单重建并对齐 v966。没有在 Mac 编译、签名，也未冒充真实 iPhone 长时间点击、发热或内存压力验收通过。版本为网页 v966、私人 iOS 1.0.88 (88)、原生桥 23。</w:t>
+      </w:r>
+    </w:p>
+    <w:p>
+      <w:r>
+        <w:br w:type="page"/>
+      </w:r>
+    </w:p>
+    <w:p>
+      <w:pPr>
+        <w:pStyle w:val="Heading1"/>
+      </w:pPr>
+      <w:r>
+        <w:rPr>
+          <w:rFonts w:ascii="等线" w:hAnsi="等线" w:eastAsia="等线"/>
+          <w:sz w:val="32"/>
+        </w:rPr>
+        <w:t>v967 回复显示、设备卡片与网页数据隔离修复记录（2026-08-18）</w:t>
+      </w:r>
+    </w:p>
+    <w:p>
+      <w:pPr>
+        <w:spacing w:after="120" w:line="300" w:lineRule="auto"/>
+      </w:pPr>
+      <w:r>
+        <w:rPr>
+          <w:rFonts w:ascii="等线" w:hAnsi="等线" w:eastAsia="等线"/>
+          <w:sz w:val="21"/>
+        </w:rPr>
+        <w:t>本轮接续了 app.js 中五处尚未接通的局部修改。模型可能已经返回角色正文，但正文被包在 JSON、choices、output、message/content 或 Markdown 代码围栏中；旧链路只在部分校验处看到原始字符串，后续解析、重试和存储仍可能把它判成空回复。v967 在微信、线下约会、共同生活、最终可见性诊断及回复拆分入口统一提取可见正文。</w:t>
+      </w:r>
+    </w:p>
+    <w:p>
+      <w:pPr>
+        <w:spacing w:after="120" w:line="300" w:lineRule="auto"/>
+      </w:pPr>
+      <w:r>
+        <w:rPr>
+          <w:rFonts w:ascii="等线" w:hAnsi="等线" w:eastAsia="等线"/>
+          <w:sz w:val="21"/>
+        </w:rPr>
+        <w:t>仅缺少【第三人称旁白】或混入未包裹动作时属于格式问题，改用简短格式修复提示；只有拒绝模板、OOC、AI／模型说明等不安全漂移才继续拦截。修复输出、重复修复和最终重试也先解包再判断，避免已有正常台词被清空成“模型没有生成”。空 JSON 或畸形对象不会作为原始 JSON 气泡显示。</w:t>
+      </w:r>
+    </w:p>
+    <w:p>
+      <w:pPr>
+        <w:spacing w:after="120" w:line="300" w:lineRule="auto"/>
+      </w:pPr>
+      <w:r>
+        <w:rPr>
+          <w:rFonts w:ascii="等线" w:hAnsi="等线" w:eastAsia="等线"/>
+          <w:sz w:val="21"/>
+        </w:rPr>
+        <w:t>第二页卡片透明依据用户补充按设备／WKWebView 合成差异处理，不归因于黑色主题。私人 App 已有的低成本无 backdrop-filter 分支在部分设备上只剩极低透明底色，v967 仅在该原生稳定分支为黑、粉、蓝、灰白及自定义色卡片补足实色背景和说明文字底色；网页和正常支持模糊的设备不被全局改色。</w:t>
+      </w:r>
+    </w:p>
+    <w:p>
+      <w:pPr>
+        <w:spacing w:after="120" w:line="300" w:lineRule="auto"/>
+      </w:pPr>
+      <w:r>
+        <w:rPr>
+          <w:rFonts w:ascii="等线" w:hAnsi="等线" w:eastAsia="等线"/>
+          <w:sz w:val="21"/>
+        </w:rPr>
+        <w:t>公开网页的数据隔离只切断真实 iPhone 伴生缓存、设备快照和原生控制上下文的读取／注入。网页原有的抖音、微信、朋友圈、电话短信、浏览器、钱包、X、机票查岗，以及角色权限、内置软件锁定、每日限额等功能继续存在，没有用删除功能代替隔离。</w:t>
+      </w:r>
+    </w:p>
+    <w:p>
+      <w:pPr>
+        <w:spacing w:after="120" w:line="300" w:lineRule="auto"/>
+      </w:pPr>
+      <w:r>
+        <w:rPr>
+          <w:rFonts w:ascii="等线" w:hAnsi="等线" w:eastAsia="等线"/>
+          <w:sz w:val="21"/>
+        </w:rPr>
+        <w:t>网页版本升级为 v967，私人 iOS 为 1.0.89 (89)，原生桥保持 23；PhoneWeb.bundle 由共享清单重新生成。Windows JavaScript 语法检查和全量 Node 回归 686/686 通过。当前环境没有 Mac/Xcode 与真实 iPhone，未宣称编译、签名、真机卡片合成或真实设备数据边界已经验收通过。</w:t>
       </w:r>
     </w:p>
     <w:sectPr>

--- a/docs/maintenance/AI开发项目_Bug记录模板.docx
+++ b/docs/maintenance/AI开发项目_Bug记录模板.docx
@@ -10863,6 +10863,95 @@
           <w:sz w:val="21"/>
         </w:rPr>
         <w:t>网页版本升级为 v967，私人 iOS 为 1.0.89 (89)，原生桥保持 23；PhoneWeb.bundle 由共享清单重新生成。Windows JavaScript 语法检查和全量 Node 回归 686/686 通过。当前环境没有 Mac/Xcode 与真实 iPhone，未宣称编译、签名、真机卡片合成或真实设备数据边界已经验收通过。</w:t>
+      </w:r>
+    </w:p>
+    <w:p>
+      <w:r>
+        <w:br w:type="page"/>
+      </w:r>
+    </w:p>
+    <w:p>
+      <w:pPr>
+        <w:pStyle w:val="Heading1"/>
+      </w:pPr>
+      <w:r>
+        <w:rPr>
+          <w:rFonts w:ascii="等线" w:hAnsi="等线" w:eastAsia="等线"/>
+          <w:sz w:val="32"/>
+        </w:rPr>
+        <w:t>v968 共享反应、人声、角色日记与日常变化修复记录（2026-08-18）</w:t>
+      </w:r>
+    </w:p>
+    <w:p>
+      <w:pPr>
+        <w:spacing w:after="120" w:line="300" w:lineRule="auto"/>
+      </w:pPr>
+      <w:r>
+        <w:rPr>
+          <w:rFonts w:ascii="等线" w:hAnsi="等线" w:eastAsia="等线"/>
+          <w:sz w:val="21"/>
+        </w:rPr>
+        <w:t>屏幕共享开始和结束不再只给模型一个状态词。v968 会把本通电话近期真实对话、当前共享状态和可用画面信息一起交给角色，让角色按人设自然接住上下文；通知式复述、无自然反应或外语台词缺少逐句中文翻译时，只用完全相同的上下文重试一次，仍不合格才放弃，避免无限重试和机械台词。</w:t>
+      </w:r>
+    </w:p>
+    <w:p>
+      <w:pPr>
+        <w:spacing w:after="120" w:line="300" w:lineRule="auto"/>
+      </w:pPr>
+      <w:r>
+        <w:rPr>
+          <w:rFonts w:ascii="等线" w:hAnsi="等线" w:eastAsia="等线"/>
+          <w:sz w:val="21"/>
+        </w:rPr>
+        <w:t>共享外部视频时，网页的角色音量设置按 0–300% 完整传给私人 App。原生端仅对角色 TTS 使用动态压缩和增益，不重新配置正在承载抖音、B站等媒体的共享音频会话，目标是在保留后台视频声音的同时提高角色可听度。Windows 已完成静态与回归验证；实际扬声器、蓝牙和不同媒体音量比例仍须真机验收。</w:t>
+      </w:r>
+    </w:p>
+    <w:p>
+      <w:pPr>
+        <w:spacing w:after="120" w:line="300" w:lineRule="auto"/>
+      </w:pPr>
+      <w:r>
+        <w:rPr>
+          <w:rFonts w:ascii="等线" w:hAnsi="等线" w:eastAsia="等线"/>
+          <w:sz w:val="21"/>
+        </w:rPr>
+        <w:t>角色手机日记改为独立四位密码，默认取相遇日期 MMDD，角色可用独立控制指令修改，不影响手机总密码。第一次输错即记录并让角色在后续消息中按人设自然发现。正确解锁日记应用时才按需准备当天一篇日记，只依据当天真实微信、语音／视频通话和共同生活记录，长度可长可短、时间随机；界面只显示“正在打开”，不暴露生成、模型、系统或字幕提示。</w:t>
+      </w:r>
+    </w:p>
+    <w:p>
+      <w:pPr>
+        <w:spacing w:after="120" w:line="300" w:lineRule="auto"/>
+      </w:pPr>
+      <w:r>
+        <w:rPr>
+          <w:rFonts w:ascii="等线" w:hAnsi="等线" w:eastAsia="等线"/>
+          <w:sz w:val="21"/>
+        </w:rPr>
+        <w:t>日记首页保持紧凑列表，点击当天条目后进入全屏横线纸阅读；未收藏日记自生成起 24 小时后消失，收藏后永久保留，取消收藏则重新开始 24 小时期限。旧数据中没有 expiresAt 的日记不会被批量删除。通话记录内容默认折叠，点击后展开。角色微信允许修改“我”的备注，但角色只在下一次真实聊天时发现并自然反应。</w:t>
+      </w:r>
+    </w:p>
+    <w:p>
+      <w:pPr>
+        <w:spacing w:after="120" w:line="300" w:lineRule="auto"/>
+      </w:pPr>
+      <w:r>
+        <w:rPr>
+          <w:rFonts w:ascii="等线" w:hAnsi="等线" w:eastAsia="等线"/>
+          <w:sz w:val="21"/>
+        </w:rPr>
+        <w:t>角色推特结合角色人设、X／圈子设置和当天真实生活，每次优先换具体细节和角度。去重采用宽松门槛：只有完全相同或几乎逐字重复才硬拦截；相似主题只触发最多一次温和改写，第二次只要不是硬重复就允许发布，避免规则过严导致模型写不出来。</w:t>
+      </w:r>
+    </w:p>
+    <w:p>
+      <w:pPr>
+        <w:spacing w:after="120" w:line="300" w:lineRule="auto"/>
+      </w:pPr>
+      <w:r>
+        <w:rPr>
+          <w:rFonts w:ascii="等线" w:hAnsi="等线" w:eastAsia="等线"/>
+          <w:sz w:val="21"/>
+        </w:rPr>
+        <w:t>网页版本为 v968，私人 iOS 为 1.0.90 (90)，原生桥保持 23。公开网页仍只隔离真实 iPhone 伴生数据和原生控制上下文，不删除原有查岗、权限、锁定、限额或其他应用功能。PhoneWeb.bundle 已从共享源码重建，Windows 全量 Node 回归通过；当前环境没有 Mac/Xcode 和真实 iPhone，未宣称编译、签名或真机声音比例已经验收。</w:t>
       </w:r>
     </w:p>
     <w:sectPr>

--- a/docs/maintenance/AI开发项目_Bug记录模板.docx
+++ b/docs/maintenance/AI开发项目_Bug记录模板.docx
@@ -10952,6 +10952,71 @@
           <w:sz w:val="21"/>
         </w:rPr>
         <w:t>网页版本为 v968，私人 iOS 为 1.0.90 (90)，原生桥保持 23。公开网页仍只隔离真实 iPhone 伴生数据和原生控制上下文，不删除原有查岗、权限、锁定、限额或其他应用功能。PhoneWeb.bundle 已从共享源码重建，Windows 全量 Node 回归通过；当前环境没有 Mac/Xcode 和真实 iPhone，未宣称编译、签名或真机声音比例已经验收。</w:t>
+      </w:r>
+    </w:p>
+    <w:p>
+      <w:r>
+        <w:br w:type="page"/>
+      </w:r>
+    </w:p>
+    <w:p>
+      <w:pPr>
+        <w:pStyle w:val="Heading1"/>
+      </w:pPr>
+      <w:r>
+        <w:rPr>
+          <w:rFonts w:ascii="等线" w:hAnsi="等线" w:eastAsia="等线"/>
+          <w:sz w:val="32"/>
+        </w:rPr>
+        <w:t>v978 全锁实执行、通话记录状态与组件透明度修复记录（2026-08-18）</w:t>
+      </w:r>
+    </w:p>
+    <w:p>
+      <w:pPr>
+        <w:spacing w:after="120" w:line="300" w:lineRule="auto"/>
+      </w:pPr>
+      <w:r>
+        <w:rPr>
+          <w:rFonts w:ascii="等线" w:hAnsi="等线" w:eastAsia="等线"/>
+          <w:sz w:val="21"/>
+        </w:rPr>
+        <w:t>实际现象一：用户本轮明确要求全部锁定或解除全锁，模型回复却只输出带“仅内置”的部分控制标签，角色口头说已全锁但真实 iPhone 没有执行。根因不是云端通知，而是确定性全量识别只检查角色回复文本；角色回复没有再次说出“全部”时，执行层无法知道本轮用户要求的完整范围。v978 将当前真实用户消息显式传入控制落地层；只有用户语义是确定的全锁或全解、且角色输出同方向执行标签时才升级为内外完整动作。角色拒绝、相反动作、问句、否定句和条件句均不触发。</w:t>
+      </w:r>
+    </w:p>
+    <w:p>
+      <w:pPr>
+        <w:spacing w:after="120" w:line="300" w:lineRule="auto"/>
+      </w:pPr>
+      <w:r>
+        <w:rPr>
+          <w:rFonts w:ascii="等线" w:hAnsi="等线" w:eastAsia="等线"/>
+          <w:sz w:val="21"/>
+        </w:rPr>
+        <w:t>实际现象二：通话记录展开一通后删除或编辑其中一句，页面完整重绘会重建 details，导致展开状态丢失；通话记录未注册到通用滚动恢复表，旧 clKeep 又只在重绘后立即写一次 scrollTop，布局变化后仍会跳到顶部。v978 用稳定的联系人加通话 session 键保存每一通的开合状态，并在当前帧和连续两个动画帧恢复距底部或原滚动位置；删除和编辑不再自动折叠。</w:t>
+      </w:r>
+    </w:p>
+    <w:p>
+      <w:pPr>
+        <w:spacing w:after="120" w:line="300" w:lineRule="auto"/>
+      </w:pPr>
+      <w:r>
+        <w:rPr>
+          <w:rFonts w:ascii="等线" w:hAnsi="等线" w:eastAsia="等线"/>
+          <w:sz w:val="21"/>
+        </w:rPr>
+        <w:t>实际现象三：组件透明度数值能够保存，但四套图标包的固定玻璃规则选择器比自定义规则更具体，导致背景仍用固定透明度；私人 App 第二页低成本合成分支还写死 56% 实体底色。v978 仅在存在用户自定义值时，以更高优先级覆盖图标包规则，并让私人 App 第二页实体底色读取同一个透明度变量；未自定义设备继续使用原兼容默认底色，避免把部分设备的透明卡片问题误当成黑色主题专属问题。</w:t>
+      </w:r>
+    </w:p>
+    <w:p>
+      <w:pPr>
+        <w:spacing w:after="120" w:line="300" w:lineRule="auto"/>
+      </w:pPr>
+      <w:r>
+        <w:rPr>
+          <w:rFonts w:ascii="等线" w:hAnsi="等线" w:eastAsia="等线"/>
+          <w:sz w:val="21"/>
+        </w:rPr>
+        <w:t>新增回归覆盖用户全锁请求加仅内置标签、拒绝与反方向保护、通话记录开合与滚动恢复、四主题自定义选择器优先级及私人 App 透明度变量。网页版本为 v978，私人 iOS 为 1.0.100 (100)，原生桥保持 23。Windows 自动测试通过后仍须 Mac 编译、签名和真实 iPhone 验收；不得宣称已通过 Family Controls 回执或真机 WebKit 渲染。</w:t>
       </w:r>
     </w:p>
     <w:sectPr>

--- a/docs/maintenance/AI开发项目_Bug记录模板.docx
+++ b/docs/maintenance/AI开发项目_Bug记录模板.docx
@@ -11017,6 +11017,160 @@
           <w:sz w:val="21"/>
         </w:rPr>
         <w:t>新增回归覆盖用户全锁请求加仅内置标签、拒绝与反方向保护、通话记录开合与滚动恢复、四主题自定义选择器优先级及私人 App 透明度变量。网页版本为 v978，私人 iOS 为 1.0.100 (100)，原生桥保持 23。Windows 自动测试通过后仍须 Mac 编译、签名和真实 iPhone 验收；不得宣称已通过 Family Controls 回执或真机 WebKit 渲染。</w:t>
+      </w:r>
+    </w:p>
+    <w:p>
+      <w:r>
+        <w:br w:type="page"/>
+      </w:r>
+    </w:p>
+    <w:p>
+      <w:pPr>
+        <w:pStyle w:val="Heading1"/>
+      </w:pPr>
+      <w:r>
+        <w:rPr>
+          <w:rFonts w:ascii="等线" w:hAnsi="等线" w:eastAsia="等线"/>
+          <w:sz w:val="32"/>
+        </w:rPr>
+        <w:t>现代婚礼邀请与持久化验收记录模板（2026-08-18）</w:t>
+      </w:r>
+    </w:p>
+    <w:p>
+      <w:pPr>
+        <w:spacing w:after="120" w:line="300" w:lineRule="auto"/>
+      </w:pPr>
+      <w:r>
+        <w:rPr>
+          <w:rFonts w:ascii="等线" w:hAnsi="等线" w:eastAsia="等线"/>
+          <w:sz w:val="21"/>
+        </w:rPr>
+        <w:t>现象／目标：记录婚礼形式选择、倒计时、后台准备、到时消息、入场卡、礼成记忆、夫妻关系和婚书收藏任一环节与预期不一致的实际表现。必须注明角色 ID、邀请来源（首次自动／手动重发／预览）、所选婚礼类型、eventAt、卡片 phase、是否配置生图与视觉复核接口。</w:t>
+      </w:r>
+    </w:p>
+    <w:p>
+      <w:pPr>
+        <w:spacing w:after="120" w:line="300" w:lineRule="auto"/>
+      </w:pPr>
+      <w:r>
+        <w:rPr>
+          <w:rFonts w:ascii="等线" w:hAnsi="等线" w:eastAsia="等线"/>
+          <w:sz w:val="21"/>
+        </w:rPr>
+        <w:t>邀请链验收：初始卡只能处于 style；选择现代后进入 preparing／scheduled 并显示实时剩余时间；脚本和六幕画面准备完成且到达 eventAt 后，必须先出现符合人设的文字消息，再出现 phase=ready 的入场卡。自动邀请只发送一次，手动要求可重发。当前中式入口不得误启动现代婚礼。</w:t>
+      </w:r>
+    </w:p>
+    <w:p>
+      <w:pPr>
+        <w:spacing w:after="120" w:line="300" w:lineRule="auto"/>
+      </w:pPr>
+      <w:r>
+        <w:rPr>
+          <w:rFonts w:ascii="等线" w:hAnsi="等线" w:eastAsia="等线"/>
+          <w:sz w:val="21"/>
+        </w:rPr>
+        <w:t>仪式验收：六幕动作逐张核对迎接、牵手花路、正面双手持完整对折誓词纸、亲吻手背、左手无名指戴戒指、正面拥抱；礼服全场只用同一套正式黑色或象牙白新郎礼服。旁白、司仪和角色台词必须匹配当前画面；没有角色语音按钮或 TTS，现代婚礼 BGM 循环且退出停止。</w:t>
+      </w:r>
+    </w:p>
+    <w:p>
+      <w:pPr>
+        <w:spacing w:after="120" w:line="300" w:lineRule="auto"/>
+      </w:pPr>
+      <w:r>
+        <w:rPr>
+          <w:rFonts w:ascii="等线" w:hAnsi="等线" w:eastAsia="等线"/>
+          <w:sz w:val="21"/>
+        </w:rPr>
+        <w:t>持久化验收：第一次礼成后 couple.married=true、relationship=夫妻，角色重要记忆明确写现实中的现代婚礼；同一角色重复礼成后现代婚书记录仍为 1、五星婚礼记忆仍为 1、婚后微信数量每次增加且内容不同。情侣空间只能显示一份现代婚书；未来中式婚礼允许作为另一 style 单独增加一份。</w:t>
+      </w:r>
+    </w:p>
+    <w:p>
+      <w:pPr>
+        <w:spacing w:after="120" w:line="300" w:lineRule="auto"/>
+      </w:pPr>
+      <w:r>
+        <w:rPr>
+          <w:rFonts w:ascii="等线" w:hAnsi="等线" w:eastAsia="等线"/>
+          <w:sz w:val="21"/>
+        </w:rPr>
+        <w:t>证据与边界：保存形式选择、倒计时、ready 卡、第一幕、婚书及情侣空间收藏截图，记录专项与全量测试数量。Windows 浏览器验证不得写成 Mac 编译、签名或真实 iPhone 已通过；用户确认前不得提交、推送、打包或提升正式版本。</w:t>
+      </w:r>
+    </w:p>
+    <w:p>
+      <w:r>
+        <w:br w:type="page"/>
+      </w:r>
+    </w:p>
+    <w:p>
+      <w:pPr>
+        <w:pStyle w:val="Heading1"/>
+      </w:pPr>
+      <w:r>
+        <w:rPr>
+          <w:rFonts w:ascii="等线" w:hAnsi="等线" w:eastAsia="等线"/>
+          <w:sz w:val="32"/>
+        </w:rPr>
+        <w:t>私人婚礼模拟、日历精确预约与情侣绑定验收模板（2026-08-18）</w:t>
+      </w:r>
+    </w:p>
+    <w:p>
+      <w:pPr>
+        <w:spacing w:after="120" w:line="300" w:lineRule="auto"/>
+      </w:pPr>
+      <w:r>
+        <w:rPr>
+          <w:rFonts w:ascii="等线" w:hAnsi="等线" w:eastAsia="等线"/>
+          <w:sz w:val="21"/>
+        </w:rPr>
+        <w:t>模拟零写入验收：进入模拟前记录 weddingModern.records、S.couple、角色 relation、summaries、_weddingMemoryIds、私聊消息总数及 _weddingAfter 数量；完成全部剧情并停留超过婚后消息延迟后再次记录，所有字段必须逐项相同。模拟婚书必须显示“SIMULATION·不保存”，退出后 BGM 停止。</w:t>
+      </w:r>
+    </w:p>
+    <w:p>
+      <w:pPr>
+        <w:spacing w:after="120" w:line="300" w:lineRule="auto"/>
+      </w:pPr>
+      <w:r>
+        <w:rPr>
+          <w:rFonts w:ascii="等线" w:hAnsi="等线" w:eastAsia="等线"/>
+          <w:sz w:val="21"/>
+        </w:rPr>
+        <w:t>日历预约验收：类型选择“预约婚礼”后必须显示日期与 time 输入，角色下拉框自动锁定为情侣空间当前 cid。没有绑定情侣、角色不一致、缺少准确时间或时间解析失败时必须拒绝保存。保存后 calendar eventAt 与邀请卡 eventAt 必须完全相同，卡面显示年月日和 HH:mm。</w:t>
+      </w:r>
+    </w:p>
+    <w:p>
+      <w:pPr>
+        <w:spacing w:after="120" w:line="300" w:lineRule="auto"/>
+      </w:pPr>
+      <w:r>
+        <w:rPr>
+          <w:rFonts w:ascii="等线" w:hAnsi="等线" w:eastAsia="等线"/>
+          <w:sz w:val="21"/>
+        </w:rPr>
+        <w:t>角色权限验收：分别尝试从婚礼主页、模拟按钮、手动邀请请求、日历预约、旧 style 卡、ready 卡及直接函数调用传入非情侣角色；所有路径必须拒绝且不新增婚礼消息、准备数据、婚书或记忆。普通日程对其他角色的提醒能力不得因此失效。</w:t>
+      </w:r>
+    </w:p>
+    <w:p>
+      <w:pPr>
+        <w:spacing w:after="120" w:line="300" w:lineRule="auto"/>
+      </w:pPr>
+      <w:r>
+        <w:rPr>
+          <w:rFonts w:ascii="等线" w:hAnsi="等线" w:eastAsia="等线"/>
+          <w:sz w:val="21"/>
+        </w:rPr>
+        <w:t>邀请视觉验收：第一张形式选择卡为小尺寸白色玻璃卡并包含现代／中式选项；现代第二张入场卡为白色玻璃；中式第二张预留 red glass 类，背景、文字和边框均为红金／暖白玻璃层次。所有卡片必须由 type=weddinginvite、schema、phase、eventAt 和固定 HTML 渲染，模型只能生成普通到时话语。</w:t>
+      </w:r>
+    </w:p>
+    <w:p>
+      <w:pPr>
+        <w:spacing w:after="120" w:line="300" w:lineRule="auto"/>
+      </w:pPr>
+      <w:r>
+        <w:rPr>
+          <w:rFonts w:ascii="等线" w:hAnsi="等线" w:eastAsia="等线"/>
+          <w:sz w:val="21"/>
+        </w:rPr>
+        <w:t>发布边界：记录私人 MARKETING_VERSION、CURRENT_PROJECT_VERSION、PhoneWeb.bundle 与根资源哈希、专项和全量测试结果。Windows 浏览器通过不得写成 Mac 或真机通过；网页未部署时必须明确注明。用户未授权前不得 Git 提交、推送或发布网站。</w:t>
       </w:r>
     </w:p>
     <w:sectPr>

--- a/docs/maintenance/AI开发项目_Bug记录模板.docx
+++ b/docs/maintenance/AI开发项目_Bug记录模板.docx
@@ -11171,6 +11171,83 @@
           <w:sz w:val="21"/>
         </w:rPr>
         <w:t>发布边界：记录私人 MARKETING_VERSION、CURRENT_PROJECT_VERSION、PhoneWeb.bundle 与根资源哈希、专项和全量测试结果。Windows 浏览器通过不得写成 Mac 或真机通过；网页未部署时必须明确注明。用户未授权前不得 Git 提交、推送或发布网站。</w:t>
+      </w:r>
+    </w:p>
+    <w:p>
+      <w:r>
+        <w:br w:type="page"/>
+      </w:r>
+    </w:p>
+    <w:p>
+      <w:pPr>
+        <w:pStyle w:val="Heading1"/>
+      </w:pPr>
+      <w:r>
+        <w:rPr>
+          <w:rFonts w:ascii="等线" w:hAnsi="等线" w:eastAsia="等线"/>
+          <w:sz w:val="32"/>
+        </w:rPr>
+        <w:t>v989 婚礼单章重做与第一幕身份锚点修复记录（2026-08-19）</w:t>
+      </w:r>
+    </w:p>
+    <w:p>
+      <w:pPr>
+        <w:spacing w:after="120" w:line="300" w:lineRule="auto"/>
+      </w:pPr>
+      <w:r>
+        <w:rPr>
+          <w:rFonts w:ascii="等线" w:hAnsi="等线" w:eastAsia="等线"/>
+          <w:sz w:val="21"/>
+        </w:rPr>
+        <w:t>现象：整场婚礼的旧生成逻辑会从任意一张已经成功的画面中寻找人物参考，导致后续章节或失败重试可能参考相邻章节，而不是统一参考第一幕；用户对单张画面不满意时只能重做整场，已经满意的五张也会被覆盖。</w:t>
+      </w:r>
+    </w:p>
+    <w:p>
+      <w:pPr>
+        <w:spacing w:after="120" w:line="300" w:lineRule="auto"/>
+      </w:pPr>
+      <w:r>
+        <w:rPr>
+          <w:rFonts w:ascii="等线" w:hAnsi="等线" w:eastAsia="等线"/>
+          <w:sz w:val="21"/>
+        </w:rPr>
+        <w:t>根因：weddingIdentityReference 会遍历六幕并返回第一张可用的非当前画面；整场生成先并行完成所有首次尝试，再统一处理失败幕，因此第一幕尚未确立时，第 2～6 幕可能没有稳定图像锚点。准备数据也没有单幕版本键和只更新一个 sceneKeys 项的入口。</w:t>
+      </w:r>
+    </w:p>
+    <w:p>
+      <w:pPr>
+        <w:spacing w:after="120" w:line="300" w:lineRule="auto"/>
+      </w:pPr>
+      <w:r>
+        <w:rPr>
+          <w:rFonts w:ascii="等线" w:hAnsi="等线" w:eastAsia="等线"/>
+          <w:sz w:val="21"/>
+        </w:rPr>
+        <w:t>修复：第一幕改为整场唯一身份锚点。整场按章节顺序生成，每一幕首次失败后立即完成两次自动重试，再开始下一幕；第 2～6 幕的首次生成与重试只引用第一幕。参考图先转换为可传输 data URL；若接口不支持参考图，不再静默退回无参考的纯文字生图，而是进入该幕重试与预设图回退。</w:t>
+      </w:r>
+    </w:p>
+    <w:p>
+      <w:pPr>
+        <w:spacing w:after="120" w:line="300" w:lineRule="auto"/>
+      </w:pPr>
+      <w:r>
+        <w:rPr>
+          <w:rFonts w:ascii="等线" w:hAnsi="等线" w:eastAsia="等线"/>
+          <w:sz w:val="21"/>
+        </w:rPr>
+        <w:t>新增入口：线下约会的已完成现代／中式婚礼卡片增加“单独重做某一章”。六章可独立选择；重做第 2～6 章只参考当前第一幕，重做第一章则参考当前已保存的第一幕。每章最多三次生成，旧图在新图通过动作和人物一致性复核、成功写入独立缓存键之前始终保留；三次失败不覆盖原图，其他五章和婚礼记忆均不改变。</w:t>
+      </w:r>
+    </w:p>
+    <w:p>
+      <w:pPr>
+        <w:spacing w:after="120" w:line="300" w:lineRule="auto"/>
+      </w:pPr>
+      <w:r>
+        <w:rPr>
+          <w:rFonts w:ascii="等线" w:hAnsi="等线" w:eastAsia="等线"/>
+          <w:sz w:val="21"/>
+        </w:rPr>
+        <w:t>版本与验证边界：网页 v989，私人 iOS 1.0.110 (110)，原生桥 23。PhoneWeb.bundle 必须由 v989 共享清单重建；Windows 全量回归通过后仍须在 Mac 编译签名，并在真实 iPhone 使用实际生图接口检查 data URL 参考图、长耗时重试和单幕覆盖。</w:t>
       </w:r>
     </w:p>
     <w:sectPr>

--- a/docs/maintenance/AI开发项目_Bug记录模板.docx
+++ b/docs/maintenance/AI开发项目_Bug记录模板.docx
@@ -11248,6 +11248,192 @@
           <w:sz w:val="21"/>
         </w:rPr>
         <w:t>版本与验证边界：网页 v989，私人 iOS 1.0.110 (110)，原生桥 23。PhoneWeb.bundle 必须由 v989 共享清单重建；Windows 全量回归通过后仍须在 Mac 编译签名，并在真实 iPhone 使用实际生图接口检查 data URL 参考图、长耗时重试和单幕覆盖。</w:t>
+      </w:r>
+    </w:p>
+    <w:p>
+      <w:r>
+        <w:br w:type="page"/>
+      </w:r>
+    </w:p>
+    <w:p>
+      <w:pPr>
+        <w:pStyle w:val="Heading1"/>
+      </w:pPr>
+      <w:r>
+        <w:rPr>
+          <w:rFonts w:ascii="等线" w:hAnsi="等线" w:eastAsia="等线"/>
+          <w:sz w:val="32"/>
+        </w:rPr>
+        <w:t>v996 七项修复与独立伴生云迁移记录（2026-08-20）</w:t>
+      </w:r>
+    </w:p>
+    <w:p>
+      <w:pPr>
+        <w:spacing w:after="120" w:line="300" w:lineRule="auto"/>
+      </w:pPr>
+      <w:r>
+        <w:rPr>
+          <w:rFonts w:ascii="等线" w:hAnsi="等线" w:eastAsia="等线"/>
+          <w:sz w:val="21"/>
+        </w:rPr>
+        <w:t>问题一（共同生活摘要消失）：总结入口在异步 save 尚未真正落盘时就提示成功，iOS 随后挂起会丢失刚生成的角色记忆。修复为等待 saveNowAsync 持久化成功后再返回成功；失败不再假报完成。</w:t>
+      </w:r>
+    </w:p>
+    <w:p>
+      <w:pPr>
+        <w:spacing w:after="120" w:line="300" w:lineRule="auto"/>
+      </w:pPr>
+      <w:r>
+        <w:rPr>
+          <w:rFonts w:ascii="等线" w:hAnsi="等线" w:eastAsia="等线"/>
+          <w:sz w:val="21"/>
+        </w:rPr>
+        <w:t>问题二（跨日与睡眠时间错误）：通话睡眠缺少开始、醒来和跨日持续时间锚点，模型会把睡前话题当成醒来后的当前事件；精确时间回答还可能在模型生成期间变旧。现持久化睡眠起止，计算真实时长和跨越天数，醒来提示明确标注旧话题，并在消息实际送达前校正精确时间。</w:t>
+      </w:r>
+    </w:p>
+    <w:p>
+      <w:pPr>
+        <w:spacing w:after="120" w:line="300" w:lineRule="auto"/>
+      </w:pPr>
+      <w:r>
+        <w:rPr>
+          <w:rFonts w:ascii="等线" w:hAnsi="等线" w:eastAsia="等线"/>
+          <w:sz w:val="21"/>
+        </w:rPr>
+        <w:t>问题三（启动显示任务布置失败）：自动任务生成与手动任务页共用可见错误通道，启动网络波动会直接打扰用户。现自动路径静默、无效 JSON 使用安全后备任务、失败按持久化指数退避；只有用户主动进入任务页时保留明确错误。</w:t>
+      </w:r>
+    </w:p>
+    <w:p>
+      <w:pPr>
+        <w:spacing w:after="120" w:line="300" w:lineRule="auto"/>
+      </w:pPr>
+      <w:r>
+        <w:rPr>
+          <w:rFonts w:ascii="等线" w:hAnsi="等线" w:eastAsia="等线"/>
+          <w:sz w:val="21"/>
+        </w:rPr>
+        <w:t>问题四（视频摄像头逐句卡顿）：每次角色 TTS 回复都会重置原生音频会话，摄像头开启时造成媒体会话反复拆建。现摄像头视频活动期间复用同一原生媒体会话，不随每句识别结果重建；摄像头关闭后的既有音频恢复逻辑保持。</w:t>
+      </w:r>
+    </w:p>
+    <w:p>
+      <w:pPr>
+        <w:spacing w:after="120" w:line="300" w:lineRule="auto"/>
+      </w:pPr>
+      <w:r>
+        <w:rPr>
+          <w:rFonts w:ascii="等线" w:hAnsi="等线" w:eastAsia="等线"/>
+          <w:sz w:val="21"/>
+        </w:rPr>
+        <w:t>问题五（角色时区）：新增跟随设备、北京时间、常用国外时区和 Intl 支持的全球时区选择。角色日期、时间、星期、昼夜、日程、共同生活自动状态和后台推送时区统一读取角色所选时区；旧用户默认跟随设备，不改变原行为。</w:t>
+      </w:r>
+    </w:p>
+    <w:p>
+      <w:pPr>
+        <w:spacing w:after="120" w:line="300" w:lineRule="auto"/>
+      </w:pPr>
+      <w:r>
+        <w:rPr>
+          <w:rFonts w:ascii="等线" w:hAnsi="等线" w:eastAsia="等线"/>
+          <w:sz w:val="21"/>
+        </w:rPr>
+        <w:t>问题六（“我去刷抖音”后静默）：查岗解析器把“刷”当作刷新/读取关键词，普通自用陈述进入早期查岗通道，查询无变化后又没有回复。现先识别“我去刷/看看某 App”等自用语句并保持正常聊天；“你查一下我的抖音”等明确查看指令仍进入真实读取。</w:t>
+      </w:r>
+    </w:p>
+    <w:p>
+      <w:pPr>
+        <w:spacing w:after="120" w:line="300" w:lineRule="auto"/>
+      </w:pPr>
+      <w:r>
+        <w:rPr>
+          <w:rFonts w:ascii="等线" w:hAnsi="等线" w:eastAsia="等线"/>
+          <w:sz w:val="21"/>
+        </w:rPr>
+        <w:t>问题七（后台提醒和手机号绑定失效）：旧 Supabase 项目鉴权与函数请求超时，而邀请码新项目只部署 phone-license；锁定/查看仍可用是因为走 iPhone 原生直连，后台 APNs、角色任务和手机号账号走的是失效旧云。按用户授权新建完全独立项目 small-phone-companion-cloud（qvuahlqimcfgeoetosnl），未修改旧项目和邀请码项目。安装 20 个前置迁移及 202608200001 定时端点迁移，部署 phone-role-push 与 phone-companion-push，配置 APNs，核验 cron 只指向独立项目。</w:t>
+      </w:r>
+    </w:p>
+    <w:p>
+      <w:pPr>
+        <w:spacing w:after="120" w:line="300" w:lineRule="auto"/>
+      </w:pPr>
+      <w:r>
+        <w:rPr>
+          <w:rFonts w:ascii="等线" w:hAnsi="等线" w:eastAsia="等线"/>
+          <w:sz w:val="21"/>
+        </w:rPr>
+        <w:t>手机号首次绑定根因与修复：原界面只有登录，新独立项目又为空，因此用户没有可登录账号。原生桥 25 新增 account.password.signup，界面分为“创建并绑定”和“登录并恢复”；独立项目启用自动确认，不发短信/邮件。云端已有备份时仍先展示备份并要求用户选择，本机在确认恢复前不改变，空账号才建立第一份备份。</w:t>
+      </w:r>
+    </w:p>
+    <w:p>
+      <w:pPr>
+        <w:spacing w:after="120" w:line="300" w:lineRule="auto"/>
+      </w:pPr>
+      <w:r>
+        <w:rPr>
+          <w:rFonts w:ascii="等线" w:hAnsi="等线" w:eastAsia="等线"/>
+          <w:sz w:val="21"/>
+        </w:rPr>
+        <w:t>验证：云端 Auth、角色状态 RPC、伴生函数、备份 RPC、迁移记录、定时任务目标与旧项目隔离均已探测成功；Windows 全量自动回归 810/810 通过，三份维护文档共 423 页均已渲染检查。Windows 无法替代 Mac 编译、签名和真实 iPhone 的摄像头、跨日、后台/锁屏/上划退出 APNs 验收。</w:t>
+      </w:r>
+    </w:p>
+    <w:p>
+      <w:pPr>
+        <w:pStyle w:val="Heading1"/>
+        <w:pageBreakBefore/>
+      </w:pPr>
+      <w:r>
+        <w:rPr>
+          <w:rFonts w:ascii="等线" w:hAnsi="等线" w:eastAsia="等线"/>
+          <w:sz w:val="32"/>
+        </w:rPr>
+        <w:t>v996 网页版与私人 App 伴生功能硬隔离修正（2026-08-20）</w:t>
+      </w:r>
+    </w:p>
+    <w:p>
+      <w:pPr>
+        <w:spacing w:after="120" w:line="300" w:lineRule="auto"/>
+      </w:pPr>
+      <w:r>
+        <w:rPr>
+          <w:rFonts w:ascii="等线" w:hAnsi="等线" w:eastAsia="等线"/>
+          <w:sz w:val="21"/>
+        </w:rPr>
+        <w:t>现象与风险：伴生设备、后台 APNs、手机号云账号和真实 iPhone 原生控制本应只属于私人 App，但网页与私人 App 共用 app.js。虽然部分入口已有原生桥判断，情侣空间伴生页、角色后台开关及若干定时拉取仍可能在网页版出现或尝试连接独立伴生云；旧本地数据还可能让角色提示词带入真实设备缓存。</w:t>
+      </w:r>
+    </w:p>
+    <w:p>
+      <w:pPr>
+        <w:spacing w:after="120" w:line="300" w:lineRule="auto"/>
+      </w:pPr>
+      <w:r>
+        <w:rPr>
+          <w:rFonts w:ascii="等线" w:hAnsi="等线" w:eastAsia="等线"/>
+          <w:sz w:val="21"/>
+        </w:rPr>
+        <w:t>根因：过去把“共享业务源码”和“共享全部功能入口”混为一谈。privateNativeAppOn 只覆盖局部原生能力，没有形成界面、提示词、定时器、RPC 和直接 fetch 的统一硬门槛，因此单靠页面密码或原生桥缺失不能证明网页版完全隔离。</w:t>
+      </w:r>
+    </w:p>
+    <w:p>
+      <w:pPr>
+        <w:spacing w:after="120" w:line="300" w:lineRule="auto"/>
+      </w:pPr>
+      <w:r>
+        <w:rPr>
+          <w:rFonts w:ascii="等线" w:hAnsi="等线" w:eastAsia="等线"/>
+          <w:sz w:val="21"/>
+        </w:rPr>
+        <w:t>修复：新增 privateCompanionAppOn 作为唯一产品边界。网页版隐藏情侣空间第三页、全部伴生快捷入口、关闭 App 后主动联系、软件使用感知和次数设置；底层 companionRpc、配对、同步、APNs、角色后台队列、定时拉取、状态核验和直接 keepalive 请求均在非私人 App 环境返回，不访问独立伴生云。角色设备提示、日常伴生背景和设备动作标签在网页版返回空内容或无操作。网页版原有普通主动消息、聊天、电话、查岗和其他网页功能不被删除。</w:t>
+      </w:r>
+    </w:p>
+    <w:p>
+      <w:pPr>
+        <w:spacing w:after="120" w:line="300" w:lineRule="auto"/>
+      </w:pPr>
+      <w:r>
+        <w:rPr>
+          <w:rFonts w:ascii="等线" w:hAnsi="等线" w:eastAsia="等线"/>
+          <w:sz w:val="21"/>
+        </w:rPr>
+        <w:t>验证：新增 web-private-companion-isolation 回归，覆盖界面隐藏、后台网络拦截和角色事实隔离；同步修正安全读取测试以识别私人包装层。Windows 全量自动回归 814/814 通过，PhoneWeb.bundle 已从同一共享清单重建。Mac 编译、签名和真实 iPhone 私人伴生功能仍需真机验证，网页版还需发布后做一次无原生桥网络观察。</w:t>
       </w:r>
     </w:p>
     <w:sectPr>

--- a/docs/maintenance/AI开发项目_Bug记录模板.docx
+++ b/docs/maintenance/AI开发项目_Bug记录模板.docx
@@ -11434,6 +11434,322 @@
           <w:sz w:val="21"/>
         </w:rPr>
         <w:t>验证：新增 web-private-companion-isolation 回归，覆盖界面隐藏、后台网络拦截和角色事实隔离；同步修正安全读取测试以识别私人包装层。Windows 全量自动回归 814/814 通过，PhoneWeb.bundle 已从同一共享清单重建。Mac 编译、签名和真实 iPhone 私人伴生功能仍需真机验证，网页版还需发布后做一次无原生桥网络观察。</w:t>
+      </w:r>
+    </w:p>
+    <w:p>
+      <w:pPr>
+        <w:pStyle w:val="Heading1"/>
+        <w:pageBreakBefore/>
+      </w:pPr>
+      <w:r>
+        <w:rPr>
+          <w:rFonts w:ascii="等线" w:hAnsi="等线" w:eastAsia="等线"/>
+          <w:sz w:val="32"/>
+        </w:rPr>
+        <w:t>v1001 主动伴生与微信交互修复记录（2026-08-20）</w:t>
+      </w:r>
+    </w:p>
+    <w:p>
+      <w:pPr>
+        <w:spacing w:after="120" w:line="300" w:lineRule="auto"/>
+      </w:pPr>
+      <w:r>
+        <w:rPr>
+          <w:rFonts w:ascii="等线" w:hAnsi="等线" w:eastAsia="等线"/>
+          <w:sz w:val="21"/>
+        </w:rPr>
+        <w:t>后台记录诊断：抽查独立伴生云时共有 51 条命令，其中 50 条为后台自动刷新，49 条最终失败、被后续命令取代或过期，只有 1 条完成，角色可投递 outbox 为 0。说明开关和查询入口并非完全不存在，但后台刷新高频互相覆盖且完成结果没有形成角色可见提醒，用户感受等同失效。最近快照电量为 1% 且处于充电状态，按“仅未充电且快照新鲜”规则本次不应重复低电提醒；这不能解释此前未充电时的失败。</w:t>
+      </w:r>
+    </w:p>
+    <w:p>
+      <w:pPr>
+        <w:spacing w:after="120" w:line="300" w:lineRule="auto"/>
+      </w:pPr>
+      <w:r>
+        <w:rPr>
+          <w:rFonts w:ascii="等线" w:hAnsi="等线" w:eastAsia="等线"/>
+          <w:sz w:val="21"/>
+        </w:rPr>
+        <w:t>主动伴生修复：服务器不再把临时租约状态当永久 suspended；自动规则统一使用设备上报时区并兼容旧角色时区；刷新节流同时读取 automation_state 和真实命令表最新时间，阻止每分钟重复入队互相 supersede；三小时失联查看后必须形成可见消息或电话，不能只查不说。心率难过关心在健康快照缺失或过旧时会立即排队真实读取并在成功后继续关心，手动真实解锁成功后原生 App 立即安静同步。</w:t>
+      </w:r>
+    </w:p>
+    <w:p>
+      <w:pPr>
+        <w:spacing w:after="120" w:line="300" w:lineRule="auto"/>
+      </w:pPr>
+      <w:r>
+        <w:rPr>
+          <w:rFonts w:ascii="等线" w:hAnsi="等线" w:eastAsia="等线"/>
+          <w:sz w:val="21"/>
+        </w:rPr>
+        <w:t>每日必查边界：睡眠、步数、总时长和全部 App 记录仍按各自时段每天执行一次，不受普通主动消息时段限制；失败只能基于真实新快照重试，禁止拿旧数据冒充完成。时区不是唯一根因，只是曾经会放大错过时段的问题。</w:t>
+      </w:r>
+    </w:p>
+    <w:p>
+      <w:pPr>
+        <w:spacing w:after="120" w:line="300" w:lineRule="auto"/>
+      </w:pPr>
+      <w:r>
+        <w:rPr>
+          <w:rFonts w:ascii="等线" w:hAnsi="等线" w:eastAsia="等线"/>
+          <w:sz w:val="21"/>
+        </w:rPr>
+        <w:t>朋友圈评论修复：参考 2026-07-30 版本保留评论线程、最近聊天和角色上下文；提交后显示等待状态，真实模型失败时只显示失败与重试，不生成或写入任何假回复。角色最新一条朋友圈单独置顶，其余按时间倒序。明确要求朋友圈带照片时优先复用本轮或最近相关照片，没有可用图才真实调用生图；生成失败必须如实提示，不能伪造照片。</w:t>
+      </w:r>
+    </w:p>
+    <w:p>
+      <w:pPr>
+        <w:spacing w:after="120" w:line="300" w:lineRule="auto"/>
+      </w:pPr>
+      <w:r>
+        <w:rPr>
+          <w:rFonts w:ascii="等线" w:hAnsi="等线" w:eastAsia="等线"/>
+          <w:sz w:val="21"/>
+        </w:rPr>
+        <w:t>微信交互修复：新增角色聊天详情页；点角色头像直接进入详情，点文字、图片等消息气泡打开删除/查看等消息菜单。详情页承接群聊、聊天搜索、免打扰、置顶、背景、清空记录与投诉。删除微信角色拍一拍入口和角色拍一拍生成/解析，真实手机好友群聊的独立拍一拍不受影响。</w:t>
+      </w:r>
+    </w:p>
+    <w:p>
+      <w:pPr>
+        <w:spacing w:after="120" w:line="300" w:lineRule="auto"/>
+      </w:pPr>
+      <w:r>
+        <w:rPr>
+          <w:rFonts w:ascii="等线" w:hAnsi="等线" w:eastAsia="等线"/>
+          <w:sz w:val="21"/>
+        </w:rPr>
+        <w:t>远程操控修复：朋友圈、X、抖音等查看动作改为精确定位目标内容并展示目标名与进度，不再停在泛化页面随机点一下；朋友圈角色内容进入对应详情，自己的内容定位到对应卡片。</w:t>
+      </w:r>
+    </w:p>
+    <w:p>
+      <w:pPr>
+        <w:spacing w:after="120" w:line="300" w:lineRule="auto"/>
+      </w:pPr>
+      <w:r>
+        <w:rPr>
+          <w:rFonts w:ascii="等线" w:hAnsi="等线" w:eastAsia="等线"/>
+          <w:sz w:val="21"/>
+        </w:rPr>
+        <w:t>版本与验证：网页 v1001，私人 iOS 1.0.122 (122)，原生桥仍为 25；PhoneWeb.bundle 已由共享清单重建。Windows 语法检查与自动回归 849/849 通过。Mac 编译、签名以及真实 iPhone 的后台刷新、低电、失联、心率、手动解锁、朋友圈生图和远程操控仍未完成，不得标记为真机已通过。</w:t>
+      </w:r>
+    </w:p>
+    <w:p>
+      <w:pPr>
+        <w:pStyle w:val="Heading1"/>
+        <w:pageBreakBefore/>
+      </w:pPr>
+      <w:r>
+        <w:rPr>
+          <w:rFonts w:ascii="等线" w:hAnsi="等线" w:eastAsia="等线"/>
+          <w:sz w:val="32"/>
+        </w:rPr>
+        <w:t>v1002 聊天入口分工与屏幕时间完成态修复（2026-08-20）</w:t>
+      </w:r>
+    </w:p>
+    <w:p>
+      <w:pPr>
+        <w:spacing w:after="120" w:line="300" w:lineRule="auto"/>
+      </w:pPr>
+      <w:r>
+        <w:rPr>
+          <w:rFonts w:ascii="等线" w:hAnsi="等线" w:eastAsia="等线"/>
+          <w:sz w:val="21"/>
+        </w:rPr>
+        <w:t>聊天入口回归：v1001 误把聊天右上角三个点和角色头像都指向新增聊天详情页。v1002 恢复旧分工：三个点进入角色资料页（朋友圈、权限、角色功能等），角色头像进入聊天详情页，消息气泡进入消息菜单。新增互斥断言，防止两个入口再次合并。</w:t>
+      </w:r>
+    </w:p>
+    <w:p>
+      <w:pPr>
+        <w:spacing w:after="120" w:line="300" w:lineRule="auto"/>
+      </w:pPr>
+      <w:r>
+        <w:rPr>
+          <w:rFonts w:ascii="等线" w:hAnsi="等线" w:eastAsia="等线"/>
+          <w:sz w:val="21"/>
+        </w:rPr>
+        <w:t>屏幕时间悬浮条根因：共同生活读取已经完成，但完成横幅仍等待角色模型生成现场反应；模型超时、返回空内容或未通过真实数据校验时，横幅会长期停留，真实结果也没有独立重试状态。</w:t>
+      </w:r>
+    </w:p>
+    <w:p>
+      <w:pPr>
+        <w:spacing w:after="120" w:line="300" w:lineRule="auto"/>
+      </w:pPr>
+      <w:r>
+        <w:rPr>
+          <w:rFonts w:ascii="等线" w:hAnsi="等线" w:eastAsia="等线"/>
+          <w:sz w:val="21"/>
+        </w:rPr>
+        <w:t>修复：读取完成横幅在 450 毫秒后立即关闭，不再等待模型；真实结果单独持久化，角色回复失败时只用同一真实结果重试模型，不重复读取、不编造替代回复。回复属于共同生活而用户停留在微信时，明确提示进入共同生活查看。</w:t>
+      </w:r>
+    </w:p>
+    <w:p>
+      <w:pPr>
+        <w:spacing w:after="120" w:line="300" w:lineRule="auto"/>
+      </w:pPr>
+      <w:r>
+        <w:rPr>
+          <w:rFonts w:ascii="等线" w:hAnsi="等线" w:eastAsia="等线"/>
+          <w:sz w:val="21"/>
+        </w:rPr>
+        <w:t>版本与验证：网页 v1002，私人 iOS 1.0.123 (123)，原生桥 25。Windows 全量自动回归 850/850 通过；Mac 编译、签名和真实 iPhone 验证仍未完成。</w:t>
+      </w:r>
+    </w:p>
+    <w:p>
+      <w:pPr>
+        <w:pStyle w:val="Heading1"/>
+        <w:pageBreakBefore/>
+      </w:pPr>
+      <w:r>
+        <w:rPr>
+          <w:rFonts w:ascii="等线" w:hAnsi="等线" w:eastAsia="等线"/>
+          <w:sz w:val="32"/>
+        </w:rPr>
+        <w:t>v1002 回复回归热修｜自动重试占用普通聊天与朋友圈（2026-08-20）</w:t>
+      </w:r>
+    </w:p>
+    <w:p>
+      <w:pPr>
+        <w:spacing w:after="120" w:line="300" w:lineRule="auto"/>
+      </w:pPr>
+      <w:r>
+        <w:rPr>
+          <w:rFonts w:ascii="等线" w:hAnsi="等线" w:eastAsia="等线"/>
+          <w:sz w:val="21"/>
+        </w:rPr>
+        <w:t>用户证据与最后正常基线：用户确认未改前的 v1000 普通角色回复和朋友圈回复完整正常。安装后在共同生活读取屏幕时间之后，出现普通角色回复需数分钟、朋友圈长期显示回复中、模型测试偶发连接超时、重新打开 App 后仍在回复中的连续现象。Git main、HEAD 与 origin/main 均为 v1000 提交 42a7b1587ce53070d82d38320c79d1941c603a80；v1001／v1002 只存在于未提交工作区。</w:t>
+      </w:r>
+    </w:p>
+    <w:p>
+      <w:pPr>
+        <w:spacing w:after="120" w:line="300" w:lineRule="auto"/>
+      </w:pPr>
+      <w:r>
+        <w:rPr>
+          <w:rFonts w:ascii="等线" w:hAnsi="等线" w:eastAsia="等线"/>
+          <w:sz w:val="21"/>
+        </w:rPr>
+        <w:t>代码根因：v1002 新增的 phoneFactRetry 把失败结果连同 retryAt 持久化。cohabPhoneAutonomyTick 每 15 秒检查，时间到后重新取得全局真实读取通道并调用 cohabPhoneDeliverFact；该函数一次最多进行主请求加两次安全重说，而 chatAPI 单次超时上限为 190 秒，因此一轮失败最多可占用约 570 秒，并可跨 App 重启继续。普通微信 aiReply 在该通道期间主动静默，朋友圈评论又会同时争用同一模型线路，形成用户看到的分钟级延迟和近似无回复。</w:t>
+      </w:r>
+    </w:p>
+    <w:p>
+      <w:pPr>
+        <w:spacing w:after="120" w:line="300" w:lineRule="auto"/>
+      </w:pPr>
+      <w:r>
+        <w:rPr>
+          <w:rFonts w:ascii="等线" w:hAnsi="等线" w:eastAsia="等线"/>
+          <w:sz w:val="21"/>
+        </w:rPr>
+        <w:t>第二个回归：replyGenerationRun 只把“运行期间读取代次发生变化”识别为正常接管。若用户点击回复前读取通道已经占用，aiReply 会立即静默返回，但代次没有变化，包装器会再请求一次并错误显示“模型未回复”，把正常读取接管误报成 API 故障。</w:t>
+      </w:r>
+    </w:p>
+    <w:p>
+      <w:pPr>
+        <w:spacing w:after="120" w:line="300" w:lineRule="auto"/>
+      </w:pPr>
+      <w:r>
+        <w:rPr>
+          <w:rFonts w:ascii="等线" w:hAnsi="等线" w:eastAsia="等线"/>
+          <w:sz w:val="21"/>
+        </w:rPr>
+        <w:t>测试遗漏：原 v1002 测试只静态断言失败结果存在自动重试，没有限制重试时长、跨重启次数、全局通道占用，也没有验证 v1000 普通聊天和朋友圈在读取失败后的可用性。850／850 因此不能证明这条真机并发链安全。</w:t>
+      </w:r>
+    </w:p>
+    <w:p>
+      <w:pPr>
+        <w:spacing w:after="120" w:line="300" w:lineRule="auto"/>
+      </w:pPr>
+      <w:r>
+        <w:rPr>
+          <w:rFonts w:ascii="等线" w:hAnsi="等线" w:eastAsia="等线"/>
+          <w:sz w:val="21"/>
+        </w:rPr>
+        <w:t>修复：真实读取结果仍保存在 phoneFactRetry，但状态改为 manual，不再由 15 秒循环自动重放模型请求；旧存档中的 retryAt 启动后原位迁移为 manual，保留真实数据且停止继续占用线路。replyGenerationRun 在第一次调用前、第一次返回后、重试前和显示错误前都检查真实读取通道；正常接管保持静默，不再二次请求或误报模型错误。朋友圈中断状态在冷启动时改为真实失败与手动重试，不写入假回复。</w:t>
+      </w:r>
+    </w:p>
+    <w:p>
+      <w:pPr>
+        <w:spacing w:after="120" w:line="300" w:lineRule="auto"/>
+      </w:pPr>
+      <w:r>
+        <w:rPr>
+          <w:rFonts w:ascii="等线" w:hAnsi="等线" w:eastAsia="等线"/>
+          <w:sz w:val="21"/>
+        </w:rPr>
+        <w:t>风险隔离：没有修改用户 API 地址、Key、模型名、chatAPI 190 秒上限、统一角色 Prompt、普通微信正文生成、角色人设、世界书或朋友圈真实回复 Prompt。首次补丁因同一文件在补丁中重复声明而被编辑器整体拒绝，未落盘；拆为单一文件块后成功。没有采用裁剪统一 Prompt 的高风险方案。</w:t>
+      </w:r>
+    </w:p>
+    <w:p>
+      <w:pPr>
+        <w:spacing w:after="120" w:line="300" w:lineRule="auto"/>
+      </w:pPr>
+      <w:r>
+        <w:rPr>
+          <w:rFonts w:ascii="等线" w:hAnsi="等线" w:eastAsia="等线"/>
+          <w:sz w:val="21"/>
+        </w:rPr>
+        <w:t>验证：app.js 与私人 PhoneWeb.bundle/app.js 语法检查通过；伴生、普通手动回复、朋友圈和共同生活专项 79／79；Windows 完整 Node 回归 850／850。未提升版本、未打包、未提交、未推送。Mac 编译、签名和真实 iPhone 上的普通回复时延、朋友圈评论、屏幕时间完成态及旧 retryAt 迁移仍未验证。</w:t>
+      </w:r>
+    </w:p>
+    <w:p>
+      <w:pPr>
+        <w:pStyle w:val="Heading1"/>
+        <w:pageBreakBefore/>
+      </w:pPr>
+      <w:r>
+        <w:rPr>
+          <w:rFonts w:ascii="等线" w:hAnsi="等线" w:eastAsia="等线"/>
+          <w:sz w:val="32"/>
+        </w:rPr>
+        <w:t>v1003／私人 1.0.124 回复链路回归修复发布记录（2026-08-20）</w:t>
+      </w:r>
+    </w:p>
+    <w:p>
+      <w:pPr>
+        <w:spacing w:after="120" w:line="300" w:lineRule="auto"/>
+      </w:pPr>
+      <w:r>
+        <w:rPr>
+          <w:rFonts w:ascii="等线" w:hAnsi="等线" w:eastAsia="等线"/>
+          <w:sz w:val="21"/>
+        </w:rPr>
+        <w:t>发布范围：在用户确认 v1000 为最后正常回复基线后，只发布已经完成根因对照的回复回归热修。网页版本提升为 v1003，私人 iOS 提升为 1.0.124 (124)，原生桥保持 25；不得把版本提升写成 Mac 或真机已经验证。</w:t>
+      </w:r>
+    </w:p>
+    <w:p>
+      <w:pPr>
+        <w:spacing w:after="120" w:line="300" w:lineRule="auto"/>
+      </w:pPr>
+      <w:r>
+        <w:rPr>
+          <w:rFonts w:ascii="等线" w:hAnsi="等线" w:eastAsia="等线"/>
+          <w:sz w:val="21"/>
+        </w:rPr>
+        <w:t>修复内容：phoneFactRetry 继续保存真实读取结果，但不再由 15 秒循环跨重启自动调用模型；旧 retryAt 原位迁移为 manual。replyGenerationRun 同时识别读取通道预先占用与运行中代次变化，两种正常接管都不重试、不误报模型或 API。朋友圈冷启动 pending 状态只转为真实失败和重试入口，不生成假回复。</w:t>
+      </w:r>
+    </w:p>
+    <w:p>
+      <w:pPr>
+        <w:spacing w:after="120" w:line="300" w:lineRule="auto"/>
+      </w:pPr>
+      <w:r>
+        <w:rPr>
+          <w:rFonts w:ascii="等线" w:hAnsi="等线" w:eastAsia="等线"/>
+          <w:sz w:val="21"/>
+        </w:rPr>
+        <w:t>保留能力：v1001 的主动伴生、每日必查、低电、失联、心率关心、手动解锁、朋友圈真实评论／置顶／配图、聊天详情、拍一拍删除和精确远控，以及 v1002 的三个入口分工和屏幕时间 450 毫秒完成横幅全部保留。API 配置、统一角色 Prompt、普通正文生成和角色资料没有修改。</w:t>
+      </w:r>
+    </w:p>
+    <w:p>
+      <w:pPr>
+        <w:spacing w:after="120" w:line="300" w:lineRule="auto"/>
+      </w:pPr>
+      <w:r>
+        <w:rPr>
+          <w:rFonts w:ascii="等线" w:hAnsi="等线" w:eastAsia="等线"/>
+          <w:sz w:val="21"/>
+        </w:rPr>
+        <w:t>验证与交付：共享源码和唯一 PhoneWeb.bundle 由 manifest 重建；JavaScript 语法、版本一致性、专项与 Windows 完整 Node 回归为 850／850。ZIP 必须只含全新 SmallPhone_v1003_ReplyPipelineRegressionRepair 工程、请在Mac编译前先读.md 和第一百二十四次安装说明，不夹带旧说明、预览、临时脚本或嵌套 ZIP。Mac 编译、签名和真实 iPhone 仍未完成。</w:t>
       </w:r>
     </w:p>
     <w:sectPr>

--- a/docs/maintenance/AI开发项目_Bug记录模板.docx
+++ b/docs/maintenance/AI开发项目_Bug记录模板.docx
@@ -11750,6 +11750,91 @@
           <w:sz w:val="21"/>
         </w:rPr>
         <w:t>验证与交付：共享源码和唯一 PhoneWeb.bundle 由 manifest 重建；JavaScript 语法、版本一致性、专项与 Windows 完整 Node 回归为 850／850。ZIP 必须只含全新 SmallPhone_v1003_ReplyPipelineRegressionRepair 工程、请在Mac编译前先读.md 和第一百二十四次安装说明，不夹带旧说明、预览、临时脚本或嵌套 ZIP。Mac 编译、签名和真实 iPhone 仍未完成。</w:t>
+      </w:r>
+    </w:p>
+    <w:p>
+      <w:pPr>
+        <w:pStyle w:val="Heading1"/>
+        <w:pageBreakBefore/>
+      </w:pPr>
+      <w:r>
+        <w:rPr>
+          <w:rFonts w:ascii="等线" w:hAnsi="等线" w:eastAsia="等线"/>
+          <w:sz w:val="32"/>
+        </w:rPr>
+        <w:t>v1006／私人 1.0.127 后台模型、通话与朋友圈回复修复记录（2026-08-20）</w:t>
+      </w:r>
+    </w:p>
+    <w:p>
+      <w:pPr>
+        <w:spacing w:after="120" w:line="300" w:lineRule="auto"/>
+      </w:pPr>
+      <w:r>
+        <w:rPr>
+          <w:rFonts w:ascii="等线" w:hAnsi="等线" w:eastAsia="等线"/>
+          <w:sz w:val="21"/>
+        </w:rPr>
+        <w:t>真实根因：v996 迁移到独立伴生云后，只配置了 APNs 和系统密钥，没有任何 OPENAI、DashScope 或 MiniMax 模型提供方；后台任务因此在生成阶段返回 no-provider，根本没有走到 APNs。旧“当前模型”提示只核验任务入库，没有把私人 App 当前角色所用的 API 地址、Key 和模型名同步到服务器，也没有核对最终投递结果。</w:t>
+      </w:r>
+    </w:p>
+    <w:p>
+      <w:pPr>
+        <w:spacing w:after="120" w:line="300" w:lineRule="auto"/>
+      </w:pPr>
+      <w:r>
+        <w:rPr>
+          <w:rFonts w:ascii="等线" w:hAnsi="等线" w:eastAsia="等线"/>
+          <w:sz w:val="21"/>
+        </w:rPr>
+        <w:t>第二个独立根因：私人 App 的隔离包装把 roleBackgroundDispatchNow(true) 改成了无参数调用，丢失 keepalive；退到后台后 iOS 可能取消加速派发请求。旧界面又把入队成功误写成即将送达，使生成失败、APNs 失败和用户看不到通知无法区分。</w:t>
+      </w:r>
+    </w:p>
+    <w:p>
+      <w:pPr>
+        <w:spacing w:after="120" w:line="300" w:lineRule="auto"/>
+      </w:pPr>
+      <w:r>
+        <w:rPr>
+          <w:rFonts w:ascii="等线" w:hAnsi="等线" w:eastAsia="等线"/>
+          <w:sz w:val="21"/>
+        </w:rPr>
+        <w:t>后台修复：开启后台主动联系时，把当前角色实际使用的 HTTPS API 线路放入受 owner secret 保护的角色资料；服务器优先执行该线路，拒绝 localhost、私网和非 HTTPS 地址。关闭功能时清除模型线路。立即测试保留任务 UUID，通过 task_status 核对生成、outbox 与 APNs 结果，并显示 no-provider、鉴权、余额、限流、无令牌、APNs 未配置或 Apple 拒绝等真实原因；隔离包装完整转发所有参数。phone-role-push 已部署到独立云，安全在线探针已确认新 task_status 分支生效。</w:t>
+      </w:r>
+    </w:p>
+    <w:p>
+      <w:pPr>
+        <w:spacing w:after="120" w:line="300" w:lineRule="auto"/>
+      </w:pPr>
+      <w:r>
+        <w:rPr>
+          <w:rFonts w:ascii="等线" w:hAnsi="等线" w:eastAsia="等线"/>
+          <w:sz w:val="21"/>
+        </w:rPr>
+        <w:t>通话修复：电话提示不再无界携带完整长期记忆与全部历史；只选相关记忆，历史最多 48 条、12000 字符，超长单条压缩。保留原 chatAPI 与通话结构，避免私人 App 因巨大请求长时间无字幕、无声音后超时。</w:t>
+      </w:r>
+    </w:p>
+    <w:p>
+      <w:pPr>
+        <w:spacing w:after="120" w:line="300" w:lineRule="auto"/>
+      </w:pPr>
+      <w:r>
+        <w:rPr>
+          <w:rFonts w:ascii="等线" w:hAnsi="等线" w:eastAsia="等线"/>
+          <w:sz w:val="21"/>
+        </w:rPr>
+        <w:t>朋友圈修复：评论保存准确角色目标，重试仍回复原评论；评论线程、近期聊天和长期记忆均设上限并按内容选取。只进行一次真实 chatAPI 请求，真实结果只追加一次；失败只留下重试状态，禁止生成假评论。</w:t>
+      </w:r>
+    </w:p>
+    <w:p>
+      <w:pPr>
+        <w:spacing w:after="120" w:line="300" w:lineRule="auto"/>
+      </w:pPr>
+      <w:r>
+        <w:rPr>
+          <w:rFonts w:ascii="等线" w:hAnsi="等线" w:eastAsia="等线"/>
+          <w:sz w:val="21"/>
+        </w:rPr>
+        <w:t>验证与边界：JavaScript 语法、后台任务、私人隔离、朋友圈原函数运行时、通话提示预算及 Windows 完整 Node 回归 857／857 通过；独立云函数已部署且在线安全探针通过。Mac 编译、签名、真实 iPhone 的电话声音／字幕、朋友圈真实模型时延、APNs 可见通知仍未完成，不能写成真机通过。</w:t>
       </w:r>
     </w:p>
     <w:sectPr>

--- a/docs/maintenance/AI开发项目_Bug记录模板.docx
+++ b/docs/maintenance/AI开发项目_Bug记录模板.docx
@@ -11835,6 +11835,91 @@
           <w:sz w:val="21"/>
         </w:rPr>
         <w:t>验证与边界：JavaScript 语法、后台任务、私人隔离、朋友圈原函数运行时、通话提示预算及 Windows 完整 Node 回归 857／857 通过；独立云函数已部署且在线安全探针通过。Mac 编译、签名、真实 iPhone 的电话声音／字幕、朋友圈真实模型时延、APNs 可见通知仍未完成，不能写成真机通过。</w:t>
+      </w:r>
+    </w:p>
+    <w:p>
+      <w:pPr>
+        <w:pStyle w:val="Heading1"/>
+        <w:pageBreakBefore/>
+      </w:pPr>
+      <w:r>
+        <w:rPr>
+          <w:rFonts w:ascii="等线" w:hAnsi="等线" w:eastAsia="等线"/>
+          <w:sz w:val="32"/>
+        </w:rPr>
+        <w:t>v1007／私人 1.0.128 后台收件、朋友圈上下文、内心隐藏与 iOS 稳定性修复记录（2026-08-20）</w:t>
+      </w:r>
+    </w:p>
+    <w:p>
+      <w:pPr>
+        <w:spacing w:after="120" w:line="300" w:lineRule="auto"/>
+      </w:pPr>
+      <w:r>
+        <w:rPr>
+          <w:rFonts w:ascii="等线" w:hAnsi="等线" w:eastAsia="等线"/>
+          <w:sz w:val="21"/>
+        </w:rPr>
+        <w:t>后台通知根因：独立云中的 APNs 私钥曾被 Windows 多行参数破坏；私钥改为安全 base64 封装并增加 PEM／DER 校验、超时和明确错误后，phone-role-push 与 phone-companion-push 已部署，真实 iPhone 通知已由用户确认收到。</w:t>
+      </w:r>
+    </w:p>
+    <w:p>
+      <w:pPr>
+        <w:spacing w:after="120" w:line="300" w:lineRule="auto"/>
+      </w:pPr>
+      <w:r>
+        <w:rPr>
+          <w:rFonts w:ascii="等线" w:hAnsi="等线" w:eastAsia="等线"/>
+          <w:sz w:val="21"/>
+        </w:rPr>
+        <w:t>通知到达但聊天不显示是独立的入站一致性问题：旧链路可能先消费服务器行，而本地消息尚未持久化。v1007 按“先持久化消息、再持久化本地收件回执、最后 ACK”执行，并让近 24 小时已 sent 的真实行可重拉；30 天／400 条本地回执防止重复入聊。</w:t>
+      </w:r>
+    </w:p>
+    <w:p>
+      <w:pPr>
+        <w:spacing w:after="120" w:line="300" w:lineRule="auto"/>
+      </w:pPr>
+      <w:r>
+        <w:rPr>
+          <w:rFonts w:ascii="等线" w:hAnsi="等线" w:eastAsia="等线"/>
+          <w:sz w:val="21"/>
+        </w:rPr>
+        <w:t>朋友圈评论回复恢复上下文：携带最近 12 轮微信私聊、明确的双方说话人和当前朋友圈场景；仍只发起一次真实模型请求，失败仅保留重试状态，绝不伪造评论。</w:t>
+      </w:r>
+    </w:p>
+    <w:p>
+      <w:pPr>
+        <w:spacing w:after="120" w:line="300" w:lineRule="auto"/>
+      </w:pPr>
+      <w:r>
+        <w:rPr>
+          <w:rFonts w:ascii="等线" w:hAnsi="等线" w:eastAsia="等线"/>
+          <w:sz w:val="21"/>
+        </w:rPr>
+        <w:t>微信与朋友圈共用隐藏内心解析器：正确 [内心|……]、冒号变体、中文括号和缺少竖线的旧异常格式都会被隐藏，内心与可见正文挤在同一行也只保留可见回复；心情值控制标签不被误删。</w:t>
+      </w:r>
+    </w:p>
+    <w:p>
+      <w:pPr>
+        <w:spacing w:after="120" w:line="300" w:lineRule="auto"/>
+      </w:pPr>
+      <w:r>
+        <w:rPr>
+          <w:rFonts w:ascii="等线" w:hAnsi="等线" w:eastAsia="等线"/>
+          <w:sz w:val="21"/>
+        </w:rPr>
+        <w:t>卡顿与发热根因加固：iPhone Safari／PWA 与私人 WKWebView 不再为每张卡片、气泡建立 backdrop-filter 合成层，避免热压和内存压力下半屏、黑块及触摸失效；普通状态轮询不再反复刷新 Screen Time 和 HealthKit，锁屏时钟及电量只在可见且内容变化时重绘。Android 与桌面网页不套用这项 iOS 专用降级。</w:t>
+      </w:r>
+    </w:p>
+    <w:p>
+      <w:pPr>
+        <w:spacing w:after="120" w:line="300" w:lineRule="auto"/>
+      </w:pPr>
+      <w:r>
+        <w:rPr>
+          <w:rFonts w:ascii="等线" w:hAnsi="等线" w:eastAsia="等线"/>
+          <w:sz w:val="21"/>
+        </w:rPr>
+        <w:t>验证：Windows 完整 Node 回归 865／865 通过，PhoneWeb.bundle 由共享清单重建；独立云数据库补偿迁移与两个 APNs 函数已部署。Mac 编译、签名以及全新 v1007 包的真实 iPhone 入聊、朋友圈、内心格式、发热与半屏卡顿验收仍未完成。</w:t>
       </w:r>
     </w:p>
     <w:sectPr>
